--- a/Prompts.docx
+++ b/Prompts.docx
@@ -4,12 +4,22 @@
   <w:body>
     <w:p>
       <w:r>
-        <w:t xml:space="preserve"> Module Name: Unique_Brands</w:t>
-      </w:r>
-    </w:p>
-    <w:p>
-      <w:r>
-        <w:t>Function_Name:</w:t>
+        <w:t xml:space="preserve"> Module Name: </w:t>
+      </w:r>
+      <w:proofErr w:type="spellStart"/>
+      <w:r>
+        <w:t>Unique_Brands</w:t>
+      </w:r>
+      <w:proofErr w:type="spellEnd"/>
+    </w:p>
+    <w:p>
+      <w:proofErr w:type="spellStart"/>
+      <w:r>
+        <w:t>Function_Name</w:t>
+      </w:r>
+      <w:proofErr w:type="spellEnd"/>
+      <w:r>
+        <w:t>:</w:t>
       </w:r>
       <w:r>
         <w:rPr>
@@ -22,9 +32,11 @@
         </w:rPr>
         <w:t xml:space="preserve"> </w:t>
       </w:r>
+      <w:proofErr w:type="spellStart"/>
       <w:r>
         <w:t>get_unique</w:t>
       </w:r>
+      <w:proofErr w:type="spellEnd"/>
     </w:p>
     <w:p>
       <w:r>
@@ -40,7 +52,15 @@
         </w:numPr>
       </w:pPr>
       <w:r>
-        <w:t>Returns a unique , filtered list of all valid brand names from the</w:t>
+        <w:t xml:space="preserve">Returns a </w:t>
+      </w:r>
+      <w:proofErr w:type="gramStart"/>
+      <w:r>
+        <w:t>unique ,</w:t>
+      </w:r>
+      <w:proofErr w:type="gramEnd"/>
+      <w:r>
+        <w:t xml:space="preserve"> filtered list of all valid brand names from the</w:t>
       </w:r>
     </w:p>
     <w:p>
@@ -49,8 +69,13 @@
         <w:ind w:left="1440"/>
       </w:pPr>
       <w:r>
-        <w:t>available product dataset .</w:t>
-      </w:r>
+        <w:t xml:space="preserve">available product </w:t>
+      </w:r>
+      <w:proofErr w:type="gramStart"/>
+      <w:r>
+        <w:t>dataset .</w:t>
+      </w:r>
+      <w:proofErr w:type="gramEnd"/>
     </w:p>
     <w:p>
       <w:pPr>
@@ -88,8 +113,13 @@
         <w:ind w:left="1440"/>
       </w:pPr>
       <w:r>
-        <w:t>raw product data for display or filtering purposes .</w:t>
-      </w:r>
+        <w:t xml:space="preserve">raw product data for display or filtering </w:t>
+      </w:r>
+      <w:proofErr w:type="gramStart"/>
+      <w:r>
+        <w:t>purposes .</w:t>
+      </w:r>
+      <w:proofErr w:type="gramEnd"/>
       <w:r>
         <w:cr/>
       </w:r>
@@ -107,9 +137,11 @@
           <w:numId w:val="3"/>
         </w:numPr>
       </w:pPr>
+      <w:proofErr w:type="gramStart"/>
       <w:r>
         <w:t>Arguments :</w:t>
       </w:r>
+      <w:proofErr w:type="gramEnd"/>
     </w:p>
     <w:p>
       <w:pPr>
@@ -119,9 +151,11 @@
           <w:numId w:val="3"/>
         </w:numPr>
       </w:pPr>
+      <w:proofErr w:type="spellStart"/>
       <w:r>
         <w:t>brand_list</w:t>
       </w:r>
+      <w:proofErr w:type="spellEnd"/>
       <w:r>
         <w:t xml:space="preserve"> as a parameter taking multiples names of brands</w:t>
       </w:r>
@@ -147,7 +181,23 @@
         </w:numPr>
       </w:pPr>
       <w:r>
-        <w:t xml:space="preserve">Calls get_unique function , expected to return a list of </w:t>
+        <w:t xml:space="preserve">Calls </w:t>
+      </w:r>
+      <w:proofErr w:type="spellStart"/>
+      <w:r>
+        <w:t>get_unique</w:t>
+      </w:r>
+      <w:proofErr w:type="spellEnd"/>
+      <w:r>
+        <w:t xml:space="preserve"> </w:t>
+      </w:r>
+      <w:proofErr w:type="gramStart"/>
+      <w:r>
+        <w:t>function ,</w:t>
+      </w:r>
+      <w:proofErr w:type="gramEnd"/>
+      <w:r>
+        <w:t xml:space="preserve"> expected to return a list of </w:t>
       </w:r>
       <w:r>
         <w:t>unique brands</w:t>
@@ -185,8 +235,21 @@
         </w:numPr>
       </w:pPr>
       <w:r>
-        <w:t>List of Strings list[‘string’ ]</w:t>
-      </w:r>
+        <w:t xml:space="preserve">List of Strings </w:t>
+      </w:r>
+      <w:proofErr w:type="gramStart"/>
+      <w:r>
+        <w:t>list[</w:t>
+      </w:r>
+      <w:proofErr w:type="gramEnd"/>
+      <w:r>
+        <w:t>‘string</w:t>
+      </w:r>
+      <w:proofErr w:type="gramStart"/>
+      <w:r>
+        <w:t>’ ]</w:t>
+      </w:r>
+      <w:proofErr w:type="gramEnd"/>
     </w:p>
     <w:p>
       <w:pPr>
@@ -196,9 +259,11 @@
           <w:numId w:val="9"/>
         </w:numPr>
       </w:pPr>
+      <w:proofErr w:type="gramStart"/>
       <w:r>
         <w:t>Structure :</w:t>
       </w:r>
+      <w:proofErr w:type="gramEnd"/>
     </w:p>
     <w:p>
       <w:pPr>
@@ -221,7 +286,15 @@
         </w:numPr>
       </w:pPr>
       <w:r>
-        <w:t>Returns an empty list `[]` if no valid brand values exist.</w:t>
+        <w:t xml:space="preserve">Returns an empty list </w:t>
+      </w:r>
+      <w:proofErr w:type="gramStart"/>
+      <w:r>
+        <w:t>`[</w:t>
+      </w:r>
+      <w:proofErr w:type="gramEnd"/>
+      <w:r>
+        <w:t>]` if no valid brand values exist.</w:t>
       </w:r>
     </w:p>
     <w:p>
@@ -250,7 +323,15 @@
         </w:numPr>
       </w:pPr>
       <w:r>
-        <w:t>Brand values must be strings ; Null/None and empty strings are filtered out</w:t>
+        <w:t xml:space="preserve">Brand values must be </w:t>
+      </w:r>
+      <w:proofErr w:type="gramStart"/>
+      <w:r>
+        <w:t>strings ;</w:t>
+      </w:r>
+      <w:proofErr w:type="gramEnd"/>
+      <w:r>
+        <w:t xml:space="preserve"> Null/None and empty strings are filtered out</w:t>
       </w:r>
     </w:p>
     <w:p>
@@ -262,7 +343,57 @@
         </w:numPr>
       </w:pPr>
       <w:r>
-        <w:t>The function should ensure case - insensitivity in brand names and normalize them to a capitalized format (e.g ., " Brandname " instead of " brandname ", " BRANDNAME " , etc .)</w:t>
+        <w:t>The function should ensure case - insensitivity in brand names and normalize them to a capitalized format (</w:t>
+      </w:r>
+      <w:proofErr w:type="spellStart"/>
+      <w:proofErr w:type="gramStart"/>
+      <w:r>
+        <w:t>e.g</w:t>
+      </w:r>
+      <w:proofErr w:type="spellEnd"/>
+      <w:r>
+        <w:t xml:space="preserve"> .</w:t>
+      </w:r>
+      <w:proofErr w:type="gramEnd"/>
+      <w:r>
+        <w:t xml:space="preserve">, " </w:t>
+      </w:r>
+      <w:proofErr w:type="spellStart"/>
+      <w:r>
+        <w:t>Brandname</w:t>
+      </w:r>
+      <w:proofErr w:type="spellEnd"/>
+      <w:r>
+        <w:t xml:space="preserve"> " instead of " </w:t>
+      </w:r>
+      <w:proofErr w:type="spellStart"/>
+      <w:r>
+        <w:t>brandname</w:t>
+      </w:r>
+      <w:proofErr w:type="spellEnd"/>
+      <w:r>
+        <w:t xml:space="preserve"> ", " BRANDNAME </w:t>
+      </w:r>
+      <w:proofErr w:type="gramStart"/>
+      <w:r>
+        <w:t>" ,</w:t>
+      </w:r>
+      <w:proofErr w:type="gramEnd"/>
+      <w:r>
+        <w:t xml:space="preserve"> </w:t>
+      </w:r>
+      <w:proofErr w:type="spellStart"/>
+      <w:proofErr w:type="gramStart"/>
+      <w:r>
+        <w:t>etc</w:t>
+      </w:r>
+      <w:proofErr w:type="spellEnd"/>
+      <w:r>
+        <w:t xml:space="preserve"> .</w:t>
+      </w:r>
+      <w:proofErr w:type="gramEnd"/>
+      <w:r>
+        <w:t>)</w:t>
       </w:r>
     </w:p>
     <w:p>
@@ -291,7 +422,15 @@
         </w:numPr>
       </w:pPr>
       <w:r>
-        <w:t>If all brand values are nil or "" , the result is []</w:t>
+        <w:t>If all brand values are nil or "</w:t>
+      </w:r>
+      <w:proofErr w:type="gramStart"/>
+      <w:r>
+        <w:t>" ,</w:t>
+      </w:r>
+      <w:proofErr w:type="gramEnd"/>
+      <w:r>
+        <w:t xml:space="preserve"> the result is []</w:t>
       </w:r>
     </w:p>
     <w:p>
@@ -303,7 +442,23 @@
         </w:numPr>
       </w:pPr>
       <w:r>
-        <w:t>If get_all_products /0 returns [] , the result is also []</w:t>
+        <w:t xml:space="preserve">If </w:t>
+      </w:r>
+      <w:proofErr w:type="spellStart"/>
+      <w:r>
+        <w:t>get_all_products</w:t>
+      </w:r>
+      <w:proofErr w:type="spellEnd"/>
+      <w:r>
+        <w:t xml:space="preserve"> /0 returns [</w:t>
+      </w:r>
+      <w:proofErr w:type="gramStart"/>
+      <w:r>
+        <w:t>] ,</w:t>
+      </w:r>
+      <w:proofErr w:type="gramEnd"/>
+      <w:r>
+        <w:t xml:space="preserve"> the result is also []</w:t>
       </w:r>
     </w:p>
     <w:p>
@@ -316,14 +471,35 @@
       </w:pPr>
       <w:r>
         <w:lastRenderedPageBreak/>
-        <w:t>If the same brand appears in lower and upper case , it is</w:t>
+        <w:t xml:space="preserve">If the same brand appears in lower and upper </w:t>
+      </w:r>
+      <w:proofErr w:type="gramStart"/>
+      <w:r>
+        <w:t>case ,</w:t>
+      </w:r>
+      <w:proofErr w:type="gramEnd"/>
+      <w:r>
+        <w:t xml:space="preserve"> it is</w:t>
       </w:r>
       <w:r>
         <w:t xml:space="preserve"> </w:t>
       </w:r>
       <w:r>
-        <w:t>treated as the same brand ( case - insensitive )</w:t>
-      </w:r>
+        <w:t xml:space="preserve">treated as the same brand </w:t>
+      </w:r>
+      <w:proofErr w:type="gramStart"/>
+      <w:r>
+        <w:t>( case</w:t>
+      </w:r>
+      <w:proofErr w:type="gramEnd"/>
+      <w:r>
+        <w:t xml:space="preserve"> - </w:t>
+      </w:r>
+      <w:proofErr w:type="gramStart"/>
+      <w:r>
+        <w:t>insensitive )</w:t>
+      </w:r>
+      <w:proofErr w:type="gramEnd"/>
       <w:r>
         <w:cr/>
       </w:r>
@@ -354,17 +530,25 @@
         <w:ind w:left="1080"/>
       </w:pPr>
       <w:r>
-        <w:t xml:space="preserve"> get_unique ([" Brandname1 ", " Brandname2 ", " Brandname3 "])</w:t>
-      </w:r>
-    </w:p>
-    <w:p>
-      <w:pPr>
-        <w:pStyle w:val="ListParagraph"/>
-        <w:ind w:left="1080"/>
-      </w:pPr>
-      <w:r>
         <w:t xml:space="preserve"> </w:t>
       </w:r>
+      <w:proofErr w:type="spellStart"/>
+      <w:r>
+        <w:t>get_unique</w:t>
+      </w:r>
+      <w:proofErr w:type="spellEnd"/>
+      <w:r>
+        <w:t xml:space="preserve"> ([" Brandname1 ", " Brandname2 ", " Brandname3 "])</w:t>
+      </w:r>
+    </w:p>
+    <w:p>
+      <w:pPr>
+        <w:pStyle w:val="ListParagraph"/>
+        <w:ind w:left="1080"/>
+      </w:pPr>
+      <w:r>
+        <w:t xml:space="preserve"> </w:t>
+      </w:r>
     </w:p>
     <w:p>
       <w:pPr>
@@ -378,7 +562,23 @@
     <w:p>
       <w:r>
         <w:tab/>
-        <w:t xml:space="preserve">      get_unique([]) </w:t>
+        <w:t xml:space="preserve">      </w:t>
+      </w:r>
+      <w:proofErr w:type="spellStart"/>
+      <w:r>
+        <w:t>get_</w:t>
+      </w:r>
+      <w:proofErr w:type="gramStart"/>
+      <w:r>
+        <w:t>unique</w:t>
+      </w:r>
+      <w:proofErr w:type="spellEnd"/>
+      <w:r>
+        <w:t>(</w:t>
+      </w:r>
+      <w:proofErr w:type="gramEnd"/>
+      <w:r>
+        <w:t xml:space="preserve">[]) </w:t>
       </w:r>
     </w:p>
     <w:p>
@@ -395,7 +595,52 @@
     <w:p>
       <w:r>
         <w:tab/>
-        <w:t xml:space="preserve">      get_unique (['Brandname', 'BrAnDNAme', ‘BRANDNAME’, ‘brandname’,None, ‘ ‘])</w:t>
+        <w:t xml:space="preserve">      </w:t>
+      </w:r>
+      <w:proofErr w:type="spellStart"/>
+      <w:r>
+        <w:t>get_unique</w:t>
+      </w:r>
+      <w:proofErr w:type="spellEnd"/>
+      <w:r>
+        <w:t xml:space="preserve"> (['</w:t>
+      </w:r>
+      <w:proofErr w:type="spellStart"/>
+      <w:r>
+        <w:t>Brandname</w:t>
+      </w:r>
+      <w:proofErr w:type="spellEnd"/>
+      <w:r>
+        <w:t>', '</w:t>
+      </w:r>
+      <w:proofErr w:type="spellStart"/>
+      <w:r>
+        <w:t>BrAnDNAme</w:t>
+      </w:r>
+      <w:proofErr w:type="spellEnd"/>
+      <w:r>
+        <w:t>', ‘BRANDNAME’, ‘</w:t>
+      </w:r>
+      <w:proofErr w:type="spellStart"/>
+      <w:r>
+        <w:t>brandname</w:t>
+      </w:r>
+      <w:proofErr w:type="spellEnd"/>
+      <w:proofErr w:type="gramStart"/>
+      <w:r>
+        <w:t>’,None</w:t>
+      </w:r>
+      <w:proofErr w:type="gramEnd"/>
+      <w:r>
+        <w:t xml:space="preserve">, </w:t>
+      </w:r>
+      <w:proofErr w:type="gramStart"/>
+      <w:r>
+        <w:t>‘ ‘</w:t>
+      </w:r>
+      <w:proofErr w:type="gramEnd"/>
+      <w:r>
+        <w:t>])</w:t>
       </w:r>
     </w:p>
     <w:p>
@@ -403,7 +648,15 @@
         <w:ind w:left="720"/>
       </w:pPr>
       <w:r>
-        <w:t xml:space="preserve">      # =&gt; ['Brandname']</w:t>
+        <w:t xml:space="preserve">      # =&gt; ['</w:t>
+      </w:r>
+      <w:proofErr w:type="spellStart"/>
+      <w:r>
+        <w:t>Brandname</w:t>
+      </w:r>
+      <w:proofErr w:type="spellEnd"/>
+      <w:r>
+        <w:t>']</w:t>
       </w:r>
     </w:p>
     <w:p>
@@ -529,12 +782,22 @@
     <w:p>
       <w:r>
         <w:lastRenderedPageBreak/>
-        <w:t>Module Name: Get_Average_Price</w:t>
-      </w:r>
-    </w:p>
-    <w:p>
-      <w:r>
-        <w:t>Function_Name:</w:t>
+        <w:t xml:space="preserve">Module Name: </w:t>
+      </w:r>
+      <w:proofErr w:type="spellStart"/>
+      <w:r>
+        <w:t>Get_Average_Price</w:t>
+      </w:r>
+      <w:proofErr w:type="spellEnd"/>
+    </w:p>
+    <w:p>
+      <w:proofErr w:type="spellStart"/>
+      <w:r>
+        <w:t>Function_Name</w:t>
+      </w:r>
+      <w:proofErr w:type="spellEnd"/>
+      <w:r>
+        <w:t>:</w:t>
       </w:r>
       <w:r>
         <w:rPr>
@@ -547,12 +810,14 @@
         </w:rPr>
         <w:t xml:space="preserve"> </w:t>
       </w:r>
+      <w:proofErr w:type="spellStart"/>
       <w:r>
         <w:t>get_</w:t>
       </w:r>
       <w:r>
         <w:t>average</w:t>
       </w:r>
+      <w:proofErr w:type="spellEnd"/>
     </w:p>
     <w:p>
       <w:r>
@@ -568,8 +833,21 @@
         </w:numPr>
       </w:pPr>
       <w:r>
-        <w:t>Calculates the average of the : price field from all availableproducts</w:t>
-      </w:r>
+        <w:t xml:space="preserve">Calculates the average of </w:t>
+      </w:r>
+      <w:proofErr w:type="gramStart"/>
+      <w:r>
+        <w:t>the :</w:t>
+      </w:r>
+      <w:proofErr w:type="gramEnd"/>
+      <w:r>
+        <w:t xml:space="preserve"> price field from all </w:t>
+      </w:r>
+      <w:proofErr w:type="spellStart"/>
+      <w:r>
+        <w:t>availableproducts</w:t>
+      </w:r>
+      <w:proofErr w:type="spellEnd"/>
     </w:p>
     <w:p>
       <w:pPr>
@@ -585,8 +863,13 @@
       <w:r>
         <w:t>None</w:t>
       </w:r>
-      <w:r>
-        <w:t>) : price values</w:t>
+      <w:proofErr w:type="gramStart"/>
+      <w:r>
+        <w:t>) :</w:t>
+      </w:r>
+      <w:proofErr w:type="gramEnd"/>
+      <w:r>
+        <w:t xml:space="preserve"> price values</w:t>
       </w:r>
     </w:p>
     <w:p>
@@ -595,7 +878,15 @@
         <w:ind w:left="1440"/>
       </w:pPr>
       <w:r>
-        <w:t>If no valid prices are found , returns [] to indicate absence of</w:t>
+        <w:t xml:space="preserve">If no valid prices are </w:t>
+      </w:r>
+      <w:proofErr w:type="gramStart"/>
+      <w:r>
+        <w:t>found ,</w:t>
+      </w:r>
+      <w:proofErr w:type="gramEnd"/>
+      <w:r>
+        <w:t xml:space="preserve"> returns [] to indicate absence of</w:t>
       </w:r>
     </w:p>
     <w:p>
@@ -626,9 +917,11 @@
           <w:numId w:val="3"/>
         </w:numPr>
       </w:pPr>
+      <w:proofErr w:type="gramStart"/>
       <w:r>
         <w:t>Arguments :</w:t>
       </w:r>
+      <w:proofErr w:type="gramEnd"/>
     </w:p>
     <w:p>
       <w:pPr>
@@ -638,12 +931,14 @@
           <w:numId w:val="3"/>
         </w:numPr>
       </w:pPr>
+      <w:proofErr w:type="spellStart"/>
       <w:r>
         <w:t>price</w:t>
       </w:r>
       <w:r>
         <w:t>_list</w:t>
       </w:r>
+      <w:proofErr w:type="spellEnd"/>
       <w:r>
         <w:t xml:space="preserve"> as a parameter taking list of prices.</w:t>
       </w:r>
@@ -669,7 +964,23 @@
         </w:numPr>
       </w:pPr>
       <w:r>
-        <w:t xml:space="preserve">Calls get_average function , expected to return </w:t>
+        <w:t xml:space="preserve">Calls </w:t>
+      </w:r>
+      <w:proofErr w:type="spellStart"/>
+      <w:r>
+        <w:t>get_average</w:t>
+      </w:r>
+      <w:proofErr w:type="spellEnd"/>
+      <w:r>
+        <w:t xml:space="preserve"> </w:t>
+      </w:r>
+      <w:proofErr w:type="gramStart"/>
+      <w:r>
+        <w:t>function ,</w:t>
+      </w:r>
+      <w:proofErr w:type="gramEnd"/>
+      <w:r>
+        <w:t xml:space="preserve"> expected to return </w:t>
       </w:r>
       <w:r>
         <w:t>average price from the given list of prices.</w:t>
@@ -713,8 +1024,13 @@
         </w:numPr>
       </w:pPr>
       <w:r>
-        <w:t>Returns value in float with rounded to 2 decimals .</w:t>
-      </w:r>
+        <w:t xml:space="preserve">Returns value in float with rounded to 2 </w:t>
+      </w:r>
+      <w:proofErr w:type="gramStart"/>
+      <w:r>
+        <w:t>decimals .</w:t>
+      </w:r>
+      <w:proofErr w:type="gramEnd"/>
     </w:p>
     <w:p>
       <w:r>
@@ -732,11 +1048,24 @@
       <w:r>
         <w:t xml:space="preserve">Only products with </w:t>
       </w:r>
-      <w:r>
-        <w:t xml:space="preserve">non empty values </w:t>
-      </w:r>
-      <w:r>
-        <w:t>: price are considered</w:t>
+      <w:proofErr w:type="spellStart"/>
+      <w:r>
+        <w:t>non empty</w:t>
+      </w:r>
+      <w:proofErr w:type="spellEnd"/>
+      <w:r>
+        <w:t xml:space="preserve"> </w:t>
+      </w:r>
+      <w:proofErr w:type="gramStart"/>
+      <w:r>
+        <w:t xml:space="preserve">values </w:t>
+      </w:r>
+      <w:r>
+        <w:t>:</w:t>
+      </w:r>
+      <w:proofErr w:type="gramEnd"/>
+      <w:r>
+        <w:t xml:space="preserve"> price are considered</w:t>
       </w:r>
       <w:r>
         <w:t xml:space="preserve"> </w:t>
@@ -795,13 +1124,26 @@
         </w:numPr>
       </w:pPr>
       <w:r>
-        <w:t>If get_</w:t>
+        <w:t xml:space="preserve">If </w:t>
+      </w:r>
+      <w:proofErr w:type="spellStart"/>
+      <w:r>
+        <w:t>get_</w:t>
       </w:r>
       <w:r>
         <w:t>average</w:t>
       </w:r>
-      <w:r>
-        <w:t xml:space="preserve"> () returns [] , return</w:t>
+      <w:proofErr w:type="spellEnd"/>
+      <w:r>
+        <w:t xml:space="preserve"> () returns [</w:t>
+      </w:r>
+      <w:proofErr w:type="gramStart"/>
+      <w:r>
+        <w:t>] ,</w:t>
+      </w:r>
+      <w:proofErr w:type="gramEnd"/>
+      <w:r>
+        <w:t xml:space="preserve"> return</w:t>
       </w:r>
       <w:r>
         <w:t xml:space="preserve"> </w:t>
@@ -813,7 +1155,23 @@
         <w:cr/>
       </w:r>
       <w:r>
-        <w:t xml:space="preserve">If get_all_products /0 returns [] , the result is also </w:t>
+        <w:t xml:space="preserve">If </w:t>
+      </w:r>
+      <w:proofErr w:type="spellStart"/>
+      <w:r>
+        <w:t>get_all_products</w:t>
+      </w:r>
+      <w:proofErr w:type="spellEnd"/>
+      <w:r>
+        <w:t xml:space="preserve"> /0 returns [</w:t>
+      </w:r>
+      <w:proofErr w:type="gramStart"/>
+      <w:r>
+        <w:t>] ,</w:t>
+      </w:r>
+      <w:proofErr w:type="gramEnd"/>
+      <w:r>
+        <w:t xml:space="preserve"> the result is also </w:t>
       </w:r>
       <w:r>
         <w:t>None</w:t>
@@ -828,14 +1186,35 @@
         </w:numPr>
       </w:pPr>
       <w:r>
-        <w:t>If the same brand appears in lower and upper case , it is</w:t>
+        <w:t xml:space="preserve">If the same brand appears in lower and upper </w:t>
+      </w:r>
+      <w:proofErr w:type="gramStart"/>
+      <w:r>
+        <w:t>case ,</w:t>
+      </w:r>
+      <w:proofErr w:type="gramEnd"/>
+      <w:r>
+        <w:t xml:space="preserve"> it is</w:t>
       </w:r>
       <w:r>
         <w:t xml:space="preserve"> </w:t>
       </w:r>
       <w:r>
-        <w:t>treated as the same brand ( case - insensitive )</w:t>
-      </w:r>
+        <w:t xml:space="preserve">treated as the same brand </w:t>
+      </w:r>
+      <w:proofErr w:type="gramStart"/>
+      <w:r>
+        <w:t>( case</w:t>
+      </w:r>
+      <w:proofErr w:type="gramEnd"/>
+      <w:r>
+        <w:t xml:space="preserve"> - </w:t>
+      </w:r>
+      <w:proofErr w:type="gramStart"/>
+      <w:r>
+        <w:t>insensitive )</w:t>
+      </w:r>
+      <w:proofErr w:type="gramEnd"/>
       <w:r>
         <w:cr/>
       </w:r>
@@ -867,8 +1246,21 @@
       </w:pPr>
       <w:r>
         <w:lastRenderedPageBreak/>
-        <w:t>Prices=[100,200,None,300 ]</w:t>
-      </w:r>
+        <w:t>Prices</w:t>
+      </w:r>
+      <w:proofErr w:type="gramStart"/>
+      <w:r>
+        <w:t>=[100,200,None</w:t>
+      </w:r>
+      <w:proofErr w:type="gramEnd"/>
+      <w:r>
+        <w:t>,</w:t>
+      </w:r>
+      <w:proofErr w:type="gramStart"/>
+      <w:r>
+        <w:t>300 ]</w:t>
+      </w:r>
+      <w:proofErr w:type="gramEnd"/>
     </w:p>
     <w:p>
       <w:pPr>
@@ -876,7 +1268,31 @@
         <w:ind w:left="1440"/>
       </w:pPr>
       <w:r>
-        <w:t>Valid prices : [100 , 200 , 300]</w:t>
+        <w:t xml:space="preserve">Valid </w:t>
+      </w:r>
+      <w:proofErr w:type="gramStart"/>
+      <w:r>
+        <w:t>prices :</w:t>
+      </w:r>
+      <w:proofErr w:type="gramEnd"/>
+      <w:r>
+        <w:t xml:space="preserve"> [</w:t>
+      </w:r>
+      <w:proofErr w:type="gramStart"/>
+      <w:r>
+        <w:t>100 ,</w:t>
+      </w:r>
+      <w:proofErr w:type="gramEnd"/>
+      <w:r>
+        <w:t xml:space="preserve"> </w:t>
+      </w:r>
+      <w:proofErr w:type="gramStart"/>
+      <w:r>
+        <w:t>200 ,</w:t>
+      </w:r>
+      <w:proofErr w:type="gramEnd"/>
+      <w:r>
+        <w:t xml:space="preserve"> 300]</w:t>
       </w:r>
     </w:p>
     <w:p>
@@ -903,8 +1319,13 @@
         <w:t xml:space="preserve">2. </w:t>
       </w:r>
       <w:r>
-        <w:t>With all products missing price :</w:t>
-      </w:r>
+        <w:t xml:space="preserve">With all products missing </w:t>
+      </w:r>
+      <w:proofErr w:type="gramStart"/>
+      <w:r>
+        <w:t>price :</w:t>
+      </w:r>
+      <w:proofErr w:type="gramEnd"/>
     </w:p>
     <w:p>
       <w:pPr>
@@ -915,7 +1336,17 @@
         <w:tab/>
       </w:r>
       <w:r>
-        <w:t>Prices=[None,None]</w:t>
+        <w:t>Prices=[</w:t>
+      </w:r>
+      <w:proofErr w:type="spellStart"/>
+      <w:proofErr w:type="gramStart"/>
+      <w:r>
+        <w:t>None,None</w:t>
+      </w:r>
+      <w:proofErr w:type="spellEnd"/>
+      <w:proofErr w:type="gramEnd"/>
+      <w:r>
+        <w:t>]</w:t>
       </w:r>
     </w:p>
     <w:p>
@@ -1102,12 +1533,22 @@
     <w:p>
       <w:r>
         <w:lastRenderedPageBreak/>
-        <w:t>Module Name: Get_min_attribute</w:t>
-      </w:r>
-    </w:p>
-    <w:p>
-      <w:r>
-        <w:t>Function_Name:</w:t>
+        <w:t xml:space="preserve">Module Name: </w:t>
+      </w:r>
+      <w:proofErr w:type="spellStart"/>
+      <w:r>
+        <w:t>Get_min_attribute</w:t>
+      </w:r>
+      <w:proofErr w:type="spellEnd"/>
+    </w:p>
+    <w:p>
+      <w:proofErr w:type="spellStart"/>
+      <w:r>
+        <w:t>Function_Name</w:t>
+      </w:r>
+      <w:proofErr w:type="spellEnd"/>
+      <w:r>
+        <w:t>:</w:t>
       </w:r>
       <w:r>
         <w:rPr>
@@ -1120,12 +1561,14 @@
         </w:rPr>
         <w:t xml:space="preserve"> </w:t>
       </w:r>
+      <w:proofErr w:type="spellStart"/>
       <w:r>
         <w:t>get_</w:t>
       </w:r>
       <w:r>
         <w:t>min</w:t>
       </w:r>
+      <w:proofErr w:type="spellEnd"/>
     </w:p>
     <w:p>
       <w:r>
@@ -1141,8 +1584,13 @@
         </w:numPr>
       </w:pPr>
       <w:r>
-        <w:t>Calculates the minimum value of a given attribute across all products .</w:t>
-      </w:r>
+        <w:t xml:space="preserve">Calculates the minimum value of a given attribute across all </w:t>
+      </w:r>
+      <w:proofErr w:type="gramStart"/>
+      <w:r>
+        <w:t>products .</w:t>
+      </w:r>
+      <w:proofErr w:type="gramEnd"/>
     </w:p>
     <w:p>
       <w:pPr>
@@ -1150,7 +1598,39 @@
         <w:ind w:left="1440"/>
       </w:pPr>
       <w:r>
-        <w:t>Useful for analysis , filtering (e .g., minimum price , minimum weight ).</w:t>
+        <w:t xml:space="preserve">Useful for </w:t>
+      </w:r>
+      <w:proofErr w:type="gramStart"/>
+      <w:r>
+        <w:t>analysis ,</w:t>
+      </w:r>
+      <w:proofErr w:type="gramEnd"/>
+      <w:r>
+        <w:t xml:space="preserve"> filtering (</w:t>
+      </w:r>
+      <w:proofErr w:type="gramStart"/>
+      <w:r>
+        <w:t>e .</w:t>
+      </w:r>
+      <w:proofErr w:type="gramEnd"/>
+      <w:r>
+        <w:t xml:space="preserve">g., minimum </w:t>
+      </w:r>
+      <w:proofErr w:type="gramStart"/>
+      <w:r>
+        <w:t>price ,</w:t>
+      </w:r>
+      <w:proofErr w:type="gramEnd"/>
+      <w:r>
+        <w:t xml:space="preserve"> minimum </w:t>
+      </w:r>
+      <w:proofErr w:type="gramStart"/>
+      <w:r>
+        <w:t>weight )</w:t>
+      </w:r>
+      <w:proofErr w:type="gramEnd"/>
+      <w:r>
+        <w:t>.</w:t>
       </w:r>
       <w:r>
         <w:cr/>
@@ -1169,9 +1649,11 @@
           <w:numId w:val="3"/>
         </w:numPr>
       </w:pPr>
+      <w:proofErr w:type="gramStart"/>
       <w:r>
         <w:t>Arguments :</w:t>
       </w:r>
+      <w:proofErr w:type="gramEnd"/>
     </w:p>
     <w:p>
       <w:pPr>
@@ -1181,9 +1663,11 @@
           <w:numId w:val="3"/>
         </w:numPr>
       </w:pPr>
+      <w:proofErr w:type="spellStart"/>
       <w:r>
         <w:t>Dict_search</w:t>
       </w:r>
+      <w:proofErr w:type="spellEnd"/>
     </w:p>
     <w:p>
       <w:pPr>
@@ -1194,7 +1678,36 @@
         </w:numPr>
       </w:pPr>
       <w:r>
-        <w:t>It represents the attribute to extract ( e.g.:  pricemin, : battery_life, etc.).</w:t>
+        <w:t xml:space="preserve">It represents the attribute to extract </w:t>
+      </w:r>
+      <w:proofErr w:type="gramStart"/>
+      <w:r>
+        <w:t>( e.g.</w:t>
+      </w:r>
+      <w:proofErr w:type="gramEnd"/>
+      <w:r>
+        <w:t xml:space="preserve">:  </w:t>
+      </w:r>
+      <w:proofErr w:type="spellStart"/>
+      <w:r>
+        <w:t>pricemin</w:t>
+      </w:r>
+      <w:proofErr w:type="spellEnd"/>
+      <w:proofErr w:type="gramStart"/>
+      <w:r>
+        <w:t>, :</w:t>
+      </w:r>
+      <w:proofErr w:type="gramEnd"/>
+      <w:r>
+        <w:t xml:space="preserve"> </w:t>
+      </w:r>
+      <w:proofErr w:type="spellStart"/>
+      <w:r>
+        <w:t>battery_life</w:t>
+      </w:r>
+      <w:proofErr w:type="spellEnd"/>
+      <w:r>
+        <w:t>, etc.).</w:t>
       </w:r>
     </w:p>
     <w:p>
@@ -1230,7 +1743,15 @@
         </w:numPr>
       </w:pPr>
       <w:r>
-        <w:t>Each dictionary must have the attribute specified by dict_search for the function to work correctly.</w:t>
+        <w:t xml:space="preserve">Each dictionary must have the attribute specified by </w:t>
+      </w:r>
+      <w:proofErr w:type="spellStart"/>
+      <w:r>
+        <w:t>dict_search</w:t>
+      </w:r>
+      <w:proofErr w:type="spellEnd"/>
+      <w:r>
+        <w:t xml:space="preserve"> for the function to work correctly.</w:t>
       </w:r>
     </w:p>
     <w:p>
@@ -1257,7 +1778,14 @@
       </w:r>
       <w:r>
         <w:tab/>
-        <w:t>The minimum non - nil value of the given attribute across</w:t>
+      </w:r>
+      <w:proofErr w:type="gramStart"/>
+      <w:r>
+        <w:t>The</w:t>
+      </w:r>
+      <w:proofErr w:type="gramEnd"/>
+      <w:r>
+        <w:t xml:space="preserve"> minimum non - nil value of the given attribute across</w:t>
       </w:r>
     </w:p>
     <w:p>
@@ -1269,8 +1797,13 @@
       </w:r>
       <w:r>
         <w:tab/>
-        <w:t>Returns nil if no products contain a valid value for that attribute .</w:t>
-      </w:r>
+        <w:t xml:space="preserve">Returns nil if no products contain a valid value for that </w:t>
+      </w:r>
+      <w:proofErr w:type="gramStart"/>
+      <w:r>
+        <w:t>attribute .</w:t>
+      </w:r>
+      <w:proofErr w:type="gramEnd"/>
     </w:p>
     <w:p/>
     <w:p>
@@ -1287,8 +1820,29 @@
         </w:numPr>
       </w:pPr>
       <w:r>
-        <w:t>Only products where get_min_2_attributes( data, dict_search) is not nil are considered .</w:t>
-      </w:r>
+        <w:t>Only products where get_min_2_</w:t>
+      </w:r>
+      <w:proofErr w:type="gramStart"/>
+      <w:r>
+        <w:t>attributes( data</w:t>
+      </w:r>
+      <w:proofErr w:type="gramEnd"/>
+      <w:r>
+        <w:t xml:space="preserve">, </w:t>
+      </w:r>
+      <w:proofErr w:type="spellStart"/>
+      <w:r>
+        <w:t>dict_search</w:t>
+      </w:r>
+      <w:proofErr w:type="spellEnd"/>
+      <w:r>
+        <w:t xml:space="preserve">) is not nil are </w:t>
+      </w:r>
+      <w:proofErr w:type="gramStart"/>
+      <w:r>
+        <w:t>considered .</w:t>
+      </w:r>
+      <w:proofErr w:type="gramEnd"/>
     </w:p>
     <w:p>
       <w:pPr>
@@ -1299,7 +1853,23 @@
         </w:numPr>
       </w:pPr>
       <w:r>
-        <w:t>The attribute must be numeric ( integer or float ).</w:t>
+        <w:t xml:space="preserve">The attribute must be numeric </w:t>
+      </w:r>
+      <w:proofErr w:type="gramStart"/>
+      <w:r>
+        <w:t>( integer</w:t>
+      </w:r>
+      <w:proofErr w:type="gramEnd"/>
+      <w:r>
+        <w:t xml:space="preserve"> or </w:t>
+      </w:r>
+      <w:proofErr w:type="gramStart"/>
+      <w:r>
+        <w:t>float )</w:t>
+      </w:r>
+      <w:proofErr w:type="gramEnd"/>
+      <w:r>
+        <w:t>.</w:t>
       </w:r>
     </w:p>
     <w:p>
@@ -1311,7 +1881,15 @@
         </w:numPr>
       </w:pPr>
       <w:r>
-        <w:t>Values must be comparable using Enum . min /1.</w:t>
+        <w:t xml:space="preserve">Values must be comparable using </w:t>
+      </w:r>
+      <w:proofErr w:type="gramStart"/>
+      <w:r>
+        <w:t>Enum .</w:t>
+      </w:r>
+      <w:proofErr w:type="gramEnd"/>
+      <w:r>
+        <w:t xml:space="preserve"> min /1.</w:t>
       </w:r>
       <w:r>
         <w:cr/>
@@ -1340,7 +1918,15 @@
         </w:numPr>
       </w:pPr>
       <w:r>
-        <w:t>If all values for the given attribute are None , the function returns None.</w:t>
+        <w:t xml:space="preserve">If all values for the given attribute are </w:t>
+      </w:r>
+      <w:proofErr w:type="gramStart"/>
+      <w:r>
+        <w:t>None ,</w:t>
+      </w:r>
+      <w:proofErr w:type="gramEnd"/>
+      <w:r>
+        <w:t xml:space="preserve"> the function returns None.</w:t>
       </w:r>
     </w:p>
     <w:p>
@@ -1353,8 +1939,21 @@
       </w:pPr>
       <w:r>
         <w:lastRenderedPageBreak/>
-        <w:t>If products is an empty list , the result is also nil .</w:t>
-      </w:r>
+        <w:t xml:space="preserve">If products is an empty </w:t>
+      </w:r>
+      <w:proofErr w:type="gramStart"/>
+      <w:r>
+        <w:t>list ,</w:t>
+      </w:r>
+      <w:proofErr w:type="gramEnd"/>
+      <w:r>
+        <w:t xml:space="preserve"> the result is also </w:t>
+      </w:r>
+      <w:proofErr w:type="gramStart"/>
+      <w:r>
+        <w:t>nil .</w:t>
+      </w:r>
+      <w:proofErr w:type="gramEnd"/>
       <w:r>
         <w:cr/>
       </w:r>
@@ -1376,27 +1975,67 @@
         <w:t xml:space="preserve"> </w:t>
       </w:r>
       <w:r>
-        <w:t>get_min_2_attributes(data = [</w:t>
-      </w:r>
-    </w:p>
-    <w:p>
-      <w:r>
-        <w:t>    {"price": 49.99, "battery_life": 4.0},</w:t>
-      </w:r>
-    </w:p>
-    <w:p>
-      <w:r>
-        <w:t>    {"price": 29.99, "battery_life": 3.5},</w:t>
-      </w:r>
-    </w:p>
-    <w:p>
-      <w:r>
-        <w:t>    {"price": None, "battery_life": 5.0},  </w:t>
-      </w:r>
-    </w:p>
-    <w:p>
-      <w:r>
-        <w:t xml:space="preserve">    {"battery_life": 2.0}                   </w:t>
+        <w:t>get_min_2_</w:t>
+      </w:r>
+      <w:proofErr w:type="gramStart"/>
+      <w:r>
+        <w:t>attributes(</w:t>
+      </w:r>
+      <w:proofErr w:type="gramEnd"/>
+      <w:r>
+        <w:t>data = [</w:t>
+      </w:r>
+    </w:p>
+    <w:p>
+      <w:r>
+        <w:t>    {"price": 49.99, "</w:t>
+      </w:r>
+      <w:proofErr w:type="spellStart"/>
+      <w:r>
+        <w:t>battery_life</w:t>
+      </w:r>
+      <w:proofErr w:type="spellEnd"/>
+      <w:r>
+        <w:t>": 4.0},</w:t>
+      </w:r>
+    </w:p>
+    <w:p>
+      <w:r>
+        <w:t>    {"price": 29.99, "</w:t>
+      </w:r>
+      <w:proofErr w:type="spellStart"/>
+      <w:r>
+        <w:t>battery_life</w:t>
+      </w:r>
+      <w:proofErr w:type="spellEnd"/>
+      <w:r>
+        <w:t>": 3.5},</w:t>
+      </w:r>
+    </w:p>
+    <w:p>
+      <w:r>
+        <w:t>    {"price": None, "</w:t>
+      </w:r>
+      <w:proofErr w:type="spellStart"/>
+      <w:r>
+        <w:t>battery_life</w:t>
+      </w:r>
+      <w:proofErr w:type="spellEnd"/>
+      <w:r>
+        <w:t>": 5.0},  </w:t>
+      </w:r>
+    </w:p>
+    <w:p>
+      <w:r>
+        <w:t>    {"</w:t>
+      </w:r>
+      <w:proofErr w:type="spellStart"/>
+      <w:r>
+        <w:t>battery_life</w:t>
+      </w:r>
+      <w:proofErr w:type="spellEnd"/>
+      <w:r>
+        <w:t xml:space="preserve">": 2.0}                   </w:t>
       </w:r>
     </w:p>
     <w:p>
@@ -1412,36 +2051,78 @@
     <w:p/>
     <w:p>
       <w:r>
-        <w:t>get_min_2_attributes(data = [</w:t>
-      </w:r>
-    </w:p>
-    <w:p>
-      <w:r>
-        <w:t>    {"price": 49.99, "battery_life": 4.0},</w:t>
-      </w:r>
-    </w:p>
-    <w:p>
-      <w:r>
-        <w:t>    {"price": 29.99, "battery_life": 3.5},</w:t>
-      </w:r>
-    </w:p>
-    <w:p>
-      <w:r>
-        <w:t>    {"price": None, "battery_life": 5.0},  </w:t>
-      </w:r>
-    </w:p>
-    <w:p>
-      <w:r>
-        <w:t xml:space="preserve">    {"battery_life": 2.0}                   </w:t>
+        <w:t>get_min_2_</w:t>
+      </w:r>
+      <w:proofErr w:type="gramStart"/>
+      <w:r>
+        <w:t>attributes(</w:t>
+      </w:r>
+      <w:proofErr w:type="gramEnd"/>
+      <w:r>
+        <w:t>data = [</w:t>
+      </w:r>
+    </w:p>
+    <w:p>
+      <w:r>
+        <w:t>    {"price": 49.99, "</w:t>
+      </w:r>
+      <w:proofErr w:type="spellStart"/>
+      <w:r>
+        <w:t>battery_life</w:t>
+      </w:r>
+      <w:proofErr w:type="spellEnd"/>
+      <w:r>
+        <w:t>": 4.0},</w:t>
+      </w:r>
+    </w:p>
+    <w:p>
+      <w:r>
+        <w:t>    {"price": 29.99, "</w:t>
+      </w:r>
+      <w:proofErr w:type="spellStart"/>
+      <w:r>
+        <w:t>battery_life</w:t>
+      </w:r>
+      <w:proofErr w:type="spellEnd"/>
+      <w:r>
+        <w:t>": 3.5},</w:t>
+      </w:r>
+    </w:p>
+    <w:p>
+      <w:r>
+        <w:t>    {"price": None, "</w:t>
+      </w:r>
+      <w:proofErr w:type="spellStart"/>
+      <w:r>
+        <w:t>battery_life</w:t>
+      </w:r>
+      <w:proofErr w:type="spellEnd"/>
+      <w:r>
+        <w:t>": 5.0},  </w:t>
+      </w:r>
+    </w:p>
+    <w:p>
+      <w:r>
+        <w:t>    {"</w:t>
+      </w:r>
+      <w:proofErr w:type="spellStart"/>
+      <w:r>
+        <w:t>battery_life</w:t>
+      </w:r>
+      <w:proofErr w:type="spellEnd"/>
+      <w:r>
+        <w:t xml:space="preserve">": 2.0}                   </w:t>
       </w:r>
     </w:p>
     <w:p>
       <w:r>
         <w:t>], "</w:t>
       </w:r>
+      <w:proofErr w:type="spellStart"/>
       <w:r>
         <w:t>battery_life</w:t>
       </w:r>
+      <w:proofErr w:type="spellEnd"/>
       <w:r>
         <w:t>")</w:t>
       </w:r>
@@ -1454,36 +2135,78 @@
     <w:p/>
     <w:p>
       <w:r>
-        <w:t>get_min_2_attributes(data = [</w:t>
-      </w:r>
-    </w:p>
-    <w:p>
-      <w:r>
-        <w:t>    {"price": 49.99, "battery_life": 4.0},</w:t>
-      </w:r>
-    </w:p>
-    <w:p>
-      <w:r>
-        <w:t>    {"price": 29.99, "battery_life": 3.5},</w:t>
-      </w:r>
-    </w:p>
-    <w:p>
-      <w:r>
-        <w:t>    {"price": None, "battery_life": 5.0},  </w:t>
-      </w:r>
-    </w:p>
-    <w:p>
-      <w:r>
-        <w:t xml:space="preserve">    {"battery_life": 2.0}                   </w:t>
+        <w:t>get_min_2_</w:t>
+      </w:r>
+      <w:proofErr w:type="gramStart"/>
+      <w:r>
+        <w:t>attributes(</w:t>
+      </w:r>
+      <w:proofErr w:type="gramEnd"/>
+      <w:r>
+        <w:t>data = [</w:t>
+      </w:r>
+    </w:p>
+    <w:p>
+      <w:r>
+        <w:t>    {"price": 49.99, "</w:t>
+      </w:r>
+      <w:proofErr w:type="spellStart"/>
+      <w:r>
+        <w:t>battery_life</w:t>
+      </w:r>
+      <w:proofErr w:type="spellEnd"/>
+      <w:r>
+        <w:t>": 4.0},</w:t>
+      </w:r>
+    </w:p>
+    <w:p>
+      <w:r>
+        <w:t>    {"price": 29.99, "</w:t>
+      </w:r>
+      <w:proofErr w:type="spellStart"/>
+      <w:r>
+        <w:t>battery_life</w:t>
+      </w:r>
+      <w:proofErr w:type="spellEnd"/>
+      <w:r>
+        <w:t>": 3.5},</w:t>
+      </w:r>
+    </w:p>
+    <w:p>
+      <w:r>
+        <w:t>    {"price": None, "</w:t>
+      </w:r>
+      <w:proofErr w:type="spellStart"/>
+      <w:r>
+        <w:t>battery_life</w:t>
+      </w:r>
+      <w:proofErr w:type="spellEnd"/>
+      <w:r>
+        <w:t>": 5.0},  </w:t>
+      </w:r>
+    </w:p>
+    <w:p>
+      <w:r>
+        <w:t>    {"</w:t>
+      </w:r>
+      <w:proofErr w:type="spellStart"/>
+      <w:r>
+        <w:t>battery_life</w:t>
+      </w:r>
+      <w:proofErr w:type="spellEnd"/>
+      <w:r>
+        <w:t xml:space="preserve">": 2.0}                   </w:t>
       </w:r>
     </w:p>
     <w:p>
       <w:r>
         <w:t>], "</w:t>
       </w:r>
+      <w:proofErr w:type="spellStart"/>
       <w:r>
         <w:t>non_existent_field</w:t>
       </w:r>
+      <w:proofErr w:type="spellEnd"/>
       <w:r>
         <w:t>")</w:t>
       </w:r>
@@ -1497,15 +2220,33 @@
     <w:p/>
     <w:p>
       <w:r>
-        <w:t>get_min_2_attributes(data = [</w:t>
+        <w:t>get_min_2_</w:t>
+      </w:r>
+      <w:proofErr w:type="gramStart"/>
+      <w:r>
+        <w:t>attributes(</w:t>
+      </w:r>
+      <w:proofErr w:type="gramEnd"/>
+      <w:r>
+        <w:t>data = [</w:t>
       </w:r>
     </w:p>
     <w:p>
       <w:r>
         <w:t>    {</w:t>
       </w:r>
-      <w:r>
-        <w:t>title:”A”</w:t>
+      <w:proofErr w:type="spellStart"/>
+      <w:r>
+        <w:t>title</w:t>
+      </w:r>
+      <w:proofErr w:type="gramStart"/>
+      <w:r>
+        <w:t>:”A</w:t>
+      </w:r>
+      <w:proofErr w:type="spellEnd"/>
+      <w:proofErr w:type="gramEnd"/>
+      <w:r>
+        <w:t>”</w:t>
       </w:r>
       <w:r>
         <w:t>},</w:t>
@@ -1513,13 +2254,23 @@
     </w:p>
     <w:p>
       <w:r>
-        <w:t>    {</w:t>
+        <w:t xml:space="preserve">    </w:t>
+      </w:r>
+      <w:proofErr w:type="gramStart"/>
+      <w:r>
+        <w:t>{</w:t>
       </w:r>
       <w:r>
         <w:t xml:space="preserve"> </w:t>
       </w:r>
-      <w:r>
-        <w:t>title:”B”</w:t>
+      <w:proofErr w:type="spellStart"/>
+      <w:r>
+        <w:t>title:”B</w:t>
+      </w:r>
+      <w:proofErr w:type="spellEnd"/>
+      <w:proofErr w:type="gramEnd"/>
+      <w:r>
+        <w:t>”</w:t>
       </w:r>
       <w:r>
         <w:t>},</w:t>
@@ -1527,27 +2278,55 @@
     </w:p>
     <w:p>
       <w:r>
-        <w:t>    {</w:t>
+        <w:t xml:space="preserve">    </w:t>
+      </w:r>
+      <w:proofErr w:type="gramStart"/>
+      <w:r>
+        <w:t>{</w:t>
       </w:r>
       <w:r>
         <w:t xml:space="preserve"> </w:t>
       </w:r>
-      <w:r>
-        <w:t>title:”C”</w:t>
+      <w:proofErr w:type="spellStart"/>
+      <w:r>
+        <w:t>title</w:t>
+      </w:r>
+      <w:proofErr w:type="gramEnd"/>
+      <w:r>
+        <w:t>:”C</w:t>
+      </w:r>
+      <w:proofErr w:type="spellEnd"/>
+      <w:proofErr w:type="gramStart"/>
+      <w:r>
+        <w:t>”</w:t>
       </w:r>
       <w:r>
         <w:t xml:space="preserve"> </w:t>
       </w:r>
       <w:r>
-        <w:t>},  </w:t>
+        <w:t>}</w:t>
+      </w:r>
+      <w:proofErr w:type="gramEnd"/>
+      <w:r>
+        <w:t>,  </w:t>
       </w:r>
     </w:p>
     <w:p>
       <w:r>
         <w:t>    {"</w:t>
       </w:r>
-      <w:r>
-        <w:t>title”:”None”</w:t>
+      <w:proofErr w:type="spellStart"/>
+      <w:r>
+        <w:t>title”</w:t>
+      </w:r>
+      <w:proofErr w:type="gramStart"/>
+      <w:r>
+        <w:t>:”None</w:t>
+      </w:r>
+      <w:proofErr w:type="spellEnd"/>
+      <w:proofErr w:type="gramEnd"/>
+      <w:r>
+        <w:t>”</w:t>
       </w:r>
       <w:r>
         <w:t xml:space="preserve">}                   </w:t>
@@ -1673,12 +2452,22 @@
     <w:p>
       <w:r>
         <w:lastRenderedPageBreak/>
-        <w:t>Module Name: get_reading_duration</w:t>
-      </w:r>
-    </w:p>
-    <w:p>
-      <w:r>
-        <w:t>Function_Name:</w:t>
+        <w:t xml:space="preserve">Module Name: </w:t>
+      </w:r>
+      <w:proofErr w:type="spellStart"/>
+      <w:r>
+        <w:t>get_reading_duration</w:t>
+      </w:r>
+      <w:proofErr w:type="spellEnd"/>
+    </w:p>
+    <w:p>
+      <w:proofErr w:type="spellStart"/>
+      <w:r>
+        <w:t>Function_Name</w:t>
+      </w:r>
+      <w:proofErr w:type="spellEnd"/>
+      <w:r>
+        <w:t>:</w:t>
       </w:r>
       <w:r>
         <w:rPr>
@@ -1691,8 +2480,21 @@
         </w:rPr>
         <w:t xml:space="preserve"> </w:t>
       </w:r>
-      <w:r>
-        <w:t>get_reading_duration</w:t>
+      <w:proofErr w:type="spellStart"/>
+      <w:r>
+        <w:t>get_reading_</w:t>
+      </w:r>
+      <w:proofErr w:type="gramStart"/>
+      <w:r>
+        <w:t>duration</w:t>
+      </w:r>
+      <w:proofErr w:type="spellEnd"/>
+      <w:r>
+        <w:t>(</w:t>
+      </w:r>
+      <w:proofErr w:type="gramEnd"/>
+      <w:r>
+        <w:t>)</w:t>
       </w:r>
     </w:p>
     <w:p>
@@ -1709,8 +2511,13 @@
         </w:numPr>
       </w:pPr>
       <w:r>
-        <w:t>Estimates how many minutes it takes to read a blog post based on its body text .</w:t>
-      </w:r>
+        <w:t xml:space="preserve">Estimates how many minutes it takes to read a blog post based on its body </w:t>
+      </w:r>
+      <w:proofErr w:type="gramStart"/>
+      <w:r>
+        <w:t>text .</w:t>
+      </w:r>
+      <w:proofErr w:type="gramEnd"/>
     </w:p>
     <w:p>
       <w:pPr>
@@ -1743,9 +2550,11 @@
           <w:numId w:val="3"/>
         </w:numPr>
       </w:pPr>
+      <w:proofErr w:type="gramStart"/>
       <w:r>
         <w:t>Arguments :</w:t>
       </w:r>
+      <w:proofErr w:type="gramEnd"/>
     </w:p>
     <w:p>
       <w:pPr>
@@ -1768,8 +2577,13 @@
         </w:numPr>
       </w:pPr>
       <w:r>
-        <w:t>The full content of the blog post as a single string .</w:t>
-      </w:r>
+        <w:t xml:space="preserve">The full content of the blog post as a single </w:t>
+      </w:r>
+      <w:proofErr w:type="gramStart"/>
+      <w:r>
+        <w:t>string .</w:t>
+      </w:r>
+      <w:proofErr w:type="gramEnd"/>
       <w:r>
         <w:cr/>
       </w:r>
@@ -1815,8 +2629,29 @@
         </w:numPr>
       </w:pPr>
       <w:r>
-        <w:t>Estimated reading time in minutes , rounded up ( minimum of 1) .</w:t>
-      </w:r>
+        <w:t xml:space="preserve">Estimated reading time in </w:t>
+      </w:r>
+      <w:proofErr w:type="gramStart"/>
+      <w:r>
+        <w:t>minutes ,</w:t>
+      </w:r>
+      <w:proofErr w:type="gramEnd"/>
+      <w:r>
+        <w:t xml:space="preserve"> rounded up </w:t>
+      </w:r>
+      <w:proofErr w:type="gramStart"/>
+      <w:r>
+        <w:t>( minimum</w:t>
+      </w:r>
+      <w:proofErr w:type="gramEnd"/>
+      <w:r>
+        <w:t xml:space="preserve"> of 1</w:t>
+      </w:r>
+      <w:proofErr w:type="gramStart"/>
+      <w:r>
+        <w:t>) .</w:t>
+      </w:r>
+      <w:proofErr w:type="gramEnd"/>
     </w:p>
     <w:p>
       <w:r>
@@ -1882,8 +2717,37 @@
         </w:numPr>
       </w:pPr>
       <w:r>
-        <w:t>Non - latin characters (e .g. Chinese text ) may affect word counting accuracy due to the use of whitespace splitting .</w:t>
-      </w:r>
+        <w:t xml:space="preserve">Non - </w:t>
+      </w:r>
+      <w:proofErr w:type="spellStart"/>
+      <w:r>
+        <w:t>latin</w:t>
+      </w:r>
+      <w:proofErr w:type="spellEnd"/>
+      <w:r>
+        <w:t xml:space="preserve"> characters (</w:t>
+      </w:r>
+      <w:proofErr w:type="gramStart"/>
+      <w:r>
+        <w:t>e .</w:t>
+      </w:r>
+      <w:proofErr w:type="gramEnd"/>
+      <w:r>
+        <w:t xml:space="preserve">g. Chinese </w:t>
+      </w:r>
+      <w:proofErr w:type="gramStart"/>
+      <w:r>
+        <w:t>text )</w:t>
+      </w:r>
+      <w:proofErr w:type="gramEnd"/>
+      <w:r>
+        <w:t xml:space="preserve"> may affect word counting accuracy due to the use of whitespace </w:t>
+      </w:r>
+      <w:proofErr w:type="gramStart"/>
+      <w:r>
+        <w:t>splitting .</w:t>
+      </w:r>
+      <w:proofErr w:type="gramEnd"/>
     </w:p>
     <w:p>
       <w:pPr>
@@ -1910,8 +2774,13 @@
       <w:r>
         <w:cr/>
       </w:r>
-      <w:r>
-        <w:t>get_reading_duration (" This is a simple blog post with about fifty words total ...")</w:t>
+      <w:proofErr w:type="spellStart"/>
+      <w:r>
+        <w:t>get_reading_duration</w:t>
+      </w:r>
+      <w:proofErr w:type="spellEnd"/>
+      <w:r>
+        <w:t xml:space="preserve"> (" This is a simple blog post with about fifty words total ...")</w:t>
       </w:r>
       <w:r>
         <w:cr/>
@@ -1935,9 +2804,27 @@
         <w:pStyle w:val="ListParagraph"/>
         <w:ind w:left="1080"/>
       </w:pPr>
-      <w:r>
-        <w:t>get_reading_duration ( String . duplicate (" word ", 450) )</w:t>
-      </w:r>
+      <w:proofErr w:type="spellStart"/>
+      <w:r>
+        <w:t>get_reading_duration</w:t>
+      </w:r>
+      <w:proofErr w:type="spellEnd"/>
+      <w:r>
+        <w:t xml:space="preserve"> </w:t>
+      </w:r>
+      <w:proofErr w:type="gramStart"/>
+      <w:r>
+        <w:t>( String</w:t>
+      </w:r>
+      <w:proofErr w:type="gramEnd"/>
+      <w:r>
+        <w:t xml:space="preserve"> . duplicate (" word ", 450</w:t>
+      </w:r>
+      <w:proofErr w:type="gramStart"/>
+      <w:r>
+        <w:t>) )</w:t>
+      </w:r>
+      <w:proofErr w:type="gramEnd"/>
     </w:p>
     <w:p>
       <w:pPr>
@@ -1962,9 +2849,14 @@
         <w:pStyle w:val="ListParagraph"/>
         <w:ind w:left="1080"/>
       </w:pPr>
+      <w:proofErr w:type="spellStart"/>
       <w:r>
         <w:lastRenderedPageBreak/>
-        <w:t>get_reading_duration ("")</w:t>
+        <w:t>get_reading_duration</w:t>
+      </w:r>
+      <w:proofErr w:type="spellEnd"/>
+      <w:r>
+        <w:t xml:space="preserve"> ("")</w:t>
       </w:r>
     </w:p>
     <w:p>
@@ -2196,8 +3088,13 @@
       </w:r>
     </w:p>
     <w:p>
-      <w:r>
-        <w:t>Function_Name:</w:t>
+      <w:proofErr w:type="spellStart"/>
+      <w:r>
+        <w:t>Function_Name</w:t>
+      </w:r>
+      <w:proofErr w:type="spellEnd"/>
+      <w:r>
+        <w:t>:</w:t>
       </w:r>
       <w:r>
         <w:rPr>
@@ -2210,9 +3107,11 @@
         </w:rPr>
         <w:t xml:space="preserve"> </w:t>
       </w:r>
+      <w:proofErr w:type="spellStart"/>
       <w:r>
         <w:t>Validate_contract_form</w:t>
       </w:r>
+      <w:proofErr w:type="spellEnd"/>
     </w:p>
     <w:p>
       <w:r>
@@ -2228,8 +3127,29 @@
         </w:numPr>
       </w:pPr>
       <w:r>
-        <w:t>Validates contact form input for required fields , correct formatting , and agreement to privacy .</w:t>
-      </w:r>
+        <w:t xml:space="preserve">Validates contact form input for required </w:t>
+      </w:r>
+      <w:proofErr w:type="gramStart"/>
+      <w:r>
+        <w:t>fields ,</w:t>
+      </w:r>
+      <w:proofErr w:type="gramEnd"/>
+      <w:r>
+        <w:t xml:space="preserve"> correct </w:t>
+      </w:r>
+      <w:proofErr w:type="gramStart"/>
+      <w:r>
+        <w:t>formatting ,</w:t>
+      </w:r>
+      <w:proofErr w:type="gramEnd"/>
+      <w:r>
+        <w:t xml:space="preserve"> and agreement to </w:t>
+      </w:r>
+      <w:proofErr w:type="gramStart"/>
+      <w:r>
+        <w:t>privacy .</w:t>
+      </w:r>
+      <w:proofErr w:type="gramEnd"/>
     </w:p>
     <w:p>
       <w:pPr>
@@ -2403,19 +3323,13 @@
         </w:numPr>
       </w:pPr>
       <w:r>
-        <w:t>S</w:t>
-      </w:r>
-      <w:r>
-        <w:t>ubject</w:t>
+        <w:t>Subject</w:t>
       </w:r>
       <w:r>
         <w:t>=&gt;</w:t>
       </w:r>
       <w:r>
-        <w:t xml:space="preserve"> </w:t>
-      </w:r>
-      <w:r>
-        <w:t>Frage</w:t>
+        <w:t xml:space="preserve"> Frage</w:t>
       </w:r>
     </w:p>
     <w:p>
@@ -2427,19 +3341,13 @@
         </w:numPr>
       </w:pPr>
       <w:r>
-        <w:t>M</w:t>
-      </w:r>
-      <w:r>
-        <w:t>essage</w:t>
+        <w:t>Message</w:t>
       </w:r>
       <w:r>
         <w:t>=&gt;</w:t>
       </w:r>
       <w:r>
-        <w:t xml:space="preserve"> </w:t>
-      </w:r>
-      <w:r>
-        <w:t>Hallo</w:t>
+        <w:t xml:space="preserve"> Hallo</w:t>
       </w:r>
       <w:r>
         <w:t>!</w:t>
@@ -2463,10 +3371,7 @@
         <w:t>=&gt;</w:t>
       </w:r>
       <w:r>
-        <w:t xml:space="preserve"> </w:t>
-      </w:r>
-      <w:r>
-        <w:t>true</w:t>
+        <w:t xml:space="preserve"> true</w:t>
       </w:r>
     </w:p>
     <w:p>
@@ -2495,7 +3400,36 @@
         </w:numPr>
       </w:pPr>
       <w:r>
-        <w:t>Form is valid. Details are :{name,email,subject,message,privacy}</w:t>
+        <w:t xml:space="preserve">Form is valid. Details </w:t>
+      </w:r>
+      <w:proofErr w:type="gramStart"/>
+      <w:r>
+        <w:t>are :</w:t>
+      </w:r>
+      <w:proofErr w:type="gramEnd"/>
+      <w:r>
+        <w:t>{</w:t>
+      </w:r>
+      <w:proofErr w:type="spellStart"/>
+      <w:proofErr w:type="gramStart"/>
+      <w:r>
+        <w:t>name,email</w:t>
+      </w:r>
+      <w:proofErr w:type="gramEnd"/>
+      <w:r>
+        <w:t>,</w:t>
+      </w:r>
+      <w:proofErr w:type="gramStart"/>
+      <w:r>
+        <w:t>subject,message</w:t>
+      </w:r>
+      <w:proofErr w:type="gramEnd"/>
+      <w:r>
+        <w:t>,privacy</w:t>
+      </w:r>
+      <w:proofErr w:type="spellEnd"/>
+      <w:r>
+        <w:t>}</w:t>
       </w:r>
     </w:p>
     <w:p>
@@ -2628,13 +3562,23 @@
         </w:numPr>
       </w:pPr>
       <w:r>
-        <w:t>"name " , " email ", " subject " , " message " must</w:t>
-      </w:r>
-      <w:r>
-        <w:t xml:space="preserve"> </w:t>
-      </w:r>
-      <w:r>
-        <w:t>be non - empty after trimming whitespace</w:t>
+        <w:t xml:space="preserve">"name </w:t>
+      </w:r>
+      <w:proofErr w:type="gramStart"/>
+      <w:r>
+        <w:t>" ,</w:t>
+      </w:r>
+      <w:proofErr w:type="gramEnd"/>
+      <w:r>
+        <w:t xml:space="preserve"> " email ", " subject </w:t>
+      </w:r>
+      <w:proofErr w:type="gramStart"/>
+      <w:r>
+        <w:t>" ,</w:t>
+      </w:r>
+      <w:proofErr w:type="gramEnd"/>
+      <w:r>
+        <w:t xml:space="preserve"> " message " must be non - empty after trimming whitespace</w:t>
       </w:r>
       <w:r>
         <w:t xml:space="preserve"> </w:t>
@@ -2649,7 +3593,47 @@
         </w:numPr>
       </w:pPr>
       <w:r>
-        <w:t>" email " must match the regex ~r /^[^\ s@ ]+ @ [^\ s@ ]+\.[^\ s@ ]+ $/.</w:t>
+        <w:t>" email " must match the regex ~r /</w:t>
+      </w:r>
+      <w:proofErr w:type="gramStart"/>
+      <w:r>
+        <w:t>^[</w:t>
+      </w:r>
+      <w:proofErr w:type="gramEnd"/>
+      <w:r>
+        <w:t>^\ s</w:t>
+      </w:r>
+      <w:proofErr w:type="gramStart"/>
+      <w:r>
+        <w:t>@ ]</w:t>
+      </w:r>
+      <w:proofErr w:type="gramEnd"/>
+      <w:r>
+        <w:t>+ @ [^\ s</w:t>
+      </w:r>
+      <w:proofErr w:type="gramStart"/>
+      <w:r>
+        <w:t>@ ]</w:t>
+      </w:r>
+      <w:proofErr w:type="gramEnd"/>
+      <w:r>
+        <w:t>+</w:t>
+      </w:r>
+      <w:proofErr w:type="gramStart"/>
+      <w:r>
+        <w:t>\.[</w:t>
+      </w:r>
+      <w:proofErr w:type="gramEnd"/>
+      <w:r>
+        <w:t>^\ s</w:t>
+      </w:r>
+      <w:proofErr w:type="gramStart"/>
+      <w:r>
+        <w:t>@ ]</w:t>
+      </w:r>
+      <w:proofErr w:type="gramEnd"/>
+      <w:r>
+        <w:t>+ $/.</w:t>
       </w:r>
     </w:p>
     <w:p>
@@ -2661,14 +3645,21 @@
         </w:numPr>
       </w:pPr>
       <w:r>
-        <w:t>Only the expected keys are validated ; unknown fields are</w:t>
-      </w:r>
-      <w:r>
-        <w:t xml:space="preserve"> </w:t>
-      </w:r>
+        <w:t xml:space="preserve">Only the expected keys are </w:t>
+      </w:r>
+      <w:proofErr w:type="gramStart"/>
+      <w:r>
+        <w:t>validated ;</w:t>
+      </w:r>
+      <w:proofErr w:type="gramEnd"/>
+      <w:r>
+        <w:t xml:space="preserve"> unknown fields are </w:t>
+      </w:r>
+      <w:proofErr w:type="gramStart"/>
       <w:r>
         <w:t>ignored .</w:t>
       </w:r>
+      <w:proofErr w:type="gramEnd"/>
     </w:p>
     <w:p>
       <w:pPr>
@@ -2679,16 +3670,18 @@
         </w:numPr>
       </w:pPr>
       <w:r>
-        <w:t xml:space="preserve">error message if any field is blank or missing </w:t>
+        <w:t xml:space="preserve">error message if any field is blank or </w:t>
+      </w:r>
+      <w:proofErr w:type="gramStart"/>
+      <w:r>
+        <w:t xml:space="preserve">missing </w:t>
       </w:r>
       <w:r>
         <w:t>:</w:t>
       </w:r>
-      <w:r>
-        <w:t xml:space="preserve"> </w:t>
-      </w:r>
-      <w:r>
-        <w:t>Please fill all the fields and try again</w:t>
+      <w:proofErr w:type="gramEnd"/>
+      <w:r>
+        <w:t xml:space="preserve"> Please fill all the fields and try again</w:t>
       </w:r>
     </w:p>
     <w:p>
@@ -2700,10 +3693,34 @@
         </w:numPr>
       </w:pPr>
       <w:r>
-        <w:t>error message for invalid ( non - empty ) email</w:t>
-      </w:r>
-      <w:r>
-        <w:t xml:space="preserve"> : </w:t>
+        <w:t xml:space="preserve">error message for invalid </w:t>
+      </w:r>
+      <w:proofErr w:type="gramStart"/>
+      <w:r>
+        <w:t>( non</w:t>
+      </w:r>
+      <w:proofErr w:type="gramEnd"/>
+      <w:r>
+        <w:t xml:space="preserve"> - </w:t>
+      </w:r>
+      <w:proofErr w:type="gramStart"/>
+      <w:r>
+        <w:t>empty )</w:t>
+      </w:r>
+      <w:proofErr w:type="gramEnd"/>
+      <w:r>
+        <w:t xml:space="preserve"> </w:t>
+      </w:r>
+      <w:proofErr w:type="gramStart"/>
+      <w:r>
+        <w:t>email</w:t>
+      </w:r>
+      <w:r>
+        <w:t xml:space="preserve"> :</w:t>
+      </w:r>
+      <w:proofErr w:type="gramEnd"/>
+      <w:r>
+        <w:t xml:space="preserve"> </w:t>
       </w:r>
       <w:r>
         <w:t>Email is invalid</w:t>
@@ -2718,13 +3735,15 @@
         </w:numPr>
       </w:pPr>
       <w:r>
-        <w:t>error message for missing or invalid privacy :</w:t>
-      </w:r>
-      <w:r>
-        <w:t xml:space="preserve"> </w:t>
-      </w:r>
-      <w:r>
-        <w:t>Please confirm the privacy policy</w:t>
+        <w:t xml:space="preserve">error message for missing or invalid </w:t>
+      </w:r>
+      <w:proofErr w:type="gramStart"/>
+      <w:r>
+        <w:t>privacy :</w:t>
+      </w:r>
+      <w:proofErr w:type="gramEnd"/>
+      <w:r>
+        <w:t xml:space="preserve"> Please confirm the privacy policy</w:t>
       </w:r>
     </w:p>
     <w:p/>
@@ -2742,8 +3761,21 @@
         </w:numPr>
       </w:pPr>
       <w:r>
-        <w:t>Missing or blank fields ( including those with only whitespace) fail validation .</w:t>
-      </w:r>
+        <w:t xml:space="preserve">Missing or blank fields </w:t>
+      </w:r>
+      <w:proofErr w:type="gramStart"/>
+      <w:r>
+        <w:t>( including</w:t>
+      </w:r>
+      <w:proofErr w:type="gramEnd"/>
+      <w:r>
+        <w:t xml:space="preserve"> those with only whitespace) fail </w:t>
+      </w:r>
+      <w:proofErr w:type="gramStart"/>
+      <w:r>
+        <w:t>validation .</w:t>
+      </w:r>
+      <w:proofErr w:type="gramEnd"/>
     </w:p>
     <w:p>
       <w:pPr>
@@ -2754,14 +3786,35 @@
         </w:numPr>
       </w:pPr>
       <w:r>
-        <w:t>" privacy " must match " true " exactly , not " True ", true , or any</w:t>
+        <w:t xml:space="preserve">" privacy " must match " true " </w:t>
+      </w:r>
+      <w:proofErr w:type="gramStart"/>
+      <w:r>
+        <w:t>exactly ,</w:t>
+      </w:r>
+      <w:proofErr w:type="gramEnd"/>
+      <w:r>
+        <w:t xml:space="preserve"> not " True ", </w:t>
+      </w:r>
+      <w:proofErr w:type="gramStart"/>
+      <w:r>
+        <w:t>true ,</w:t>
+      </w:r>
+      <w:proofErr w:type="gramEnd"/>
+      <w:r>
+        <w:t xml:space="preserve"> or any</w:t>
       </w:r>
       <w:r>
         <w:t xml:space="preserve"> </w:t>
       </w:r>
       <w:r>
-        <w:t>other variant .</w:t>
-      </w:r>
+        <w:t xml:space="preserve">other </w:t>
+      </w:r>
+      <w:proofErr w:type="gramStart"/>
+      <w:r>
+        <w:t>variant .</w:t>
+      </w:r>
+      <w:proofErr w:type="gramEnd"/>
     </w:p>
     <w:p>
       <w:pPr>
@@ -2772,14 +3825,24 @@
         </w:numPr>
       </w:pPr>
       <w:r>
-        <w:t>If multiple fields are invalid , all errors are returned at</w:t>
+        <w:t xml:space="preserve">If multiple fields are </w:t>
+      </w:r>
+      <w:proofErr w:type="gramStart"/>
+      <w:r>
+        <w:t>invalid ,</w:t>
+      </w:r>
+      <w:proofErr w:type="gramEnd"/>
+      <w:r>
+        <w:t xml:space="preserve"> all errors are returned at</w:t>
       </w:r>
       <w:r>
         <w:t xml:space="preserve"> </w:t>
       </w:r>
+      <w:proofErr w:type="gramStart"/>
       <w:r>
         <w:t>once .</w:t>
       </w:r>
+      <w:proofErr w:type="gramEnd"/>
     </w:p>
     <w:p>
       <w:pPr>
@@ -2830,8 +3893,26 @@
       <w:r>
         <w:cr/>
       </w:r>
-      <w:r>
-        <w:t>validate_form("Alexa","abc@gmail.com","Question","Hallo!",True)</w:t>
+      <w:proofErr w:type="spellStart"/>
+      <w:r>
+        <w:t>validate_form</w:t>
+      </w:r>
+      <w:proofErr w:type="spellEnd"/>
+      <w:r>
+        <w:t>("</w:t>
+      </w:r>
+      <w:proofErr w:type="spellStart"/>
+      <w:r>
+        <w:t>Alexa","abc@gmail.com","Question","Hallo!</w:t>
+      </w:r>
+      <w:proofErr w:type="gramStart"/>
+      <w:r>
+        <w:t>",True</w:t>
+      </w:r>
+      <w:proofErr w:type="spellEnd"/>
+      <w:proofErr w:type="gramEnd"/>
+      <w:r>
+        <w:t>)</w:t>
       </w:r>
     </w:p>
     <w:p>
@@ -2843,7 +3924,28 @@
         <w:t xml:space="preserve"># =&gt; </w:t>
       </w:r>
       <w:r>
-        <w:t>Form is valid. Details are :('Alexa','abc@gmail.com','Question','Hallo!',True)</w:t>
+        <w:t>Form is valid. Details are :('</w:t>
+      </w:r>
+      <w:proofErr w:type="spellStart"/>
+      <w:r>
+        <w:t>Alexa</w:t>
+      </w:r>
+      <w:proofErr w:type="gramStart"/>
+      <w:r>
+        <w:t>','abc@gmail.com</w:t>
+      </w:r>
+      <w:proofErr w:type="gramEnd"/>
+      <w:r>
+        <w:t>','Question','Hallo!</w:t>
+      </w:r>
+      <w:proofErr w:type="gramStart"/>
+      <w:r>
+        <w:t>',True</w:t>
+      </w:r>
+      <w:proofErr w:type="spellEnd"/>
+      <w:proofErr w:type="gramEnd"/>
+      <w:r>
+        <w:t>)</w:t>
       </w:r>
     </w:p>
     <w:p>
@@ -2866,8 +3968,26 @@
         <w:pStyle w:val="ListParagraph"/>
         <w:ind w:left="1080"/>
       </w:pPr>
-      <w:r>
-        <w:t>validate_form("Alex","abc@gmail.net","Question","Hallo!",False)</w:t>
+      <w:proofErr w:type="spellStart"/>
+      <w:r>
+        <w:t>validate_form</w:t>
+      </w:r>
+      <w:proofErr w:type="spellEnd"/>
+      <w:r>
+        <w:t>("</w:t>
+      </w:r>
+      <w:proofErr w:type="spellStart"/>
+      <w:r>
+        <w:t>Alex","abc@gmail.net","Question","Hallo!</w:t>
+      </w:r>
+      <w:proofErr w:type="gramStart"/>
+      <w:r>
+        <w:t>",False</w:t>
+      </w:r>
+      <w:proofErr w:type="spellEnd"/>
+      <w:proofErr w:type="gramEnd"/>
+      <w:r>
+        <w:t>)</w:t>
       </w:r>
     </w:p>
     <w:p>
@@ -2896,8 +4016,29 @@
         <w:pStyle w:val="ListParagraph"/>
         <w:ind w:left="1080"/>
       </w:pPr>
-      <w:r>
-        <w:t>assertEqual(validate_form("","","","","")</w:t>
+      <w:proofErr w:type="spellStart"/>
+      <w:r>
+        <w:t>assertEqual</w:t>
+      </w:r>
+      <w:proofErr w:type="spellEnd"/>
+      <w:r>
+        <w:t>(</w:t>
+      </w:r>
+      <w:proofErr w:type="spellStart"/>
+      <w:r>
+        <w:t>validate_</w:t>
+      </w:r>
+      <w:proofErr w:type="gramStart"/>
+      <w:r>
+        <w:t>form</w:t>
+      </w:r>
+      <w:proofErr w:type="spellEnd"/>
+      <w:r>
+        <w:t>(</w:t>
+      </w:r>
+      <w:proofErr w:type="gramEnd"/>
+      <w:r>
+        <w:t>"","","","","")</w:t>
       </w:r>
       <w:r>
         <w:t xml:space="preserve"> </w:t>
@@ -2951,12 +4092,25 @@
     <w:p>
       <w:r>
         <w:lastRenderedPageBreak/>
-        <w:t>Module Name: Passsword Validator</w:t>
-      </w:r>
-    </w:p>
-    <w:p>
-      <w:r>
-        <w:t>Function_Name:</w:t>
+        <w:t xml:space="preserve">Module Name: </w:t>
+      </w:r>
+      <w:proofErr w:type="spellStart"/>
+      <w:r>
+        <w:t>Passsword</w:t>
+      </w:r>
+      <w:proofErr w:type="spellEnd"/>
+      <w:r>
+        <w:t xml:space="preserve"> Validator</w:t>
+      </w:r>
+    </w:p>
+    <w:p>
+      <w:proofErr w:type="spellStart"/>
+      <w:r>
+        <w:t>Function_Name</w:t>
+      </w:r>
+      <w:proofErr w:type="spellEnd"/>
+      <w:r>
+        <w:t>:</w:t>
       </w:r>
       <w:r>
         <w:rPr>
@@ -2969,9 +4123,11 @@
         </w:rPr>
         <w:t xml:space="preserve"> </w:t>
       </w:r>
+      <w:proofErr w:type="spellStart"/>
       <w:r>
         <w:t>Validate_password</w:t>
       </w:r>
+      <w:proofErr w:type="spellEnd"/>
     </w:p>
     <w:p>
       <w:r>
@@ -2987,8 +4143,21 @@
         </w:numPr>
       </w:pPr>
       <w:r>
-        <w:t>Validates the strength and presence of a user ’s password in an Ecto changeset .</w:t>
-      </w:r>
+        <w:t xml:space="preserve">Validates the strength and presence of a user ’s password in an </w:t>
+      </w:r>
+      <w:proofErr w:type="spellStart"/>
+      <w:r>
+        <w:t>Ecto</w:t>
+      </w:r>
+      <w:proofErr w:type="spellEnd"/>
+      <w:r>
+        <w:t xml:space="preserve"> </w:t>
+      </w:r>
+      <w:proofErr w:type="gramStart"/>
+      <w:r>
+        <w:t>changeset .</w:t>
+      </w:r>
+      <w:proofErr w:type="gramEnd"/>
     </w:p>
     <w:p>
       <w:pPr>
@@ -3005,8 +4174,13 @@
         <w:t xml:space="preserve"> </w:t>
       </w:r>
       <w:r>
-        <w:t>before account creation or update .</w:t>
-      </w:r>
+        <w:t xml:space="preserve">before account creation or </w:t>
+      </w:r>
+      <w:proofErr w:type="gramStart"/>
+      <w:r>
+        <w:t>update .</w:t>
+      </w:r>
+      <w:proofErr w:type="gramEnd"/>
     </w:p>
     <w:p>
       <w:pPr>
@@ -3143,8 +4317,13 @@
         </w:numPr>
       </w:pPr>
       <w:r>
-        <w:t>password is required and must not be nil or missing .</w:t>
-      </w:r>
+        <w:t xml:space="preserve">password is required and must not be nil or </w:t>
+      </w:r>
+      <w:proofErr w:type="gramStart"/>
+      <w:r>
+        <w:t>missing .</w:t>
+      </w:r>
+      <w:proofErr w:type="gramEnd"/>
     </w:p>
     <w:p>
       <w:pPr>
@@ -3179,8 +4358,13 @@
         </w:numPr>
       </w:pPr>
       <w:r>
-        <w:t>password must include at least :</w:t>
-      </w:r>
+        <w:t xml:space="preserve">password must include at </w:t>
+      </w:r>
+      <w:proofErr w:type="gramStart"/>
+      <w:r>
+        <w:t>least :</w:t>
+      </w:r>
+      <w:proofErr w:type="gramEnd"/>
     </w:p>
     <w:p>
       <w:pPr>
@@ -3191,7 +4375,15 @@
         </w:numPr>
       </w:pPr>
       <w:r>
-        <w:t>one lowercase character ([a -z ])</w:t>
+        <w:t>one lowercase character ([a -</w:t>
+      </w:r>
+      <w:proofErr w:type="gramStart"/>
+      <w:r>
+        <w:t>z ]</w:t>
+      </w:r>
+      <w:proofErr w:type="gramEnd"/>
+      <w:r>
+        <w:t>)</w:t>
       </w:r>
     </w:p>
     <w:p>
@@ -3203,7 +4395,15 @@
         </w:numPr>
       </w:pPr>
       <w:r>
-        <w:t>one uppercase character ([A -Z ])</w:t>
+        <w:t>one uppercase character ([A -</w:t>
+      </w:r>
+      <w:proofErr w:type="gramStart"/>
+      <w:r>
+        <w:t>Z ]</w:t>
+      </w:r>
+      <w:proofErr w:type="gramEnd"/>
+      <w:r>
+        <w:t>)</w:t>
       </w:r>
     </w:p>
     <w:p>
@@ -3227,8 +4427,21 @@
         </w:numPr>
       </w:pPr>
       <w:r>
-        <w:t>The function does not modify the password value , only validates it .</w:t>
-      </w:r>
+        <w:t xml:space="preserve">The function does not modify the password </w:t>
+      </w:r>
+      <w:proofErr w:type="gramStart"/>
+      <w:r>
+        <w:t>value ,</w:t>
+      </w:r>
+      <w:proofErr w:type="gramEnd"/>
+      <w:r>
+        <w:t xml:space="preserve"> only validates </w:t>
+      </w:r>
+      <w:proofErr w:type="gramStart"/>
+      <w:r>
+        <w:t>it .</w:t>
+      </w:r>
+      <w:proofErr w:type="gramEnd"/>
       <w:r>
         <w:cr/>
       </w:r>
@@ -3261,14 +4474,40 @@
           <w:numId w:val="11"/>
         </w:numPr>
       </w:pPr>
-      <w:r>
-        <w:t xml:space="preserve">If : password is missing , </w:t>
-      </w:r>
-      <w:r>
-        <w:t xml:space="preserve">It should return false and a message should be printed “ </w:t>
-      </w:r>
-      <w:r>
-        <w:t>Follow the password length and rules accordingly</w:t>
+      <w:proofErr w:type="gramStart"/>
+      <w:r>
+        <w:t>If :</w:t>
+      </w:r>
+      <w:proofErr w:type="gramEnd"/>
+      <w:r>
+        <w:t xml:space="preserve"> password is </w:t>
+      </w:r>
+      <w:proofErr w:type="gramStart"/>
+      <w:r>
+        <w:t>missing ,</w:t>
+      </w:r>
+      <w:proofErr w:type="gramEnd"/>
+      <w:r>
+        <w:t xml:space="preserve"> </w:t>
+      </w:r>
+      <w:proofErr w:type="gramStart"/>
+      <w:r>
+        <w:t>It</w:t>
+      </w:r>
+      <w:proofErr w:type="gramEnd"/>
+      <w:r>
+        <w:t xml:space="preserve"> should return false and a message should be printed </w:t>
+      </w:r>
+      <w:proofErr w:type="gramStart"/>
+      <w:r>
+        <w:t xml:space="preserve">“ </w:t>
+      </w:r>
+      <w:r>
+        <w:t>Follow</w:t>
+      </w:r>
+      <w:proofErr w:type="gramEnd"/>
+      <w:r>
+        <w:t xml:space="preserve"> the password length and rules accordingly</w:t>
       </w:r>
       <w:r>
         <w:t>”</w:t>
@@ -3282,9 +4521,30 @@
           <w:numId w:val="11"/>
         </w:numPr>
       </w:pPr>
+      <w:proofErr w:type="gramStart"/>
       <w:r>
         <w:lastRenderedPageBreak/>
-        <w:t>If : password is shorter than 5 or longer than 15 characters , it should return false and a message should be printed “ Please follow the rules accordingly”</w:t>
+        <w:t>If :</w:t>
+      </w:r>
+      <w:proofErr w:type="gramEnd"/>
+      <w:r>
+        <w:t xml:space="preserve"> password is shorter than 5 or longer than 15 </w:t>
+      </w:r>
+      <w:proofErr w:type="gramStart"/>
+      <w:r>
+        <w:t>characters ,</w:t>
+      </w:r>
+      <w:proofErr w:type="gramEnd"/>
+      <w:r>
+        <w:t xml:space="preserve"> it should return false and a message should be printed </w:t>
+      </w:r>
+      <w:proofErr w:type="gramStart"/>
+      <w:r>
+        <w:t>“ Please</w:t>
+      </w:r>
+      <w:proofErr w:type="gramEnd"/>
+      <w:r>
+        <w:t xml:space="preserve"> follow the rules accordingly”</w:t>
       </w:r>
     </w:p>
     <w:p>
@@ -3295,20 +4555,38 @@
           <w:numId w:val="11"/>
         </w:numPr>
       </w:pPr>
+      <w:proofErr w:type="gramStart"/>
       <w:r>
         <w:t xml:space="preserve">If </w:t>
       </w:r>
       <w:r>
-        <w:t xml:space="preserve">: </w:t>
-      </w:r>
-      <w:r>
-        <w:t>password lacks one of the required character types ,</w:t>
-      </w:r>
+        <w:t>:</w:t>
+      </w:r>
+      <w:proofErr w:type="gramEnd"/>
+      <w:r>
+        <w:t xml:space="preserve"> </w:t>
+      </w:r>
+      <w:r>
+        <w:t xml:space="preserve">password lacks one of the required character </w:t>
+      </w:r>
+      <w:proofErr w:type="gramStart"/>
+      <w:r>
+        <w:t>types ,</w:t>
+      </w:r>
+      <w:proofErr w:type="gramEnd"/>
       <w:r>
         <w:t xml:space="preserve"> then it should return False </w:t>
       </w:r>
       <w:r>
-        <w:t>and a message should be printed “ Please follow the rules accordingly”</w:t>
+        <w:t xml:space="preserve">and a message should be printed </w:t>
+      </w:r>
+      <w:proofErr w:type="gramStart"/>
+      <w:r>
+        <w:t>“ Please</w:t>
+      </w:r>
+      <w:proofErr w:type="gramEnd"/>
+      <w:r>
+        <w:t xml:space="preserve"> follow the rules accordingly”</w:t>
       </w:r>
     </w:p>
     <w:p>
@@ -3337,7 +4615,20 @@
         <w:cr/>
       </w:r>
       <w:r>
-        <w:t xml:space="preserve"> (IsValidPassword(""))</w:t>
+        <w:t xml:space="preserve"> (</w:t>
+      </w:r>
+      <w:proofErr w:type="spellStart"/>
+      <w:proofErr w:type="gramStart"/>
+      <w:r>
+        <w:t>IsValidPassword</w:t>
+      </w:r>
+      <w:proofErr w:type="spellEnd"/>
+      <w:r>
+        <w:t>(</w:t>
+      </w:r>
+      <w:proofErr w:type="gramEnd"/>
+      <w:r>
+        <w:t>""))</w:t>
       </w:r>
     </w:p>
     <w:p>
@@ -3378,8 +4669,21 @@
         <w:pStyle w:val="ListParagraph"/>
         <w:ind w:left="1080"/>
       </w:pPr>
-      <w:r>
-        <w:t>IsValidPassword("abcdefg*"</w:t>
+      <w:proofErr w:type="spellStart"/>
+      <w:r>
+        <w:t>IsValidPassword</w:t>
+      </w:r>
+      <w:proofErr w:type="spellEnd"/>
+      <w:r>
+        <w:t>("</w:t>
+      </w:r>
+      <w:proofErr w:type="spellStart"/>
+      <w:r>
+        <w:t>abcdefg</w:t>
+      </w:r>
+      <w:proofErr w:type="spellEnd"/>
+      <w:r>
+        <w:t>*"</w:t>
       </w:r>
       <w:r>
         <w:t>)</w:t>
@@ -3424,7 +4728,15 @@
         <w:ind w:left="1080"/>
       </w:pPr>
       <w:r>
-        <w:t>(IsValidPassword("</w:t>
+        <w:t>(</w:t>
+      </w:r>
+      <w:proofErr w:type="spellStart"/>
+      <w:r>
+        <w:t>IsValidPassword</w:t>
+      </w:r>
+      <w:proofErr w:type="spellEnd"/>
+      <w:r>
+        <w:t>("</w:t>
       </w:r>
       <w:r>
         <w:t>S</w:t>
@@ -3570,13 +4882,20 @@
         <w:lastRenderedPageBreak/>
         <w:t xml:space="preserve">Module Name: </w:t>
       </w:r>
+      <w:proofErr w:type="spellStart"/>
       <w:r>
         <w:t>product_list_view</w:t>
       </w:r>
-    </w:p>
-    <w:p>
-      <w:r>
-        <w:t>Function_Name:</w:t>
+      <w:proofErr w:type="spellEnd"/>
+    </w:p>
+    <w:p>
+      <w:proofErr w:type="spellStart"/>
+      <w:r>
+        <w:t>Function_Name</w:t>
+      </w:r>
+      <w:proofErr w:type="spellEnd"/>
+      <w:r>
+        <w:t>:</w:t>
       </w:r>
       <w:r>
         <w:rPr>
@@ -3589,9 +4908,11 @@
         </w:rPr>
         <w:t xml:space="preserve"> </w:t>
       </w:r>
+      <w:proofErr w:type="spellStart"/>
       <w:r>
         <w:t>shopping_list</w:t>
       </w:r>
+      <w:proofErr w:type="spellEnd"/>
     </w:p>
     <w:p>
       <w:r>
@@ -3607,8 +4928,13 @@
         </w:numPr>
       </w:pPr>
       <w:r>
-        <w:t>Fetches the full product dataset on mount and renders the title of each product inside an HTML list .</w:t>
-      </w:r>
+        <w:t xml:space="preserve">Fetches the full product dataset on mount and renders the title of each product inside an HTML </w:t>
+      </w:r>
+      <w:proofErr w:type="gramStart"/>
+      <w:r>
+        <w:t>list .</w:t>
+      </w:r>
+      <w:proofErr w:type="gramEnd"/>
     </w:p>
     <w:p>
       <w:pPr>
@@ -3628,8 +4954,13 @@
         <w:ind w:left="1440"/>
       </w:pPr>
       <w:r>
-        <w:t>raw product data for display or filtering purposes .</w:t>
-      </w:r>
+        <w:t xml:space="preserve">raw product data for display or filtering </w:t>
+      </w:r>
+      <w:proofErr w:type="gramStart"/>
+      <w:r>
+        <w:t>purposes .</w:t>
+      </w:r>
+      <w:proofErr w:type="gramEnd"/>
       <w:r>
         <w:cr/>
       </w:r>
@@ -3647,12 +4978,14 @@
           <w:numId w:val="3"/>
         </w:numPr>
       </w:pPr>
+      <w:proofErr w:type="gramStart"/>
       <w:r>
         <w:t>Parameters</w:t>
       </w:r>
       <w:r>
         <w:t xml:space="preserve"> :</w:t>
       </w:r>
+      <w:proofErr w:type="gramEnd"/>
     </w:p>
     <w:p>
       <w:pPr>
@@ -3663,7 +4996,15 @@
         </w:numPr>
       </w:pPr>
       <w:r>
-        <w:t xml:space="preserve"> shopping_list: Takes in a list of products </w:t>
+        <w:t xml:space="preserve"> </w:t>
+      </w:r>
+      <w:proofErr w:type="spellStart"/>
+      <w:r>
+        <w:t>shopping_list</w:t>
+      </w:r>
+      <w:proofErr w:type="spellEnd"/>
+      <w:r>
+        <w:t xml:space="preserve">: Takes in a list of products </w:t>
       </w:r>
     </w:p>
     <w:p>
@@ -3689,11 +5030,21 @@
       <w:r>
         <w:t xml:space="preserve">Calls </w:t>
       </w:r>
-      <w:r>
-        <w:t xml:space="preserve">shopping_list </w:t>
-      </w:r>
-      <w:r>
-        <w:t xml:space="preserve">function , expected to return a list of </w:t>
+      <w:proofErr w:type="spellStart"/>
+      <w:r>
+        <w:t>shopping_list</w:t>
+      </w:r>
+      <w:proofErr w:type="spellEnd"/>
+      <w:r>
+        <w:t xml:space="preserve"> </w:t>
+      </w:r>
+      <w:proofErr w:type="gramStart"/>
+      <w:r>
+        <w:t>function ,</w:t>
+      </w:r>
+      <w:proofErr w:type="gramEnd"/>
+      <w:r>
+        <w:t xml:space="preserve"> expected to return a list of </w:t>
       </w:r>
       <w:r>
         <w:t>each product with HTML embedding.</w:t>
@@ -3713,7 +5064,28 @@
         </w:numPr>
       </w:pPr>
       <w:r>
-        <w:t>HTML Structure ( rendered HEEx ):</w:t>
+        <w:t xml:space="preserve">HTML Structure </w:t>
+      </w:r>
+      <w:proofErr w:type="gramStart"/>
+      <w:r>
+        <w:t>( rendered</w:t>
+      </w:r>
+      <w:proofErr w:type="gramEnd"/>
+      <w:r>
+        <w:t xml:space="preserve"> </w:t>
+      </w:r>
+      <w:proofErr w:type="spellStart"/>
+      <w:proofErr w:type="gramStart"/>
+      <w:r>
+        <w:t>HEEx</w:t>
+      </w:r>
+      <w:proofErr w:type="spellEnd"/>
+      <w:r>
+        <w:t xml:space="preserve"> )</w:t>
+      </w:r>
+      <w:proofErr w:type="gramEnd"/>
+      <w:r>
+        <w:t>:</w:t>
       </w:r>
     </w:p>
     <w:p>
@@ -3725,7 +5097,15 @@
         </w:numPr>
       </w:pPr>
       <w:r>
-        <w:t>Outputs a &lt;ul &gt; with &lt;li &gt; elements , each containing the title of a product</w:t>
+        <w:t xml:space="preserve">Outputs a &lt;ul &gt; with &lt;li &gt; </w:t>
+      </w:r>
+      <w:proofErr w:type="gramStart"/>
+      <w:r>
+        <w:t>elements ,</w:t>
+      </w:r>
+      <w:proofErr w:type="gramEnd"/>
+      <w:r>
+        <w:t xml:space="preserve"> each containing the title of a product</w:t>
       </w:r>
     </w:p>
     <w:p>
@@ -3742,13 +5122,26 @@
         </w:numPr>
       </w:pPr>
       <w:r>
-        <w:t>Assumes that each product map returned includes a non - nil ,</w:t>
-      </w:r>
+        <w:t xml:space="preserve">Assumes that each product map returned includes a non - </w:t>
+      </w:r>
+      <w:proofErr w:type="gramStart"/>
+      <w:r>
+        <w:t>nil ,</w:t>
+      </w:r>
+      <w:proofErr w:type="gramEnd"/>
       <w:r>
         <w:t xml:space="preserve"> </w:t>
       </w:r>
       <w:r>
-        <w:t>non - empty : title string</w:t>
+        <w:t xml:space="preserve">non - </w:t>
+      </w:r>
+      <w:proofErr w:type="gramStart"/>
+      <w:r>
+        <w:t>empty :</w:t>
+      </w:r>
+      <w:proofErr w:type="gramEnd"/>
+      <w:r>
+        <w:t xml:space="preserve"> title string</w:t>
       </w:r>
     </w:p>
     <w:p>
@@ -3778,7 +5171,23 @@
         </w:numPr>
       </w:pPr>
       <w:r>
-        <w:t>No pagination , filtering , or interaction logic is included</w:t>
+        <w:t xml:space="preserve">No </w:t>
+      </w:r>
+      <w:proofErr w:type="gramStart"/>
+      <w:r>
+        <w:t>pagination ,</w:t>
+      </w:r>
+      <w:proofErr w:type="gramEnd"/>
+      <w:r>
+        <w:t xml:space="preserve"> </w:t>
+      </w:r>
+      <w:proofErr w:type="gramStart"/>
+      <w:r>
+        <w:t>filtering ,</w:t>
+      </w:r>
+      <w:proofErr w:type="gramEnd"/>
+      <w:r>
+        <w:t xml:space="preserve"> or interaction logic is included</w:t>
       </w:r>
     </w:p>
     <w:p>
@@ -3795,7 +5204,23 @@
         </w:numPr>
       </w:pPr>
       <w:r>
-        <w:t xml:space="preserve">If shopping_list returns an empty list , the &lt;ul&gt; will render no </w:t>
+        <w:t xml:space="preserve">If </w:t>
+      </w:r>
+      <w:proofErr w:type="spellStart"/>
+      <w:r>
+        <w:t>shopping_list</w:t>
+      </w:r>
+      <w:proofErr w:type="spellEnd"/>
+      <w:r>
+        <w:t xml:space="preserve"> returns an empty </w:t>
+      </w:r>
+      <w:proofErr w:type="gramStart"/>
+      <w:r>
+        <w:t>list ,</w:t>
+      </w:r>
+      <w:proofErr w:type="gramEnd"/>
+      <w:r>
+        <w:t xml:space="preserve"> the &lt;ul&gt; will render no </w:t>
       </w:r>
     </w:p>
     <w:p>
@@ -3833,8 +5258,13 @@
       <w:r>
         <w:t xml:space="preserve">Return </w:t>
       </w:r>
-      <w:r>
-        <w:t>shopping_list(["</w:t>
+      <w:proofErr w:type="spellStart"/>
+      <w:r>
+        <w:t>shopping_list</w:t>
+      </w:r>
+      <w:proofErr w:type="spellEnd"/>
+      <w:r>
+        <w:t>(["</w:t>
       </w:r>
       <w:r>
         <w:t>Item1</w:t>
@@ -3989,11 +5419,21 @@
         <w:tab/>
         <w:t xml:space="preserve">      </w:t>
       </w:r>
-      <w:r>
-        <w:t>shopping_list</w:t>
-      </w:r>
-      <w:r>
-        <w:t xml:space="preserve">([]) </w:t>
+      <w:proofErr w:type="spellStart"/>
+      <w:r>
+        <w:t>shopping_</w:t>
+      </w:r>
+      <w:proofErr w:type="gramStart"/>
+      <w:r>
+        <w:t>list</w:t>
+      </w:r>
+      <w:proofErr w:type="spellEnd"/>
+      <w:r>
+        <w:t>(</w:t>
+      </w:r>
+      <w:proofErr w:type="gramEnd"/>
+      <w:r>
+        <w:t xml:space="preserve">[]) </w:t>
       </w:r>
     </w:p>
     <w:p>
@@ -4204,8 +5644,13 @@
       </w:r>
     </w:p>
     <w:p>
-      <w:r>
-        <w:t>Function_Name:</w:t>
+      <w:proofErr w:type="spellStart"/>
+      <w:r>
+        <w:t>Function_Name</w:t>
+      </w:r>
+      <w:proofErr w:type="spellEnd"/>
+      <w:r>
+        <w:t>:</w:t>
       </w:r>
       <w:r>
         <w:rPr>
@@ -4218,11 +5663,24 @@
         </w:rPr>
         <w:t xml:space="preserve"> </w:t>
       </w:r>
-      <w:r>
-        <w:t>slugify_manua</w:t>
-      </w:r>
-      <w:r>
-        <w:t>l()</w:t>
+      <w:proofErr w:type="spellStart"/>
+      <w:r>
+        <w:t>slugify_</w:t>
+      </w:r>
+      <w:proofErr w:type="gramStart"/>
+      <w:r>
+        <w:t>manua</w:t>
+      </w:r>
+      <w:r>
+        <w:t>l</w:t>
+      </w:r>
+      <w:proofErr w:type="spellEnd"/>
+      <w:r>
+        <w:t>(</w:t>
+      </w:r>
+      <w:proofErr w:type="gramEnd"/>
+      <w:r>
+        <w:t>)</w:t>
       </w:r>
     </w:p>
     <w:p>
@@ -4239,8 +5697,13 @@
         </w:numPr>
       </w:pPr>
       <w:r>
-        <w:t>Converts any given string into a URL - friendly slug by transliterating Unicode characters into their alphanumeric equivalents .</w:t>
-      </w:r>
+        <w:t xml:space="preserve">Converts any given string into a URL - friendly slug by transliterating Unicode characters into their alphanumeric </w:t>
+      </w:r>
+      <w:proofErr w:type="gramStart"/>
+      <w:r>
+        <w:t>equivalents .</w:t>
+      </w:r>
+      <w:proofErr w:type="gramEnd"/>
       <w:r>
         <w:t xml:space="preserve"> </w:t>
       </w:r>
@@ -4254,8 +5717,45 @@
         </w:numPr>
       </w:pPr>
       <w:r>
-        <w:t>Removes or replaces punctuation and whitespace , with customizable options for separator , casing , truncation , and ignored characters .</w:t>
-      </w:r>
+        <w:t xml:space="preserve">Removes or replaces punctuation and </w:t>
+      </w:r>
+      <w:proofErr w:type="gramStart"/>
+      <w:r>
+        <w:t>whitespace ,</w:t>
+      </w:r>
+      <w:proofErr w:type="gramEnd"/>
+      <w:r>
+        <w:t xml:space="preserve"> with customizable options for </w:t>
+      </w:r>
+      <w:proofErr w:type="gramStart"/>
+      <w:r>
+        <w:t>separator ,</w:t>
+      </w:r>
+      <w:proofErr w:type="gramEnd"/>
+      <w:r>
+        <w:t xml:space="preserve"> </w:t>
+      </w:r>
+      <w:proofErr w:type="gramStart"/>
+      <w:r>
+        <w:t>casing ,</w:t>
+      </w:r>
+      <w:proofErr w:type="gramEnd"/>
+      <w:r>
+        <w:t xml:space="preserve"> </w:t>
+      </w:r>
+      <w:proofErr w:type="gramStart"/>
+      <w:r>
+        <w:t>truncation ,</w:t>
+      </w:r>
+      <w:proofErr w:type="gramEnd"/>
+      <w:r>
+        <w:t xml:space="preserve"> and ignored </w:t>
+      </w:r>
+      <w:proofErr w:type="gramStart"/>
+      <w:r>
+        <w:t>characters .</w:t>
+      </w:r>
+      <w:proofErr w:type="gramEnd"/>
     </w:p>
     <w:p>
       <w:pPr>
@@ -4272,8 +5772,13 @@
         <w:t xml:space="preserve"> </w:t>
       </w:r>
       <w:r>
-        <w:t>potentially non - ASCII inputs .</w:t>
-      </w:r>
+        <w:t xml:space="preserve">potentially non - ASCII </w:t>
+      </w:r>
+      <w:proofErr w:type="gramStart"/>
+      <w:r>
+        <w:t>inputs .</w:t>
+      </w:r>
+      <w:proofErr w:type="gramEnd"/>
     </w:p>
     <w:p>
       <w:r>
@@ -4288,9 +5793,11 @@
           <w:numId w:val="3"/>
         </w:numPr>
       </w:pPr>
+      <w:proofErr w:type="gramStart"/>
       <w:r>
         <w:t>Parameters :</w:t>
       </w:r>
+      <w:proofErr w:type="gramEnd"/>
     </w:p>
     <w:p>
       <w:pPr>
@@ -4307,8 +5814,13 @@
         <w:t xml:space="preserve">: Takes in a </w:t>
       </w:r>
       <w:r>
-        <w:t>string which needs to be slugified</w:t>
-      </w:r>
+        <w:t xml:space="preserve">string which needs to be </w:t>
+      </w:r>
+      <w:proofErr w:type="spellStart"/>
+      <w:r>
+        <w:t>slugified</w:t>
+      </w:r>
+      <w:proofErr w:type="spellEnd"/>
     </w:p>
     <w:p>
       <w:pPr>
@@ -4321,11 +5833,40 @@
       <w:r>
         <w:t xml:space="preserve">separator= </w:t>
       </w:r>
-      <w:r>
-        <w:t xml:space="preserve">( binary or UTF -8 integer ): character (s) used to replace spaces between words . </w:t>
-      </w:r>
-      <w:r>
-        <w:t>Default: ‘ – ‘</w:t>
+      <w:proofErr w:type="gramStart"/>
+      <w:r>
+        <w:t>( binary</w:t>
+      </w:r>
+      <w:proofErr w:type="gramEnd"/>
+      <w:r>
+        <w:t xml:space="preserve"> or UTF -8 </w:t>
+      </w:r>
+      <w:proofErr w:type="gramStart"/>
+      <w:r>
+        <w:t>integer )</w:t>
+      </w:r>
+      <w:proofErr w:type="gramEnd"/>
+      <w:r>
+        <w:t xml:space="preserve">: character (s) used to replace spaces between </w:t>
+      </w:r>
+      <w:proofErr w:type="gramStart"/>
+      <w:r>
+        <w:t>words .</w:t>
+      </w:r>
+      <w:proofErr w:type="gramEnd"/>
+      <w:r>
+        <w:t xml:space="preserve"> </w:t>
+      </w:r>
+      <w:r>
+        <w:t xml:space="preserve">Default: </w:t>
+      </w:r>
+      <w:proofErr w:type="gramStart"/>
+      <w:r>
+        <w:t>‘ –</w:t>
+      </w:r>
+      <w:proofErr w:type="gramEnd"/>
+      <w:r>
+        <w:t xml:space="preserve"> ‘</w:t>
       </w:r>
     </w:p>
     <w:p>
@@ -4337,19 +5878,48 @@
         </w:numPr>
       </w:pPr>
       <w:r>
-        <w:t xml:space="preserve">lowercase ( </w:t>
-      </w:r>
-      <w:r>
-        <w:t xml:space="preserve">string </w:t>
-      </w:r>
-      <w:r>
-        <w:t>) : whether to convert the result</w:t>
-      </w:r>
+        <w:t xml:space="preserve">lowercase </w:t>
+      </w:r>
+      <w:proofErr w:type="gramStart"/>
+      <w:r>
+        <w:t xml:space="preserve">( </w:t>
+      </w:r>
+      <w:r>
+        <w:t>string</w:t>
+      </w:r>
+      <w:proofErr w:type="gramEnd"/>
       <w:r>
         <w:t xml:space="preserve"> </w:t>
       </w:r>
-      <w:r>
-        <w:t>to lowercase . Default : true</w:t>
+      <w:proofErr w:type="gramStart"/>
+      <w:r>
+        <w:t>) :</w:t>
+      </w:r>
+      <w:proofErr w:type="gramEnd"/>
+      <w:r>
+        <w:t xml:space="preserve"> whether to convert the result</w:t>
+      </w:r>
+      <w:r>
+        <w:t xml:space="preserve"> </w:t>
+      </w:r>
+      <w:r>
+        <w:t xml:space="preserve">to </w:t>
+      </w:r>
+      <w:proofErr w:type="gramStart"/>
+      <w:r>
+        <w:t>lowercase .</w:t>
+      </w:r>
+      <w:proofErr w:type="gramEnd"/>
+      <w:r>
+        <w:t xml:space="preserve"> </w:t>
+      </w:r>
+      <w:proofErr w:type="gramStart"/>
+      <w:r>
+        <w:t>Default :</w:t>
+      </w:r>
+      <w:proofErr w:type="gramEnd"/>
+      <w:r>
+        <w:t xml:space="preserve"> true</w:t>
       </w:r>
     </w:p>
     <w:p>
@@ -4361,7 +5931,31 @@
         </w:numPr>
       </w:pPr>
       <w:r>
-        <w:t>ignore: ( string or list of strings ): characters to preserve in the slug and skip during cleanup. Defaullt: None</w:t>
+        <w:t xml:space="preserve">ignore: </w:t>
+      </w:r>
+      <w:proofErr w:type="gramStart"/>
+      <w:r>
+        <w:t>( string</w:t>
+      </w:r>
+      <w:proofErr w:type="gramEnd"/>
+      <w:r>
+        <w:t xml:space="preserve"> or list of </w:t>
+      </w:r>
+      <w:proofErr w:type="gramStart"/>
+      <w:r>
+        <w:t>strings )</w:t>
+      </w:r>
+      <w:proofErr w:type="gramEnd"/>
+      <w:r>
+        <w:t xml:space="preserve">: characters to preserve in the slug and skip during cleanup. </w:t>
+      </w:r>
+      <w:proofErr w:type="spellStart"/>
+      <w:r>
+        <w:t>Defaullt</w:t>
+      </w:r>
+      <w:proofErr w:type="spellEnd"/>
+      <w:r>
+        <w:t>: None</w:t>
       </w:r>
     </w:p>
     <w:p>
@@ -4373,8 +5967,37 @@
         </w:numPr>
       </w:pPr>
       <w:r>
-        <w:t>truncate: ( positive integer ) : maximum length of the slug , truncating without breaking words .</w:t>
-      </w:r>
+        <w:t xml:space="preserve">truncate: </w:t>
+      </w:r>
+      <w:proofErr w:type="gramStart"/>
+      <w:r>
+        <w:t>( positive</w:t>
+      </w:r>
+      <w:proofErr w:type="gramEnd"/>
+      <w:r>
+        <w:t xml:space="preserve"> </w:t>
+      </w:r>
+      <w:proofErr w:type="gramStart"/>
+      <w:r>
+        <w:t>integer )</w:t>
+      </w:r>
+      <w:proofErr w:type="gramEnd"/>
+      <w:r>
+        <w:t xml:space="preserve"> : maximum length of the </w:t>
+      </w:r>
+      <w:proofErr w:type="gramStart"/>
+      <w:r>
+        <w:t>slug ,</w:t>
+      </w:r>
+      <w:proofErr w:type="gramEnd"/>
+      <w:r>
+        <w:t xml:space="preserve"> truncating without breaking </w:t>
+      </w:r>
+      <w:proofErr w:type="gramStart"/>
+      <w:r>
+        <w:t>words .</w:t>
+      </w:r>
+      <w:proofErr w:type="gramEnd"/>
     </w:p>
     <w:p>
       <w:r>
@@ -4414,14 +6037,35 @@
         </w:numPr>
       </w:pPr>
       <w:r>
-        <w:t>A slugified string containing only alphanumerics and the</w:t>
+        <w:t xml:space="preserve">A </w:t>
+      </w:r>
+      <w:proofErr w:type="spellStart"/>
+      <w:r>
+        <w:t>slugified</w:t>
+      </w:r>
+      <w:proofErr w:type="spellEnd"/>
+      <w:r>
+        <w:t xml:space="preserve"> string containing only </w:t>
+      </w:r>
+      <w:proofErr w:type="spellStart"/>
+      <w:r>
+        <w:t>alphanumerics</w:t>
+      </w:r>
+      <w:proofErr w:type="spellEnd"/>
+      <w:r>
+        <w:t xml:space="preserve"> and the</w:t>
       </w:r>
       <w:r>
         <w:t xml:space="preserve"> </w:t>
       </w:r>
       <w:r>
-        <w:t>configured separator .</w:t>
-      </w:r>
+        <w:t xml:space="preserve">configured </w:t>
+      </w:r>
+      <w:proofErr w:type="gramStart"/>
+      <w:r>
+        <w:t>separator .</w:t>
+      </w:r>
+      <w:proofErr w:type="gramEnd"/>
     </w:p>
     <w:p>
       <w:pPr>
@@ -4432,7 +6076,28 @@
         </w:numPr>
       </w:pPr>
       <w:r>
-        <w:t>Returns nil if no valid slug can be generated (e.g .input contains only invalid characters ).</w:t>
+        <w:t>Returns nil if no valid slug can be generated (</w:t>
+      </w:r>
+      <w:proofErr w:type="spellStart"/>
+      <w:proofErr w:type="gramStart"/>
+      <w:r>
+        <w:t>e.g</w:t>
+      </w:r>
+      <w:proofErr w:type="spellEnd"/>
+      <w:r>
+        <w:t xml:space="preserve"> .input</w:t>
+      </w:r>
+      <w:proofErr w:type="gramEnd"/>
+      <w:r>
+        <w:t xml:space="preserve"> contains only invalid </w:t>
+      </w:r>
+      <w:proofErr w:type="gramStart"/>
+      <w:r>
+        <w:t>characters )</w:t>
+      </w:r>
+      <w:proofErr w:type="gramEnd"/>
+      <w:r>
+        <w:t>.</w:t>
       </w:r>
     </w:p>
     <w:p>
@@ -4455,7 +6120,15 @@
         <w:t xml:space="preserve"> </w:t>
       </w:r>
       <w:r>
-        <w:t xml:space="preserve">configured separator . </w:t>
+        <w:t xml:space="preserve">configured </w:t>
+      </w:r>
+      <w:proofErr w:type="gramStart"/>
+      <w:r>
+        <w:t>separator .</w:t>
+      </w:r>
+      <w:proofErr w:type="gramEnd"/>
+      <w:r>
+        <w:t xml:space="preserve"> </w:t>
       </w:r>
     </w:p>
     <w:p>
@@ -4467,8 +6140,21 @@
         </w:numPr>
       </w:pPr>
       <w:r>
-        <w:t>Characters listed in : ignore remain unchanged in the output .</w:t>
-      </w:r>
+        <w:t xml:space="preserve">Characters listed </w:t>
+      </w:r>
+      <w:proofErr w:type="gramStart"/>
+      <w:r>
+        <w:t>in :</w:t>
+      </w:r>
+      <w:proofErr w:type="gramEnd"/>
+      <w:r>
+        <w:t xml:space="preserve"> ignore remain unchanged in the </w:t>
+      </w:r>
+      <w:proofErr w:type="gramStart"/>
+      <w:r>
+        <w:t>output .</w:t>
+      </w:r>
+      <w:proofErr w:type="gramEnd"/>
     </w:p>
     <w:p>
       <w:pPr>
@@ -4479,7 +6165,15 @@
         </w:numPr>
       </w:pPr>
       <w:r>
-        <w:t>Punctuation is removed unless explicitly preserved via :ignore .</w:t>
+        <w:t xml:space="preserve">Punctuation is removed unless explicitly preserved </w:t>
+      </w:r>
+      <w:proofErr w:type="gramStart"/>
+      <w:r>
+        <w:t>via :ignore</w:t>
+      </w:r>
+      <w:proofErr w:type="gramEnd"/>
+      <w:r>
+        <w:t xml:space="preserve"> .</w:t>
       </w:r>
     </w:p>
     <w:p>
@@ -4512,9 +6206,11 @@
       <w:r>
         <w:t xml:space="preserve">Empty input or punctuation - only input =&gt; returns </w:t>
       </w:r>
+      <w:proofErr w:type="gramStart"/>
       <w:r>
         <w:t>‘ ‘</w:t>
       </w:r>
+      <w:proofErr w:type="gramEnd"/>
     </w:p>
     <w:p>
       <w:pPr>
@@ -4525,8 +6221,29 @@
         </w:numPr>
       </w:pPr>
       <w:r>
-        <w:t>Very small : truncate values (e .g., 1 or 2) may eliminate all words if none fit .</w:t>
-      </w:r>
+        <w:t xml:space="preserve">Very </w:t>
+      </w:r>
+      <w:proofErr w:type="gramStart"/>
+      <w:r>
+        <w:t>small :</w:t>
+      </w:r>
+      <w:proofErr w:type="gramEnd"/>
+      <w:r>
+        <w:t xml:space="preserve"> truncate values (</w:t>
+      </w:r>
+      <w:proofErr w:type="gramStart"/>
+      <w:r>
+        <w:t>e .</w:t>
+      </w:r>
+      <w:proofErr w:type="gramEnd"/>
+      <w:r>
+        <w:t xml:space="preserve">g., 1 or 2) may eliminate all words if none </w:t>
+      </w:r>
+      <w:proofErr w:type="gramStart"/>
+      <w:r>
+        <w:t>fit .</w:t>
+      </w:r>
+      <w:proofErr w:type="gramEnd"/>
       <w:r>
         <w:cr/>
       </w:r>
@@ -4538,101 +6255,239 @@
       </w:r>
     </w:p>
     <w:p>
+      <w:proofErr w:type="spellStart"/>
+      <w:r>
+        <w:t>slugify_</w:t>
+      </w:r>
+      <w:proofErr w:type="gramStart"/>
+      <w:r>
+        <w:t>manual</w:t>
+      </w:r>
+      <w:proofErr w:type="spellEnd"/>
+      <w:r>
+        <w:t>(</w:t>
+      </w:r>
+      <w:proofErr w:type="gramEnd"/>
+      <w:r>
+        <w:t xml:space="preserve">" </w:t>
+      </w:r>
+      <w:proofErr w:type="gramStart"/>
+      <w:r>
+        <w:t>Hello ,</w:t>
+      </w:r>
+      <w:proofErr w:type="gramEnd"/>
+      <w:r>
+        <w:t xml:space="preserve"> </w:t>
+      </w:r>
+      <w:proofErr w:type="gramStart"/>
+      <w:r>
+        <w:t>World !</w:t>
+      </w:r>
+      <w:proofErr w:type="gramEnd"/>
+      <w:r>
+        <w:t>"</w:t>
+      </w:r>
+      <w:r>
+        <w:t>)</w:t>
+      </w:r>
+    </w:p>
+    <w:p>
+      <w:r>
+        <w:t># =&gt; " hello - world "</w:t>
+      </w:r>
+      <w:r>
+        <w:cr/>
+      </w:r>
+      <w:proofErr w:type="spellStart"/>
+      <w:r>
+        <w:t>slugify_</w:t>
+      </w:r>
+      <w:proofErr w:type="gramStart"/>
+      <w:r>
+        <w:t>manual</w:t>
+      </w:r>
+      <w:proofErr w:type="spellEnd"/>
+      <w:r>
+        <w:t>(</w:t>
+      </w:r>
+      <w:proofErr w:type="gramEnd"/>
+      <w:r>
+        <w:t xml:space="preserve">" </w:t>
+      </w:r>
+      <w:proofErr w:type="gramStart"/>
+      <w:r>
+        <w:t>Madam ,</w:t>
+      </w:r>
+      <w:proofErr w:type="gramEnd"/>
+      <w:r>
+        <w:t xml:space="preserve"> I ’m Adam ", </w:t>
+      </w:r>
+      <w:proofErr w:type="gramStart"/>
+      <w:r>
+        <w:t>separator :</w:t>
+      </w:r>
+      <w:proofErr w:type="gramEnd"/>
+      <w:r>
+        <w:t xml:space="preserve"> ""</w:t>
+      </w:r>
+      <w:r>
+        <w:t>)</w:t>
+      </w:r>
+    </w:p>
+    <w:p>
+      <w:r>
+        <w:t xml:space="preserve"># =&gt; " </w:t>
+      </w:r>
+      <w:proofErr w:type="spellStart"/>
+      <w:r>
+        <w:t>madamimadam</w:t>
+      </w:r>
+      <w:proofErr w:type="spellEnd"/>
+      <w:r>
+        <w:t xml:space="preserve"> "</w:t>
+      </w:r>
+    </w:p>
+    <w:p>
+      <w:proofErr w:type="spellStart"/>
+      <w:r>
+        <w:t>slugify_</w:t>
+      </w:r>
+      <w:proofErr w:type="gramStart"/>
+      <w:r>
+        <w:t>manual</w:t>
+      </w:r>
+      <w:proofErr w:type="spellEnd"/>
+      <w:r>
+        <w:t>(</w:t>
+      </w:r>
+      <w:proofErr w:type="gramEnd"/>
+      <w:r>
+        <w:t xml:space="preserve">" </w:t>
+      </w:r>
+      <w:proofErr w:type="spellStart"/>
+      <w:r>
+        <w:t>StUdLy</w:t>
+      </w:r>
+      <w:proofErr w:type="spellEnd"/>
+      <w:r>
+        <w:t xml:space="preserve"> </w:t>
+      </w:r>
+      <w:proofErr w:type="spellStart"/>
+      <w:r>
+        <w:t>CaPs</w:t>
+      </w:r>
+      <w:proofErr w:type="spellEnd"/>
+      <w:r>
+        <w:t xml:space="preserve"> ", </w:t>
+      </w:r>
+      <w:proofErr w:type="gramStart"/>
+      <w:r>
+        <w:t>lowercase :</w:t>
+      </w:r>
+      <w:proofErr w:type="gramEnd"/>
+      <w:r>
+        <w:t xml:space="preserve"> </w:t>
+      </w:r>
+      <w:proofErr w:type="gramStart"/>
+      <w:r>
+        <w:t>false )</w:t>
+      </w:r>
+      <w:proofErr w:type="gramEnd"/>
+      <w:r>
+        <w:cr/>
+      </w:r>
+      <w:r>
+        <w:t xml:space="preserve"># =&gt; " </w:t>
+      </w:r>
+      <w:proofErr w:type="spellStart"/>
+      <w:r>
+        <w:t>StUdLy</w:t>
+      </w:r>
+      <w:proofErr w:type="spellEnd"/>
+      <w:r>
+        <w:t xml:space="preserve"> - </w:t>
+      </w:r>
+      <w:proofErr w:type="spellStart"/>
+      <w:r>
+        <w:t>CaPs</w:t>
+      </w:r>
+      <w:proofErr w:type="spellEnd"/>
+      <w:r>
+        <w:t xml:space="preserve"> "</w:t>
+      </w:r>
+    </w:p>
+    <w:p>
+      <w:proofErr w:type="spellStart"/>
       <w:r>
         <w:t>slugify_manual</w:t>
       </w:r>
+      <w:proofErr w:type="spellEnd"/>
+      <w:r>
+        <w:t xml:space="preserve"> (" Call me maybe ", </w:t>
+      </w:r>
+      <w:proofErr w:type="gramStart"/>
+      <w:r>
+        <w:t>truncate :</w:t>
+      </w:r>
+      <w:proofErr w:type="gramEnd"/>
+      <w:r>
+        <w:t xml:space="preserve"> 10)</w:t>
+      </w:r>
+    </w:p>
+    <w:p>
+      <w:r>
+        <w:t>=&gt; " call - me "</w:t>
+      </w:r>
+    </w:p>
+    <w:p>
+      <w:proofErr w:type="spellStart"/>
+      <w:r>
+        <w:t>slugify_</w:t>
+      </w:r>
+      <w:proofErr w:type="gramStart"/>
+      <w:r>
+        <w:t>manual</w:t>
+      </w:r>
+      <w:proofErr w:type="spellEnd"/>
       <w:r>
         <w:t>(</w:t>
       </w:r>
-      <w:r>
-        <w:t>" Hello , World !"</w:t>
-      </w:r>
-      <w:r>
-        <w:t>)</w:t>
-      </w:r>
-    </w:p>
-    <w:p>
-      <w:r>
-        <w:t># =&gt; " hello - world "</w:t>
-      </w:r>
-      <w:r>
-        <w:cr/>
-      </w:r>
-      <w:r>
-        <w:t>slugify_manual(</w:t>
-      </w:r>
-      <w:r>
-        <w:t>" Madam , I ’m Adam ", separator : ""</w:t>
-      </w:r>
-      <w:r>
-        <w:t>)</w:t>
-      </w:r>
-    </w:p>
-    <w:p>
-      <w:r>
-        <w:t># =&gt; " madamimadam "</w:t>
-      </w:r>
-    </w:p>
-    <w:p>
-      <w:r>
-        <w:t>slugify_manual(</w:t>
-      </w:r>
-      <w:r>
-        <w:t>" StUdLy CaPs ", lowercase : false )</w:t>
-      </w:r>
-      <w:r>
-        <w:cr/>
-      </w:r>
-      <w:r>
-        <w:t># =&gt; " StUdLy - CaPs "</w:t>
-      </w:r>
-    </w:p>
-    <w:p>
-      <w:r>
-        <w:t>slugify_manual (" Call me maybe ", truncate : 10)</w:t>
-      </w:r>
-    </w:p>
-    <w:p>
-      <w:r>
-        <w:t>=&gt; " call - me "</w:t>
-      </w:r>
-    </w:p>
-    <w:p>
-      <w:pPr>
-        <w:rPr>
-          <w:lang w:val="pl-PL"/>
-        </w:rPr>
-      </w:pPr>
-      <w:r>
-        <w:rPr>
-          <w:lang w:val="pl-PL"/>
-        </w:rPr>
-        <w:t>slugify_manual("\ u4f60 \ u597d \ uff0c \ u4e16 \ u754c ", ignore : ["\ u4f60 ","\ u597d "])</w:t>
-      </w:r>
-    </w:p>
-    <w:p>
-      <w:pPr>
-        <w:rPr>
-          <w:lang w:val="pl-PL"/>
-        </w:rPr>
-      </w:pPr>
-      <w:r>
-        <w:rPr>
-          <w:lang w:val="pl-PL"/>
-        </w:rPr>
-        <w:t># =&gt; "\ u4f60 \ u597d - shi - jie "</w:t>
-      </w:r>
-    </w:p>
-    <w:p>
-      <w:pPr>
-        <w:rPr>
-          <w:lang w:val="pl-PL"/>
-        </w:rPr>
-      </w:pPr>
-      <w:r>
-        <w:rPr>
-          <w:lang w:val="pl-PL"/>
-        </w:rPr>
+      <w:proofErr w:type="gramEnd"/>
+      <w:r>
+        <w:t xml:space="preserve">"\ u4f60 \ u597d \ uff0c \ u4e16 \ u754c ", </w:t>
+      </w:r>
+      <w:proofErr w:type="gramStart"/>
+      <w:r>
+        <w:t>ignore :</w:t>
+      </w:r>
+      <w:proofErr w:type="gramEnd"/>
+      <w:r>
+        <w:t xml:space="preserve"> ["\ u4f60 ","\ u597d "])</w:t>
+      </w:r>
+    </w:p>
+    <w:p>
+      <w:r>
+        <w:t xml:space="preserve"># =&gt; "\ u4f60 \ u597d - </w:t>
+      </w:r>
+      <w:proofErr w:type="spellStart"/>
+      <w:r>
+        <w:t>shi</w:t>
+      </w:r>
+      <w:proofErr w:type="spellEnd"/>
+      <w:r>
+        <w:t xml:space="preserve"> - </w:t>
+      </w:r>
+      <w:proofErr w:type="spellStart"/>
+      <w:r>
+        <w:t>jie</w:t>
+      </w:r>
+      <w:proofErr w:type="spellEnd"/>
+      <w:r>
+        <w:t xml:space="preserve"> "</w:t>
+      </w:r>
+    </w:p>
+    <w:p>
+      <w:r>
         <w:tab/>
         <w:t xml:space="preserve"> </w:t>
       </w:r>
@@ -4641,142 +6496,102 @@
       <w:pPr>
         <w:pStyle w:val="ListParagraph"/>
         <w:ind w:left="1080"/>
-        <w:rPr>
-          <w:lang w:val="pl-PL"/>
-        </w:rPr>
-      </w:pPr>
-    </w:p>
-    <w:p>
-      <w:pPr>
-        <w:pStyle w:val="ListParagraph"/>
-        <w:ind w:left="1080"/>
-        <w:rPr>
-          <w:lang w:val="pl-PL"/>
-        </w:rPr>
-      </w:pPr>
-    </w:p>
-    <w:p>
-      <w:pPr>
-        <w:pStyle w:val="ListParagraph"/>
-        <w:ind w:left="1080"/>
-        <w:rPr>
-          <w:lang w:val="pl-PL"/>
-        </w:rPr>
-      </w:pPr>
-    </w:p>
-    <w:p>
-      <w:pPr>
-        <w:pStyle w:val="ListParagraph"/>
-        <w:ind w:left="1080"/>
-        <w:rPr>
-          <w:lang w:val="pl-PL"/>
-        </w:rPr>
-      </w:pPr>
-    </w:p>
-    <w:p>
-      <w:pPr>
-        <w:pStyle w:val="ListParagraph"/>
-        <w:ind w:left="1080"/>
-        <w:rPr>
-          <w:lang w:val="pl-PL"/>
-        </w:rPr>
-      </w:pPr>
-    </w:p>
-    <w:p>
-      <w:pPr>
-        <w:pStyle w:val="ListParagraph"/>
-        <w:ind w:left="1080"/>
-        <w:rPr>
-          <w:lang w:val="pl-PL"/>
-        </w:rPr>
-      </w:pPr>
-    </w:p>
-    <w:p>
-      <w:pPr>
-        <w:pStyle w:val="ListParagraph"/>
-        <w:ind w:left="1080"/>
-        <w:rPr>
-          <w:lang w:val="pl-PL"/>
-        </w:rPr>
-      </w:pPr>
-    </w:p>
-    <w:p>
-      <w:pPr>
-        <w:pStyle w:val="ListParagraph"/>
-        <w:ind w:left="1080"/>
-        <w:rPr>
-          <w:lang w:val="pl-PL"/>
-        </w:rPr>
-      </w:pPr>
-    </w:p>
-    <w:p>
-      <w:pPr>
-        <w:pStyle w:val="ListParagraph"/>
-        <w:ind w:left="1080"/>
-        <w:rPr>
-          <w:lang w:val="pl-PL"/>
-        </w:rPr>
-      </w:pPr>
-    </w:p>
-    <w:p>
-      <w:pPr>
-        <w:pStyle w:val="ListParagraph"/>
-        <w:ind w:left="1080"/>
-        <w:rPr>
-          <w:lang w:val="pl-PL"/>
-        </w:rPr>
-      </w:pPr>
-    </w:p>
-    <w:p>
-      <w:pPr>
-        <w:pStyle w:val="ListParagraph"/>
-        <w:ind w:left="1080"/>
-        <w:rPr>
-          <w:lang w:val="pl-PL"/>
-        </w:rPr>
-      </w:pPr>
-    </w:p>
-    <w:p>
-      <w:pPr>
-        <w:pStyle w:val="ListParagraph"/>
-        <w:ind w:left="1080"/>
-        <w:rPr>
-          <w:lang w:val="pl-PL"/>
-        </w:rPr>
-      </w:pPr>
-    </w:p>
-    <w:p>
-      <w:pPr>
-        <w:pStyle w:val="ListParagraph"/>
-        <w:ind w:left="1080"/>
-        <w:rPr>
-          <w:lang w:val="pl-PL"/>
-        </w:rPr>
-      </w:pPr>
-    </w:p>
-    <w:p>
-      <w:pPr>
-        <w:pStyle w:val="ListParagraph"/>
-        <w:ind w:left="1080"/>
-        <w:rPr>
-          <w:lang w:val="pl-PL"/>
-        </w:rPr>
-      </w:pPr>
-    </w:p>
-    <w:p>
-      <w:pPr>
-        <w:pStyle w:val="ListParagraph"/>
-        <w:ind w:left="1080"/>
-        <w:rPr>
-          <w:lang w:val="pl-PL"/>
-        </w:rPr>
+      </w:pPr>
+    </w:p>
+    <w:p>
+      <w:pPr>
+        <w:pStyle w:val="ListParagraph"/>
+        <w:ind w:left="1080"/>
+      </w:pPr>
+    </w:p>
+    <w:p>
+      <w:pPr>
+        <w:pStyle w:val="ListParagraph"/>
+        <w:ind w:left="1080"/>
+      </w:pPr>
+    </w:p>
+    <w:p>
+      <w:pPr>
+        <w:pStyle w:val="ListParagraph"/>
+        <w:ind w:left="1080"/>
+      </w:pPr>
+    </w:p>
+    <w:p>
+      <w:pPr>
+        <w:pStyle w:val="ListParagraph"/>
+        <w:ind w:left="1080"/>
+      </w:pPr>
+    </w:p>
+    <w:p>
+      <w:pPr>
+        <w:pStyle w:val="ListParagraph"/>
+        <w:ind w:left="1080"/>
+      </w:pPr>
+    </w:p>
+    <w:p>
+      <w:pPr>
+        <w:pStyle w:val="ListParagraph"/>
+        <w:ind w:left="1080"/>
+      </w:pPr>
+    </w:p>
+    <w:p>
+      <w:pPr>
+        <w:pStyle w:val="ListParagraph"/>
+        <w:ind w:left="1080"/>
+      </w:pPr>
+    </w:p>
+    <w:p>
+      <w:pPr>
+        <w:pStyle w:val="ListParagraph"/>
+        <w:ind w:left="1080"/>
+      </w:pPr>
+    </w:p>
+    <w:p>
+      <w:pPr>
+        <w:pStyle w:val="ListParagraph"/>
+        <w:ind w:left="1080"/>
+      </w:pPr>
+    </w:p>
+    <w:p>
+      <w:pPr>
+        <w:pStyle w:val="ListParagraph"/>
+        <w:ind w:left="1080"/>
+      </w:pPr>
+    </w:p>
+    <w:p>
+      <w:pPr>
+        <w:pStyle w:val="ListParagraph"/>
+        <w:ind w:left="1080"/>
+      </w:pPr>
+    </w:p>
+    <w:p>
+      <w:pPr>
+        <w:pStyle w:val="ListParagraph"/>
+        <w:ind w:left="1080"/>
+      </w:pPr>
+    </w:p>
+    <w:p>
+      <w:pPr>
+        <w:pStyle w:val="ListParagraph"/>
+        <w:ind w:left="1080"/>
+      </w:pPr>
+    </w:p>
+    <w:p>
+      <w:pPr>
+        <w:pStyle w:val="ListParagraph"/>
+        <w:ind w:left="1080"/>
       </w:pPr>
     </w:p>
     <w:p>
       <w:r>
         <w:lastRenderedPageBreak/>
-        <w:t>Module Name: product_cache</w:t>
-      </w:r>
+        <w:t xml:space="preserve">Module Name: </w:t>
+      </w:r>
+      <w:proofErr w:type="spellStart"/>
+      <w:r>
+        <w:t>product_cache</w:t>
+      </w:r>
+      <w:proofErr w:type="spellEnd"/>
     </w:p>
     <w:p/>
     <w:p>
@@ -4793,8 +6608,13 @@
         </w:numPr>
       </w:pPr>
       <w:r>
-        <w:t>Stores product data in an in - memory ETS table for fast retrieval .</w:t>
-      </w:r>
+        <w:t xml:space="preserve">Stores product data in an in - memory ETS table for fast </w:t>
+      </w:r>
+      <w:proofErr w:type="gramStart"/>
+      <w:r>
+        <w:t>retrieval .</w:t>
+      </w:r>
+      <w:proofErr w:type="gramEnd"/>
     </w:p>
     <w:p>
       <w:pPr>
@@ -4805,8 +6625,37 @@
         </w:numPr>
       </w:pPr>
       <w:r>
-        <w:t>Provides functions to get , set , delete , and reset cached products .</w:t>
-      </w:r>
+        <w:t xml:space="preserve">Provides functions to </w:t>
+      </w:r>
+      <w:proofErr w:type="gramStart"/>
+      <w:r>
+        <w:t>get ,</w:t>
+      </w:r>
+      <w:proofErr w:type="gramEnd"/>
+      <w:r>
+        <w:t xml:space="preserve"> </w:t>
+      </w:r>
+      <w:proofErr w:type="gramStart"/>
+      <w:r>
+        <w:t>set ,</w:t>
+      </w:r>
+      <w:proofErr w:type="gramEnd"/>
+      <w:r>
+        <w:t xml:space="preserve"> </w:t>
+      </w:r>
+      <w:proofErr w:type="gramStart"/>
+      <w:r>
+        <w:t>delete ,</w:t>
+      </w:r>
+      <w:proofErr w:type="gramEnd"/>
+      <w:r>
+        <w:t xml:space="preserve"> and reset cached </w:t>
+      </w:r>
+      <w:proofErr w:type="gramStart"/>
+      <w:r>
+        <w:t>products .</w:t>
+      </w:r>
+      <w:proofErr w:type="gramEnd"/>
     </w:p>
     <w:p>
       <w:pPr>
@@ -4839,8 +6688,13 @@
         </w:numPr>
       </w:pPr>
       <w:r>
-        <w:t>For init</w:t>
-      </w:r>
+        <w:t xml:space="preserve">For </w:t>
+      </w:r>
+      <w:proofErr w:type="spellStart"/>
+      <w:r>
+        <w:t>init</w:t>
+      </w:r>
+      <w:proofErr w:type="spellEnd"/>
     </w:p>
     <w:p>
       <w:pPr>
@@ -4850,8 +6704,21 @@
           <w:numId w:val="14"/>
         </w:numPr>
       </w:pPr>
-      <w:r>
-        <w:t xml:space="preserve">Expiry_time : </w:t>
+      <w:proofErr w:type="spellStart"/>
+      <w:r>
+        <w:t>Expiry_</w:t>
+      </w:r>
+      <w:proofErr w:type="gramStart"/>
+      <w:r>
+        <w:t>time</w:t>
+      </w:r>
+      <w:proofErr w:type="spellEnd"/>
+      <w:r>
+        <w:t xml:space="preserve"> :</w:t>
+      </w:r>
+      <w:proofErr w:type="gramEnd"/>
+      <w:r>
+        <w:t xml:space="preserve"> </w:t>
       </w:r>
     </w:p>
     <w:p>
@@ -4874,9 +6741,11 @@
           <w:numId w:val="14"/>
         </w:numPr>
       </w:pPr>
+      <w:proofErr w:type="gramStart"/>
       <w:r>
         <w:t>Key :</w:t>
       </w:r>
+      <w:proofErr w:type="gramEnd"/>
       <w:r>
         <w:t xml:space="preserve"> unique identifier for the cached product</w:t>
       </w:r>
@@ -4901,9 +6770,11 @@
           <w:numId w:val="14"/>
         </w:numPr>
       </w:pPr>
+      <w:proofErr w:type="gramStart"/>
       <w:r>
         <w:t>Key :</w:t>
       </w:r>
+      <w:proofErr w:type="gramEnd"/>
       <w:r>
         <w:t xml:space="preserve"> unique identifier for the product</w:t>
       </w:r>
@@ -4916,8 +6787,13 @@
           <w:numId w:val="14"/>
         </w:numPr>
       </w:pPr>
-      <w:r>
-        <w:t xml:space="preserve">Value : product data to be cached </w:t>
+      <w:proofErr w:type="gramStart"/>
+      <w:r>
+        <w:t>Value :</w:t>
+      </w:r>
+      <w:proofErr w:type="gramEnd"/>
+      <w:r>
+        <w:t xml:space="preserve"> product data to be cached </w:t>
       </w:r>
     </w:p>
     <w:p>
@@ -4928,20 +6804,13 @@
           <w:numId w:val="14"/>
         </w:numPr>
       </w:pPr>
-      <w:r>
-        <w:t>ttl (</w:t>
-      </w:r>
-      <w:r>
-        <w:t>optional)</w:t>
-      </w:r>
-      <w:r>
-        <w:t>: custom TTL in</w:t>
-      </w:r>
-      <w:r>
-        <w:t xml:space="preserve"> </w:t>
-      </w:r>
-      <w:r>
-        <w:t>milliseconds for this specific item</w:t>
+      <w:proofErr w:type="spellStart"/>
+      <w:r>
+        <w:t>ttl</w:t>
+      </w:r>
+      <w:proofErr w:type="spellEnd"/>
+      <w:r>
+        <w:t xml:space="preserve"> (optional): custom TTL in milliseconds for this specific item</w:t>
       </w:r>
     </w:p>
     <w:p>
@@ -4965,7 +6834,23 @@
         </w:numPr>
       </w:pPr>
       <w:r>
-        <w:t>key ( term ) : unique identifier of the product to remove</w:t>
+        <w:t xml:space="preserve">key </w:t>
+      </w:r>
+      <w:proofErr w:type="gramStart"/>
+      <w:r>
+        <w:t>( term</w:t>
+      </w:r>
+      <w:proofErr w:type="gramEnd"/>
+      <w:r>
+        <w:t xml:space="preserve"> </w:t>
+      </w:r>
+      <w:proofErr w:type="gramStart"/>
+      <w:r>
+        <w:t>) :</w:t>
+      </w:r>
+      <w:proofErr w:type="gramEnd"/>
+      <w:r>
+        <w:t xml:space="preserve"> unique identifier of the product to remove</w:t>
       </w:r>
       <w:r>
         <w:t xml:space="preserve"> </w:t>
@@ -5053,7 +6938,15 @@
         </w:numPr>
       </w:pPr>
       <w:r>
-        <w:t>The GenServer should be supervised as part of the application</w:t>
+        <w:t xml:space="preserve">The </w:t>
+      </w:r>
+      <w:proofErr w:type="spellStart"/>
+      <w:r>
+        <w:t>GenServer</w:t>
+      </w:r>
+      <w:proofErr w:type="spellEnd"/>
+      <w:r>
+        <w:t xml:space="preserve"> should be supervised as part of the application</w:t>
       </w:r>
       <w:r>
         <w:t xml:space="preserve"> </w:t>
@@ -5100,7 +6993,20 @@
         </w:numPr>
       </w:pPr>
       <w:r>
-        <w:t>If a requested key doesn ’ t exist</w:t>
+        <w:t xml:space="preserve">If a requested key </w:t>
+      </w:r>
+      <w:proofErr w:type="spellStart"/>
+      <w:proofErr w:type="gramStart"/>
+      <w:r>
+        <w:t>doesn</w:t>
+      </w:r>
+      <w:proofErr w:type="spellEnd"/>
+      <w:r>
+        <w:t xml:space="preserve"> ’</w:t>
+      </w:r>
+      <w:proofErr w:type="gramEnd"/>
+      <w:r>
+        <w:t xml:space="preserve"> t exist</w:t>
       </w:r>
       <w:r>
         <w:t xml:space="preserve"> return None</w:t>
@@ -5118,13 +7024,7 @@
         </w:numPr>
       </w:pPr>
       <w:r>
-        <w:t>Setting a value with a negative TTL immediately invalidates</w:t>
-      </w:r>
-      <w:r>
-        <w:t xml:space="preserve"> </w:t>
-      </w:r>
-      <w:r>
-        <w:t>it</w:t>
+        <w:t>Setting a value with a negative TTL immediately invalidates it</w:t>
       </w:r>
     </w:p>
     <w:p>
@@ -5143,7 +7043,15 @@
         <w:t xml:space="preserve">cleanup () </w:t>
       </w:r>
       <w:r>
-        <w:t>clears all cached items , regardless of their</w:t>
+        <w:t xml:space="preserve">clears all cached </w:t>
+      </w:r>
+      <w:proofErr w:type="gramStart"/>
+      <w:r>
+        <w:t>items ,</w:t>
+      </w:r>
+      <w:proofErr w:type="gramEnd"/>
+      <w:r>
+        <w:t xml:space="preserve"> regardless of their</w:t>
       </w:r>
       <w:r>
         <w:t xml:space="preserve"> </w:t>
@@ -5161,14 +7069,29 @@
         </w:numPr>
       </w:pPr>
       <w:r>
-        <w:t>If the process crashes , all cached data is lost ( no</w:t>
-      </w:r>
+        <w:t xml:space="preserve">If the process </w:t>
+      </w:r>
+      <w:proofErr w:type="gramStart"/>
+      <w:r>
+        <w:t>crashes ,</w:t>
+      </w:r>
+      <w:proofErr w:type="gramEnd"/>
+      <w:r>
+        <w:t xml:space="preserve"> all cached data is lost </w:t>
+      </w:r>
+      <w:proofErr w:type="gramStart"/>
+      <w:r>
+        <w:t>( no</w:t>
+      </w:r>
+      <w:proofErr w:type="gramEnd"/>
       <w:r>
         <w:t xml:space="preserve"> </w:t>
       </w:r>
+      <w:proofErr w:type="gramStart"/>
       <w:r>
         <w:t>persistence )</w:t>
       </w:r>
+      <w:proofErr w:type="gramEnd"/>
       <w:r>
         <w:cr/>
       </w:r>
@@ -5188,19 +7111,35 @@
     </w:p>
     <w:p>
       <w:r>
-        <w:t>cache=Product_cache_get( expiry_time=60)</w:t>
-      </w:r>
-    </w:p>
-    <w:p>
-      <w:pPr>
-        <w:rPr>
-          <w:lang w:val="pl-PL"/>
-        </w:rPr>
-      </w:pPr>
-      <w:r>
-        <w:rPr>
-          <w:lang w:val="pl-PL"/>
-        </w:rPr>
+        <w:t>cache=</w:t>
+      </w:r>
+      <w:proofErr w:type="spellStart"/>
+      <w:r>
+        <w:t>Product_cache_</w:t>
+      </w:r>
+      <w:proofErr w:type="gramStart"/>
+      <w:r>
+        <w:t>get</w:t>
+      </w:r>
+      <w:proofErr w:type="spellEnd"/>
+      <w:r>
+        <w:t xml:space="preserve">( </w:t>
+      </w:r>
+      <w:proofErr w:type="spellStart"/>
+      <w:r>
+        <w:t>expiry</w:t>
+      </w:r>
+      <w:proofErr w:type="gramEnd"/>
+      <w:r>
+        <w:t>_time</w:t>
+      </w:r>
+      <w:proofErr w:type="spellEnd"/>
+      <w:r>
+        <w:t>=60)</w:t>
+      </w:r>
+    </w:p>
+    <w:p>
+      <w:r>
         <w:t># =&gt;</w:t>
       </w:r>
       <w:r>
@@ -5210,15 +7149,11 @@
           <w:kern w:val="0"/>
           <w:sz w:val="21"/>
           <w:szCs w:val="21"/>
-          <w:lang w:val="pl-PL"/>
           <w14:ligatures w14:val="none"/>
         </w:rPr>
         <w:t xml:space="preserve"> </w:t>
       </w:r>
       <w:r>
-        <w:rPr>
-          <w:lang w:val="pl-PL"/>
-        </w:rPr>
         <w:t>Initialized Cache</w:t>
       </w:r>
     </w:p>
@@ -5226,22 +7161,29 @@
       <w:pPr>
         <w:pStyle w:val="ListParagraph"/>
         <w:ind w:left="1080"/>
-        <w:rPr>
-          <w:lang w:val="pl-PL"/>
-        </w:rPr>
-      </w:pPr>
-    </w:p>
-    <w:p>
-      <w:r>
-        <w:t xml:space="preserve">2. </w:t>
-      </w:r>
-      <w:r>
-        <w:t>Setting a value in the cache</w:t>
-      </w:r>
-    </w:p>
-    <w:p>
-      <w:r>
-        <w:t>cache.set('a','apple')</w:t>
+      </w:pPr>
+    </w:p>
+    <w:p>
+      <w:r>
+        <w:t>2. Setting a value in the cache</w:t>
+      </w:r>
+    </w:p>
+    <w:p>
+      <w:proofErr w:type="spellStart"/>
+      <w:r>
+        <w:t>cache.set</w:t>
+      </w:r>
+      <w:proofErr w:type="spellEnd"/>
+      <w:r>
+        <w:t>('</w:t>
+      </w:r>
+      <w:proofErr w:type="spellStart"/>
+      <w:r>
+        <w:t>a','apple</w:t>
+      </w:r>
+      <w:proofErr w:type="spellEnd"/>
+      <w:r>
+        <w:t>')</w:t>
       </w:r>
     </w:p>
     <w:p>
@@ -5262,8 +7204,13 @@
       </w:r>
     </w:p>
     <w:p>
-      <w:r>
-        <w:t>cache.get('a')</w:t>
+      <w:proofErr w:type="spellStart"/>
+      <w:r>
+        <w:t>cache.get</w:t>
+      </w:r>
+      <w:proofErr w:type="spellEnd"/>
+      <w:r>
+        <w:t>('a')</w:t>
       </w:r>
     </w:p>
     <w:p>
@@ -5281,11 +7228,16 @@
       </w:r>
     </w:p>
     <w:p>
+      <w:proofErr w:type="spellStart"/>
       <w:r>
         <w:t>Cache.</w:t>
       </w:r>
       <w:r>
-        <w:t>get (" non - existent ")</w:t>
+        <w:t>get</w:t>
+      </w:r>
+      <w:proofErr w:type="spellEnd"/>
+      <w:r>
+        <w:t xml:space="preserve"> (" non - existent ")</w:t>
       </w:r>
     </w:p>
     <w:p>
@@ -5303,12 +7255,27 @@
         <w:t xml:space="preserve">5. </w:t>
       </w:r>
       <w:r>
-        <w:t>Setting with custom TTL (1 minute )</w:t>
-      </w:r>
-    </w:p>
-    <w:p>
-      <w:r>
-        <w:t>cache.set("</w:t>
+        <w:t xml:space="preserve">Setting with custom TTL (1 </w:t>
+      </w:r>
+      <w:proofErr w:type="gramStart"/>
+      <w:r>
+        <w:t>minute )</w:t>
+      </w:r>
+      <w:proofErr w:type="gramEnd"/>
+    </w:p>
+    <w:p>
+      <w:proofErr w:type="spellStart"/>
+      <w:proofErr w:type="gramStart"/>
+      <w:r>
+        <w:t>cache.set</w:t>
+      </w:r>
+      <w:proofErr w:type="spellEnd"/>
+      <w:r>
+        <w:t>(</w:t>
+      </w:r>
+      <w:proofErr w:type="gramEnd"/>
+      <w:r>
+        <w:t>"</w:t>
       </w:r>
       <w:r>
         <w:t>fruit</w:t>
@@ -5326,7 +7293,15 @@
         <w:t>apple</w:t>
       </w:r>
       <w:r>
-        <w:t>"}, ttl=60</w:t>
+        <w:t xml:space="preserve">"}, </w:t>
+      </w:r>
+      <w:proofErr w:type="spellStart"/>
+      <w:r>
+        <w:t>ttl</w:t>
+      </w:r>
+      <w:proofErr w:type="spellEnd"/>
+      <w:r>
+        <w:t>=60</w:t>
       </w:r>
       <w:r>
         <w:t>000</w:t>
@@ -5337,10 +7312,18 @@
     </w:p>
     <w:p>
       <w:r>
-        <w:t>#=&gt;</w:t>
-      </w:r>
-      <w:r>
-        <w:t xml:space="preserve">{'id': </w:t>
+        <w:t>#=</w:t>
+      </w:r>
+      <w:proofErr w:type="gramStart"/>
+      <w:r>
+        <w:t>&gt;</w:t>
+      </w:r>
+      <w:r>
+        <w:t>{</w:t>
+      </w:r>
+      <w:proofErr w:type="gramEnd"/>
+      <w:r>
+        <w:t xml:space="preserve">'id': </w:t>
       </w:r>
       <w:r>
         <w:t>fruit</w:t>
@@ -5366,8 +7349,15 @@
       <w:r>
         <w:cr/>
       </w:r>
-      <w:r>
-        <w:t>cache.delete(“a”)</w:t>
+      <w:proofErr w:type="spellStart"/>
+      <w:proofErr w:type="gramStart"/>
+      <w:r>
+        <w:t>cache.delete</w:t>
+      </w:r>
+      <w:proofErr w:type="spellEnd"/>
+      <w:proofErr w:type="gramEnd"/>
+      <w:r>
+        <w:t>(“a”)</w:t>
       </w:r>
     </w:p>
     <w:p>
@@ -5381,9 +7371,14 @@
       </w:r>
     </w:p>
     <w:p>
+      <w:proofErr w:type="spellStart"/>
       <w:r>
         <w:lastRenderedPageBreak/>
-        <w:t>Cache.cleanup()</w:t>
+        <w:t>Cache.cleanup</w:t>
+      </w:r>
+      <w:proofErr w:type="spellEnd"/>
+      <w:r>
+        <w:t>()</w:t>
       </w:r>
     </w:p>
     <w:p>
@@ -7171,15 +9166,6 @@
   </w:num>
   <w:num w:numId="12" w16cid:durableId="1039009508">
     <w:abstractNumId w:val="11"/>
-    <w:lvlOverride w:ilvl="0"/>
-    <w:lvlOverride w:ilvl="1"/>
-    <w:lvlOverride w:ilvl="2"/>
-    <w:lvlOverride w:ilvl="3"/>
-    <w:lvlOverride w:ilvl="4"/>
-    <w:lvlOverride w:ilvl="5"/>
-    <w:lvlOverride w:ilvl="6"/>
-    <w:lvlOverride w:ilvl="7"/>
-    <w:lvlOverride w:ilvl="8"/>
   </w:num>
   <w:num w:numId="13" w16cid:durableId="330181197">
     <w:abstractNumId w:val="14"/>
@@ -7800,6 +9786,7 @@
   <w:style w:type="character" w:default="1" w:styleId="DefaultParagraphFont">
     <w:name w:val="Default Paragraph Font"/>
     <w:uiPriority w:val="1"/>
+    <w:semiHidden/>
     <w:unhideWhenUsed/>
   </w:style>
   <w:style w:type="table" w:default="1" w:styleId="TableNormal">

--- a/Prompts.docx
+++ b/Prompts.docx
@@ -789,6 +789,17 @@
         <w:t>Get_Average_Price</w:t>
       </w:r>
       <w:proofErr w:type="spellEnd"/>
+      <w:r>
+        <w:t xml:space="preserve"> </w:t>
+      </w:r>
+      <w:proofErr w:type="gramStart"/>
+      <w:r>
+        <w:t>( ?</w:t>
+      </w:r>
+      <w:proofErr w:type="gramEnd"/>
+      <w:r>
+        <w:t>)</w:t>
+      </w:r>
     </w:p>
     <w:p>
       <w:proofErr w:type="spellStart"/>
@@ -1768,6 +1779,14 @@
     </w:p>
     <w:p>
       <w:r>
+        <w:t>Output</w:t>
+      </w:r>
+    </w:p>
+    <w:p>
+      <w:pPr>
+        <w:ind w:firstLine="720"/>
+      </w:pPr>
+      <w:r>
         <w:t>Return Type:</w:t>
       </w:r>
     </w:p>
@@ -1918,6 +1937,7 @@
         </w:numPr>
       </w:pPr>
       <w:r>
+        <w:lastRenderedPageBreak/>
         <w:t xml:space="preserve">If all values for the given attribute are </w:t>
       </w:r>
       <w:proofErr w:type="gramStart"/>
@@ -1938,189 +1958,273 @@
         </w:numPr>
       </w:pPr>
       <w:r>
+        <w:t xml:space="preserve">If products is an empty </w:t>
+      </w:r>
+      <w:proofErr w:type="gramStart"/>
+      <w:r>
+        <w:t>list ,</w:t>
+      </w:r>
+      <w:proofErr w:type="gramEnd"/>
+      <w:r>
+        <w:t xml:space="preserve"> the result is also </w:t>
+      </w:r>
+      <w:proofErr w:type="gramStart"/>
+      <w:r>
+        <w:t>nil .</w:t>
+      </w:r>
+      <w:proofErr w:type="gramEnd"/>
+      <w:r>
+        <w:cr/>
+      </w:r>
+    </w:p>
+    <w:p>
+      <w:pPr>
+        <w:pStyle w:val="ListParagraph"/>
+        <w:ind w:left="1440"/>
+      </w:pPr>
+    </w:p>
+    <w:p>
+      <w:r>
+        <w:t>Example Calls &amp; Expected Outputs</w:t>
+      </w:r>
+    </w:p>
+    <w:p/>
+    <w:p>
+      <w:r>
+        <w:t xml:space="preserve"> </w:t>
+      </w:r>
+      <w:r>
+        <w:t>get_min_2_</w:t>
+      </w:r>
+      <w:proofErr w:type="gramStart"/>
+      <w:r>
+        <w:t>attributes(</w:t>
+      </w:r>
+      <w:proofErr w:type="gramEnd"/>
+      <w:r>
+        <w:t>data = [</w:t>
+      </w:r>
+    </w:p>
+    <w:p>
+      <w:r>
+        <w:t>    {"price": 49.99, "</w:t>
+      </w:r>
+      <w:proofErr w:type="spellStart"/>
+      <w:r>
+        <w:t>battery_life</w:t>
+      </w:r>
+      <w:proofErr w:type="spellEnd"/>
+      <w:r>
+        <w:t>": 4.0},</w:t>
+      </w:r>
+    </w:p>
+    <w:p>
+      <w:r>
+        <w:t>    {"price": 29.99, "</w:t>
+      </w:r>
+      <w:proofErr w:type="spellStart"/>
+      <w:r>
+        <w:t>battery_life</w:t>
+      </w:r>
+      <w:proofErr w:type="spellEnd"/>
+      <w:r>
+        <w:t>": 3.5},</w:t>
+      </w:r>
+    </w:p>
+    <w:p>
+      <w:r>
+        <w:t>    {"price": None, "</w:t>
+      </w:r>
+      <w:proofErr w:type="spellStart"/>
+      <w:r>
+        <w:t>battery_life</w:t>
+      </w:r>
+      <w:proofErr w:type="spellEnd"/>
+      <w:r>
+        <w:t>": 5.0},  </w:t>
+      </w:r>
+    </w:p>
+    <w:p>
+      <w:r>
+        <w:t>    {"</w:t>
+      </w:r>
+      <w:proofErr w:type="spellStart"/>
+      <w:r>
+        <w:t>battery_life</w:t>
+      </w:r>
+      <w:proofErr w:type="spellEnd"/>
+      <w:r>
+        <w:t xml:space="preserve">": 2.0}                   </w:t>
+      </w:r>
+    </w:p>
+    <w:p>
+      <w:r>
+        <w:t>], "price")</w:t>
+      </w:r>
+    </w:p>
+    <w:p>
+      <w:r>
+        <w:t># =&gt; 29.99</w:t>
+      </w:r>
+    </w:p>
+    <w:p/>
+    <w:p>
+      <w:r>
+        <w:t>get_min_2_</w:t>
+      </w:r>
+      <w:proofErr w:type="gramStart"/>
+      <w:r>
+        <w:t>attributes(</w:t>
+      </w:r>
+      <w:proofErr w:type="gramEnd"/>
+      <w:r>
+        <w:t>data = [</w:t>
+      </w:r>
+    </w:p>
+    <w:p>
+      <w:r>
+        <w:t>    {"price": 49.99, "</w:t>
+      </w:r>
+      <w:proofErr w:type="spellStart"/>
+      <w:r>
+        <w:t>battery_life</w:t>
+      </w:r>
+      <w:proofErr w:type="spellEnd"/>
+      <w:r>
+        <w:t>": 4.0},</w:t>
+      </w:r>
+    </w:p>
+    <w:p>
+      <w:r>
+        <w:t>    {"price": 29.99, "</w:t>
+      </w:r>
+      <w:proofErr w:type="spellStart"/>
+      <w:r>
+        <w:t>battery_life</w:t>
+      </w:r>
+      <w:proofErr w:type="spellEnd"/>
+      <w:r>
+        <w:t>": 3.5},</w:t>
+      </w:r>
+    </w:p>
+    <w:p>
+      <w:r>
+        <w:t>    {"price": None, "</w:t>
+      </w:r>
+      <w:proofErr w:type="spellStart"/>
+      <w:r>
+        <w:t>battery_life</w:t>
+      </w:r>
+      <w:proofErr w:type="spellEnd"/>
+      <w:r>
+        <w:t>": 5.0},  </w:t>
+      </w:r>
+    </w:p>
+    <w:p>
+      <w:r>
+        <w:t>    {"</w:t>
+      </w:r>
+      <w:proofErr w:type="spellStart"/>
+      <w:r>
+        <w:t>battery_life</w:t>
+      </w:r>
+      <w:proofErr w:type="spellEnd"/>
+      <w:r>
+        <w:t xml:space="preserve">": 2.0}                   </w:t>
+      </w:r>
+    </w:p>
+    <w:p>
+      <w:r>
+        <w:t>], "</w:t>
+      </w:r>
+      <w:proofErr w:type="spellStart"/>
+      <w:r>
+        <w:t>battery_life</w:t>
+      </w:r>
+      <w:proofErr w:type="spellEnd"/>
+      <w:r>
+        <w:t>")</w:t>
+      </w:r>
+    </w:p>
+    <w:p>
+      <w:r>
+        <w:t># =&gt; 2.0</w:t>
+      </w:r>
+    </w:p>
+    <w:p/>
+    <w:p>
+      <w:r>
+        <w:t>get_min_2_</w:t>
+      </w:r>
+      <w:proofErr w:type="gramStart"/>
+      <w:r>
+        <w:t>attributes(</w:t>
+      </w:r>
+      <w:proofErr w:type="gramEnd"/>
+      <w:r>
+        <w:t>data = [</w:t>
+      </w:r>
+    </w:p>
+    <w:p>
+      <w:r>
+        <w:t>    {"price": 49.99, "</w:t>
+      </w:r>
+      <w:proofErr w:type="spellStart"/>
+      <w:r>
+        <w:t>battery_life</w:t>
+      </w:r>
+      <w:proofErr w:type="spellEnd"/>
+      <w:r>
+        <w:t>": 4.0},</w:t>
+      </w:r>
+    </w:p>
+    <w:p>
+      <w:r>
+        <w:t>    {"price": 29.99, "</w:t>
+      </w:r>
+      <w:proofErr w:type="spellStart"/>
+      <w:r>
+        <w:t>battery_life</w:t>
+      </w:r>
+      <w:proofErr w:type="spellEnd"/>
+      <w:r>
+        <w:t>": 3.5},</w:t>
+      </w:r>
+    </w:p>
+    <w:p>
+      <w:r>
+        <w:t>    {"price": None, "</w:t>
+      </w:r>
+      <w:proofErr w:type="spellStart"/>
+      <w:r>
+        <w:t>battery_life</w:t>
+      </w:r>
+      <w:proofErr w:type="spellEnd"/>
+      <w:r>
+        <w:t>": 5.0},  </w:t>
+      </w:r>
+    </w:p>
+    <w:p>
+      <w:r>
+        <w:t>    {"</w:t>
+      </w:r>
+      <w:proofErr w:type="spellStart"/>
+      <w:r>
+        <w:t>battery_life</w:t>
+      </w:r>
+      <w:proofErr w:type="spellEnd"/>
+      <w:r>
+        <w:t xml:space="preserve">": 2.0}                   </w:t>
+      </w:r>
+    </w:p>
+    <w:p>
+      <w:r>
         <w:lastRenderedPageBreak/>
-        <w:t xml:space="preserve">If products is an empty </w:t>
-      </w:r>
-      <w:proofErr w:type="gramStart"/>
-      <w:r>
-        <w:t>list ,</w:t>
-      </w:r>
-      <w:proofErr w:type="gramEnd"/>
-      <w:r>
-        <w:t xml:space="preserve"> the result is also </w:t>
-      </w:r>
-      <w:proofErr w:type="gramStart"/>
-      <w:r>
-        <w:t>nil .</w:t>
-      </w:r>
-      <w:proofErr w:type="gramEnd"/>
-      <w:r>
-        <w:cr/>
-      </w:r>
-    </w:p>
-    <w:p>
-      <w:pPr>
-        <w:pStyle w:val="ListParagraph"/>
-        <w:ind w:left="1440"/>
-      </w:pPr>
-    </w:p>
-    <w:p>
-      <w:r>
-        <w:t>Example Calls &amp; Expected Outputs</w:t>
-      </w:r>
-    </w:p>
-    <w:p/>
-    <w:p>
-      <w:r>
-        <w:t xml:space="preserve"> </w:t>
-      </w:r>
-      <w:r>
-        <w:t>get_min_2_</w:t>
-      </w:r>
-      <w:proofErr w:type="gramStart"/>
-      <w:r>
-        <w:t>attributes(</w:t>
-      </w:r>
-      <w:proofErr w:type="gramEnd"/>
-      <w:r>
-        <w:t>data = [</w:t>
-      </w:r>
-    </w:p>
-    <w:p>
-      <w:r>
-        <w:t>    {"price": 49.99, "</w:t>
-      </w:r>
-      <w:proofErr w:type="spellStart"/>
-      <w:r>
-        <w:t>battery_life</w:t>
-      </w:r>
-      <w:proofErr w:type="spellEnd"/>
-      <w:r>
-        <w:t>": 4.0},</w:t>
-      </w:r>
-    </w:p>
-    <w:p>
-      <w:r>
-        <w:t>    {"price": 29.99, "</w:t>
-      </w:r>
-      <w:proofErr w:type="spellStart"/>
-      <w:r>
-        <w:t>battery_life</w:t>
-      </w:r>
-      <w:proofErr w:type="spellEnd"/>
-      <w:r>
-        <w:t>": 3.5},</w:t>
-      </w:r>
-    </w:p>
-    <w:p>
-      <w:r>
-        <w:t>    {"price": None, "</w:t>
-      </w:r>
-      <w:proofErr w:type="spellStart"/>
-      <w:r>
-        <w:t>battery_life</w:t>
-      </w:r>
-      <w:proofErr w:type="spellEnd"/>
-      <w:r>
-        <w:t>": 5.0},  </w:t>
-      </w:r>
-    </w:p>
-    <w:p>
-      <w:r>
-        <w:t>    {"</w:t>
-      </w:r>
-      <w:proofErr w:type="spellStart"/>
-      <w:r>
-        <w:t>battery_life</w:t>
-      </w:r>
-      <w:proofErr w:type="spellEnd"/>
-      <w:r>
-        <w:t xml:space="preserve">": 2.0}                   </w:t>
-      </w:r>
-    </w:p>
-    <w:p>
-      <w:r>
-        <w:t>], "price")</w:t>
-      </w:r>
-    </w:p>
-    <w:p>
-      <w:r>
-        <w:t># =&gt; 29.99</w:t>
-      </w:r>
-    </w:p>
-    <w:p/>
-    <w:p>
-      <w:r>
-        <w:t>get_min_2_</w:t>
-      </w:r>
-      <w:proofErr w:type="gramStart"/>
-      <w:r>
-        <w:t>attributes(</w:t>
-      </w:r>
-      <w:proofErr w:type="gramEnd"/>
-      <w:r>
-        <w:t>data = [</w:t>
-      </w:r>
-    </w:p>
-    <w:p>
-      <w:r>
-        <w:t>    {"price": 49.99, "</w:t>
-      </w:r>
-      <w:proofErr w:type="spellStart"/>
-      <w:r>
-        <w:t>battery_life</w:t>
-      </w:r>
-      <w:proofErr w:type="spellEnd"/>
-      <w:r>
-        <w:t>": 4.0},</w:t>
-      </w:r>
-    </w:p>
-    <w:p>
-      <w:r>
-        <w:t>    {"price": 29.99, "</w:t>
-      </w:r>
-      <w:proofErr w:type="spellStart"/>
-      <w:r>
-        <w:t>battery_life</w:t>
-      </w:r>
-      <w:proofErr w:type="spellEnd"/>
-      <w:r>
-        <w:t>": 3.5},</w:t>
-      </w:r>
-    </w:p>
-    <w:p>
-      <w:r>
-        <w:t>    {"price": None, "</w:t>
-      </w:r>
-      <w:proofErr w:type="spellStart"/>
-      <w:r>
-        <w:t>battery_life</w:t>
-      </w:r>
-      <w:proofErr w:type="spellEnd"/>
-      <w:r>
-        <w:t>": 5.0},  </w:t>
-      </w:r>
-    </w:p>
-    <w:p>
-      <w:r>
-        <w:t>    {"</w:t>
-      </w:r>
-      <w:proofErr w:type="spellStart"/>
-      <w:r>
-        <w:t>battery_life</w:t>
-      </w:r>
-      <w:proofErr w:type="spellEnd"/>
-      <w:r>
-        <w:t xml:space="preserve">": 2.0}                   </w:t>
-      </w:r>
-    </w:p>
-    <w:p>
-      <w:r>
         <w:t>], "</w:t>
       </w:r>
       <w:proofErr w:type="spellStart"/>
       <w:r>
-        <w:t>battery_life</w:t>
+        <w:t>non_existent_field</w:t>
       </w:r>
       <w:proofErr w:type="spellEnd"/>
       <w:r>
@@ -2129,91 +2233,6 @@
     </w:p>
     <w:p>
       <w:r>
-        <w:t># =&gt; 2.0</w:t>
-      </w:r>
-    </w:p>
-    <w:p/>
-    <w:p>
-      <w:r>
-        <w:t>get_min_2_</w:t>
-      </w:r>
-      <w:proofErr w:type="gramStart"/>
-      <w:r>
-        <w:t>attributes(</w:t>
-      </w:r>
-      <w:proofErr w:type="gramEnd"/>
-      <w:r>
-        <w:t>data = [</w:t>
-      </w:r>
-    </w:p>
-    <w:p>
-      <w:r>
-        <w:t>    {"price": 49.99, "</w:t>
-      </w:r>
-      <w:proofErr w:type="spellStart"/>
-      <w:r>
-        <w:t>battery_life</w:t>
-      </w:r>
-      <w:proofErr w:type="spellEnd"/>
-      <w:r>
-        <w:t>": 4.0},</w:t>
-      </w:r>
-    </w:p>
-    <w:p>
-      <w:r>
-        <w:t>    {"price": 29.99, "</w:t>
-      </w:r>
-      <w:proofErr w:type="spellStart"/>
-      <w:r>
-        <w:t>battery_life</w:t>
-      </w:r>
-      <w:proofErr w:type="spellEnd"/>
-      <w:r>
-        <w:t>": 3.5},</w:t>
-      </w:r>
-    </w:p>
-    <w:p>
-      <w:r>
-        <w:t>    {"price": None, "</w:t>
-      </w:r>
-      <w:proofErr w:type="spellStart"/>
-      <w:r>
-        <w:t>battery_life</w:t>
-      </w:r>
-      <w:proofErr w:type="spellEnd"/>
-      <w:r>
-        <w:t>": 5.0},  </w:t>
-      </w:r>
-    </w:p>
-    <w:p>
-      <w:r>
-        <w:t>    {"</w:t>
-      </w:r>
-      <w:proofErr w:type="spellStart"/>
-      <w:r>
-        <w:t>battery_life</w:t>
-      </w:r>
-      <w:proofErr w:type="spellEnd"/>
-      <w:r>
-        <w:t xml:space="preserve">": 2.0}                   </w:t>
-      </w:r>
-    </w:p>
-    <w:p>
-      <w:r>
-        <w:t>], "</w:t>
-      </w:r>
-      <w:proofErr w:type="spellStart"/>
-      <w:r>
-        <w:t>non_existent_field</w:t>
-      </w:r>
-      <w:proofErr w:type="spellEnd"/>
-      <w:r>
-        <w:t>")</w:t>
-      </w:r>
-    </w:p>
-    <w:p>
-      <w:r>
-        <w:lastRenderedPageBreak/>
         <w:t># =&gt; nil</w:t>
       </w:r>
     </w:p>
@@ -2451,7 +2470,6 @@
     </w:p>
     <w:p>
       <w:r>
-        <w:lastRenderedPageBreak/>
         <w:t xml:space="preserve">Module Name: </w:t>
       </w:r>
       <w:proofErr w:type="spellStart"/>
@@ -2482,20 +2500,9 @@
       </w:r>
       <w:proofErr w:type="spellStart"/>
       <w:r>
-        <w:t>get_reading_</w:t>
-      </w:r>
-      <w:proofErr w:type="gramStart"/>
-      <w:r>
-        <w:t>duration</w:t>
-      </w:r>
-      <w:proofErr w:type="spellEnd"/>
-      <w:r>
-        <w:t>(</w:t>
-      </w:r>
-      <w:proofErr w:type="gramEnd"/>
-      <w:r>
-        <w:t>)</w:t>
-      </w:r>
+        <w:t>get_reading_duration</w:t>
+      </w:r>
+      <w:proofErr w:type="spellEnd"/>
     </w:p>
     <w:p>
       <w:r>
@@ -2681,6 +2688,37 @@
       <w:r>
         <w:t>Whitespace - separated tokens are considered " words ".</w:t>
       </w:r>
+    </w:p>
+    <w:p>
+      <w:pPr>
+        <w:pStyle w:val="ListParagraph"/>
+        <w:numPr>
+          <w:ilvl w:val="0"/>
+          <w:numId w:val="10"/>
+        </w:numPr>
+      </w:pPr>
+      <w:r>
+        <w:t xml:space="preserve">Always returns at least 1 </w:t>
+      </w:r>
+      <w:proofErr w:type="gramStart"/>
+      <w:r>
+        <w:t>minute ,</w:t>
+      </w:r>
+      <w:proofErr w:type="gramEnd"/>
+      <w:r>
+        <w:t xml:space="preserve"> even for short or empty</w:t>
+      </w:r>
+      <w:r>
+        <w:t xml:space="preserve"> </w:t>
+      </w:r>
+      <w:proofErr w:type="gramStart"/>
+      <w:r>
+        <w:t>inputs .</w:t>
+      </w:r>
+      <w:proofErr w:type="gramEnd"/>
+      <w:r>
+        <w:t xml:space="preserve"> </w:t>
+      </w:r>
       <w:r>
         <w:cr/>
       </w:r>
@@ -2705,7 +2743,7 @@
         <w:t xml:space="preserve">An empty string ("") =&gt; returns </w:t>
       </w:r>
       <w:r>
-        <w:t>0</w:t>
+        <w:t>1</w:t>
       </w:r>
     </w:p>
     <w:p>
@@ -2717,6 +2755,18 @@
         </w:numPr>
       </w:pPr>
       <w:r>
+        <w:t>Strings with excessive whitespace (e.g. " ") =&gt; returns 1</w:t>
+      </w:r>
+    </w:p>
+    <w:p>
+      <w:pPr>
+        <w:pStyle w:val="ListParagraph"/>
+        <w:numPr>
+          <w:ilvl w:val="0"/>
+          <w:numId w:val="11"/>
+        </w:numPr>
+      </w:pPr>
+      <w:r>
         <w:t xml:space="preserve">Non - </w:t>
       </w:r>
       <w:proofErr w:type="spellStart"/>
@@ -2725,15 +2775,7 @@
       </w:r>
       <w:proofErr w:type="spellEnd"/>
       <w:r>
-        <w:t xml:space="preserve"> characters (</w:t>
-      </w:r>
-      <w:proofErr w:type="gramStart"/>
-      <w:r>
-        <w:t>e .</w:t>
-      </w:r>
-      <w:proofErr w:type="gramEnd"/>
-      <w:r>
-        <w:t xml:space="preserve">g. Chinese </w:t>
+        <w:t xml:space="preserve"> characters (e .g. Chinese </w:t>
       </w:r>
       <w:proofErr w:type="gramStart"/>
       <w:r>
@@ -2755,8 +2797,12 @@
         <w:ind w:left="1440"/>
       </w:pPr>
     </w:p>
-    <w:p>
-      <w:r>
+    <w:p/>
+    <w:p/>
+    <w:p/>
+    <w:p>
+      <w:r>
+        <w:lastRenderedPageBreak/>
         <w:t>Example Calls &amp; Expected Outputs</w:t>
       </w:r>
     </w:p>
@@ -2784,7 +2830,10 @@
       </w:r>
       <w:r>
         <w:cr/>
-        <w:t># =&gt; 0.25</w:t>
+        <w:t xml:space="preserve"># =&gt; </w:t>
+      </w:r>
+      <w:r>
+        <w:t>1</w:t>
       </w:r>
     </w:p>
     <w:p>
@@ -2832,7 +2881,10 @@
         <w:ind w:left="1080"/>
       </w:pPr>
       <w:r>
-        <w:t># =&gt; 2.25</w:t>
+        <w:t xml:space="preserve"># =&gt; </w:t>
+      </w:r>
+      <w:r>
+        <w:t>3</w:t>
       </w:r>
     </w:p>
     <w:p>
@@ -2851,7 +2903,6 @@
       </w:pPr>
       <w:proofErr w:type="spellStart"/>
       <w:r>
-        <w:lastRenderedPageBreak/>
         <w:t>get_reading_duration</w:t>
       </w:r>
       <w:proofErr w:type="spellEnd"/>
@@ -3021,69 +3072,15 @@
         <w:ind w:left="1080"/>
       </w:pPr>
     </w:p>
-    <w:p>
-      <w:pPr>
-        <w:pStyle w:val="ListParagraph"/>
-        <w:ind w:left="1080"/>
-      </w:pPr>
-    </w:p>
-    <w:p>
-      <w:pPr>
-        <w:pStyle w:val="ListParagraph"/>
-        <w:ind w:left="1080"/>
-      </w:pPr>
-    </w:p>
-    <w:p>
-      <w:pPr>
-        <w:pStyle w:val="ListParagraph"/>
-        <w:ind w:left="1080"/>
-      </w:pPr>
-    </w:p>
-    <w:p>
-      <w:pPr>
-        <w:pStyle w:val="ListParagraph"/>
-        <w:ind w:left="1080"/>
-      </w:pPr>
-    </w:p>
-    <w:p>
-      <w:pPr>
-        <w:pStyle w:val="ListParagraph"/>
-        <w:ind w:left="1080"/>
-      </w:pPr>
-    </w:p>
-    <w:p>
-      <w:pPr>
-        <w:pStyle w:val="ListParagraph"/>
-        <w:ind w:left="1080"/>
-      </w:pPr>
-    </w:p>
-    <w:p>
-      <w:pPr>
-        <w:pStyle w:val="ListParagraph"/>
-        <w:ind w:left="1080"/>
-      </w:pPr>
-    </w:p>
-    <w:p>
-      <w:pPr>
-        <w:pStyle w:val="ListParagraph"/>
-        <w:ind w:left="1080"/>
-      </w:pPr>
-    </w:p>
-    <w:p>
-      <w:pPr>
-        <w:pStyle w:val="ListParagraph"/>
-        <w:ind w:left="1080"/>
-      </w:pPr>
-    </w:p>
-    <w:p>
-      <w:pPr>
-        <w:pStyle w:val="ListParagraph"/>
-        <w:ind w:left="1080"/>
-      </w:pPr>
-    </w:p>
-    <w:p>
-      <w:r>
-        <w:lastRenderedPageBreak/>
+    <w:p/>
+    <w:p>
+      <w:pPr>
+        <w:pStyle w:val="ListParagraph"/>
+        <w:ind w:left="1080"/>
+      </w:pPr>
+    </w:p>
+    <w:p>
+      <w:r>
         <w:t>Module Name: Form Validation</w:t>
       </w:r>
     </w:p>
@@ -3215,9 +3212,14 @@
           <w:numId w:val="3"/>
         </w:numPr>
       </w:pPr>
+      <w:proofErr w:type="spellStart"/>
+      <w:r>
+        <w:t>First_</w:t>
+      </w:r>
       <w:r>
         <w:t>Name</w:t>
       </w:r>
+      <w:proofErr w:type="spellEnd"/>
     </w:p>
     <w:p>
       <w:pPr>
@@ -3227,9 +3229,11 @@
           <w:numId w:val="3"/>
         </w:numPr>
       </w:pPr>
-      <w:r>
-        <w:t>Email</w:t>
-      </w:r>
+      <w:proofErr w:type="spellStart"/>
+      <w:r>
+        <w:t>Last_Name</w:t>
+      </w:r>
+      <w:proofErr w:type="spellEnd"/>
     </w:p>
     <w:p>
       <w:pPr>
@@ -3240,7 +3244,7 @@
         </w:numPr>
       </w:pPr>
       <w:r>
-        <w:t>Subject</w:t>
+        <w:t>Email</w:t>
       </w:r>
     </w:p>
     <w:p>
@@ -3252,7 +3256,7 @@
         </w:numPr>
       </w:pPr>
       <w:r>
-        <w:t>Message</w:t>
+        <w:t>Subject</w:t>
       </w:r>
     </w:p>
     <w:p>
@@ -3264,6 +3268,18 @@
         </w:numPr>
       </w:pPr>
       <w:r>
+        <w:t>Message</w:t>
+      </w:r>
+    </w:p>
+    <w:p>
+      <w:pPr>
+        <w:pStyle w:val="ListParagraph"/>
+        <w:numPr>
+          <w:ilvl w:val="2"/>
+          <w:numId w:val="3"/>
+        </w:numPr>
+      </w:pPr>
+      <w:r>
         <w:t>P</w:t>
       </w:r>
       <w:r>
@@ -3290,8 +3306,33 @@
           <w:numId w:val="3"/>
         </w:numPr>
       </w:pPr>
-      <w:r>
-        <w:t>Name =&gt; John</w:t>
+      <w:proofErr w:type="spellStart"/>
+      <w:r>
+        <w:t>First_</w:t>
+      </w:r>
+      <w:r>
+        <w:t>Name</w:t>
+      </w:r>
+      <w:proofErr w:type="spellEnd"/>
+      <w:r>
+        <w:t xml:space="preserve"> =&gt; John</w:t>
+      </w:r>
+    </w:p>
+    <w:p>
+      <w:pPr>
+        <w:pStyle w:val="ListParagraph"/>
+        <w:numPr>
+          <w:ilvl w:val="2"/>
+          <w:numId w:val="3"/>
+        </w:numPr>
+      </w:pPr>
+      <w:proofErr w:type="spellStart"/>
+      <w:r>
+        <w:t>Last_Name</w:t>
+      </w:r>
+      <w:proofErr w:type="spellEnd"/>
+      <w:r>
+        <w:t xml:space="preserve"> =&gt; Marston</w:t>
       </w:r>
     </w:p>
     <w:p>
@@ -3398,22 +3439,29 @@
           <w:ilvl w:val="1"/>
           <w:numId w:val="9"/>
         </w:numPr>
-      </w:pPr>
-      <w:r>
-        <w:t xml:space="preserve">Form is valid. Details </w:t>
-      </w:r>
-      <w:proofErr w:type="gramStart"/>
-      <w:r>
-        <w:t>are :</w:t>
-      </w:r>
-      <w:proofErr w:type="gramEnd"/>
-      <w:r>
-        <w:t>{</w:t>
-      </w:r>
-      <w:proofErr w:type="spellStart"/>
-      <w:proofErr w:type="gramStart"/>
-      <w:r>
-        <w:t>name,email</w:t>
+        <w:ind w:right="-563"/>
+      </w:pPr>
+      <w:r>
+        <w:t>Form is valid. Details are {</w:t>
+      </w:r>
+      <w:proofErr w:type="spellStart"/>
+      <w:r>
+        <w:t>first_</w:t>
+      </w:r>
+      <w:proofErr w:type="gramStart"/>
+      <w:r>
+        <w:t>name,last</w:t>
+      </w:r>
+      <w:proofErr w:type="gramEnd"/>
+      <w:r>
+        <w:t>_</w:t>
+      </w:r>
+      <w:proofErr w:type="gramStart"/>
+      <w:r>
+        <w:t>name</w:t>
+      </w:r>
+      <w:r>
+        <w:t>,email</w:t>
       </w:r>
       <w:proofErr w:type="gramEnd"/>
       <w:r>
@@ -3480,7 +3528,18 @@
         </w:numPr>
       </w:pPr>
       <w:r>
-        <w:t>Name is invalid</w:t>
+        <w:t xml:space="preserve">Please type </w:t>
+      </w:r>
+      <w:proofErr w:type="spellStart"/>
+      <w:r>
+        <w:t>First_</w:t>
+      </w:r>
+      <w:r>
+        <w:t>Name</w:t>
+      </w:r>
+      <w:proofErr w:type="spellEnd"/>
+      <w:r>
+        <w:t xml:space="preserve"> </w:t>
       </w:r>
     </w:p>
     <w:p>
@@ -3492,7 +3551,21 @@
         </w:numPr>
       </w:pPr>
       <w:r>
-        <w:t>Email is invalid</w:t>
+        <w:t xml:space="preserve">Please type </w:t>
+      </w:r>
+      <w:proofErr w:type="spellStart"/>
+      <w:r>
+        <w:t>Last</w:t>
+      </w:r>
+      <w:r>
+        <w:t>_</w:t>
+      </w:r>
+      <w:r>
+        <w:t>Name</w:t>
+      </w:r>
+      <w:proofErr w:type="spellEnd"/>
+      <w:r>
+        <w:t xml:space="preserve"> </w:t>
       </w:r>
     </w:p>
     <w:p>
@@ -3504,8 +3577,13 @@
         </w:numPr>
       </w:pPr>
       <w:r>
-        <w:t>Please Type Subject</w:t>
-      </w:r>
+        <w:t xml:space="preserve">Please Type </w:t>
+      </w:r>
+      <w:proofErr w:type="spellStart"/>
+      <w:r>
+        <w:t>EmailID</w:t>
+      </w:r>
+      <w:proofErr w:type="spellEnd"/>
     </w:p>
     <w:p>
       <w:pPr>
@@ -3516,7 +3594,8 @@
         </w:numPr>
       </w:pPr>
       <w:r>
-        <w:t>Please Type Message</w:t>
+        <w:lastRenderedPageBreak/>
+        <w:t>Email standards not followed</w:t>
       </w:r>
     </w:p>
     <w:p>
@@ -3528,13 +3607,36 @@
         </w:numPr>
       </w:pPr>
       <w:r>
+        <w:t>Please Type Subject</w:t>
+      </w:r>
+    </w:p>
+    <w:p>
+      <w:pPr>
+        <w:pStyle w:val="ListParagraph"/>
+        <w:numPr>
+          <w:ilvl w:val="1"/>
+          <w:numId w:val="9"/>
+        </w:numPr>
+      </w:pPr>
+      <w:r>
+        <w:t>Please Type Message</w:t>
+      </w:r>
+    </w:p>
+    <w:p>
+      <w:pPr>
+        <w:pStyle w:val="ListParagraph"/>
+        <w:numPr>
+          <w:ilvl w:val="1"/>
+          <w:numId w:val="9"/>
+        </w:numPr>
+      </w:pPr>
+      <w:r>
         <w:t>Please confirm the privacy policy</w:t>
       </w:r>
     </w:p>
     <w:p/>
     <w:p>
       <w:r>
-        <w:lastRenderedPageBreak/>
         <w:t>Constraints</w:t>
       </w:r>
     </w:p>
@@ -3562,7 +3664,29 @@
         </w:numPr>
       </w:pPr>
       <w:r>
-        <w:t xml:space="preserve">"name </w:t>
+        <w:t>“</w:t>
+      </w:r>
+      <w:proofErr w:type="gramStart"/>
+      <w:r>
+        <w:t>first</w:t>
+      </w:r>
+      <w:proofErr w:type="gramEnd"/>
+      <w:r>
+        <w:t>_name”,</w:t>
+      </w:r>
+      <w:r>
+        <w:t>"</w:t>
+      </w:r>
+      <w:proofErr w:type="spellStart"/>
+      <w:r>
+        <w:t>last_</w:t>
+      </w:r>
+      <w:r>
+        <w:t>name</w:t>
+      </w:r>
+      <w:proofErr w:type="spellEnd"/>
+      <w:r>
+        <w:t xml:space="preserve"> </w:t>
       </w:r>
       <w:proofErr w:type="gramStart"/>
       <w:r>
@@ -3659,7 +3783,93 @@
       <w:r>
         <w:t>ignored .</w:t>
       </w:r>
-      <w:proofErr w:type="gramEnd"/>
+      <w:r>
+        <w:t>error</w:t>
+      </w:r>
+      <w:proofErr w:type="gramEnd"/>
+      <w:r>
+        <w:t xml:space="preserve"> message if any field is blank or </w:t>
+      </w:r>
+      <w:proofErr w:type="gramStart"/>
+      <w:r>
+        <w:t xml:space="preserve">missing </w:t>
+      </w:r>
+      <w:r>
+        <w:t>:</w:t>
+      </w:r>
+      <w:proofErr w:type="gramEnd"/>
+      <w:r>
+        <w:t xml:space="preserve"> </w:t>
+      </w:r>
+      <w:r>
+        <w:t xml:space="preserve">Please fill all the fields and try </w:t>
+      </w:r>
+      <w:proofErr w:type="gramStart"/>
+      <w:r>
+        <w:t>again</w:t>
+      </w:r>
+      <w:r>
+        <w:t xml:space="preserve"> ,</w:t>
+      </w:r>
+      <w:r>
+        <w:t>Please</w:t>
+      </w:r>
+      <w:proofErr w:type="gramEnd"/>
+      <w:r>
+        <w:t xml:space="preserve"> type </w:t>
+      </w:r>
+      <w:proofErr w:type="spellStart"/>
+      <w:r>
+        <w:t>First_</w:t>
+      </w:r>
+      <w:proofErr w:type="gramStart"/>
+      <w:r>
+        <w:t>Name</w:t>
+      </w:r>
+      <w:proofErr w:type="spellEnd"/>
+      <w:r>
+        <w:t xml:space="preserve"> </w:t>
+      </w:r>
+      <w:r>
+        <w:t>,</w:t>
+      </w:r>
+      <w:r>
+        <w:t>Please</w:t>
+      </w:r>
+      <w:proofErr w:type="gramEnd"/>
+      <w:r>
+        <w:t xml:space="preserve"> type </w:t>
+      </w:r>
+      <w:proofErr w:type="spellStart"/>
+      <w:r>
+        <w:t>Last_</w:t>
+      </w:r>
+      <w:proofErr w:type="gramStart"/>
+      <w:r>
+        <w:t>Name</w:t>
+      </w:r>
+      <w:proofErr w:type="spellEnd"/>
+      <w:r>
+        <w:t xml:space="preserve"> </w:t>
+      </w:r>
+      <w:r>
+        <w:t>,</w:t>
+      </w:r>
+      <w:r>
+        <w:t>Please</w:t>
+      </w:r>
+      <w:proofErr w:type="gramEnd"/>
+      <w:r>
+        <w:t xml:space="preserve"> Type </w:t>
+      </w:r>
+      <w:proofErr w:type="spellStart"/>
+      <w:r>
+        <w:t>EmailID</w:t>
+      </w:r>
+      <w:proofErr w:type="spellEnd"/>
+      <w:r>
+        <w:t xml:space="preserve"> etc.</w:t>
+      </w:r>
     </w:p>
     <w:p>
       <w:pPr>
@@ -3670,18 +3880,37 @@
         </w:numPr>
       </w:pPr>
       <w:r>
-        <w:t xml:space="preserve">error message if any field is blank or </w:t>
-      </w:r>
-      <w:proofErr w:type="gramStart"/>
-      <w:r>
-        <w:t xml:space="preserve">missing </w:t>
-      </w:r>
-      <w:r>
-        <w:t>:</w:t>
-      </w:r>
-      <w:proofErr w:type="gramEnd"/>
-      <w:r>
-        <w:t xml:space="preserve"> Please fill all the fields and try again</w:t>
+        <w:t xml:space="preserve">error message for invalid </w:t>
+      </w:r>
+      <w:proofErr w:type="gramStart"/>
+      <w:r>
+        <w:t>( non</w:t>
+      </w:r>
+      <w:proofErr w:type="gramEnd"/>
+      <w:r>
+        <w:t xml:space="preserve"> - </w:t>
+      </w:r>
+      <w:proofErr w:type="gramStart"/>
+      <w:r>
+        <w:t>empty )</w:t>
+      </w:r>
+      <w:proofErr w:type="gramEnd"/>
+      <w:r>
+        <w:t xml:space="preserve"> </w:t>
+      </w:r>
+      <w:proofErr w:type="gramStart"/>
+      <w:r>
+        <w:t>email</w:t>
+      </w:r>
+      <w:r>
+        <w:t xml:space="preserve"> :</w:t>
+      </w:r>
+      <w:proofErr w:type="gramEnd"/>
+      <w:r>
+        <w:t xml:space="preserve"> </w:t>
+      </w:r>
+      <w:r>
+        <w:t>Email is invalid</w:t>
       </w:r>
     </w:p>
     <w:p>
@@ -3693,48 +3922,6 @@
         </w:numPr>
       </w:pPr>
       <w:r>
-        <w:t xml:space="preserve">error message for invalid </w:t>
-      </w:r>
-      <w:proofErr w:type="gramStart"/>
-      <w:r>
-        <w:t>( non</w:t>
-      </w:r>
-      <w:proofErr w:type="gramEnd"/>
-      <w:r>
-        <w:t xml:space="preserve"> - </w:t>
-      </w:r>
-      <w:proofErr w:type="gramStart"/>
-      <w:r>
-        <w:t>empty )</w:t>
-      </w:r>
-      <w:proofErr w:type="gramEnd"/>
-      <w:r>
-        <w:t xml:space="preserve"> </w:t>
-      </w:r>
-      <w:proofErr w:type="gramStart"/>
-      <w:r>
-        <w:t>email</w:t>
-      </w:r>
-      <w:r>
-        <w:t xml:space="preserve"> :</w:t>
-      </w:r>
-      <w:proofErr w:type="gramEnd"/>
-      <w:r>
-        <w:t xml:space="preserve"> </w:t>
-      </w:r>
-      <w:r>
-        <w:t>Email is invalid</w:t>
-      </w:r>
-    </w:p>
-    <w:p>
-      <w:pPr>
-        <w:pStyle w:val="ListParagraph"/>
-        <w:numPr>
-          <w:ilvl w:val="0"/>
-          <w:numId w:val="10"/>
-        </w:numPr>
-      </w:pPr>
-      <w:r>
         <w:t xml:space="preserve">error message for missing or invalid </w:t>
       </w:r>
       <w:proofErr w:type="gramStart"/>
@@ -3893,6 +4080,94 @@
       <w:r>
         <w:cr/>
       </w:r>
+      <w:r>
+        <w:t>validate_form("Alexa"</w:t>
+      </w:r>
+      <w:proofErr w:type="gramStart"/>
+      <w:r>
+        <w:t>,</w:t>
+      </w:r>
+      <w:r>
+        <w:t>”John</w:t>
+      </w:r>
+      <w:proofErr w:type="gramEnd"/>
+      <w:r>
+        <w:t>,</w:t>
+      </w:r>
+      <w:r>
+        <w:t>"abc@gmail.com","Question","Hallo!</w:t>
+      </w:r>
+      <w:proofErr w:type="gramStart"/>
+      <w:r>
+        <w:t>",True</w:t>
+      </w:r>
+      <w:proofErr w:type="gramEnd"/>
+      <w:r>
+        <w:t>)</w:t>
+      </w:r>
+    </w:p>
+    <w:p>
+      <w:pPr>
+        <w:pStyle w:val="ListParagraph"/>
+        <w:ind w:left="1080" w:right="-563"/>
+      </w:pPr>
+      <w:r>
+        <w:t xml:space="preserve"># =&gt; </w:t>
+      </w:r>
+      <w:r>
+        <w:t>Form is valid. Details are :('</w:t>
+      </w:r>
+      <w:proofErr w:type="spellStart"/>
+      <w:r>
+        <w:t>Alexa'</w:t>
+      </w:r>
+      <w:r>
+        <w:t>,’</w:t>
+      </w:r>
+      <w:r>
+        <w:t>John,</w:t>
+      </w:r>
+      <w:proofErr w:type="gramStart"/>
+      <w:r>
+        <w:t>’</w:t>
+      </w:r>
+      <w:r>
+        <w:t>,'abc@gmail.com</w:t>
+      </w:r>
+      <w:proofErr w:type="gramEnd"/>
+      <w:r>
+        <w:t>','Question','Hallo!</w:t>
+      </w:r>
+      <w:proofErr w:type="gramStart"/>
+      <w:r>
+        <w:t>',True</w:t>
+      </w:r>
+      <w:proofErr w:type="spellEnd"/>
+      <w:proofErr w:type="gramEnd"/>
+      <w:r>
+        <w:t>)</w:t>
+      </w:r>
+    </w:p>
+    <w:p>
+      <w:pPr>
+        <w:pStyle w:val="ListParagraph"/>
+        <w:ind w:left="1080"/>
+      </w:pPr>
+      <w:r>
+        <w:t xml:space="preserve">2. </w:t>
+      </w:r>
+      <w:r>
+        <w:t>Rejecting</w:t>
+      </w:r>
+      <w:r>
+        <w:t xml:space="preserve"> Privacy Policy</w:t>
+      </w:r>
+    </w:p>
+    <w:p>
+      <w:pPr>
+        <w:pStyle w:val="ListParagraph"/>
+        <w:ind w:left="1080"/>
+      </w:pPr>
       <w:proofErr w:type="spellStart"/>
       <w:r>
         <w:t>validate_form</w:t>
@@ -3903,11 +4178,11 @@
       </w:r>
       <w:proofErr w:type="spellStart"/>
       <w:r>
-        <w:t>Alexa","abc@gmail.com","Question","Hallo!</w:t>
-      </w:r>
-      <w:proofErr w:type="gramStart"/>
-      <w:r>
-        <w:t>",True</w:t>
+        <w:t>Alex","abc@gmail.net","Question","Hallo!</w:t>
+      </w:r>
+      <w:proofErr w:type="gramStart"/>
+      <w:r>
+        <w:t>",False</w:t>
       </w:r>
       <w:proofErr w:type="spellEnd"/>
       <w:proofErr w:type="gramEnd"/>
@@ -3921,81 +4196,6 @@
         <w:ind w:left="1080"/>
       </w:pPr>
       <w:r>
-        <w:t xml:space="preserve"># =&gt; </w:t>
-      </w:r>
-      <w:r>
-        <w:t>Form is valid. Details are :('</w:t>
-      </w:r>
-      <w:proofErr w:type="spellStart"/>
-      <w:r>
-        <w:t>Alexa</w:t>
-      </w:r>
-      <w:proofErr w:type="gramStart"/>
-      <w:r>
-        <w:t>','abc@gmail.com</w:t>
-      </w:r>
-      <w:proofErr w:type="gramEnd"/>
-      <w:r>
-        <w:t>','Question','Hallo!</w:t>
-      </w:r>
-      <w:proofErr w:type="gramStart"/>
-      <w:r>
-        <w:t>',True</w:t>
-      </w:r>
-      <w:proofErr w:type="spellEnd"/>
-      <w:proofErr w:type="gramEnd"/>
-      <w:r>
-        <w:t>)</w:t>
-      </w:r>
-    </w:p>
-    <w:p>
-      <w:pPr>
-        <w:pStyle w:val="ListParagraph"/>
-        <w:ind w:left="1080"/>
-      </w:pPr>
-      <w:r>
-        <w:t xml:space="preserve">2. </w:t>
-      </w:r>
-      <w:r>
-        <w:t>Rejecting</w:t>
-      </w:r>
-      <w:r>
-        <w:t xml:space="preserve"> Privacy Policy</w:t>
-      </w:r>
-    </w:p>
-    <w:p>
-      <w:pPr>
-        <w:pStyle w:val="ListParagraph"/>
-        <w:ind w:left="1080"/>
-      </w:pPr>
-      <w:proofErr w:type="spellStart"/>
-      <w:r>
-        <w:t>validate_form</w:t>
-      </w:r>
-      <w:proofErr w:type="spellEnd"/>
-      <w:r>
-        <w:t>("</w:t>
-      </w:r>
-      <w:proofErr w:type="spellStart"/>
-      <w:r>
-        <w:t>Alex","abc@gmail.net","Question","Hallo!</w:t>
-      </w:r>
-      <w:proofErr w:type="gramStart"/>
-      <w:r>
-        <w:t>",False</w:t>
-      </w:r>
-      <w:proofErr w:type="spellEnd"/>
-      <w:proofErr w:type="gramEnd"/>
-      <w:r>
-        <w:t>)</w:t>
-      </w:r>
-    </w:p>
-    <w:p>
-      <w:pPr>
-        <w:pStyle w:val="ListParagraph"/>
-        <w:ind w:left="1080"/>
-      </w:pPr>
-      <w:r>
         <w:t>#=&gt;</w:t>
       </w:r>
       <w:r>
@@ -4055,39 +4255,6 @@
       <w:r>
         <w:t>"Please fill all the fields and try again")</w:t>
       </w:r>
-    </w:p>
-    <w:p>
-      <w:pPr>
-        <w:pStyle w:val="ListParagraph"/>
-        <w:ind w:left="1080"/>
-      </w:pPr>
-      <w:r>
-        <w:cr/>
-      </w:r>
-    </w:p>
-    <w:p>
-      <w:pPr>
-        <w:pStyle w:val="ListParagraph"/>
-        <w:ind w:left="1080"/>
-      </w:pPr>
-    </w:p>
-    <w:p>
-      <w:pPr>
-        <w:pStyle w:val="ListParagraph"/>
-        <w:ind w:left="1080"/>
-      </w:pPr>
-    </w:p>
-    <w:p>
-      <w:pPr>
-        <w:pStyle w:val="ListParagraph"/>
-        <w:ind w:left="1080"/>
-      </w:pPr>
-    </w:p>
-    <w:p>
-      <w:pPr>
-        <w:pStyle w:val="ListParagraph"/>
-        <w:ind w:left="1080"/>
-      </w:pPr>
     </w:p>
     <w:p>
       <w:r>
@@ -4337,13 +4504,13 @@
         <w:t xml:space="preserve">password must be a string between </w:t>
       </w:r>
       <w:r>
-        <w:t>5</w:t>
+        <w:t>12</w:t>
       </w:r>
       <w:r>
         <w:t xml:space="preserve"> and </w:t>
       </w:r>
       <w:r>
-        <w:t>15</w:t>
+        <w:t>72</w:t>
       </w:r>
       <w:r>
         <w:t xml:space="preserve"> characters long</w:t>
@@ -4496,21 +4663,7 @@
       </w:r>
       <w:proofErr w:type="gramEnd"/>
       <w:r>
-        <w:t xml:space="preserve"> should return false and a message should be printed </w:t>
-      </w:r>
-      <w:proofErr w:type="gramStart"/>
-      <w:r>
-        <w:t xml:space="preserve">“ </w:t>
-      </w:r>
-      <w:r>
-        <w:t>Follow</w:t>
-      </w:r>
-      <w:proofErr w:type="gramEnd"/>
-      <w:r>
-        <w:t xml:space="preserve"> the password length and rules accordingly</w:t>
-      </w:r>
-      <w:r>
-        <w:t>”</w:t>
+        <w:t xml:space="preserve"> should return “Please fill the password”</w:t>
       </w:r>
     </w:p>
     <w:p>
@@ -4528,7 +4681,16 @@
       </w:r>
       <w:proofErr w:type="gramEnd"/>
       <w:r>
-        <w:t xml:space="preserve"> password is shorter than 5 or longer than 15 </w:t>
+        <w:t xml:space="preserve"> password is shorter than </w:t>
+      </w:r>
+      <w:r>
+        <w:t>12</w:t>
+      </w:r>
+      <w:r>
+        <w:t xml:space="preserve"> or longer than </w:t>
+      </w:r>
+      <w:r>
+        <w:t xml:space="preserve">72 </w:t>
       </w:r>
       <w:proofErr w:type="gramStart"/>
       <w:r>
@@ -4536,15 +4698,29 @@
       </w:r>
       <w:proofErr w:type="gramEnd"/>
       <w:r>
-        <w:t xml:space="preserve"> it should return false and a message should be printed </w:t>
-      </w:r>
-      <w:proofErr w:type="gramStart"/>
-      <w:r>
-        <w:t>“ Please</w:t>
-      </w:r>
-      <w:proofErr w:type="gramEnd"/>
-      <w:r>
-        <w:t xml:space="preserve"> follow the rules accordingly”</w:t>
+        <w:t xml:space="preserve"> it should </w:t>
+      </w:r>
+      <w:proofErr w:type="gramStart"/>
+      <w:r>
+        <w:t>return  message</w:t>
+      </w:r>
+      <w:proofErr w:type="gramEnd"/>
+      <w:r>
+        <w:t xml:space="preserve"> </w:t>
+      </w:r>
+      <w:proofErr w:type="gramStart"/>
+      <w:r>
+        <w:t xml:space="preserve">“ </w:t>
+      </w:r>
+      <w:r>
+        <w:t>Length</w:t>
+      </w:r>
+      <w:proofErr w:type="gramEnd"/>
+      <w:r>
+        <w:t xml:space="preserve"> must be between 12 and 72 characters</w:t>
+      </w:r>
+      <w:r>
+        <w:t>”</w:t>
       </w:r>
     </w:p>
     <w:p>
@@ -4575,18 +4751,55 @@
       </w:r>
       <w:proofErr w:type="gramEnd"/>
       <w:r>
-        <w:t xml:space="preserve"> then it should return False </w:t>
-      </w:r>
-      <w:r>
-        <w:t xml:space="preserve">and a message should be printed </w:t>
-      </w:r>
-      <w:proofErr w:type="gramStart"/>
-      <w:r>
-        <w:t>“ Please</w:t>
-      </w:r>
-      <w:proofErr w:type="gramEnd"/>
-      <w:r>
-        <w:t xml:space="preserve"> follow the rules accordingly”</w:t>
+        <w:t xml:space="preserve"> </w:t>
+      </w:r>
+      <w:r>
+        <w:t>appropriate message is added</w:t>
+      </w:r>
+    </w:p>
+    <w:p>
+      <w:pPr>
+        <w:pStyle w:val="ListParagraph"/>
+        <w:numPr>
+          <w:ilvl w:val="1"/>
+          <w:numId w:val="11"/>
+        </w:numPr>
+      </w:pPr>
+      <w:r>
+        <w:t>Password must contain a lowercase letter</w:t>
+      </w:r>
+    </w:p>
+    <w:p>
+      <w:pPr>
+        <w:pStyle w:val="ListParagraph"/>
+        <w:numPr>
+          <w:ilvl w:val="1"/>
+          <w:numId w:val="11"/>
+        </w:numPr>
+      </w:pPr>
+      <w:r>
+        <w:t>Password must contain an uppercase letter</w:t>
+      </w:r>
+    </w:p>
+    <w:p>
+      <w:pPr>
+        <w:pStyle w:val="ListParagraph"/>
+        <w:numPr>
+          <w:ilvl w:val="1"/>
+          <w:numId w:val="11"/>
+        </w:numPr>
+      </w:pPr>
+      <w:r>
+        <w:t>Password must contain a special characte</w:t>
+      </w:r>
+      <w:r>
+        <w:t>r</w:t>
+      </w:r>
+      <w:r>
+        <w:t xml:space="preserve"> or </w:t>
+      </w:r>
+      <w:r>
+        <w:t>a number</w:t>
       </w:r>
     </w:p>
     <w:p>
@@ -4640,7 +4853,31 @@
         <w:t xml:space="preserve"># =&gt; </w:t>
       </w:r>
       <w:r>
-        <w:t>Follow the password length and rules accordingly</w:t>
+        <w:t>Please fill the password</w:t>
+      </w:r>
+    </w:p>
+    <w:p>
+      <w:pPr>
+        <w:pStyle w:val="ListParagraph"/>
+        <w:ind w:left="1080"/>
+      </w:pPr>
+      <w:r>
+        <w:t xml:space="preserve">2. </w:t>
+      </w:r>
+      <w:r>
+        <w:t>Weak password</w:t>
+      </w:r>
+    </w:p>
+    <w:p>
+      <w:pPr>
+        <w:pStyle w:val="ListParagraph"/>
+        <w:ind w:left="1080"/>
+      </w:pPr>
+      <w:r>
+        <w:t xml:space="preserve"># =&gt; </w:t>
+      </w:r>
+      <w:r>
+        <w:t>['Length must be between 12 and 72 characters', 'Password must contain an uppercase letter', 'Password must contain a special character or a number']</w:t>
       </w:r>
     </w:p>
     <w:p>
@@ -4658,35 +4895,10 @@
         <w:ind w:left="1080"/>
       </w:pPr>
       <w:r>
-        <w:t xml:space="preserve">2. </w:t>
-      </w:r>
-      <w:r>
-        <w:t>Weak password</w:t>
-      </w:r>
-    </w:p>
-    <w:p>
-      <w:pPr>
-        <w:pStyle w:val="ListParagraph"/>
-        <w:ind w:left="1080"/>
-      </w:pPr>
-      <w:proofErr w:type="spellStart"/>
-      <w:r>
-        <w:t>IsValidPassword</w:t>
-      </w:r>
-      <w:proofErr w:type="spellEnd"/>
-      <w:r>
-        <w:t>("</w:t>
-      </w:r>
-      <w:proofErr w:type="spellStart"/>
-      <w:r>
-        <w:t>abcdefg</w:t>
-      </w:r>
-      <w:proofErr w:type="spellEnd"/>
-      <w:r>
-        <w:t>*"</w:t>
-      </w:r>
-      <w:r>
-        <w:t>)</w:t>
+        <w:t xml:space="preserve">3. </w:t>
+      </w:r>
+      <w:r>
+        <w:t>Strong Password</w:t>
       </w:r>
     </w:p>
     <w:p>
@@ -4698,62 +4910,6 @@
         <w:t xml:space="preserve"># =&gt; </w:t>
       </w:r>
       <w:r>
-        <w:t>Follow the password rules accordingly</w:t>
-      </w:r>
-    </w:p>
-    <w:p>
-      <w:pPr>
-        <w:pStyle w:val="ListParagraph"/>
-        <w:ind w:left="1080"/>
-      </w:pPr>
-      <w:r>
-        <w:t>Returns False</w:t>
-      </w:r>
-    </w:p>
-    <w:p>
-      <w:pPr>
-        <w:pStyle w:val="ListParagraph"/>
-        <w:ind w:left="1080"/>
-      </w:pPr>
-      <w:r>
-        <w:t xml:space="preserve">3. </w:t>
-      </w:r>
-      <w:r>
-        <w:t>Strong Password</w:t>
-      </w:r>
-    </w:p>
-    <w:p>
-      <w:pPr>
-        <w:pStyle w:val="ListParagraph"/>
-        <w:ind w:left="1080"/>
-      </w:pPr>
-      <w:r>
-        <w:t>(</w:t>
-      </w:r>
-      <w:proofErr w:type="spellStart"/>
-      <w:r>
-        <w:t>IsValidPassword</w:t>
-      </w:r>
-      <w:proofErr w:type="spellEnd"/>
-      <w:r>
-        <w:t>("</w:t>
-      </w:r>
-      <w:r>
-        <w:t>S</w:t>
-      </w:r>
-      <w:r>
-        <w:t>hean12354*"))</w:t>
-      </w:r>
-    </w:p>
-    <w:p>
-      <w:pPr>
-        <w:pStyle w:val="ListParagraph"/>
-        <w:ind w:left="1080"/>
-      </w:pPr>
-      <w:r>
-        <w:t xml:space="preserve"># =&gt; </w:t>
-      </w:r>
-      <w:r>
         <w:t>The password is valid</w:t>
       </w:r>
     </w:p>
@@ -4763,7 +4919,7 @@
         <w:ind w:left="1080"/>
       </w:pPr>
       <w:r>
-        <w:t>Returns True</w:t>
+        <w:t xml:space="preserve"> </w:t>
       </w:r>
     </w:p>
     <w:p>
@@ -4780,12 +4936,6 @@
       <w:r>
         <w:cr/>
       </w:r>
-    </w:p>
-    <w:p>
-      <w:pPr>
-        <w:pStyle w:val="ListParagraph"/>
-        <w:ind w:left="1080"/>
-      </w:pPr>
     </w:p>
     <w:p>
       <w:pPr>
@@ -5064,28 +5214,7 @@
         </w:numPr>
       </w:pPr>
       <w:r>
-        <w:t xml:space="preserve">HTML Structure </w:t>
-      </w:r>
-      <w:proofErr w:type="gramStart"/>
-      <w:r>
-        <w:t>( rendered</w:t>
-      </w:r>
-      <w:proofErr w:type="gramEnd"/>
-      <w:r>
-        <w:t xml:space="preserve"> </w:t>
-      </w:r>
-      <w:proofErr w:type="spellStart"/>
-      <w:proofErr w:type="gramStart"/>
-      <w:r>
-        <w:t>HEEx</w:t>
-      </w:r>
-      <w:proofErr w:type="spellEnd"/>
-      <w:r>
-        <w:t xml:space="preserve"> )</w:t>
-      </w:r>
-      <w:proofErr w:type="gramEnd"/>
-      <w:r>
-        <w:t>:</w:t>
+        <w:t>HTML Structure:</w:t>
       </w:r>
     </w:p>
     <w:p>
@@ -5133,15 +5262,7 @@
         <w:t xml:space="preserve"> </w:t>
       </w:r>
       <w:r>
-        <w:t xml:space="preserve">non - </w:t>
-      </w:r>
-      <w:proofErr w:type="gramStart"/>
-      <w:r>
-        <w:t>empty :</w:t>
-      </w:r>
-      <w:proofErr w:type="gramEnd"/>
-      <w:r>
-        <w:t xml:space="preserve"> title string</w:t>
+        <w:t xml:space="preserve">non - empty </w:t>
       </w:r>
     </w:p>
     <w:p>
@@ -5202,6 +5323,7 @@
           <w:ilvl w:val="0"/>
           <w:numId w:val="11"/>
         </w:numPr>
+        <w:ind w:right="-705"/>
       </w:pPr>
       <w:r>
         <w:t xml:space="preserve">If </w:t>
@@ -5220,16 +5342,7 @@
       </w:r>
       <w:proofErr w:type="gramEnd"/>
       <w:r>
-        <w:t xml:space="preserve"> the &lt;ul&gt; will render no </w:t>
-      </w:r>
-    </w:p>
-    <w:p>
-      <w:pPr>
-        <w:pStyle w:val="ListParagraph"/>
-        <w:ind w:left="1440"/>
-      </w:pPr>
-      <w:r>
-        <w:t>&lt;li &gt; elements.</w:t>
+        <w:t xml:space="preserve"> the &lt;ul&gt; will render no &lt;li &gt; elements.</w:t>
       </w:r>
     </w:p>
     <w:p/>
@@ -5408,6 +5521,7 @@
         <w:ind w:left="1080"/>
       </w:pPr>
       <w:r>
+        <w:lastRenderedPageBreak/>
         <w:t xml:space="preserve">2. </w:t>
       </w:r>
       <w:r>
@@ -5451,6 +5565,18 @@
       <w:r>
         <w:t xml:space="preserve"> </w:t>
       </w:r>
+    </w:p>
+    <w:p>
+      <w:pPr>
+        <w:pStyle w:val="ListParagraph"/>
+        <w:ind w:left="1080"/>
+      </w:pPr>
+    </w:p>
+    <w:p>
+      <w:pPr>
+        <w:pStyle w:val="ListParagraph"/>
+        <w:ind w:left="1080"/>
+      </w:pPr>
     </w:p>
     <w:p>
       <w:pPr>
@@ -6076,7 +6202,13 @@
         </w:numPr>
       </w:pPr>
       <w:r>
-        <w:t>Returns nil if no valid slug can be generated (</w:t>
+        <w:t xml:space="preserve">Returns </w:t>
+      </w:r>
+      <w:r>
+        <w:t>None</w:t>
+      </w:r>
+      <w:r>
+        <w:t xml:space="preserve"> if no valid slug can be generated (</w:t>
       </w:r>
       <w:proofErr w:type="spellStart"/>
       <w:proofErr w:type="gramStart"/>
@@ -6719,6 +6851,9 @@
       <w:proofErr w:type="gramEnd"/>
       <w:r>
         <w:t xml:space="preserve"> </w:t>
+      </w:r>
+      <w:r>
+        <w:t xml:space="preserve"> Time until when you want the value to remain.</w:t>
       </w:r>
     </w:p>
     <w:p>
@@ -8695,7 +8830,7 @@
         <w:rFonts w:ascii="Courier New" w:hAnsi="Courier New" w:cs="Courier New" w:hint="default"/>
       </w:rPr>
     </w:lvl>
-    <w:lvl w:ilvl="1" w:tplc="04090003" w:tentative="1">
+    <w:lvl w:ilvl="1" w:tplc="04090003">
       <w:start w:val="1"/>
       <w:numFmt w:val="bullet"/>
       <w:lvlText w:val="o"/>
@@ -8908,7 +9043,7 @@
   <w:abstractNum w:abstractNumId="13" w15:restartNumberingAfterBreak="0">
     <w:nsid w:val="7A014146"/>
     <w:multiLevelType w:val="hybridMultilevel"/>
-    <w:tmpl w:val="CA6E5126"/>
+    <w:tmpl w:val="1808326C"/>
     <w:lvl w:ilvl="0" w:tplc="04090003">
       <w:start w:val="1"/>
       <w:numFmt w:val="bullet"/>
@@ -9786,7 +9921,6 @@
   <w:style w:type="character" w:default="1" w:styleId="DefaultParagraphFont">
     <w:name w:val="Default Paragraph Font"/>
     <w:uiPriority w:val="1"/>
-    <w:semiHidden/>
     <w:unhideWhenUsed/>
   </w:style>
   <w:style w:type="table" w:default="1" w:styleId="TableNormal">

--- a/Prompts.docx
+++ b/Prompts.docx
@@ -1,25 +1,15 @@
 
 <file path=word/document.xml><?xml version="1.0" encoding="utf-8"?>
-<w:document xmlns:wpc="http://schemas.microsoft.com/office/word/2010/wordprocessingCanvas" xmlns:cx="http://schemas.microsoft.com/office/drawing/2014/chartex" xmlns:cx1="http://schemas.microsoft.com/office/drawing/2015/9/8/chartex" xmlns:cx2="http://schemas.microsoft.com/office/drawing/2015/10/21/chartex" xmlns:cx3="http://schemas.microsoft.com/office/drawing/2016/5/9/chartex" xmlns:cx4="http://schemas.microsoft.com/office/drawing/2016/5/10/chartex" xmlns:cx5="http://schemas.microsoft.com/office/drawing/2016/5/11/chartex" xmlns:cx6="http://schemas.microsoft.com/office/drawing/2016/5/12/chartex" xmlns:cx7="http://schemas.microsoft.com/office/drawing/2016/5/13/chartex" xmlns:cx8="http://schemas.microsoft.com/office/drawing/2016/5/14/chartex" xmlns:mc="http://schemas.openxmlformats.org/markup-compatibility/2006" xmlns:aink="http://schemas.microsoft.com/office/drawing/2016/ink" xmlns:am3d="http://schemas.microsoft.com/office/drawing/2017/model3d" xmlns:o="urn:schemas-microsoft-com:office:office" xmlns:oel="http://schemas.microsoft.com/office/2019/extlst" xmlns:r="http://schemas.openxmlformats.org/officeDocument/2006/relationships" xmlns:m="http://schemas.openxmlformats.org/officeDocument/2006/math" xmlns:v="urn:schemas-microsoft-com:vml" xmlns:wp14="http://schemas.microsoft.com/office/word/2010/wordprocessingDrawing" xmlns:wp="http://schemas.openxmlformats.org/drawingml/2006/wordprocessingDrawing" xmlns:w10="urn:schemas-microsoft-com:office:word" xmlns:w="http://schemas.openxmlformats.org/wordprocessingml/2006/main" xmlns:w14="http://schemas.microsoft.com/office/word/2010/wordml" xmlns:w15="http://schemas.microsoft.com/office/word/2012/wordml" xmlns:w16cex="http://schemas.microsoft.com/office/word/2018/wordml/cex" xmlns:w16cid="http://schemas.microsoft.com/office/word/2016/wordml/cid" xmlns:w16="http://schemas.microsoft.com/office/word/2018/wordml" xmlns:w16du="http://schemas.microsoft.com/office/word/2023/wordml/word16du" xmlns:w16sdtdh="http://schemas.microsoft.com/office/word/2020/wordml/sdtdatahash" xmlns:w16sdtfl="http://schemas.microsoft.com/office/word/2024/wordml/sdtformatlock" xmlns:w16se="http://schemas.microsoft.com/office/word/2015/wordml/symex" xmlns:wpg="http://schemas.microsoft.com/office/word/2010/wordprocessingGroup" xmlns:wpi="http://schemas.microsoft.com/office/word/2010/wordprocessingInk" xmlns:wne="http://schemas.microsoft.com/office/word/2006/wordml" xmlns:wps="http://schemas.microsoft.com/office/word/2010/wordprocessingShape" mc:Ignorable="w14 w15 w16se w16cid w16 w16cex w16sdtdh w16sdtfl w16du wp14">
+<w:document xmlns:wpc="http://schemas.microsoft.com/office/word/2010/wordprocessingCanvas" xmlns:mc="http://schemas.openxmlformats.org/markup-compatibility/2006" xmlns:o="urn:schemas-microsoft-com:office:office" xmlns:r="http://schemas.openxmlformats.org/officeDocument/2006/relationships" xmlns:m="http://schemas.openxmlformats.org/officeDocument/2006/math" xmlns:v="urn:schemas-microsoft-com:vml" xmlns:wp14="http://schemas.microsoft.com/office/word/2010/wordprocessingDrawing" xmlns:wp="http://schemas.openxmlformats.org/drawingml/2006/wordprocessingDrawing" xmlns:w10="urn:schemas-microsoft-com:office:word" xmlns:w="http://schemas.openxmlformats.org/wordprocessingml/2006/main" xmlns:w14="http://schemas.microsoft.com/office/word/2010/wordml" xmlns:w15="http://schemas.microsoft.com/office/word/2012/wordml" xmlns:wpg="http://schemas.microsoft.com/office/word/2010/wordprocessingGroup" xmlns:wpi="http://schemas.microsoft.com/office/word/2010/wordprocessingInk" xmlns:wne="http://schemas.microsoft.com/office/word/2006/wordml" xmlns:wps="http://schemas.microsoft.com/office/word/2010/wordprocessingShape" mc:Ignorable="w14 w15 wp14">
   <w:body>
     <w:p>
       <w:r>
-        <w:t xml:space="preserve"> Module Name: </w:t>
-      </w:r>
-      <w:proofErr w:type="spellStart"/>
-      <w:r>
-        <w:t>Unique_Brands</w:t>
-      </w:r>
-      <w:proofErr w:type="spellEnd"/>
-    </w:p>
-    <w:p>
-      <w:proofErr w:type="spellStart"/>
-      <w:r>
-        <w:t>Function_Name</w:t>
-      </w:r>
-      <w:proofErr w:type="spellEnd"/>
-      <w:r>
-        <w:t>:</w:t>
+        <w:t xml:space="preserve"> Module Name: Unique_Brands</w:t>
+      </w:r>
+    </w:p>
+    <w:p>
+      <w:r>
+        <w:t>Function_Name:</w:t>
       </w:r>
       <w:r>
         <w:rPr>
@@ -32,11 +22,9 @@
         </w:rPr>
         <w:t xml:space="preserve"> </w:t>
       </w:r>
-      <w:proofErr w:type="spellStart"/>
       <w:r>
         <w:t>get_unique</w:t>
       </w:r>
-      <w:proofErr w:type="spellEnd"/>
     </w:p>
     <w:p>
       <w:r>
@@ -52,15 +40,7 @@
         </w:numPr>
       </w:pPr>
       <w:r>
-        <w:t xml:space="preserve">Returns a </w:t>
-      </w:r>
-      <w:proofErr w:type="gramStart"/>
-      <w:r>
-        <w:t>unique ,</w:t>
-      </w:r>
-      <w:proofErr w:type="gramEnd"/>
-      <w:r>
-        <w:t xml:space="preserve"> filtered list of all valid brand names from the</w:t>
+        <w:t>Returns a unique , filtered list of all valid brand names from the</w:t>
       </w:r>
     </w:p>
     <w:p>
@@ -69,13 +49,8 @@
         <w:ind w:left="1440"/>
       </w:pPr>
       <w:r>
-        <w:t xml:space="preserve">available product </w:t>
-      </w:r>
-      <w:proofErr w:type="gramStart"/>
-      <w:r>
-        <w:t>dataset .</w:t>
-      </w:r>
-      <w:proofErr w:type="gramEnd"/>
+        <w:t>available product dataset .</w:t>
+      </w:r>
     </w:p>
     <w:p>
       <w:pPr>
@@ -113,13 +88,8 @@
         <w:ind w:left="1440"/>
       </w:pPr>
       <w:r>
-        <w:t xml:space="preserve">raw product data for display or filtering </w:t>
-      </w:r>
-      <w:proofErr w:type="gramStart"/>
-      <w:r>
-        <w:t>purposes .</w:t>
-      </w:r>
-      <w:proofErr w:type="gramEnd"/>
+        <w:t>raw product data for display or filtering purposes .</w:t>
+      </w:r>
       <w:r>
         <w:cr/>
       </w:r>
@@ -137,11 +107,9 @@
           <w:numId w:val="3"/>
         </w:numPr>
       </w:pPr>
-      <w:proofErr w:type="gramStart"/>
       <w:r>
         <w:t>Arguments :</w:t>
       </w:r>
-      <w:proofErr w:type="gramEnd"/>
     </w:p>
     <w:p>
       <w:pPr>
@@ -151,11 +119,9 @@
           <w:numId w:val="3"/>
         </w:numPr>
       </w:pPr>
-      <w:proofErr w:type="spellStart"/>
       <w:r>
         <w:t>brand_list</w:t>
       </w:r>
-      <w:proofErr w:type="spellEnd"/>
       <w:r>
         <w:t xml:space="preserve"> as a parameter taking multiples names of brands</w:t>
       </w:r>
@@ -181,23 +147,7 @@
         </w:numPr>
       </w:pPr>
       <w:r>
-        <w:t xml:space="preserve">Calls </w:t>
-      </w:r>
-      <w:proofErr w:type="spellStart"/>
-      <w:r>
-        <w:t>get_unique</w:t>
-      </w:r>
-      <w:proofErr w:type="spellEnd"/>
-      <w:r>
-        <w:t xml:space="preserve"> </w:t>
-      </w:r>
-      <w:proofErr w:type="gramStart"/>
-      <w:r>
-        <w:t>function ,</w:t>
-      </w:r>
-      <w:proofErr w:type="gramEnd"/>
-      <w:r>
-        <w:t xml:space="preserve"> expected to return a list of </w:t>
+        <w:t xml:space="preserve">Calls get_unique function , expected to return a list of </w:t>
       </w:r>
       <w:r>
         <w:t>unique brands</w:t>
@@ -235,21 +185,8 @@
         </w:numPr>
       </w:pPr>
       <w:r>
-        <w:t xml:space="preserve">List of Strings </w:t>
-      </w:r>
-      <w:proofErr w:type="gramStart"/>
-      <w:r>
-        <w:t>list[</w:t>
-      </w:r>
-      <w:proofErr w:type="gramEnd"/>
-      <w:r>
-        <w:t>‘string</w:t>
-      </w:r>
-      <w:proofErr w:type="gramStart"/>
-      <w:r>
-        <w:t>’ ]</w:t>
-      </w:r>
-      <w:proofErr w:type="gramEnd"/>
+        <w:t>List of Strings list[‘string’ ]</w:t>
+      </w:r>
     </w:p>
     <w:p>
       <w:pPr>
@@ -259,11 +196,9 @@
           <w:numId w:val="9"/>
         </w:numPr>
       </w:pPr>
-      <w:proofErr w:type="gramStart"/>
       <w:r>
         <w:t>Structure :</w:t>
       </w:r>
-      <w:proofErr w:type="gramEnd"/>
     </w:p>
     <w:p>
       <w:pPr>
@@ -286,15 +221,7 @@
         </w:numPr>
       </w:pPr>
       <w:r>
-        <w:t xml:space="preserve">Returns an empty list </w:t>
-      </w:r>
-      <w:proofErr w:type="gramStart"/>
-      <w:r>
-        <w:t>`[</w:t>
-      </w:r>
-      <w:proofErr w:type="gramEnd"/>
-      <w:r>
-        <w:t>]` if no valid brand values exist.</w:t>
+        <w:t>Returns an empty list `[]` if no valid brand values exist.</w:t>
       </w:r>
     </w:p>
     <w:p>
@@ -323,15 +250,7 @@
         </w:numPr>
       </w:pPr>
       <w:r>
-        <w:t xml:space="preserve">Brand values must be </w:t>
-      </w:r>
-      <w:proofErr w:type="gramStart"/>
-      <w:r>
-        <w:t>strings ;</w:t>
-      </w:r>
-      <w:proofErr w:type="gramEnd"/>
-      <w:r>
-        <w:t xml:space="preserve"> Null/None and empty strings are filtered out</w:t>
+        <w:t>Brand values must be strings ; Null/None and empty strings are filtered out</w:t>
       </w:r>
     </w:p>
     <w:p>
@@ -343,212 +262,109 @@
         </w:numPr>
       </w:pPr>
       <w:r>
-        <w:t>The function should ensure case - insensitivity in brand names and normalize them to a capitalized format (</w:t>
-      </w:r>
-      <w:proofErr w:type="spellStart"/>
-      <w:proofErr w:type="gramStart"/>
-      <w:r>
-        <w:t>e.g</w:t>
-      </w:r>
-      <w:proofErr w:type="spellEnd"/>
-      <w:r>
-        <w:t xml:space="preserve"> .</w:t>
-      </w:r>
-      <w:proofErr w:type="gramEnd"/>
-      <w:r>
-        <w:t xml:space="preserve">, " </w:t>
-      </w:r>
-      <w:proofErr w:type="spellStart"/>
-      <w:r>
-        <w:t>Brandname</w:t>
-      </w:r>
-      <w:proofErr w:type="spellEnd"/>
-      <w:r>
-        <w:t xml:space="preserve"> " instead of " </w:t>
-      </w:r>
-      <w:proofErr w:type="spellStart"/>
-      <w:r>
-        <w:t>brandname</w:t>
-      </w:r>
-      <w:proofErr w:type="spellEnd"/>
-      <w:r>
-        <w:t xml:space="preserve"> ", " BRANDNAME </w:t>
-      </w:r>
-      <w:proofErr w:type="gramStart"/>
-      <w:r>
-        <w:t>" ,</w:t>
-      </w:r>
-      <w:proofErr w:type="gramEnd"/>
+        <w:t>The function should ensure case - insensitivity in brand names and normalize them to a capitalized format (e.g ., " Brandname " instead of " brandname ", " BRANDNAME " , etc .)</w:t>
+      </w:r>
+    </w:p>
+    <w:p>
+      <w:pPr>
+        <w:pStyle w:val="ListParagraph"/>
+        <w:numPr>
+          <w:ilvl w:val="0"/>
+          <w:numId w:val="10"/>
+        </w:numPr>
+      </w:pPr>
+      <w:r>
+        <w:t>No external libraries may be used for deduplication or filtering</w:t>
+      </w:r>
+    </w:p>
+    <w:p>
+      <w:r>
+        <w:t>Known Edge cases</w:t>
+      </w:r>
+    </w:p>
+    <w:p>
+      <w:pPr>
+        <w:pStyle w:val="ListParagraph"/>
+        <w:numPr>
+          <w:ilvl w:val="0"/>
+          <w:numId w:val="11"/>
+        </w:numPr>
+      </w:pPr>
+      <w:r>
+        <w:t>If all brand values are nil or "" , the result is []</w:t>
+      </w:r>
+    </w:p>
+    <w:p>
+      <w:pPr>
+        <w:pStyle w:val="ListParagraph"/>
+        <w:numPr>
+          <w:ilvl w:val="0"/>
+          <w:numId w:val="11"/>
+        </w:numPr>
+      </w:pPr>
+      <w:r>
+        <w:t>If get_all_products /0 returns [] , the result is also []</w:t>
+      </w:r>
+    </w:p>
+    <w:p>
+      <w:pPr>
+        <w:pStyle w:val="ListParagraph"/>
+        <w:numPr>
+          <w:ilvl w:val="0"/>
+          <w:numId w:val="11"/>
+        </w:numPr>
+      </w:pPr>
+      <w:r>
+        <w:lastRenderedPageBreak/>
+        <w:t>If the same brand appears in lower and upper case , it is</w:t>
+      </w:r>
       <w:r>
         <w:t xml:space="preserve"> </w:t>
       </w:r>
-      <w:proofErr w:type="spellStart"/>
-      <w:proofErr w:type="gramStart"/>
-      <w:r>
-        <w:t>etc</w:t>
-      </w:r>
-      <w:proofErr w:type="spellEnd"/>
-      <w:r>
-        <w:t xml:space="preserve"> .</w:t>
-      </w:r>
-      <w:proofErr w:type="gramEnd"/>
-      <w:r>
-        <w:t>)</w:t>
-      </w:r>
-    </w:p>
-    <w:p>
-      <w:pPr>
-        <w:pStyle w:val="ListParagraph"/>
-        <w:numPr>
-          <w:ilvl w:val="0"/>
-          <w:numId w:val="10"/>
-        </w:numPr>
-      </w:pPr>
-      <w:r>
-        <w:t>No external libraries may be used for deduplication or filtering</w:t>
-      </w:r>
-    </w:p>
-    <w:p>
-      <w:r>
-        <w:t>Known Edge cases</w:t>
-      </w:r>
-    </w:p>
-    <w:p>
-      <w:pPr>
-        <w:pStyle w:val="ListParagraph"/>
-        <w:numPr>
-          <w:ilvl w:val="0"/>
-          <w:numId w:val="11"/>
-        </w:numPr>
-      </w:pPr>
-      <w:r>
-        <w:t>If all brand values are nil or "</w:t>
-      </w:r>
-      <w:proofErr w:type="gramStart"/>
-      <w:r>
-        <w:t>" ,</w:t>
-      </w:r>
-      <w:proofErr w:type="gramEnd"/>
-      <w:r>
-        <w:t xml:space="preserve"> the result is []</w:t>
-      </w:r>
-    </w:p>
-    <w:p>
-      <w:pPr>
-        <w:pStyle w:val="ListParagraph"/>
-        <w:numPr>
-          <w:ilvl w:val="0"/>
-          <w:numId w:val="11"/>
-        </w:numPr>
-      </w:pPr>
-      <w:r>
-        <w:t xml:space="preserve">If </w:t>
-      </w:r>
-      <w:proofErr w:type="spellStart"/>
-      <w:r>
-        <w:t>get_all_products</w:t>
-      </w:r>
-      <w:proofErr w:type="spellEnd"/>
-      <w:r>
-        <w:t xml:space="preserve"> /0 returns [</w:t>
-      </w:r>
-      <w:proofErr w:type="gramStart"/>
-      <w:r>
-        <w:t>] ,</w:t>
-      </w:r>
-      <w:proofErr w:type="gramEnd"/>
-      <w:r>
-        <w:t xml:space="preserve"> the result is also []</w:t>
-      </w:r>
-    </w:p>
-    <w:p>
-      <w:pPr>
-        <w:pStyle w:val="ListParagraph"/>
-        <w:numPr>
-          <w:ilvl w:val="0"/>
-          <w:numId w:val="11"/>
-        </w:numPr>
-      </w:pPr>
-      <w:r>
-        <w:lastRenderedPageBreak/>
-        <w:t xml:space="preserve">If the same brand appears in lower and upper </w:t>
-      </w:r>
-      <w:proofErr w:type="gramStart"/>
-      <w:r>
-        <w:t>case ,</w:t>
-      </w:r>
-      <w:proofErr w:type="gramEnd"/>
-      <w:r>
-        <w:t xml:space="preserve"> it is</w:t>
-      </w:r>
+      <w:r>
+        <w:t>treated as the same brand ( case - insensitive )</w:t>
+      </w:r>
+      <w:r>
+        <w:cr/>
+      </w:r>
+    </w:p>
+    <w:p>
+      <w:pPr>
+        <w:pStyle w:val="ListParagraph"/>
+        <w:ind w:left="1080"/>
+      </w:pPr>
+    </w:p>
+    <w:p>
+      <w:r>
+        <w:t>Example Calls &amp; Expected Outputs</w:t>
+      </w:r>
+    </w:p>
+    <w:p>
+      <w:pPr>
+        <w:pStyle w:val="ListParagraph"/>
+        <w:ind w:left="1080"/>
+      </w:pPr>
+      <w:r>
+        <w:t>1. Normal case with valid brands</w:t>
+      </w:r>
+    </w:p>
+    <w:p>
+      <w:pPr>
+        <w:pStyle w:val="ListParagraph"/>
+        <w:ind w:left="1080"/>
+      </w:pPr>
+      <w:r>
+        <w:t xml:space="preserve"> get_unique ([" Brandname1 ", " Brandname2 ", " Brandname3 "])</w:t>
+      </w:r>
+    </w:p>
+    <w:p>
+      <w:pPr>
+        <w:pStyle w:val="ListParagraph"/>
+        <w:ind w:left="1080"/>
+      </w:pPr>
       <w:r>
         <w:t xml:space="preserve"> </w:t>
       </w:r>
-      <w:r>
-        <w:t xml:space="preserve">treated as the same brand </w:t>
-      </w:r>
-      <w:proofErr w:type="gramStart"/>
-      <w:r>
-        <w:t>( case</w:t>
-      </w:r>
-      <w:proofErr w:type="gramEnd"/>
-      <w:r>
-        <w:t xml:space="preserve"> - </w:t>
-      </w:r>
-      <w:proofErr w:type="gramStart"/>
-      <w:r>
-        <w:t>insensitive )</w:t>
-      </w:r>
-      <w:proofErr w:type="gramEnd"/>
-      <w:r>
-        <w:cr/>
-      </w:r>
-    </w:p>
-    <w:p>
-      <w:pPr>
-        <w:pStyle w:val="ListParagraph"/>
-        <w:ind w:left="1080"/>
-      </w:pPr>
-    </w:p>
-    <w:p>
-      <w:r>
-        <w:t>Example Calls &amp; Expected Outputs</w:t>
-      </w:r>
-    </w:p>
-    <w:p>
-      <w:pPr>
-        <w:pStyle w:val="ListParagraph"/>
-        <w:ind w:left="1080"/>
-      </w:pPr>
-      <w:r>
-        <w:t>1. Normal case with valid brands</w:t>
-      </w:r>
-    </w:p>
-    <w:p>
-      <w:pPr>
-        <w:pStyle w:val="ListParagraph"/>
-        <w:ind w:left="1080"/>
-      </w:pPr>
-      <w:r>
-        <w:t xml:space="preserve"> </w:t>
-      </w:r>
-      <w:proofErr w:type="spellStart"/>
-      <w:r>
-        <w:t>get_unique</w:t>
-      </w:r>
-      <w:proofErr w:type="spellEnd"/>
-      <w:r>
-        <w:t xml:space="preserve"> ([" Brandname1 ", " Brandname2 ", " Brandname3 "])</w:t>
-      </w:r>
-    </w:p>
-    <w:p>
-      <w:pPr>
-        <w:pStyle w:val="ListParagraph"/>
-        <w:ind w:left="1080"/>
-      </w:pPr>
-      <w:r>
-        <w:t xml:space="preserve"> </w:t>
-      </w:r>
     </w:p>
     <w:p>
       <w:pPr>
@@ -562,23 +378,7 @@
     <w:p>
       <w:r>
         <w:tab/>
-        <w:t xml:space="preserve">      </w:t>
-      </w:r>
-      <w:proofErr w:type="spellStart"/>
-      <w:r>
-        <w:t>get_</w:t>
-      </w:r>
-      <w:proofErr w:type="gramStart"/>
-      <w:r>
-        <w:t>unique</w:t>
-      </w:r>
-      <w:proofErr w:type="spellEnd"/>
-      <w:r>
-        <w:t>(</w:t>
-      </w:r>
-      <w:proofErr w:type="gramEnd"/>
-      <w:r>
-        <w:t xml:space="preserve">[]) </w:t>
+        <w:t xml:space="preserve">      get_unique([]) </w:t>
       </w:r>
     </w:p>
     <w:p>
@@ -595,52 +395,7 @@
     <w:p>
       <w:r>
         <w:tab/>
-        <w:t xml:space="preserve">      </w:t>
-      </w:r>
-      <w:proofErr w:type="spellStart"/>
-      <w:r>
-        <w:t>get_unique</w:t>
-      </w:r>
-      <w:proofErr w:type="spellEnd"/>
-      <w:r>
-        <w:t xml:space="preserve"> (['</w:t>
-      </w:r>
-      <w:proofErr w:type="spellStart"/>
-      <w:r>
-        <w:t>Brandname</w:t>
-      </w:r>
-      <w:proofErr w:type="spellEnd"/>
-      <w:r>
-        <w:t>', '</w:t>
-      </w:r>
-      <w:proofErr w:type="spellStart"/>
-      <w:r>
-        <w:t>BrAnDNAme</w:t>
-      </w:r>
-      <w:proofErr w:type="spellEnd"/>
-      <w:r>
-        <w:t>', ‘BRANDNAME’, ‘</w:t>
-      </w:r>
-      <w:proofErr w:type="spellStart"/>
-      <w:r>
-        <w:t>brandname</w:t>
-      </w:r>
-      <w:proofErr w:type="spellEnd"/>
-      <w:proofErr w:type="gramStart"/>
-      <w:r>
-        <w:t>’,None</w:t>
-      </w:r>
-      <w:proofErr w:type="gramEnd"/>
-      <w:r>
-        <w:t xml:space="preserve">, </w:t>
-      </w:r>
-      <w:proofErr w:type="gramStart"/>
-      <w:r>
-        <w:t>‘ ‘</w:t>
-      </w:r>
-      <w:proofErr w:type="gramEnd"/>
-      <w:r>
-        <w:t>])</w:t>
+        <w:t xml:space="preserve">      get_unique (['Brandname', 'BrAnDNAme', ‘BRANDNAME’, ‘brandname’,None, ‘ ‘])</w:t>
       </w:r>
     </w:p>
     <w:p>
@@ -648,15 +403,7 @@
         <w:ind w:left="720"/>
       </w:pPr>
       <w:r>
-        <w:t xml:space="preserve">      # =&gt; ['</w:t>
-      </w:r>
-      <w:proofErr w:type="spellStart"/>
-      <w:r>
-        <w:t>Brandname</w:t>
-      </w:r>
-      <w:proofErr w:type="spellEnd"/>
-      <w:r>
-        <w:t>']</w:t>
+        <w:t xml:space="preserve">      # =&gt; ['Brandname']</w:t>
       </w:r>
     </w:p>
     <w:p>
@@ -782,22 +529,12 @@
     <w:p>
       <w:r>
         <w:lastRenderedPageBreak/>
-        <w:t xml:space="preserve">Module Name: </w:t>
-      </w:r>
-      <w:proofErr w:type="spellStart"/>
-      <w:r>
-        <w:t>Get_Average_Price</w:t>
-      </w:r>
-      <w:proofErr w:type="spellEnd"/>
-    </w:p>
-    <w:p>
-      <w:proofErr w:type="spellStart"/>
-      <w:r>
-        <w:t>Function_Name</w:t>
-      </w:r>
-      <w:proofErr w:type="spellEnd"/>
-      <w:r>
-        <w:t>:</w:t>
+        <w:t>Module Name: Get_Average_Price</w:t>
+      </w:r>
+    </w:p>
+    <w:p>
+      <w:r>
+        <w:t>Function_Name:</w:t>
       </w:r>
       <w:r>
         <w:rPr>
@@ -810,14 +547,12 @@
         </w:rPr>
         <w:t xml:space="preserve"> </w:t>
       </w:r>
-      <w:proofErr w:type="spellStart"/>
       <w:r>
         <w:t>get_</w:t>
       </w:r>
       <w:r>
         <w:t>average</w:t>
       </w:r>
-      <w:proofErr w:type="spellEnd"/>
     </w:p>
     <w:p>
       <w:r>
@@ -833,21 +568,8 @@
         </w:numPr>
       </w:pPr>
       <w:r>
-        <w:t xml:space="preserve">Calculates the average of </w:t>
-      </w:r>
-      <w:proofErr w:type="gramStart"/>
-      <w:r>
-        <w:t>the :</w:t>
-      </w:r>
-      <w:proofErr w:type="gramEnd"/>
-      <w:r>
-        <w:t xml:space="preserve"> price field from all </w:t>
-      </w:r>
-      <w:proofErr w:type="spellStart"/>
-      <w:r>
-        <w:t>availableproducts</w:t>
-      </w:r>
-      <w:proofErr w:type="spellEnd"/>
+        <w:t>Calculates the average of the : price field from all availableproducts</w:t>
+      </w:r>
     </w:p>
     <w:p>
       <w:pPr>
@@ -863,13 +585,8 @@
       <w:r>
         <w:t>None</w:t>
       </w:r>
-      <w:proofErr w:type="gramStart"/>
-      <w:r>
-        <w:t>) :</w:t>
-      </w:r>
-      <w:proofErr w:type="gramEnd"/>
-      <w:r>
-        <w:t xml:space="preserve"> price values</w:t>
+      <w:r>
+        <w:t>) : price values</w:t>
       </w:r>
     </w:p>
     <w:p>
@@ -878,15 +595,7 @@
         <w:ind w:left="1440"/>
       </w:pPr>
       <w:r>
-        <w:t xml:space="preserve">If no valid prices are </w:t>
-      </w:r>
-      <w:proofErr w:type="gramStart"/>
-      <w:r>
-        <w:t>found ,</w:t>
-      </w:r>
-      <w:proofErr w:type="gramEnd"/>
-      <w:r>
-        <w:t xml:space="preserve"> returns [] to indicate absence of</w:t>
+        <w:t>If no valid prices are found , returns [] to indicate absence of</w:t>
       </w:r>
     </w:p>
     <w:p>
@@ -917,11 +626,9 @@
           <w:numId w:val="3"/>
         </w:numPr>
       </w:pPr>
-      <w:proofErr w:type="gramStart"/>
       <w:r>
         <w:t>Arguments :</w:t>
       </w:r>
-      <w:proofErr w:type="gramEnd"/>
     </w:p>
     <w:p>
       <w:pPr>
@@ -931,14 +638,12 @@
           <w:numId w:val="3"/>
         </w:numPr>
       </w:pPr>
-      <w:proofErr w:type="spellStart"/>
       <w:r>
         <w:t>price</w:t>
       </w:r>
       <w:r>
         <w:t>_list</w:t>
       </w:r>
-      <w:proofErr w:type="spellEnd"/>
       <w:r>
         <w:t xml:space="preserve"> as a parameter taking list of prices.</w:t>
       </w:r>
@@ -964,23 +669,7 @@
         </w:numPr>
       </w:pPr>
       <w:r>
-        <w:t xml:space="preserve">Calls </w:t>
-      </w:r>
-      <w:proofErr w:type="spellStart"/>
-      <w:r>
-        <w:t>get_average</w:t>
-      </w:r>
-      <w:proofErr w:type="spellEnd"/>
-      <w:r>
-        <w:t xml:space="preserve"> </w:t>
-      </w:r>
-      <w:proofErr w:type="gramStart"/>
-      <w:r>
-        <w:t>function ,</w:t>
-      </w:r>
-      <w:proofErr w:type="gramEnd"/>
-      <w:r>
-        <w:t xml:space="preserve"> expected to return </w:t>
+        <w:t xml:space="preserve">Calls get_average function , expected to return </w:t>
       </w:r>
       <w:r>
         <w:t>average price from the given list of prices.</w:t>
@@ -1024,13 +713,8 @@
         </w:numPr>
       </w:pPr>
       <w:r>
-        <w:t xml:space="preserve">Returns value in float with rounded to 2 </w:t>
-      </w:r>
-      <w:proofErr w:type="gramStart"/>
-      <w:r>
-        <w:t>decimals .</w:t>
-      </w:r>
-      <w:proofErr w:type="gramEnd"/>
+        <w:t>Returns value in float with rounded to 2 decimals .</w:t>
+      </w:r>
     </w:p>
     <w:p>
       <w:r>
@@ -1048,71 +732,91 @@
       <w:r>
         <w:t xml:space="preserve">Only products with </w:t>
       </w:r>
-      <w:proofErr w:type="spellStart"/>
-      <w:r>
-        <w:t>non empty</w:t>
-      </w:r>
-      <w:proofErr w:type="spellEnd"/>
+      <w:r>
+        <w:t xml:space="preserve">non empty values </w:t>
+      </w:r>
+      <w:r>
+        <w:t>: price are considered</w:t>
+      </w:r>
       <w:r>
         <w:t xml:space="preserve"> </w:t>
       </w:r>
-      <w:proofErr w:type="gramStart"/>
-      <w:r>
-        <w:t xml:space="preserve">values </w:t>
-      </w:r>
-      <w:r>
-        <w:t>:</w:t>
-      </w:r>
-      <w:proofErr w:type="gramEnd"/>
-      <w:r>
-        <w:t xml:space="preserve"> price are considered</w:t>
-      </w:r>
       <w:r>
         <w:t xml:space="preserve"> </w:t>
       </w:r>
       <w:r>
         <w:t xml:space="preserve"> </w:t>
       </w:r>
+    </w:p>
+    <w:p>
+      <w:pPr>
+        <w:pStyle w:val="ListParagraph"/>
+        <w:numPr>
+          <w:ilvl w:val="0"/>
+          <w:numId w:val="10"/>
+        </w:numPr>
+      </w:pPr>
+      <w:r>
+        <w:t>The average is calculated as sum of valid prices divided by the number of valid prices</w:t>
+      </w:r>
+    </w:p>
+    <w:p>
+      <w:pPr>
+        <w:pStyle w:val="ListParagraph"/>
+        <w:numPr>
+          <w:ilvl w:val="0"/>
+          <w:numId w:val="10"/>
+        </w:numPr>
+      </w:pPr>
+      <w:r>
+        <w:t xml:space="preserve">No external libraries </w:t>
+      </w:r>
+      <w:r>
+        <w:t>are</w:t>
+      </w:r>
+      <w:r>
+        <w:t xml:space="preserve"> used </w:t>
+      </w:r>
       <w:r>
         <w:t xml:space="preserve"> </w:t>
       </w:r>
     </w:p>
     <w:p>
-      <w:pPr>
-        <w:pStyle w:val="ListParagraph"/>
-        <w:numPr>
-          <w:ilvl w:val="0"/>
-          <w:numId w:val="10"/>
-        </w:numPr>
-      </w:pPr>
-      <w:r>
-        <w:t>The average is calculated as sum of valid prices divided by the number of valid prices</w:t>
-      </w:r>
-    </w:p>
-    <w:p>
-      <w:pPr>
-        <w:pStyle w:val="ListParagraph"/>
-        <w:numPr>
-          <w:ilvl w:val="0"/>
-          <w:numId w:val="10"/>
-        </w:numPr>
-      </w:pPr>
-      <w:r>
-        <w:t xml:space="preserve">No external libraries </w:t>
-      </w:r>
-      <w:r>
-        <w:t>are</w:t>
-      </w:r>
-      <w:r>
-        <w:t xml:space="preserve"> used </w:t>
+      <w:r>
+        <w:t>Known Edge cases</w:t>
+      </w:r>
+    </w:p>
+    <w:p>
+      <w:pPr>
+        <w:pStyle w:val="ListParagraph"/>
+        <w:numPr>
+          <w:ilvl w:val="0"/>
+          <w:numId w:val="11"/>
+        </w:numPr>
+      </w:pPr>
+      <w:r>
+        <w:t>If get_</w:t>
+      </w:r>
+      <w:r>
+        <w:t>average</w:t>
+      </w:r>
+      <w:r>
+        <w:t xml:space="preserve"> () returns [] , return</w:t>
       </w:r>
       <w:r>
         <w:t xml:space="preserve"> </w:t>
       </w:r>
-    </w:p>
-    <w:p>
-      <w:r>
-        <w:t>Known Edge cases</w:t>
+      <w:r>
+        <w:t>None</w:t>
+      </w:r>
+      <w:r>
+        <w:cr/>
+      </w:r>
+      <w:r>
+        <w:t xml:space="preserve">If get_all_products /0 returns [] , the result is also </w:t>
+      </w:r>
+      <w:r>
+        <w:t>None</w:t>
       </w:r>
     </w:p>
     <w:p>
@@ -1124,191 +828,71 @@
         </w:numPr>
       </w:pPr>
       <w:r>
-        <w:t xml:space="preserve">If </w:t>
-      </w:r>
-      <w:proofErr w:type="spellStart"/>
-      <w:r>
-        <w:t>get_</w:t>
-      </w:r>
-      <w:r>
-        <w:t>average</w:t>
-      </w:r>
-      <w:proofErr w:type="spellEnd"/>
-      <w:r>
-        <w:t xml:space="preserve"> () returns [</w:t>
-      </w:r>
-      <w:proofErr w:type="gramStart"/>
-      <w:r>
-        <w:t>] ,</w:t>
-      </w:r>
-      <w:proofErr w:type="gramEnd"/>
-      <w:r>
-        <w:t xml:space="preserve"> return</w:t>
+        <w:t>If the same brand appears in lower and upper case , it is</w:t>
       </w:r>
       <w:r>
         <w:t xml:space="preserve"> </w:t>
       </w:r>
       <w:r>
-        <w:t>None</w:t>
+        <w:t>treated as the same brand ( case - insensitive )</w:t>
       </w:r>
       <w:r>
         <w:cr/>
       </w:r>
-      <w:r>
-        <w:t xml:space="preserve">If </w:t>
-      </w:r>
-      <w:proofErr w:type="spellStart"/>
-      <w:r>
-        <w:t>get_all_products</w:t>
-      </w:r>
-      <w:proofErr w:type="spellEnd"/>
-      <w:r>
-        <w:t xml:space="preserve"> /0 returns [</w:t>
-      </w:r>
-      <w:proofErr w:type="gramStart"/>
-      <w:r>
-        <w:t>] ,</w:t>
-      </w:r>
-      <w:proofErr w:type="gramEnd"/>
-      <w:r>
-        <w:t xml:space="preserve"> the result is also </w:t>
-      </w:r>
-      <w:r>
-        <w:t>None</w:t>
-      </w:r>
-    </w:p>
-    <w:p>
-      <w:pPr>
-        <w:pStyle w:val="ListParagraph"/>
-        <w:numPr>
-          <w:ilvl w:val="0"/>
-          <w:numId w:val="11"/>
-        </w:numPr>
-      </w:pPr>
-      <w:r>
-        <w:t xml:space="preserve">If the same brand appears in lower and upper </w:t>
-      </w:r>
-      <w:proofErr w:type="gramStart"/>
-      <w:r>
-        <w:t>case ,</w:t>
-      </w:r>
-      <w:proofErr w:type="gramEnd"/>
-      <w:r>
-        <w:t xml:space="preserve"> it is</w:t>
+    </w:p>
+    <w:p>
+      <w:pPr>
+        <w:pStyle w:val="ListParagraph"/>
+        <w:ind w:left="1080"/>
+      </w:pPr>
+    </w:p>
+    <w:p>
+      <w:r>
+        <w:t>Example Calls &amp; Expected Outputs</w:t>
+      </w:r>
+    </w:p>
+    <w:p>
+      <w:pPr>
+        <w:pStyle w:val="ListParagraph"/>
+        <w:ind w:left="1080"/>
+      </w:pPr>
+      <w:r>
+        <w:t>1. Normal case with valid brands</w:t>
+      </w:r>
+    </w:p>
+    <w:p>
+      <w:pPr>
+        <w:pStyle w:val="ListParagraph"/>
+        <w:ind w:left="1440"/>
+      </w:pPr>
+      <w:r>
+        <w:lastRenderedPageBreak/>
+        <w:t>Prices=[100,200,None,300 ]</w:t>
+      </w:r>
+    </w:p>
+    <w:p>
+      <w:pPr>
+        <w:pStyle w:val="ListParagraph"/>
+        <w:ind w:left="1440"/>
+      </w:pPr>
+      <w:r>
+        <w:t>Valid prices : [100 , 200 , 300]</w:t>
+      </w:r>
+    </w:p>
+    <w:p>
+      <w:pPr>
+        <w:pStyle w:val="ListParagraph"/>
+        <w:ind w:left="1440"/>
+      </w:pPr>
+      <w:r>
+        <w:t>Average = 600 / 3 = 200.0</w:t>
+      </w:r>
+      <w:r>
+        <w:cr/>
       </w:r>
       <w:r>
         <w:t xml:space="preserve"> </w:t>
       </w:r>
-      <w:r>
-        <w:t xml:space="preserve">treated as the same brand </w:t>
-      </w:r>
-      <w:proofErr w:type="gramStart"/>
-      <w:r>
-        <w:t>( case</w:t>
-      </w:r>
-      <w:proofErr w:type="gramEnd"/>
-      <w:r>
-        <w:t xml:space="preserve"> - </w:t>
-      </w:r>
-      <w:proofErr w:type="gramStart"/>
-      <w:r>
-        <w:t>insensitive )</w:t>
-      </w:r>
-      <w:proofErr w:type="gramEnd"/>
-      <w:r>
-        <w:cr/>
-      </w:r>
-    </w:p>
-    <w:p>
-      <w:pPr>
-        <w:pStyle w:val="ListParagraph"/>
-        <w:ind w:left="1080"/>
-      </w:pPr>
-    </w:p>
-    <w:p>
-      <w:r>
-        <w:t>Example Calls &amp; Expected Outputs</w:t>
-      </w:r>
-    </w:p>
-    <w:p>
-      <w:pPr>
-        <w:pStyle w:val="ListParagraph"/>
-        <w:ind w:left="1080"/>
-      </w:pPr>
-      <w:r>
-        <w:t>1. Normal case with valid brands</w:t>
-      </w:r>
-    </w:p>
-    <w:p>
-      <w:pPr>
-        <w:pStyle w:val="ListParagraph"/>
-        <w:ind w:left="1440"/>
-      </w:pPr>
-      <w:r>
-        <w:lastRenderedPageBreak/>
-        <w:t>Prices</w:t>
-      </w:r>
-      <w:proofErr w:type="gramStart"/>
-      <w:r>
-        <w:t>=[100,200,None</w:t>
-      </w:r>
-      <w:proofErr w:type="gramEnd"/>
-      <w:r>
-        <w:t>,</w:t>
-      </w:r>
-      <w:proofErr w:type="gramStart"/>
-      <w:r>
-        <w:t>300 ]</w:t>
-      </w:r>
-      <w:proofErr w:type="gramEnd"/>
-    </w:p>
-    <w:p>
-      <w:pPr>
-        <w:pStyle w:val="ListParagraph"/>
-        <w:ind w:left="1440"/>
-      </w:pPr>
-      <w:r>
-        <w:t xml:space="preserve">Valid </w:t>
-      </w:r>
-      <w:proofErr w:type="gramStart"/>
-      <w:r>
-        <w:t>prices :</w:t>
-      </w:r>
-      <w:proofErr w:type="gramEnd"/>
-      <w:r>
-        <w:t xml:space="preserve"> [</w:t>
-      </w:r>
-      <w:proofErr w:type="gramStart"/>
-      <w:r>
-        <w:t>100 ,</w:t>
-      </w:r>
-      <w:proofErr w:type="gramEnd"/>
-      <w:r>
-        <w:t xml:space="preserve"> </w:t>
-      </w:r>
-      <w:proofErr w:type="gramStart"/>
-      <w:r>
-        <w:t>200 ,</w:t>
-      </w:r>
-      <w:proofErr w:type="gramEnd"/>
-      <w:r>
-        <w:t xml:space="preserve"> 300]</w:t>
-      </w:r>
-    </w:p>
-    <w:p>
-      <w:pPr>
-        <w:pStyle w:val="ListParagraph"/>
-        <w:ind w:left="1440"/>
-      </w:pPr>
-      <w:r>
-        <w:t>Average = 600 / 3 = 200.0</w:t>
-      </w:r>
-      <w:r>
-        <w:cr/>
-      </w:r>
-      <w:r>
-        <w:t xml:space="preserve"> </w:t>
-      </w:r>
     </w:p>
     <w:p>
       <w:pPr>
@@ -1319,13 +903,8 @@
         <w:t xml:space="preserve">2. </w:t>
       </w:r>
       <w:r>
-        <w:t xml:space="preserve">With all products missing </w:t>
-      </w:r>
-      <w:proofErr w:type="gramStart"/>
-      <w:r>
-        <w:t>price :</w:t>
-      </w:r>
-      <w:proofErr w:type="gramEnd"/>
+        <w:t>With all products missing price :</w:t>
+      </w:r>
     </w:p>
     <w:p>
       <w:pPr>
@@ -1336,17 +915,7 @@
         <w:tab/>
       </w:r>
       <w:r>
-        <w:t>Prices=[</w:t>
-      </w:r>
-      <w:proofErr w:type="spellStart"/>
-      <w:proofErr w:type="gramStart"/>
-      <w:r>
-        <w:t>None,None</w:t>
-      </w:r>
-      <w:proofErr w:type="spellEnd"/>
-      <w:proofErr w:type="gramEnd"/>
-      <w:r>
-        <w:t>]</w:t>
+        <w:t>Prices=[None,None]</w:t>
       </w:r>
     </w:p>
     <w:p>
@@ -1533,22 +1102,12 @@
     <w:p>
       <w:r>
         <w:lastRenderedPageBreak/>
-        <w:t xml:space="preserve">Module Name: </w:t>
-      </w:r>
-      <w:proofErr w:type="spellStart"/>
-      <w:r>
-        <w:t>Get_min_attribute</w:t>
-      </w:r>
-      <w:proofErr w:type="spellEnd"/>
-    </w:p>
-    <w:p>
-      <w:proofErr w:type="spellStart"/>
-      <w:r>
-        <w:t>Function_Name</w:t>
-      </w:r>
-      <w:proofErr w:type="spellEnd"/>
-      <w:r>
-        <w:t>:</w:t>
+        <w:t>Module Name: Get_min_attribute</w:t>
+      </w:r>
+    </w:p>
+    <w:p>
+      <w:r>
+        <w:t>Function_Name:</w:t>
       </w:r>
       <w:r>
         <w:rPr>
@@ -1561,14 +1120,12 @@
         </w:rPr>
         <w:t xml:space="preserve"> </w:t>
       </w:r>
-      <w:proofErr w:type="spellStart"/>
       <w:r>
         <w:t>get_</w:t>
       </w:r>
       <w:r>
         <w:t>min</w:t>
       </w:r>
-      <w:proofErr w:type="spellEnd"/>
     </w:p>
     <w:p>
       <w:r>
@@ -1584,13 +1141,8 @@
         </w:numPr>
       </w:pPr>
       <w:r>
-        <w:t xml:space="preserve">Calculates the minimum value of a given attribute across all </w:t>
-      </w:r>
-      <w:proofErr w:type="gramStart"/>
-      <w:r>
-        <w:t>products .</w:t>
-      </w:r>
-      <w:proofErr w:type="gramEnd"/>
+        <w:t>Calculates the minimum value of a given attribute across all products .</w:t>
+      </w:r>
     </w:p>
     <w:p>
       <w:pPr>
@@ -1598,39 +1150,7 @@
         <w:ind w:left="1440"/>
       </w:pPr>
       <w:r>
-        <w:t xml:space="preserve">Useful for </w:t>
-      </w:r>
-      <w:proofErr w:type="gramStart"/>
-      <w:r>
-        <w:t>analysis ,</w:t>
-      </w:r>
-      <w:proofErr w:type="gramEnd"/>
-      <w:r>
-        <w:t xml:space="preserve"> filtering (</w:t>
-      </w:r>
-      <w:proofErr w:type="gramStart"/>
-      <w:r>
-        <w:t>e .</w:t>
-      </w:r>
-      <w:proofErr w:type="gramEnd"/>
-      <w:r>
-        <w:t xml:space="preserve">g., minimum </w:t>
-      </w:r>
-      <w:proofErr w:type="gramStart"/>
-      <w:r>
-        <w:t>price ,</w:t>
-      </w:r>
-      <w:proofErr w:type="gramEnd"/>
-      <w:r>
-        <w:t xml:space="preserve"> minimum </w:t>
-      </w:r>
-      <w:proofErr w:type="gramStart"/>
-      <w:r>
-        <w:t>weight )</w:t>
-      </w:r>
-      <w:proofErr w:type="gramEnd"/>
-      <w:r>
-        <w:t>.</w:t>
+        <w:t>Useful for analysis , filtering (e .g., minimum price , minimum weight ).</w:t>
       </w:r>
       <w:r>
         <w:cr/>
@@ -1649,11 +1169,9 @@
           <w:numId w:val="3"/>
         </w:numPr>
       </w:pPr>
-      <w:proofErr w:type="gramStart"/>
       <w:r>
         <w:t>Arguments :</w:t>
       </w:r>
-      <w:proofErr w:type="gramEnd"/>
     </w:p>
     <w:p>
       <w:pPr>
@@ -1663,11 +1181,9 @@
           <w:numId w:val="3"/>
         </w:numPr>
       </w:pPr>
-      <w:proofErr w:type="spellStart"/>
       <w:r>
         <w:t>Dict_search</w:t>
       </w:r>
-      <w:proofErr w:type="spellEnd"/>
     </w:p>
     <w:p>
       <w:pPr>
@@ -1678,36 +1194,7 @@
         </w:numPr>
       </w:pPr>
       <w:r>
-        <w:t xml:space="preserve">It represents the attribute to extract </w:t>
-      </w:r>
-      <w:proofErr w:type="gramStart"/>
-      <w:r>
-        <w:t>( e.g.</w:t>
-      </w:r>
-      <w:proofErr w:type="gramEnd"/>
-      <w:r>
-        <w:t xml:space="preserve">:  </w:t>
-      </w:r>
-      <w:proofErr w:type="spellStart"/>
-      <w:r>
-        <w:t>pricemin</w:t>
-      </w:r>
-      <w:proofErr w:type="spellEnd"/>
-      <w:proofErr w:type="gramStart"/>
-      <w:r>
-        <w:t>, :</w:t>
-      </w:r>
-      <w:proofErr w:type="gramEnd"/>
-      <w:r>
-        <w:t xml:space="preserve"> </w:t>
-      </w:r>
-      <w:proofErr w:type="spellStart"/>
-      <w:r>
-        <w:t>battery_life</w:t>
-      </w:r>
-      <w:proofErr w:type="spellEnd"/>
-      <w:r>
-        <w:t>, etc.).</w:t>
+        <w:t>It represents the attribute to extract ( e.g.:  pricemin, : battery_life, etc.).</w:t>
       </w:r>
     </w:p>
     <w:p>
@@ -1743,15 +1230,7 @@
         </w:numPr>
       </w:pPr>
       <w:r>
-        <w:t xml:space="preserve">Each dictionary must have the attribute specified by </w:t>
-      </w:r>
-      <w:proofErr w:type="spellStart"/>
-      <w:r>
-        <w:t>dict_search</w:t>
-      </w:r>
-      <w:proofErr w:type="spellEnd"/>
-      <w:r>
-        <w:t xml:space="preserve"> for the function to work correctly.</w:t>
+        <w:t>Each dictionary must have the attribute specified by dict_search for the function to work correctly.</w:t>
       </w:r>
     </w:p>
     <w:p>
@@ -1778,14 +1257,7 @@
       </w:r>
       <w:r>
         <w:tab/>
-      </w:r>
-      <w:proofErr w:type="gramStart"/>
-      <w:r>
-        <w:t>The</w:t>
-      </w:r>
-      <w:proofErr w:type="gramEnd"/>
-      <w:r>
-        <w:t xml:space="preserve"> minimum non - nil value of the given attribute across</w:t>
+        <w:t>The minimum non - nil value of the given attribute across</w:t>
       </w:r>
     </w:p>
     <w:p>
@@ -1797,13 +1269,8 @@
       </w:r>
       <w:r>
         <w:tab/>
-        <w:t xml:space="preserve">Returns nil if no products contain a valid value for that </w:t>
-      </w:r>
-      <w:proofErr w:type="gramStart"/>
-      <w:r>
-        <w:t>attribute .</w:t>
-      </w:r>
-      <w:proofErr w:type="gramEnd"/>
+        <w:t>Returns nil if no products contain a valid value for that attribute .</w:t>
+      </w:r>
     </w:p>
     <w:p/>
     <w:p>
@@ -1820,29 +1287,8 @@
         </w:numPr>
       </w:pPr>
       <w:r>
-        <w:t>Only products where get_min_2_</w:t>
-      </w:r>
-      <w:proofErr w:type="gramStart"/>
-      <w:r>
-        <w:t>attributes( data</w:t>
-      </w:r>
-      <w:proofErr w:type="gramEnd"/>
-      <w:r>
-        <w:t xml:space="preserve">, </w:t>
-      </w:r>
-      <w:proofErr w:type="spellStart"/>
-      <w:r>
-        <w:t>dict_search</w:t>
-      </w:r>
-      <w:proofErr w:type="spellEnd"/>
-      <w:r>
-        <w:t xml:space="preserve">) is not nil are </w:t>
-      </w:r>
-      <w:proofErr w:type="gramStart"/>
-      <w:r>
-        <w:t>considered .</w:t>
-      </w:r>
-      <w:proofErr w:type="gramEnd"/>
+        <w:t>Only products where get_min_2_attributes( data, dict_search) is not nil are considered .</w:t>
+      </w:r>
     </w:p>
     <w:p>
       <w:pPr>
@@ -1853,23 +1299,7 @@
         </w:numPr>
       </w:pPr>
       <w:r>
-        <w:t xml:space="preserve">The attribute must be numeric </w:t>
-      </w:r>
-      <w:proofErr w:type="gramStart"/>
-      <w:r>
-        <w:t>( integer</w:t>
-      </w:r>
-      <w:proofErr w:type="gramEnd"/>
-      <w:r>
-        <w:t xml:space="preserve"> or </w:t>
-      </w:r>
-      <w:proofErr w:type="gramStart"/>
-      <w:r>
-        <w:t>float )</w:t>
-      </w:r>
-      <w:proofErr w:type="gramEnd"/>
-      <w:r>
-        <w:t>.</w:t>
+        <w:t>The attribute must be numeric ( integer or float ).</w:t>
       </w:r>
     </w:p>
     <w:p>
@@ -1881,15 +1311,7 @@
         </w:numPr>
       </w:pPr>
       <w:r>
-        <w:t xml:space="preserve">Values must be comparable using </w:t>
-      </w:r>
-      <w:proofErr w:type="gramStart"/>
-      <w:r>
-        <w:t>Enum .</w:t>
-      </w:r>
-      <w:proofErr w:type="gramEnd"/>
-      <w:r>
-        <w:t xml:space="preserve"> min /1.</w:t>
+        <w:t>Values must be comparable using Enum . min /1.</w:t>
       </w:r>
       <w:r>
         <w:cr/>
@@ -1918,15 +1340,7 @@
         </w:numPr>
       </w:pPr>
       <w:r>
-        <w:t xml:space="preserve">If all values for the given attribute are </w:t>
-      </w:r>
-      <w:proofErr w:type="gramStart"/>
-      <w:r>
-        <w:t>None ,</w:t>
-      </w:r>
-      <w:proofErr w:type="gramEnd"/>
-      <w:r>
-        <w:t xml:space="preserve"> the function returns None.</w:t>
+        <w:t>If all values for the given attribute are None , the function returns None.</w:t>
       </w:r>
     </w:p>
     <w:p>
@@ -1939,21 +1353,8 @@
       </w:pPr>
       <w:r>
         <w:lastRenderedPageBreak/>
-        <w:t xml:space="preserve">If products is an empty </w:t>
-      </w:r>
-      <w:proofErr w:type="gramStart"/>
-      <w:r>
-        <w:t>list ,</w:t>
-      </w:r>
-      <w:proofErr w:type="gramEnd"/>
-      <w:r>
-        <w:t xml:space="preserve"> the result is also </w:t>
-      </w:r>
-      <w:proofErr w:type="gramStart"/>
-      <w:r>
-        <w:t>nil .</w:t>
-      </w:r>
-      <w:proofErr w:type="gramEnd"/>
+        <w:t>If products is an empty list , the result is also nil .</w:t>
+      </w:r>
       <w:r>
         <w:cr/>
       </w:r>
@@ -1975,238 +1376,114 @@
         <w:t xml:space="preserve"> </w:t>
       </w:r>
       <w:r>
-        <w:t>get_min_2_</w:t>
-      </w:r>
-      <w:proofErr w:type="gramStart"/>
-      <w:r>
-        <w:t>attributes(</w:t>
-      </w:r>
-      <w:proofErr w:type="gramEnd"/>
-      <w:r>
-        <w:t>data = [</w:t>
-      </w:r>
-    </w:p>
-    <w:p>
-      <w:r>
-        <w:t>    {"price": 49.99, "</w:t>
-      </w:r>
-      <w:proofErr w:type="spellStart"/>
+        <w:t>get_min_2_attributes(data = [</w:t>
+      </w:r>
+    </w:p>
+    <w:p>
+      <w:r>
+        <w:t>    {"price": 49.99, "battery_life": 4.0},</w:t>
+      </w:r>
+    </w:p>
+    <w:p>
+      <w:r>
+        <w:t>    {"price": 29.99, "battery_life": 3.5},</w:t>
+      </w:r>
+    </w:p>
+    <w:p>
+      <w:r>
+        <w:t>    {"price": None, "battery_life": 5.0},  </w:t>
+      </w:r>
+    </w:p>
+    <w:p>
+      <w:r>
+        <w:t xml:space="preserve">    {"battery_life": 2.0}                   </w:t>
+      </w:r>
+    </w:p>
+    <w:p>
+      <w:r>
+        <w:t>], "price")</w:t>
+      </w:r>
+    </w:p>
+    <w:p>
+      <w:r>
+        <w:t># =&gt; 29.99</w:t>
+      </w:r>
+    </w:p>
+    <w:p/>
+    <w:p>
+      <w:r>
+        <w:t>get_min_2_attributes(data = [</w:t>
+      </w:r>
+    </w:p>
+    <w:p>
+      <w:r>
+        <w:t>    {"price": 49.99, "battery_life": 4.0},</w:t>
+      </w:r>
+    </w:p>
+    <w:p>
+      <w:r>
+        <w:t>    {"price": 29.99, "battery_life": 3.5},</w:t>
+      </w:r>
+    </w:p>
+    <w:p>
+      <w:r>
+        <w:t>    {"price": None, "battery_life": 5.0},  </w:t>
+      </w:r>
+    </w:p>
+    <w:p>
+      <w:r>
+        <w:t xml:space="preserve">    {"battery_life": 2.0}                   </w:t>
+      </w:r>
+    </w:p>
+    <w:p>
+      <w:r>
+        <w:t>], "</w:t>
+      </w:r>
       <w:r>
         <w:t>battery_life</w:t>
       </w:r>
-      <w:proofErr w:type="spellEnd"/>
-      <w:r>
-        <w:t>": 4.0},</w:t>
-      </w:r>
-    </w:p>
-    <w:p>
-      <w:r>
-        <w:t>    {"price": 29.99, "</w:t>
-      </w:r>
-      <w:proofErr w:type="spellStart"/>
-      <w:r>
-        <w:t>battery_life</w:t>
-      </w:r>
-      <w:proofErr w:type="spellEnd"/>
-      <w:r>
-        <w:t>": 3.5},</w:t>
-      </w:r>
-    </w:p>
-    <w:p>
-      <w:r>
-        <w:t>    {"price": None, "</w:t>
-      </w:r>
-      <w:proofErr w:type="spellStart"/>
-      <w:r>
-        <w:t>battery_life</w:t>
-      </w:r>
-      <w:proofErr w:type="spellEnd"/>
-      <w:r>
-        <w:t>": 5.0},  </w:t>
-      </w:r>
-    </w:p>
-    <w:p>
-      <w:r>
-        <w:t>    {"</w:t>
-      </w:r>
-      <w:proofErr w:type="spellStart"/>
-      <w:r>
-        <w:t>battery_life</w:t>
-      </w:r>
-      <w:proofErr w:type="spellEnd"/>
-      <w:r>
-        <w:t xml:space="preserve">": 2.0}                   </w:t>
-      </w:r>
-    </w:p>
-    <w:p>
-      <w:r>
-        <w:t>], "price")</w:t>
-      </w:r>
-    </w:p>
-    <w:p>
-      <w:r>
-        <w:t># =&gt; 29.99</w:t>
+      <w:r>
+        <w:t>")</w:t>
+      </w:r>
+    </w:p>
+    <w:p>
+      <w:r>
+        <w:t># =&gt; 2.0</w:t>
       </w:r>
     </w:p>
     <w:p/>
     <w:p>
       <w:r>
-        <w:t>get_min_2_</w:t>
-      </w:r>
-      <w:proofErr w:type="gramStart"/>
-      <w:r>
-        <w:t>attributes(</w:t>
-      </w:r>
-      <w:proofErr w:type="gramEnd"/>
-      <w:r>
-        <w:t>data = [</w:t>
-      </w:r>
-    </w:p>
-    <w:p>
-      <w:r>
-        <w:t>    {"price": 49.99, "</w:t>
-      </w:r>
-      <w:proofErr w:type="spellStart"/>
-      <w:r>
-        <w:t>battery_life</w:t>
-      </w:r>
-      <w:proofErr w:type="spellEnd"/>
-      <w:r>
-        <w:t>": 4.0},</w:t>
-      </w:r>
-    </w:p>
-    <w:p>
-      <w:r>
-        <w:t>    {"price": 29.99, "</w:t>
-      </w:r>
-      <w:proofErr w:type="spellStart"/>
-      <w:r>
-        <w:t>battery_life</w:t>
-      </w:r>
-      <w:proofErr w:type="spellEnd"/>
-      <w:r>
-        <w:t>": 3.5},</w:t>
-      </w:r>
-    </w:p>
-    <w:p>
-      <w:r>
-        <w:t>    {"price": None, "</w:t>
-      </w:r>
-      <w:proofErr w:type="spellStart"/>
-      <w:r>
-        <w:t>battery_life</w:t>
-      </w:r>
-      <w:proofErr w:type="spellEnd"/>
-      <w:r>
-        <w:t>": 5.0},  </w:t>
-      </w:r>
-    </w:p>
-    <w:p>
-      <w:r>
-        <w:t>    {"</w:t>
-      </w:r>
-      <w:proofErr w:type="spellStart"/>
-      <w:r>
-        <w:t>battery_life</w:t>
-      </w:r>
-      <w:proofErr w:type="spellEnd"/>
-      <w:r>
-        <w:t xml:space="preserve">": 2.0}                   </w:t>
+        <w:t>get_min_2_attributes(data = [</w:t>
+      </w:r>
+    </w:p>
+    <w:p>
+      <w:r>
+        <w:t>    {"price": 49.99, "battery_life": 4.0},</w:t>
+      </w:r>
+    </w:p>
+    <w:p>
+      <w:r>
+        <w:t>    {"price": 29.99, "battery_life": 3.5},</w:t>
+      </w:r>
+    </w:p>
+    <w:p>
+      <w:r>
+        <w:t>    {"price": None, "battery_life": 5.0},  </w:t>
+      </w:r>
+    </w:p>
+    <w:p>
+      <w:r>
+        <w:t xml:space="preserve">    {"battery_life": 2.0}                   </w:t>
       </w:r>
     </w:p>
     <w:p>
       <w:r>
         <w:t>], "</w:t>
       </w:r>
-      <w:proofErr w:type="spellStart"/>
-      <w:r>
-        <w:t>battery_life</w:t>
-      </w:r>
-      <w:proofErr w:type="spellEnd"/>
-      <w:r>
-        <w:t>")</w:t>
-      </w:r>
-    </w:p>
-    <w:p>
-      <w:r>
-        <w:t># =&gt; 2.0</w:t>
-      </w:r>
-    </w:p>
-    <w:p/>
-    <w:p>
-      <w:r>
-        <w:t>get_min_2_</w:t>
-      </w:r>
-      <w:proofErr w:type="gramStart"/>
-      <w:r>
-        <w:t>attributes(</w:t>
-      </w:r>
-      <w:proofErr w:type="gramEnd"/>
-      <w:r>
-        <w:t>data = [</w:t>
-      </w:r>
-    </w:p>
-    <w:p>
-      <w:r>
-        <w:t>    {"price": 49.99, "</w:t>
-      </w:r>
-      <w:proofErr w:type="spellStart"/>
-      <w:r>
-        <w:t>battery_life</w:t>
-      </w:r>
-      <w:proofErr w:type="spellEnd"/>
-      <w:r>
-        <w:t>": 4.0},</w:t>
-      </w:r>
-    </w:p>
-    <w:p>
-      <w:r>
-        <w:t>    {"price": 29.99, "</w:t>
-      </w:r>
-      <w:proofErr w:type="spellStart"/>
-      <w:r>
-        <w:t>battery_life</w:t>
-      </w:r>
-      <w:proofErr w:type="spellEnd"/>
-      <w:r>
-        <w:t>": 3.5},</w:t>
-      </w:r>
-    </w:p>
-    <w:p>
-      <w:r>
-        <w:t>    {"price": None, "</w:t>
-      </w:r>
-      <w:proofErr w:type="spellStart"/>
-      <w:r>
-        <w:t>battery_life</w:t>
-      </w:r>
-      <w:proofErr w:type="spellEnd"/>
-      <w:r>
-        <w:t>": 5.0},  </w:t>
-      </w:r>
-    </w:p>
-    <w:p>
-      <w:r>
-        <w:t>    {"</w:t>
-      </w:r>
-      <w:proofErr w:type="spellStart"/>
-      <w:r>
-        <w:t>battery_life</w:t>
-      </w:r>
-      <w:proofErr w:type="spellEnd"/>
-      <w:r>
-        <w:t xml:space="preserve">": 2.0}                   </w:t>
-      </w:r>
-    </w:p>
-    <w:p>
-      <w:r>
-        <w:t>], "</w:t>
-      </w:r>
-      <w:proofErr w:type="spellStart"/>
       <w:r>
         <w:t>non_existent_field</w:t>
       </w:r>
-      <w:proofErr w:type="spellEnd"/>
       <w:r>
         <w:t>")</w:t>
       </w:r>
@@ -2220,33 +1497,15 @@
     <w:p/>
     <w:p>
       <w:r>
-        <w:t>get_min_2_</w:t>
-      </w:r>
-      <w:proofErr w:type="gramStart"/>
-      <w:r>
-        <w:t>attributes(</w:t>
-      </w:r>
-      <w:proofErr w:type="gramEnd"/>
-      <w:r>
-        <w:t>data = [</w:t>
+        <w:t>get_min_2_attributes(data = [</w:t>
       </w:r>
     </w:p>
     <w:p>
       <w:r>
         <w:t>    {</w:t>
       </w:r>
-      <w:proofErr w:type="spellStart"/>
-      <w:r>
-        <w:t>title</w:t>
-      </w:r>
-      <w:proofErr w:type="gramStart"/>
-      <w:r>
-        <w:t>:”A</w:t>
-      </w:r>
-      <w:proofErr w:type="spellEnd"/>
-      <w:proofErr w:type="gramEnd"/>
-      <w:r>
-        <w:t>”</w:t>
+      <w:r>
+        <w:t>title:”A”</w:t>
       </w:r>
       <w:r>
         <w:t>},</w:t>
@@ -2254,23 +1513,13 @@
     </w:p>
     <w:p>
       <w:r>
-        <w:t xml:space="preserve">    </w:t>
-      </w:r>
-      <w:proofErr w:type="gramStart"/>
-      <w:r>
-        <w:t>{</w:t>
+        <w:t>    {</w:t>
       </w:r>
       <w:r>
         <w:t xml:space="preserve"> </w:t>
       </w:r>
-      <w:proofErr w:type="spellStart"/>
-      <w:r>
-        <w:t>title:”B</w:t>
-      </w:r>
-      <w:proofErr w:type="spellEnd"/>
-      <w:proofErr w:type="gramEnd"/>
-      <w:r>
-        <w:t>”</w:t>
+      <w:r>
+        <w:t>title:”B”</w:t>
       </w:r>
       <w:r>
         <w:t>},</w:t>
@@ -2278,55 +1527,27 @@
     </w:p>
     <w:p>
       <w:r>
-        <w:t xml:space="preserve">    </w:t>
-      </w:r>
-      <w:proofErr w:type="gramStart"/>
-      <w:r>
-        <w:t>{</w:t>
+        <w:t>    {</w:t>
       </w:r>
       <w:r>
         <w:t xml:space="preserve"> </w:t>
       </w:r>
-      <w:proofErr w:type="spellStart"/>
-      <w:r>
-        <w:t>title</w:t>
-      </w:r>
-      <w:proofErr w:type="gramEnd"/>
-      <w:r>
-        <w:t>:”C</w:t>
-      </w:r>
-      <w:proofErr w:type="spellEnd"/>
-      <w:proofErr w:type="gramStart"/>
-      <w:r>
-        <w:t>”</w:t>
+      <w:r>
+        <w:t>title:”C”</w:t>
       </w:r>
       <w:r>
         <w:t xml:space="preserve"> </w:t>
       </w:r>
       <w:r>
-        <w:t>}</w:t>
-      </w:r>
-      <w:proofErr w:type="gramEnd"/>
-      <w:r>
-        <w:t>,  </w:t>
+        <w:t>},  </w:t>
       </w:r>
     </w:p>
     <w:p>
       <w:r>
         <w:t>    {"</w:t>
       </w:r>
-      <w:proofErr w:type="spellStart"/>
-      <w:r>
-        <w:t>title”</w:t>
-      </w:r>
-      <w:proofErr w:type="gramStart"/>
-      <w:r>
-        <w:t>:”None</w:t>
-      </w:r>
-      <w:proofErr w:type="spellEnd"/>
-      <w:proofErr w:type="gramEnd"/>
-      <w:r>
-        <w:t>”</w:t>
+      <w:r>
+        <w:t>title”:”None”</w:t>
       </w:r>
       <w:r>
         <w:t xml:space="preserve">}                   </w:t>
@@ -2452,22 +1673,12 @@
     <w:p>
       <w:r>
         <w:lastRenderedPageBreak/>
-        <w:t xml:space="preserve">Module Name: </w:t>
-      </w:r>
-      <w:proofErr w:type="spellStart"/>
-      <w:r>
-        <w:t>get_reading_duration</w:t>
-      </w:r>
-      <w:proofErr w:type="spellEnd"/>
-    </w:p>
-    <w:p>
-      <w:proofErr w:type="spellStart"/>
-      <w:r>
-        <w:t>Function_Name</w:t>
-      </w:r>
-      <w:proofErr w:type="spellEnd"/>
-      <w:r>
-        <w:t>:</w:t>
+        <w:t>Module Name: get_reading_duration</w:t>
+      </w:r>
+    </w:p>
+    <w:p>
+      <w:r>
+        <w:t>Function_Name:</w:t>
       </w:r>
       <w:r>
         <w:rPr>
@@ -2480,21 +1691,11 @@
         </w:rPr>
         <w:t xml:space="preserve"> </w:t>
       </w:r>
-      <w:proofErr w:type="spellStart"/>
-      <w:r>
-        <w:t>get_reading_</w:t>
-      </w:r>
-      <w:proofErr w:type="gramStart"/>
-      <w:r>
-        <w:t>duration</w:t>
-      </w:r>
-      <w:proofErr w:type="spellEnd"/>
-      <w:r>
-        <w:t>(</w:t>
-      </w:r>
-      <w:proofErr w:type="gramEnd"/>
-      <w:r>
-        <w:t>)</w:t>
+      <w:r>
+        <w:t>get_reading_duration</w:t>
+      </w:r>
+      <w:r>
+        <w:t>()</w:t>
       </w:r>
     </w:p>
     <w:p>
@@ -2511,13 +1712,8 @@
         </w:numPr>
       </w:pPr>
       <w:r>
-        <w:t xml:space="preserve">Estimates how many minutes it takes to read a blog post based on its body </w:t>
-      </w:r>
-      <w:proofErr w:type="gramStart"/>
-      <w:r>
-        <w:t>text .</w:t>
-      </w:r>
-      <w:proofErr w:type="gramEnd"/>
+        <w:t>Estimates how many minutes it takes to read a blog post based on its body text .</w:t>
+      </w:r>
     </w:p>
     <w:p>
       <w:pPr>
@@ -2550,11 +1746,9 @@
           <w:numId w:val="3"/>
         </w:numPr>
       </w:pPr>
-      <w:proofErr w:type="gramStart"/>
       <w:r>
         <w:t>Arguments :</w:t>
       </w:r>
-      <w:proofErr w:type="gramEnd"/>
     </w:p>
     <w:p>
       <w:pPr>
@@ -2577,13 +1771,8 @@
         </w:numPr>
       </w:pPr>
       <w:r>
-        <w:t xml:space="preserve">The full content of the blog post as a single </w:t>
-      </w:r>
-      <w:proofErr w:type="gramStart"/>
-      <w:r>
-        <w:t>string .</w:t>
-      </w:r>
-      <w:proofErr w:type="gramEnd"/>
+        <w:t>The full content of the blog post as a single string .</w:t>
+      </w:r>
       <w:r>
         <w:cr/>
       </w:r>
@@ -2629,29 +1818,8 @@
         </w:numPr>
       </w:pPr>
       <w:r>
-        <w:t xml:space="preserve">Estimated reading time in </w:t>
-      </w:r>
-      <w:proofErr w:type="gramStart"/>
-      <w:r>
-        <w:t>minutes ,</w:t>
-      </w:r>
-      <w:proofErr w:type="gramEnd"/>
-      <w:r>
-        <w:t xml:space="preserve"> rounded up </w:t>
-      </w:r>
-      <w:proofErr w:type="gramStart"/>
-      <w:r>
-        <w:t>( minimum</w:t>
-      </w:r>
-      <w:proofErr w:type="gramEnd"/>
-      <w:r>
-        <w:t xml:space="preserve"> of 1</w:t>
-      </w:r>
-      <w:proofErr w:type="gramStart"/>
-      <w:r>
-        <w:t>) .</w:t>
-      </w:r>
-      <w:proofErr w:type="gramEnd"/>
+        <w:t>Estimated reading time in minutes , rounded up ( minimum of 1) .</w:t>
+      </w:r>
     </w:p>
     <w:p>
       <w:r>
@@ -2717,37 +1885,8 @@
         </w:numPr>
       </w:pPr>
       <w:r>
-        <w:t xml:space="preserve">Non - </w:t>
-      </w:r>
-      <w:proofErr w:type="spellStart"/>
-      <w:r>
-        <w:t>latin</w:t>
-      </w:r>
-      <w:proofErr w:type="spellEnd"/>
-      <w:r>
-        <w:t xml:space="preserve"> characters (</w:t>
-      </w:r>
-      <w:proofErr w:type="gramStart"/>
-      <w:r>
-        <w:t>e .</w:t>
-      </w:r>
-      <w:proofErr w:type="gramEnd"/>
-      <w:r>
-        <w:t xml:space="preserve">g. Chinese </w:t>
-      </w:r>
-      <w:proofErr w:type="gramStart"/>
-      <w:r>
-        <w:t>text )</w:t>
-      </w:r>
-      <w:proofErr w:type="gramEnd"/>
-      <w:r>
-        <w:t xml:space="preserve"> may affect word counting accuracy due to the use of whitespace </w:t>
-      </w:r>
-      <w:proofErr w:type="gramStart"/>
-      <w:r>
-        <w:t>splitting .</w:t>
-      </w:r>
-      <w:proofErr w:type="gramEnd"/>
+        <w:t>Non - latin characters (e .g. Chinese text ) may affect word counting accuracy due to the use of whitespace splitting .</w:t>
+      </w:r>
     </w:p>
     <w:p>
       <w:pPr>
@@ -2774,13 +1913,8 @@
       <w:r>
         <w:cr/>
       </w:r>
-      <w:proofErr w:type="spellStart"/>
-      <w:r>
-        <w:t>get_reading_duration</w:t>
-      </w:r>
-      <w:proofErr w:type="spellEnd"/>
-      <w:r>
-        <w:t xml:space="preserve"> (" This is a simple blog post with about fifty words total ...")</w:t>
+      <w:r>
+        <w:t>get_reading_duration (" This is a simple blog post with about fifty words total ...")</w:t>
       </w:r>
       <w:r>
         <w:cr/>
@@ -2804,27 +1938,9 @@
         <w:pStyle w:val="ListParagraph"/>
         <w:ind w:left="1080"/>
       </w:pPr>
-      <w:proofErr w:type="spellStart"/>
-      <w:r>
-        <w:t>get_reading_duration</w:t>
-      </w:r>
-      <w:proofErr w:type="spellEnd"/>
-      <w:r>
-        <w:t xml:space="preserve"> </w:t>
-      </w:r>
-      <w:proofErr w:type="gramStart"/>
-      <w:r>
-        <w:t>( String</w:t>
-      </w:r>
-      <w:proofErr w:type="gramEnd"/>
-      <w:r>
-        <w:t xml:space="preserve"> . duplicate (" word ", 450</w:t>
-      </w:r>
-      <w:proofErr w:type="gramStart"/>
-      <w:r>
-        <w:t>) )</w:t>
-      </w:r>
-      <w:proofErr w:type="gramEnd"/>
+      <w:r>
+        <w:t>get_reading_duration ( String . duplicate (" word ", 450) )</w:t>
+      </w:r>
     </w:p>
     <w:p>
       <w:pPr>
@@ -2849,14 +1965,9 @@
         <w:pStyle w:val="ListParagraph"/>
         <w:ind w:left="1080"/>
       </w:pPr>
-      <w:proofErr w:type="spellStart"/>
       <w:r>
         <w:lastRenderedPageBreak/>
-        <w:t>get_reading_duration</w:t>
-      </w:r>
-      <w:proofErr w:type="spellEnd"/>
-      <w:r>
-        <w:t xml:space="preserve"> ("")</w:t>
+        <w:t>get_reading_duration ("")</w:t>
       </w:r>
     </w:p>
     <w:p>
@@ -3088,13 +2199,8 @@
       </w:r>
     </w:p>
     <w:p>
-      <w:proofErr w:type="spellStart"/>
-      <w:r>
-        <w:t>Function_Name</w:t>
-      </w:r>
-      <w:proofErr w:type="spellEnd"/>
-      <w:r>
-        <w:t>:</w:t>
+      <w:r>
+        <w:t>Function_Name:</w:t>
       </w:r>
       <w:r>
         <w:rPr>
@@ -3107,11 +2213,9 @@
         </w:rPr>
         <w:t xml:space="preserve"> </w:t>
       </w:r>
-      <w:proofErr w:type="spellStart"/>
       <w:r>
         <w:t>Validate_contract_form</w:t>
       </w:r>
-      <w:proofErr w:type="spellEnd"/>
     </w:p>
     <w:p>
       <w:r>
@@ -3127,29 +2231,8 @@
         </w:numPr>
       </w:pPr>
       <w:r>
-        <w:t xml:space="preserve">Validates contact form input for required </w:t>
-      </w:r>
-      <w:proofErr w:type="gramStart"/>
-      <w:r>
-        <w:t>fields ,</w:t>
-      </w:r>
-      <w:proofErr w:type="gramEnd"/>
-      <w:r>
-        <w:t xml:space="preserve"> correct </w:t>
-      </w:r>
-      <w:proofErr w:type="gramStart"/>
-      <w:r>
-        <w:t>formatting ,</w:t>
-      </w:r>
-      <w:proofErr w:type="gramEnd"/>
-      <w:r>
-        <w:t xml:space="preserve"> and agreement to </w:t>
-      </w:r>
-      <w:proofErr w:type="gramStart"/>
-      <w:r>
-        <w:t>privacy .</w:t>
-      </w:r>
-      <w:proofErr w:type="gramEnd"/>
+        <w:t>Validates contact form input for required fields , correct formatting , and agreement to privacy .</w:t>
+      </w:r>
     </w:p>
     <w:p>
       <w:pPr>
@@ -3400,36 +2483,7 @@
         </w:numPr>
       </w:pPr>
       <w:r>
-        <w:t xml:space="preserve">Form is valid. Details </w:t>
-      </w:r>
-      <w:proofErr w:type="gramStart"/>
-      <w:r>
-        <w:t>are :</w:t>
-      </w:r>
-      <w:proofErr w:type="gramEnd"/>
-      <w:r>
-        <w:t>{</w:t>
-      </w:r>
-      <w:proofErr w:type="spellStart"/>
-      <w:proofErr w:type="gramStart"/>
-      <w:r>
-        <w:t>name,email</w:t>
-      </w:r>
-      <w:proofErr w:type="gramEnd"/>
-      <w:r>
-        <w:t>,</w:t>
-      </w:r>
-      <w:proofErr w:type="gramStart"/>
-      <w:r>
-        <w:t>subject,message</w:t>
-      </w:r>
-      <w:proofErr w:type="gramEnd"/>
-      <w:r>
-        <w:t>,privacy</w:t>
-      </w:r>
-      <w:proofErr w:type="spellEnd"/>
-      <w:r>
-        <w:t>}</w:t>
+        <w:t>Form is valid. Details are :{name,email,subject,message,privacy}</w:t>
       </w:r>
     </w:p>
     <w:p>
@@ -3562,23 +2616,7 @@
         </w:numPr>
       </w:pPr>
       <w:r>
-        <w:t xml:space="preserve">"name </w:t>
-      </w:r>
-      <w:proofErr w:type="gramStart"/>
-      <w:r>
-        <w:t>" ,</w:t>
-      </w:r>
-      <w:proofErr w:type="gramEnd"/>
-      <w:r>
-        <w:t xml:space="preserve"> " email ", " subject </w:t>
-      </w:r>
-      <w:proofErr w:type="gramStart"/>
-      <w:r>
-        <w:t>" ,</w:t>
-      </w:r>
-      <w:proofErr w:type="gramEnd"/>
-      <w:r>
-        <w:t xml:space="preserve"> " message " must be non - empty after trimming whitespace</w:t>
+        <w:t>"name " , " email ", " subject " , " message " must be non - empty after trimming whitespace</w:t>
       </w:r>
       <w:r>
         <w:t xml:space="preserve"> </w:t>
@@ -3593,47 +2631,7 @@
         </w:numPr>
       </w:pPr>
       <w:r>
-        <w:t>" email " must match the regex ~r /</w:t>
-      </w:r>
-      <w:proofErr w:type="gramStart"/>
-      <w:r>
-        <w:t>^[</w:t>
-      </w:r>
-      <w:proofErr w:type="gramEnd"/>
-      <w:r>
-        <w:t>^\ s</w:t>
-      </w:r>
-      <w:proofErr w:type="gramStart"/>
-      <w:r>
-        <w:t>@ ]</w:t>
-      </w:r>
-      <w:proofErr w:type="gramEnd"/>
-      <w:r>
-        <w:t>+ @ [^\ s</w:t>
-      </w:r>
-      <w:proofErr w:type="gramStart"/>
-      <w:r>
-        <w:t>@ ]</w:t>
-      </w:r>
-      <w:proofErr w:type="gramEnd"/>
-      <w:r>
-        <w:t>+</w:t>
-      </w:r>
-      <w:proofErr w:type="gramStart"/>
-      <w:r>
-        <w:t>\.[</w:t>
-      </w:r>
-      <w:proofErr w:type="gramEnd"/>
-      <w:r>
-        <w:t>^\ s</w:t>
-      </w:r>
-      <w:proofErr w:type="gramStart"/>
-      <w:r>
-        <w:t>@ ]</w:t>
-      </w:r>
-      <w:proofErr w:type="gramEnd"/>
-      <w:r>
-        <w:t>+ $/.</w:t>
+        <w:t>" email " must match the regex ~r /^[^\ s@ ]+ @ [^\ s@ ]+\.[^\ s@ ]+ $/.</w:t>
       </w:r>
     </w:p>
     <w:p>
@@ -3645,21 +2643,8 @@
         </w:numPr>
       </w:pPr>
       <w:r>
-        <w:t xml:space="preserve">Only the expected keys are </w:t>
-      </w:r>
-      <w:proofErr w:type="gramStart"/>
-      <w:r>
-        <w:t>validated ;</w:t>
-      </w:r>
-      <w:proofErr w:type="gramEnd"/>
-      <w:r>
-        <w:t xml:space="preserve"> unknown fields are </w:t>
-      </w:r>
-      <w:proofErr w:type="gramStart"/>
-      <w:r>
-        <w:t>ignored .</w:t>
-      </w:r>
-      <w:proofErr w:type="gramEnd"/>
+        <w:t>Only the expected keys are validated ; unknown fields are ignored .</w:t>
+      </w:r>
     </w:p>
     <w:p>
       <w:pPr>
@@ -3670,16 +2655,11 @@
         </w:numPr>
       </w:pPr>
       <w:r>
-        <w:t xml:space="preserve">error message if any field is blank or </w:t>
-      </w:r>
-      <w:proofErr w:type="gramStart"/>
-      <w:r>
-        <w:t xml:space="preserve">missing </w:t>
+        <w:t xml:space="preserve">error message if any field is blank or missing </w:t>
       </w:r>
       <w:r>
         <w:t>:</w:t>
       </w:r>
-      <w:proofErr w:type="gramEnd"/>
       <w:r>
         <w:t xml:space="preserve"> Please fill all the fields and try again</w:t>
       </w:r>
@@ -3693,63 +2673,79 @@
         </w:numPr>
       </w:pPr>
       <w:r>
-        <w:t xml:space="preserve">error message for invalid </w:t>
-      </w:r>
-      <w:proofErr w:type="gramStart"/>
-      <w:r>
-        <w:t>( non</w:t>
-      </w:r>
-      <w:proofErr w:type="gramEnd"/>
-      <w:r>
-        <w:t xml:space="preserve"> - </w:t>
-      </w:r>
-      <w:proofErr w:type="gramStart"/>
-      <w:r>
-        <w:t>empty )</w:t>
-      </w:r>
-      <w:proofErr w:type="gramEnd"/>
+        <w:t>error message for invalid ( non - empty ) email</w:t>
+      </w:r>
+      <w:r>
+        <w:t xml:space="preserve"> : </w:t>
+      </w:r>
+      <w:r>
+        <w:t>Email is invalid</w:t>
+      </w:r>
+    </w:p>
+    <w:p>
+      <w:pPr>
+        <w:pStyle w:val="ListParagraph"/>
+        <w:numPr>
+          <w:ilvl w:val="0"/>
+          <w:numId w:val="10"/>
+        </w:numPr>
+      </w:pPr>
+      <w:r>
+        <w:t>error message for missing or invalid privacy : Please confirm the privacy policy</w:t>
+      </w:r>
+    </w:p>
+    <w:p/>
+    <w:p>
+      <w:r>
+        <w:t>Known Edge cases</w:t>
+      </w:r>
+    </w:p>
+    <w:p>
+      <w:pPr>
+        <w:pStyle w:val="ListParagraph"/>
+        <w:numPr>
+          <w:ilvl w:val="0"/>
+          <w:numId w:val="11"/>
+        </w:numPr>
+      </w:pPr>
+      <w:r>
+        <w:t>Missing or blank fields ( including those with only whitespace) fail validation .</w:t>
+      </w:r>
+    </w:p>
+    <w:p>
+      <w:pPr>
+        <w:pStyle w:val="ListParagraph"/>
+        <w:numPr>
+          <w:ilvl w:val="0"/>
+          <w:numId w:val="11"/>
+        </w:numPr>
+      </w:pPr>
+      <w:r>
+        <w:t>" privacy " must match " true " exactly , not " True ", true , or any</w:t>
+      </w:r>
       <w:r>
         <w:t xml:space="preserve"> </w:t>
       </w:r>
-      <w:proofErr w:type="gramStart"/>
-      <w:r>
-        <w:t>email</w:t>
-      </w:r>
-      <w:r>
-        <w:t xml:space="preserve"> :</w:t>
-      </w:r>
-      <w:proofErr w:type="gramEnd"/>
+      <w:r>
+        <w:t>other variant .</w:t>
+      </w:r>
+    </w:p>
+    <w:p>
+      <w:pPr>
+        <w:pStyle w:val="ListParagraph"/>
+        <w:numPr>
+          <w:ilvl w:val="0"/>
+          <w:numId w:val="11"/>
+        </w:numPr>
+      </w:pPr>
+      <w:r>
+        <w:t>If multiple fields are invalid , all errors are returned at</w:t>
+      </w:r>
       <w:r>
         <w:t xml:space="preserve"> </w:t>
       </w:r>
       <w:r>
-        <w:t>Email is invalid</w:t>
-      </w:r>
-    </w:p>
-    <w:p>
-      <w:pPr>
-        <w:pStyle w:val="ListParagraph"/>
-        <w:numPr>
-          <w:ilvl w:val="0"/>
-          <w:numId w:val="10"/>
-        </w:numPr>
-      </w:pPr>
-      <w:r>
-        <w:t xml:space="preserve">error message for missing or invalid </w:t>
-      </w:r>
-      <w:proofErr w:type="gramStart"/>
-      <w:r>
-        <w:t>privacy :</w:t>
-      </w:r>
-      <w:proofErr w:type="gramEnd"/>
-      <w:r>
-        <w:t xml:space="preserve"> Please confirm the privacy policy</w:t>
-      </w:r>
-    </w:p>
-    <w:p/>
-    <w:p>
-      <w:r>
-        <w:t>Known Edge cases</w:t>
+        <w:t>once .</w:t>
       </w:r>
     </w:p>
     <w:p>
@@ -3761,106 +2757,136 @@
         </w:numPr>
       </w:pPr>
       <w:r>
-        <w:t xml:space="preserve">Missing or blank fields </w:t>
-      </w:r>
-      <w:proofErr w:type="gramStart"/>
-      <w:r>
-        <w:t>( including</w:t>
-      </w:r>
-      <w:proofErr w:type="gramEnd"/>
-      <w:r>
-        <w:t xml:space="preserve"> those with only whitespace) fail </w:t>
-      </w:r>
-      <w:proofErr w:type="gramStart"/>
-      <w:r>
-        <w:t>validation .</w:t>
-      </w:r>
-      <w:proofErr w:type="gramEnd"/>
-    </w:p>
-    <w:p>
-      <w:pPr>
-        <w:pStyle w:val="ListParagraph"/>
-        <w:numPr>
-          <w:ilvl w:val="0"/>
-          <w:numId w:val="11"/>
-        </w:numPr>
-      </w:pPr>
-      <w:r>
-        <w:t xml:space="preserve">" privacy " must match " true " </w:t>
-      </w:r>
-      <w:proofErr w:type="gramStart"/>
-      <w:r>
-        <w:t>exactly ,</w:t>
-      </w:r>
-      <w:proofErr w:type="gramEnd"/>
-      <w:r>
-        <w:t xml:space="preserve"> not " True ", </w:t>
-      </w:r>
-      <w:proofErr w:type="gramStart"/>
-      <w:r>
-        <w:t>true ,</w:t>
-      </w:r>
-      <w:proofErr w:type="gramEnd"/>
-      <w:r>
-        <w:t xml:space="preserve"> or any</w:t>
+        <w:t>if " email " is empty it will not be validated against the</w:t>
       </w:r>
       <w:r>
         <w:t xml:space="preserve"> </w:t>
       </w:r>
       <w:r>
-        <w:t xml:space="preserve">other </w:t>
-      </w:r>
-      <w:proofErr w:type="gramStart"/>
-      <w:r>
-        <w:t>variant .</w:t>
-      </w:r>
-      <w:proofErr w:type="gramEnd"/>
-    </w:p>
-    <w:p>
-      <w:pPr>
-        <w:pStyle w:val="ListParagraph"/>
-        <w:numPr>
-          <w:ilvl w:val="0"/>
-          <w:numId w:val="11"/>
-        </w:numPr>
-      </w:pPr>
-      <w:r>
-        <w:t xml:space="preserve">If multiple fields are </w:t>
-      </w:r>
-      <w:proofErr w:type="gramStart"/>
-      <w:r>
-        <w:t>invalid ,</w:t>
-      </w:r>
-      <w:proofErr w:type="gramEnd"/>
-      <w:r>
-        <w:t xml:space="preserve"> all errors are returned at</w:t>
+        <w:t xml:space="preserve">regex and only show the error message for being blank </w:t>
+      </w:r>
+      <w:r>
+        <w:cr/>
+      </w:r>
+    </w:p>
+    <w:p>
+      <w:pPr>
+        <w:pStyle w:val="ListParagraph"/>
+        <w:ind w:left="1440"/>
+      </w:pPr>
+    </w:p>
+    <w:p>
+      <w:r>
+        <w:t>Example Calls &amp; Expected Outputs</w:t>
+      </w:r>
+    </w:p>
+    <w:p>
+      <w:pPr>
+        <w:pStyle w:val="ListParagraph"/>
+        <w:ind w:left="1080"/>
+      </w:pPr>
+      <w:r>
+        <w:t xml:space="preserve">1. </w:t>
+      </w:r>
+      <w:r>
+        <w:t xml:space="preserve">Normal </w:t>
+      </w:r>
+      <w:r>
+        <w:t xml:space="preserve">Functionality </w:t>
+      </w:r>
+      <w:r>
+        <w:cr/>
+      </w:r>
+      <w:r>
+        <w:t>validate_form("Alexa","abc@gmail.com","Question","Hallo!",True)</w:t>
+      </w:r>
+    </w:p>
+    <w:p>
+      <w:pPr>
+        <w:pStyle w:val="ListParagraph"/>
+        <w:ind w:left="1080"/>
+      </w:pPr>
+      <w:r>
+        <w:t xml:space="preserve"># =&gt; </w:t>
+      </w:r>
+      <w:r>
+        <w:t>Form is valid. Details are :('Alexa','abc@gmail.com','Question','Hallo!',True)</w:t>
+      </w:r>
+    </w:p>
+    <w:p>
+      <w:pPr>
+        <w:pStyle w:val="ListParagraph"/>
+        <w:ind w:left="1080"/>
+      </w:pPr>
+      <w:r>
+        <w:t xml:space="preserve">2. </w:t>
+      </w:r>
+      <w:r>
+        <w:t>Rejecting</w:t>
+      </w:r>
+      <w:r>
+        <w:t xml:space="preserve"> Privacy Policy</w:t>
+      </w:r>
+    </w:p>
+    <w:p>
+      <w:pPr>
+        <w:pStyle w:val="ListParagraph"/>
+        <w:ind w:left="1080"/>
+      </w:pPr>
+      <w:r>
+        <w:t>validate_form("Alex","abc@gmail.net","Question","Hallo!",False)</w:t>
+      </w:r>
+    </w:p>
+    <w:p>
+      <w:pPr>
+        <w:pStyle w:val="ListParagraph"/>
+        <w:ind w:left="1080"/>
+      </w:pPr>
+      <w:r>
+        <w:t>#=&gt;</w:t>
+      </w:r>
+      <w:r>
+        <w:t xml:space="preserve"> "Please confirm the privacy policy"</w:t>
+      </w:r>
+    </w:p>
+    <w:p>
+      <w:pPr>
+        <w:pStyle w:val="ListParagraph"/>
+        <w:ind w:left="1080"/>
+      </w:pPr>
+      <w:r>
+        <w:t>3. Empty body</w:t>
+      </w:r>
+    </w:p>
+    <w:p>
+      <w:pPr>
+        <w:pStyle w:val="ListParagraph"/>
+        <w:ind w:left="1080"/>
+      </w:pPr>
+      <w:r>
+        <w:t>assertEqual(validate_form("","","","","")</w:t>
       </w:r>
       <w:r>
         <w:t xml:space="preserve"> </w:t>
       </w:r>
-      <w:proofErr w:type="gramStart"/>
-      <w:r>
-        <w:t>once .</w:t>
-      </w:r>
-      <w:proofErr w:type="gramEnd"/>
-    </w:p>
-    <w:p>
-      <w:pPr>
-        <w:pStyle w:val="ListParagraph"/>
-        <w:numPr>
-          <w:ilvl w:val="0"/>
-          <w:numId w:val="11"/>
-        </w:numPr>
-      </w:pPr>
-      <w:r>
-        <w:t>if " email " is empty it will not be validated against the</w:t>
-      </w:r>
-      <w:r>
-        <w:t xml:space="preserve"> </w:t>
-      </w:r>
-      <w:r>
-        <w:t xml:space="preserve">regex and only show the error message for being blank </w:t>
-      </w:r>
+    </w:p>
+    <w:p>
+      <w:pPr>
+        <w:pStyle w:val="ListParagraph"/>
+        <w:ind w:left="1080"/>
+      </w:pPr>
+      <w:r>
+        <w:t>#=&gt;</w:t>
+      </w:r>
+      <w:r>
+        <w:t>"Please fill all the fields and try again")</w:t>
+      </w:r>
+    </w:p>
+    <w:p>
+      <w:pPr>
+        <w:pStyle w:val="ListParagraph"/>
+        <w:ind w:left="1080"/>
+      </w:pPr>
       <w:r>
         <w:cr/>
       </w:r>
@@ -3868,206 +2894,6 @@
     <w:p>
       <w:pPr>
         <w:pStyle w:val="ListParagraph"/>
-        <w:ind w:left="1440"/>
-      </w:pPr>
-    </w:p>
-    <w:p>
-      <w:r>
-        <w:t>Example Calls &amp; Expected Outputs</w:t>
-      </w:r>
-    </w:p>
-    <w:p>
-      <w:pPr>
-        <w:pStyle w:val="ListParagraph"/>
-        <w:ind w:left="1080"/>
-      </w:pPr>
-      <w:r>
-        <w:t xml:space="preserve">1. </w:t>
-      </w:r>
-      <w:r>
-        <w:t xml:space="preserve">Normal </w:t>
-      </w:r>
-      <w:r>
-        <w:t xml:space="preserve">Functionality </w:t>
-      </w:r>
-      <w:r>
-        <w:cr/>
-      </w:r>
-      <w:proofErr w:type="spellStart"/>
-      <w:r>
-        <w:t>validate_form</w:t>
-      </w:r>
-      <w:proofErr w:type="spellEnd"/>
-      <w:r>
-        <w:t>("</w:t>
-      </w:r>
-      <w:proofErr w:type="spellStart"/>
-      <w:r>
-        <w:t>Alexa","abc@gmail.com","Question","Hallo!</w:t>
-      </w:r>
-      <w:proofErr w:type="gramStart"/>
-      <w:r>
-        <w:t>",True</w:t>
-      </w:r>
-      <w:proofErr w:type="spellEnd"/>
-      <w:proofErr w:type="gramEnd"/>
-      <w:r>
-        <w:t>)</w:t>
-      </w:r>
-    </w:p>
-    <w:p>
-      <w:pPr>
-        <w:pStyle w:val="ListParagraph"/>
-        <w:ind w:left="1080"/>
-      </w:pPr>
-      <w:r>
-        <w:t xml:space="preserve"># =&gt; </w:t>
-      </w:r>
-      <w:r>
-        <w:t>Form is valid. Details are :('</w:t>
-      </w:r>
-      <w:proofErr w:type="spellStart"/>
-      <w:r>
-        <w:t>Alexa</w:t>
-      </w:r>
-      <w:proofErr w:type="gramStart"/>
-      <w:r>
-        <w:t>','abc@gmail.com</w:t>
-      </w:r>
-      <w:proofErr w:type="gramEnd"/>
-      <w:r>
-        <w:t>','Question','Hallo!</w:t>
-      </w:r>
-      <w:proofErr w:type="gramStart"/>
-      <w:r>
-        <w:t>',True</w:t>
-      </w:r>
-      <w:proofErr w:type="spellEnd"/>
-      <w:proofErr w:type="gramEnd"/>
-      <w:r>
-        <w:t>)</w:t>
-      </w:r>
-    </w:p>
-    <w:p>
-      <w:pPr>
-        <w:pStyle w:val="ListParagraph"/>
-        <w:ind w:left="1080"/>
-      </w:pPr>
-      <w:r>
-        <w:t xml:space="preserve">2. </w:t>
-      </w:r>
-      <w:r>
-        <w:t>Rejecting</w:t>
-      </w:r>
-      <w:r>
-        <w:t xml:space="preserve"> Privacy Policy</w:t>
-      </w:r>
-    </w:p>
-    <w:p>
-      <w:pPr>
-        <w:pStyle w:val="ListParagraph"/>
-        <w:ind w:left="1080"/>
-      </w:pPr>
-      <w:proofErr w:type="spellStart"/>
-      <w:r>
-        <w:t>validate_form</w:t>
-      </w:r>
-      <w:proofErr w:type="spellEnd"/>
-      <w:r>
-        <w:t>("</w:t>
-      </w:r>
-      <w:proofErr w:type="spellStart"/>
-      <w:r>
-        <w:t>Alex","abc@gmail.net","Question","Hallo!</w:t>
-      </w:r>
-      <w:proofErr w:type="gramStart"/>
-      <w:r>
-        <w:t>",False</w:t>
-      </w:r>
-      <w:proofErr w:type="spellEnd"/>
-      <w:proofErr w:type="gramEnd"/>
-      <w:r>
-        <w:t>)</w:t>
-      </w:r>
-    </w:p>
-    <w:p>
-      <w:pPr>
-        <w:pStyle w:val="ListParagraph"/>
-        <w:ind w:left="1080"/>
-      </w:pPr>
-      <w:r>
-        <w:t>#=&gt;</w:t>
-      </w:r>
-      <w:r>
-        <w:t xml:space="preserve"> "Please confirm the privacy policy"</w:t>
-      </w:r>
-    </w:p>
-    <w:p>
-      <w:pPr>
-        <w:pStyle w:val="ListParagraph"/>
-        <w:ind w:left="1080"/>
-      </w:pPr>
-      <w:r>
-        <w:t>3. Empty body</w:t>
-      </w:r>
-    </w:p>
-    <w:p>
-      <w:pPr>
-        <w:pStyle w:val="ListParagraph"/>
-        <w:ind w:left="1080"/>
-      </w:pPr>
-      <w:proofErr w:type="spellStart"/>
-      <w:r>
-        <w:t>assertEqual</w:t>
-      </w:r>
-      <w:proofErr w:type="spellEnd"/>
-      <w:r>
-        <w:t>(</w:t>
-      </w:r>
-      <w:proofErr w:type="spellStart"/>
-      <w:r>
-        <w:t>validate_</w:t>
-      </w:r>
-      <w:proofErr w:type="gramStart"/>
-      <w:r>
-        <w:t>form</w:t>
-      </w:r>
-      <w:proofErr w:type="spellEnd"/>
-      <w:r>
-        <w:t>(</w:t>
-      </w:r>
-      <w:proofErr w:type="gramEnd"/>
-      <w:r>
-        <w:t>"","","","","")</w:t>
-      </w:r>
-      <w:r>
-        <w:t xml:space="preserve"> </w:t>
-      </w:r>
-    </w:p>
-    <w:p>
-      <w:pPr>
-        <w:pStyle w:val="ListParagraph"/>
-        <w:ind w:left="1080"/>
-      </w:pPr>
-      <w:r>
-        <w:t>#=&gt;</w:t>
-      </w:r>
-      <w:r>
-        <w:t>"Please fill all the fields and try again")</w:t>
-      </w:r>
-    </w:p>
-    <w:p>
-      <w:pPr>
-        <w:pStyle w:val="ListParagraph"/>
-        <w:ind w:left="1080"/>
-      </w:pPr>
-      <w:r>
-        <w:cr/>
-      </w:r>
-    </w:p>
-    <w:p>
-      <w:pPr>
-        <w:pStyle w:val="ListParagraph"/>
         <w:ind w:left="1080"/>
       </w:pPr>
     </w:p>
@@ -4092,25 +2918,12 @@
     <w:p>
       <w:r>
         <w:lastRenderedPageBreak/>
-        <w:t xml:space="preserve">Module Name: </w:t>
-      </w:r>
-      <w:proofErr w:type="spellStart"/>
-      <w:r>
-        <w:t>Passsword</w:t>
-      </w:r>
-      <w:proofErr w:type="spellEnd"/>
-      <w:r>
-        <w:t xml:space="preserve"> Validator</w:t>
-      </w:r>
-    </w:p>
-    <w:p>
-      <w:proofErr w:type="spellStart"/>
-      <w:r>
-        <w:t>Function_Name</w:t>
-      </w:r>
-      <w:proofErr w:type="spellEnd"/>
-      <w:r>
-        <w:t>:</w:t>
+        <w:t>Module Name: Passsword Validator</w:t>
+      </w:r>
+    </w:p>
+    <w:p>
+      <w:r>
+        <w:t>Function_Name:</w:t>
       </w:r>
       <w:r>
         <w:rPr>
@@ -4123,11 +2936,9 @@
         </w:rPr>
         <w:t xml:space="preserve"> </w:t>
       </w:r>
-      <w:proofErr w:type="spellStart"/>
       <w:r>
         <w:t>Validate_password</w:t>
       </w:r>
-      <w:proofErr w:type="spellEnd"/>
     </w:p>
     <w:p>
       <w:r>
@@ -4143,44 +2954,26 @@
         </w:numPr>
       </w:pPr>
       <w:r>
-        <w:t xml:space="preserve">Validates the strength and presence of a user ’s password in an </w:t>
-      </w:r>
-      <w:proofErr w:type="spellStart"/>
-      <w:r>
-        <w:t>Ecto</w:t>
-      </w:r>
-      <w:proofErr w:type="spellEnd"/>
+        <w:t>Validates the strength and presence of a user ’s password in an Ecto changeset .</w:t>
+      </w:r>
+    </w:p>
+    <w:p>
+      <w:pPr>
+        <w:pStyle w:val="ListParagraph"/>
+        <w:numPr>
+          <w:ilvl w:val="0"/>
+          <w:numId w:val="1"/>
+        </w:numPr>
+      </w:pPr>
+      <w:r>
+        <w:t>Ensures the password meets length and complexity requirements</w:t>
+      </w:r>
       <w:r>
         <w:t xml:space="preserve"> </w:t>
       </w:r>
-      <w:proofErr w:type="gramStart"/>
-      <w:r>
-        <w:t>changeset .</w:t>
-      </w:r>
-      <w:proofErr w:type="gramEnd"/>
-    </w:p>
-    <w:p>
-      <w:pPr>
-        <w:pStyle w:val="ListParagraph"/>
-        <w:numPr>
-          <w:ilvl w:val="0"/>
-          <w:numId w:val="1"/>
-        </w:numPr>
-      </w:pPr>
-      <w:r>
-        <w:t>Ensures the password meets length and complexity requirements</w:t>
-      </w:r>
-      <w:r>
-        <w:t xml:space="preserve"> </w:t>
-      </w:r>
-      <w:r>
-        <w:t xml:space="preserve">before account creation or </w:t>
-      </w:r>
-      <w:proofErr w:type="gramStart"/>
-      <w:r>
-        <w:t>update .</w:t>
-      </w:r>
-      <w:proofErr w:type="gramEnd"/>
+      <w:r>
+        <w:t>before account creation or update .</w:t>
+      </w:r>
     </w:p>
     <w:p>
       <w:pPr>
@@ -4317,13 +3110,8 @@
         </w:numPr>
       </w:pPr>
       <w:r>
-        <w:t xml:space="preserve">password is required and must not be nil or </w:t>
-      </w:r>
-      <w:proofErr w:type="gramStart"/>
-      <w:r>
-        <w:t>missing .</w:t>
-      </w:r>
-      <w:proofErr w:type="gramEnd"/>
+        <w:t>password is required and must not be nil or missing .</w:t>
+      </w:r>
     </w:p>
     <w:p>
       <w:pPr>
@@ -4358,13 +3146,8 @@
         </w:numPr>
       </w:pPr>
       <w:r>
-        <w:t xml:space="preserve">password must include at </w:t>
-      </w:r>
-      <w:proofErr w:type="gramStart"/>
-      <w:r>
-        <w:t>least :</w:t>
-      </w:r>
-      <w:proofErr w:type="gramEnd"/>
+        <w:t>password must include at least :</w:t>
+      </w:r>
     </w:p>
     <w:p>
       <w:pPr>
@@ -4375,15 +3158,7 @@
         </w:numPr>
       </w:pPr>
       <w:r>
-        <w:t>one lowercase character ([a -</w:t>
-      </w:r>
-      <w:proofErr w:type="gramStart"/>
-      <w:r>
-        <w:t>z ]</w:t>
-      </w:r>
-      <w:proofErr w:type="gramEnd"/>
-      <w:r>
-        <w:t>)</w:t>
+        <w:t>one lowercase character ([a -z ])</w:t>
       </w:r>
     </w:p>
     <w:p>
@@ -4395,15 +3170,7 @@
         </w:numPr>
       </w:pPr>
       <w:r>
-        <w:t>one uppercase character ([A -</w:t>
-      </w:r>
-      <w:proofErr w:type="gramStart"/>
-      <w:r>
-        <w:t>Z ]</w:t>
-      </w:r>
-      <w:proofErr w:type="gramEnd"/>
-      <w:r>
-        <w:t>)</w:t>
+        <w:t>one uppercase character ([A -Z ])</w:t>
       </w:r>
     </w:p>
     <w:p>
@@ -4427,21 +3194,8 @@
         </w:numPr>
       </w:pPr>
       <w:r>
-        <w:t xml:space="preserve">The function does not modify the password </w:t>
-      </w:r>
-      <w:proofErr w:type="gramStart"/>
-      <w:r>
-        <w:t>value ,</w:t>
-      </w:r>
-      <w:proofErr w:type="gramEnd"/>
-      <w:r>
-        <w:t xml:space="preserve"> only validates </w:t>
-      </w:r>
-      <w:proofErr w:type="gramStart"/>
-      <w:r>
-        <w:t>it .</w:t>
-      </w:r>
-      <w:proofErr w:type="gramEnd"/>
+        <w:t>The function does not modify the password value , only validates it .</w:t>
+      </w:r>
       <w:r>
         <w:cr/>
       </w:r>
@@ -4474,40 +3228,14 @@
           <w:numId w:val="11"/>
         </w:numPr>
       </w:pPr>
-      <w:proofErr w:type="gramStart"/>
-      <w:r>
-        <w:t>If :</w:t>
-      </w:r>
-      <w:proofErr w:type="gramEnd"/>
-      <w:r>
-        <w:t xml:space="preserve"> password is </w:t>
-      </w:r>
-      <w:proofErr w:type="gramStart"/>
-      <w:r>
-        <w:t>missing ,</w:t>
-      </w:r>
-      <w:proofErr w:type="gramEnd"/>
-      <w:r>
-        <w:t xml:space="preserve"> </w:t>
-      </w:r>
-      <w:proofErr w:type="gramStart"/>
-      <w:r>
-        <w:t>It</w:t>
-      </w:r>
-      <w:proofErr w:type="gramEnd"/>
-      <w:r>
-        <w:t xml:space="preserve"> should return false and a message should be printed </w:t>
-      </w:r>
-      <w:proofErr w:type="gramStart"/>
-      <w:r>
-        <w:t xml:space="preserve">“ </w:t>
-      </w:r>
-      <w:r>
-        <w:t>Follow</w:t>
-      </w:r>
-      <w:proofErr w:type="gramEnd"/>
-      <w:r>
-        <w:t xml:space="preserve"> the password length and rules accordingly</w:t>
+      <w:r>
+        <w:t xml:space="preserve">If : password is missing , </w:t>
+      </w:r>
+      <w:r>
+        <w:t xml:space="preserve">It should return false and a message should be printed “ </w:t>
+      </w:r>
+      <w:r>
+        <w:t>Follow the password length and rules accordingly</w:t>
       </w:r>
       <w:r>
         <w:t>”</w:t>
@@ -4521,30 +3249,9 @@
           <w:numId w:val="11"/>
         </w:numPr>
       </w:pPr>
-      <w:proofErr w:type="gramStart"/>
       <w:r>
         <w:lastRenderedPageBreak/>
-        <w:t>If :</w:t>
-      </w:r>
-      <w:proofErr w:type="gramEnd"/>
-      <w:r>
-        <w:t xml:space="preserve"> password is shorter than 5 or longer than 15 </w:t>
-      </w:r>
-      <w:proofErr w:type="gramStart"/>
-      <w:r>
-        <w:t>characters ,</w:t>
-      </w:r>
-      <w:proofErr w:type="gramEnd"/>
-      <w:r>
-        <w:t xml:space="preserve"> it should return false and a message should be printed </w:t>
-      </w:r>
-      <w:proofErr w:type="gramStart"/>
-      <w:r>
-        <w:t>“ Please</w:t>
-      </w:r>
-      <w:proofErr w:type="gramEnd"/>
-      <w:r>
-        <w:t xml:space="preserve"> follow the rules accordingly”</w:t>
+        <w:t>If : password is shorter than 5 or longer than 15 characters , it should return false and a message should be printed “ Please follow the rules accordingly”</w:t>
       </w:r>
     </w:p>
     <w:p>
@@ -4555,38 +3262,20 @@
           <w:numId w:val="11"/>
         </w:numPr>
       </w:pPr>
-      <w:proofErr w:type="gramStart"/>
       <w:r>
         <w:t xml:space="preserve">If </w:t>
       </w:r>
       <w:r>
-        <w:t>:</w:t>
-      </w:r>
-      <w:proofErr w:type="gramEnd"/>
-      <w:r>
-        <w:t xml:space="preserve"> </w:t>
-      </w:r>
-      <w:r>
-        <w:t xml:space="preserve">password lacks one of the required character </w:t>
-      </w:r>
-      <w:proofErr w:type="gramStart"/>
-      <w:r>
-        <w:t>types ,</w:t>
-      </w:r>
-      <w:proofErr w:type="gramEnd"/>
+        <w:t xml:space="preserve">: </w:t>
+      </w:r>
+      <w:r>
+        <w:t>password lacks one of the required character types ,</w:t>
+      </w:r>
       <w:r>
         <w:t xml:space="preserve"> then it should return False </w:t>
       </w:r>
       <w:r>
-        <w:t xml:space="preserve">and a message should be printed </w:t>
-      </w:r>
-      <w:proofErr w:type="gramStart"/>
-      <w:r>
-        <w:t>“ Please</w:t>
-      </w:r>
-      <w:proofErr w:type="gramEnd"/>
-      <w:r>
-        <w:t xml:space="preserve"> follow the rules accordingly”</w:t>
+        <w:t>and a message should be printed “ Please follow the rules accordingly”</w:t>
       </w:r>
     </w:p>
     <w:p>
@@ -4615,20 +3304,7 @@
         <w:cr/>
       </w:r>
       <w:r>
-        <w:t xml:space="preserve"> (</w:t>
-      </w:r>
-      <w:proofErr w:type="spellStart"/>
-      <w:proofErr w:type="gramStart"/>
-      <w:r>
-        <w:t>IsValidPassword</w:t>
-      </w:r>
-      <w:proofErr w:type="spellEnd"/>
-      <w:r>
-        <w:t>(</w:t>
-      </w:r>
-      <w:proofErr w:type="gramEnd"/>
-      <w:r>
-        <w:t>""))</w:t>
+        <w:t xml:space="preserve"> (IsValidPassword(""))</w:t>
       </w:r>
     </w:p>
     <w:p>
@@ -4669,21 +3345,8 @@
         <w:pStyle w:val="ListParagraph"/>
         <w:ind w:left="1080"/>
       </w:pPr>
-      <w:proofErr w:type="spellStart"/>
-      <w:r>
-        <w:t>IsValidPassword</w:t>
-      </w:r>
-      <w:proofErr w:type="spellEnd"/>
-      <w:r>
-        <w:t>("</w:t>
-      </w:r>
-      <w:proofErr w:type="spellStart"/>
-      <w:r>
-        <w:t>abcdefg</w:t>
-      </w:r>
-      <w:proofErr w:type="spellEnd"/>
-      <w:r>
-        <w:t>*"</w:t>
+      <w:r>
+        <w:t>IsValidPassword("abcdefg*"</w:t>
       </w:r>
       <w:r>
         <w:t>)</w:t>
@@ -4728,15 +3391,7 @@
         <w:ind w:left="1080"/>
       </w:pPr>
       <w:r>
-        <w:t>(</w:t>
-      </w:r>
-      <w:proofErr w:type="spellStart"/>
-      <w:r>
-        <w:t>IsValidPassword</w:t>
-      </w:r>
-      <w:proofErr w:type="spellEnd"/>
-      <w:r>
-        <w:t>("</w:t>
+        <w:t>(IsValidPassword("</w:t>
       </w:r>
       <w:r>
         <w:t>S</w:t>
@@ -4882,20 +3537,13 @@
         <w:lastRenderedPageBreak/>
         <w:t xml:space="preserve">Module Name: </w:t>
       </w:r>
-      <w:proofErr w:type="spellStart"/>
       <w:r>
         <w:t>product_list_view</w:t>
       </w:r>
-      <w:proofErr w:type="spellEnd"/>
-    </w:p>
-    <w:p>
-      <w:proofErr w:type="spellStart"/>
-      <w:r>
-        <w:t>Function_Name</w:t>
-      </w:r>
-      <w:proofErr w:type="spellEnd"/>
-      <w:r>
-        <w:t>:</w:t>
+    </w:p>
+    <w:p>
+      <w:r>
+        <w:t>Function_Name:</w:t>
       </w:r>
       <w:r>
         <w:rPr>
@@ -4908,11 +3556,9 @@
         </w:rPr>
         <w:t xml:space="preserve"> </w:t>
       </w:r>
-      <w:proofErr w:type="spellStart"/>
       <w:r>
         <w:t>shopping_list</w:t>
       </w:r>
-      <w:proofErr w:type="spellEnd"/>
     </w:p>
     <w:p>
       <w:r>
@@ -4928,13 +3574,8 @@
         </w:numPr>
       </w:pPr>
       <w:r>
-        <w:t xml:space="preserve">Fetches the full product dataset on mount and renders the title of each product inside an HTML </w:t>
-      </w:r>
-      <w:proofErr w:type="gramStart"/>
-      <w:r>
-        <w:t>list .</w:t>
-      </w:r>
-      <w:proofErr w:type="gramEnd"/>
+        <w:t>Fetches the full product dataset on mount and renders the title of each product inside an HTML list .</w:t>
+      </w:r>
     </w:p>
     <w:p>
       <w:pPr>
@@ -4954,13 +3595,8 @@
         <w:ind w:left="1440"/>
       </w:pPr>
       <w:r>
-        <w:t xml:space="preserve">raw product data for display or filtering </w:t>
-      </w:r>
-      <w:proofErr w:type="gramStart"/>
-      <w:r>
-        <w:t>purposes .</w:t>
-      </w:r>
-      <w:proofErr w:type="gramEnd"/>
+        <w:t>raw product data for display or filtering purposes .</w:t>
+      </w:r>
       <w:r>
         <w:cr/>
       </w:r>
@@ -4978,14 +3614,12 @@
           <w:numId w:val="3"/>
         </w:numPr>
       </w:pPr>
-      <w:proofErr w:type="gramStart"/>
       <w:r>
         <w:t>Parameters</w:t>
       </w:r>
       <w:r>
         <w:t xml:space="preserve"> :</w:t>
       </w:r>
-      <w:proofErr w:type="gramEnd"/>
     </w:p>
     <w:p>
       <w:pPr>
@@ -4996,15 +3630,7 @@
         </w:numPr>
       </w:pPr>
       <w:r>
-        <w:t xml:space="preserve"> </w:t>
-      </w:r>
-      <w:proofErr w:type="spellStart"/>
-      <w:r>
-        <w:t>shopping_list</w:t>
-      </w:r>
-      <w:proofErr w:type="spellEnd"/>
-      <w:r>
-        <w:t xml:space="preserve">: Takes in a list of products </w:t>
+        <w:t xml:space="preserve"> shopping_list: Takes in a list of products </w:t>
       </w:r>
     </w:p>
     <w:p>
@@ -5030,21 +3656,11 @@
       <w:r>
         <w:t xml:space="preserve">Calls </w:t>
       </w:r>
-      <w:proofErr w:type="spellStart"/>
-      <w:r>
-        <w:t>shopping_list</w:t>
-      </w:r>
-      <w:proofErr w:type="spellEnd"/>
-      <w:r>
-        <w:t xml:space="preserve"> </w:t>
-      </w:r>
-      <w:proofErr w:type="gramStart"/>
-      <w:r>
-        <w:t>function ,</w:t>
-      </w:r>
-      <w:proofErr w:type="gramEnd"/>
-      <w:r>
-        <w:t xml:space="preserve"> expected to return a list of </w:t>
+      <w:r>
+        <w:t xml:space="preserve">shopping_list </w:t>
+      </w:r>
+      <w:r>
+        <w:t xml:space="preserve">function , expected to return a list of </w:t>
       </w:r>
       <w:r>
         <w:t>each product with HTML embedding.</w:t>
@@ -5064,28 +3680,7 @@
         </w:numPr>
       </w:pPr>
       <w:r>
-        <w:t xml:space="preserve">HTML Structure </w:t>
-      </w:r>
-      <w:proofErr w:type="gramStart"/>
-      <w:r>
-        <w:t>( rendered</w:t>
-      </w:r>
-      <w:proofErr w:type="gramEnd"/>
-      <w:r>
-        <w:t xml:space="preserve"> </w:t>
-      </w:r>
-      <w:proofErr w:type="spellStart"/>
-      <w:proofErr w:type="gramStart"/>
-      <w:r>
-        <w:t>HEEx</w:t>
-      </w:r>
-      <w:proofErr w:type="spellEnd"/>
-      <w:r>
-        <w:t xml:space="preserve"> )</w:t>
-      </w:r>
-      <w:proofErr w:type="gramEnd"/>
-      <w:r>
-        <w:t>:</w:t>
+        <w:t>HTML Structure ( rendered HEEx ):</w:t>
       </w:r>
     </w:p>
     <w:p>
@@ -5097,15 +3692,7 @@
         </w:numPr>
       </w:pPr>
       <w:r>
-        <w:t xml:space="preserve">Outputs a &lt;ul &gt; with &lt;li &gt; </w:t>
-      </w:r>
-      <w:proofErr w:type="gramStart"/>
-      <w:r>
-        <w:t>elements ,</w:t>
-      </w:r>
-      <w:proofErr w:type="gramEnd"/>
-      <w:r>
-        <w:t xml:space="preserve"> each containing the title of a product</w:t>
+        <w:t>Outputs a &lt;ul &gt; with &lt;li &gt; elements , each containing the title of a product</w:t>
       </w:r>
     </w:p>
     <w:p>
@@ -5122,26 +3709,13 @@
         </w:numPr>
       </w:pPr>
       <w:r>
-        <w:t xml:space="preserve">Assumes that each product map returned includes a non - </w:t>
-      </w:r>
-      <w:proofErr w:type="gramStart"/>
-      <w:r>
-        <w:t>nil ,</w:t>
-      </w:r>
-      <w:proofErr w:type="gramEnd"/>
+        <w:t>Assumes that each product map returned includes a non - nil ,</w:t>
+      </w:r>
       <w:r>
         <w:t xml:space="preserve"> </w:t>
       </w:r>
       <w:r>
-        <w:t xml:space="preserve">non - </w:t>
-      </w:r>
-      <w:proofErr w:type="gramStart"/>
-      <w:r>
-        <w:t>empty :</w:t>
-      </w:r>
-      <w:proofErr w:type="gramEnd"/>
-      <w:r>
-        <w:t xml:space="preserve"> title string</w:t>
+        <w:t>non - empty : title string</w:t>
       </w:r>
     </w:p>
     <w:p>
@@ -5171,23 +3745,7 @@
         </w:numPr>
       </w:pPr>
       <w:r>
-        <w:t xml:space="preserve">No </w:t>
-      </w:r>
-      <w:proofErr w:type="gramStart"/>
-      <w:r>
-        <w:t>pagination ,</w:t>
-      </w:r>
-      <w:proofErr w:type="gramEnd"/>
-      <w:r>
-        <w:t xml:space="preserve"> </w:t>
-      </w:r>
-      <w:proofErr w:type="gramStart"/>
-      <w:r>
-        <w:t>filtering ,</w:t>
-      </w:r>
-      <w:proofErr w:type="gramEnd"/>
-      <w:r>
-        <w:t xml:space="preserve"> or interaction logic is included</w:t>
+        <w:t>No pagination , filtering , or interaction logic is included</w:t>
       </w:r>
     </w:p>
     <w:p>
@@ -5204,23 +3762,7 @@
         </w:numPr>
       </w:pPr>
       <w:r>
-        <w:t xml:space="preserve">If </w:t>
-      </w:r>
-      <w:proofErr w:type="spellStart"/>
-      <w:r>
-        <w:t>shopping_list</w:t>
-      </w:r>
-      <w:proofErr w:type="spellEnd"/>
-      <w:r>
-        <w:t xml:space="preserve"> returns an empty </w:t>
-      </w:r>
-      <w:proofErr w:type="gramStart"/>
-      <w:r>
-        <w:t>list ,</w:t>
-      </w:r>
-      <w:proofErr w:type="gramEnd"/>
-      <w:r>
-        <w:t xml:space="preserve"> the &lt;ul&gt; will render no </w:t>
+        <w:t xml:space="preserve">If shopping_list returns an empty list , the &lt;ul&gt; will render no </w:t>
       </w:r>
     </w:p>
     <w:p>
@@ -5229,7 +3771,13 @@
         <w:ind w:left="1440"/>
       </w:pPr>
       <w:r>
-        <w:t>&lt;li &gt; elements.</w:t>
+        <w:t>&lt;li &gt; elements</w:t>
+      </w:r>
+      <w:r>
+        <w:t xml:space="preserve"> rather it would return &lt;ul&gt;&lt;/ul&gt;</w:t>
+      </w:r>
+      <w:r>
+        <w:t>.</w:t>
       </w:r>
     </w:p>
     <w:p/>
@@ -5258,37 +3806,32 @@
       <w:r>
         <w:t xml:space="preserve">Return </w:t>
       </w:r>
-      <w:proofErr w:type="spellStart"/>
-      <w:r>
-        <w:t>shopping_list</w:t>
-      </w:r>
-      <w:proofErr w:type="spellEnd"/>
-      <w:r>
-        <w:t>(["</w:t>
+      <w:r>
+        <w:t>shopping_list([{"title":"</w:t>
       </w:r>
       <w:r>
         <w:t>Item1</w:t>
       </w:r>
       <w:r>
-        <w:t>","</w:t>
+        <w:t>"},{"title":"</w:t>
       </w:r>
       <w:r>
         <w:t>Item2</w:t>
       </w:r>
       <w:r>
-        <w:t>","</w:t>
+        <w:t xml:space="preserve">"},{"title":" </w:t>
       </w:r>
       <w:r>
         <w:t>Item3</w:t>
       </w:r>
       <w:r>
-        <w:t>","</w:t>
+        <w:t xml:space="preserve">"},{"title":" </w:t>
       </w:r>
       <w:r>
         <w:t>Item4</w:t>
       </w:r>
       <w:r>
-        <w:t>"])</w:t>
+        <w:t>"}])</w:t>
       </w:r>
     </w:p>
     <w:p>
@@ -5303,6 +3846,7 @@
         <w:rPr>
           <w:lang w:val="pl-PL"/>
         </w:rPr>
+        <w:lastRenderedPageBreak/>
         <w:t># =&gt;</w:t>
       </w:r>
       <w:r>
@@ -5419,21 +3963,11 @@
         <w:tab/>
         <w:t xml:space="preserve">      </w:t>
       </w:r>
-      <w:proofErr w:type="spellStart"/>
-      <w:r>
-        <w:t>shopping_</w:t>
-      </w:r>
-      <w:proofErr w:type="gramStart"/>
-      <w:r>
-        <w:t>list</w:t>
-      </w:r>
-      <w:proofErr w:type="spellEnd"/>
-      <w:r>
-        <w:t>(</w:t>
-      </w:r>
-      <w:proofErr w:type="gramEnd"/>
-      <w:r>
-        <w:t xml:space="preserve">[]) </w:t>
+      <w:r>
+        <w:t>shopping_list</w:t>
+      </w:r>
+      <w:r>
+        <w:t xml:space="preserve">([]) </w:t>
       </w:r>
     </w:p>
     <w:p>
@@ -5441,7 +3975,15 @@
         <w:t xml:space="preserve">                   </w:t>
       </w:r>
       <w:r>
-        <w:t xml:space="preserve">Return False </w:t>
+        <w:t xml:space="preserve">Return </w:t>
+      </w:r>
+      <w:r>
+        <w:t>&lt;ul&gt;&lt;/ul&gt;</w:t>
+      </w:r>
+      <w:bookmarkStart w:id="0" w:name="_GoBack"/>
+      <w:bookmarkEnd w:id="0"/>
+      <w:r>
+        <w:t xml:space="preserve"> </w:t>
       </w:r>
     </w:p>
     <w:p>
@@ -5639,18 +4181,12 @@
         </w:tabs>
       </w:pPr>
       <w:r>
-        <w:lastRenderedPageBreak/>
         <w:t>Module Name: Slug</w:t>
       </w:r>
     </w:p>
     <w:p>
-      <w:proofErr w:type="spellStart"/>
-      <w:r>
-        <w:t>Function_Name</w:t>
-      </w:r>
-      <w:proofErr w:type="spellEnd"/>
-      <w:r>
-        <w:t>:</w:t>
+      <w:r>
+        <w:t>Function_Name:</w:t>
       </w:r>
       <w:r>
         <w:rPr>
@@ -5663,24 +4199,11 @@
         </w:rPr>
         <w:t xml:space="preserve"> </w:t>
       </w:r>
-      <w:proofErr w:type="spellStart"/>
-      <w:r>
-        <w:t>slugify_</w:t>
-      </w:r>
-      <w:proofErr w:type="gramStart"/>
-      <w:r>
-        <w:t>manua</w:t>
-      </w:r>
-      <w:r>
-        <w:t>l</w:t>
-      </w:r>
-      <w:proofErr w:type="spellEnd"/>
-      <w:r>
-        <w:t>(</w:t>
-      </w:r>
-      <w:proofErr w:type="gramEnd"/>
-      <w:r>
-        <w:t>)</w:t>
+      <w:r>
+        <w:t>slugify_manua</w:t>
+      </w:r>
+      <w:r>
+        <w:t>l()</w:t>
       </w:r>
     </w:p>
     <w:p>
@@ -5697,13 +4220,8 @@
         </w:numPr>
       </w:pPr>
       <w:r>
-        <w:t xml:space="preserve">Converts any given string into a URL - friendly slug by transliterating Unicode characters into their alphanumeric </w:t>
-      </w:r>
-      <w:proofErr w:type="gramStart"/>
-      <w:r>
-        <w:t>equivalents .</w:t>
-      </w:r>
-      <w:proofErr w:type="gramEnd"/>
+        <w:t>Converts any given string into a URL - friendly slug by transliterating Unicode characters into their alphanumeric equivalents .</w:t>
+      </w:r>
       <w:r>
         <w:t xml:space="preserve"> </w:t>
       </w:r>
@@ -5717,68 +4235,26 @@
         </w:numPr>
       </w:pPr>
       <w:r>
-        <w:t xml:space="preserve">Removes or replaces punctuation and </w:t>
-      </w:r>
-      <w:proofErr w:type="gramStart"/>
-      <w:r>
-        <w:t>whitespace ,</w:t>
-      </w:r>
-      <w:proofErr w:type="gramEnd"/>
-      <w:r>
-        <w:t xml:space="preserve"> with customizable options for </w:t>
-      </w:r>
-      <w:proofErr w:type="gramStart"/>
-      <w:r>
-        <w:t>separator ,</w:t>
-      </w:r>
-      <w:proofErr w:type="gramEnd"/>
+        <w:t>Removes or replaces punctuation and whitespace , with customizable options for separator , casing , truncation , and ignored characters .</w:t>
+      </w:r>
+    </w:p>
+    <w:p>
+      <w:pPr>
+        <w:pStyle w:val="ListParagraph"/>
+        <w:numPr>
+          <w:ilvl w:val="0"/>
+          <w:numId w:val="1"/>
+        </w:numPr>
+      </w:pPr>
+      <w:r>
+        <w:t>Ensures SEO - friendly and standardized slugs for diverse and</w:t>
+      </w:r>
       <w:r>
         <w:t xml:space="preserve"> </w:t>
       </w:r>
-      <w:proofErr w:type="gramStart"/>
-      <w:r>
-        <w:t>casing ,</w:t>
-      </w:r>
-      <w:proofErr w:type="gramEnd"/>
-      <w:r>
-        <w:t xml:space="preserve"> </w:t>
-      </w:r>
-      <w:proofErr w:type="gramStart"/>
-      <w:r>
-        <w:t>truncation ,</w:t>
-      </w:r>
-      <w:proofErr w:type="gramEnd"/>
-      <w:r>
-        <w:t xml:space="preserve"> and ignored </w:t>
-      </w:r>
-      <w:proofErr w:type="gramStart"/>
-      <w:r>
-        <w:t>characters .</w:t>
-      </w:r>
-      <w:proofErr w:type="gramEnd"/>
-    </w:p>
-    <w:p>
-      <w:pPr>
-        <w:pStyle w:val="ListParagraph"/>
-        <w:numPr>
-          <w:ilvl w:val="0"/>
-          <w:numId w:val="1"/>
-        </w:numPr>
-      </w:pPr>
-      <w:r>
-        <w:t>Ensures SEO - friendly and standardized slugs for diverse and</w:t>
-      </w:r>
-      <w:r>
-        <w:t xml:space="preserve"> </w:t>
-      </w:r>
-      <w:r>
-        <w:t xml:space="preserve">potentially non - ASCII </w:t>
-      </w:r>
-      <w:proofErr w:type="gramStart"/>
-      <w:r>
-        <w:t>inputs .</w:t>
-      </w:r>
-      <w:proofErr w:type="gramEnd"/>
+      <w:r>
+        <w:t>potentially non - ASCII inputs .</w:t>
+      </w:r>
     </w:p>
     <w:p>
       <w:r>
@@ -5793,11 +4269,9 @@
           <w:numId w:val="3"/>
         </w:numPr>
       </w:pPr>
-      <w:proofErr w:type="gramStart"/>
       <w:r>
         <w:t>Parameters :</w:t>
       </w:r>
-      <w:proofErr w:type="gramEnd"/>
     </w:p>
     <w:p>
       <w:pPr>
@@ -5814,13 +4288,8 @@
         <w:t xml:space="preserve">: Takes in a </w:t>
       </w:r>
       <w:r>
-        <w:t xml:space="preserve">string which needs to be </w:t>
-      </w:r>
-      <w:proofErr w:type="spellStart"/>
-      <w:r>
-        <w:t>slugified</w:t>
-      </w:r>
-      <w:proofErr w:type="spellEnd"/>
+        <w:t>string which needs to be slugified</w:t>
+      </w:r>
     </w:p>
     <w:p>
       <w:pPr>
@@ -5833,40 +4302,11 @@
       <w:r>
         <w:t xml:space="preserve">separator= </w:t>
       </w:r>
-      <w:proofErr w:type="gramStart"/>
-      <w:r>
-        <w:t>( binary</w:t>
-      </w:r>
-      <w:proofErr w:type="gramEnd"/>
-      <w:r>
-        <w:t xml:space="preserve"> or UTF -8 </w:t>
-      </w:r>
-      <w:proofErr w:type="gramStart"/>
-      <w:r>
-        <w:t>integer )</w:t>
-      </w:r>
-      <w:proofErr w:type="gramEnd"/>
-      <w:r>
-        <w:t xml:space="preserve">: character (s) used to replace spaces between </w:t>
-      </w:r>
-      <w:proofErr w:type="gramStart"/>
-      <w:r>
-        <w:t>words .</w:t>
-      </w:r>
-      <w:proofErr w:type="gramEnd"/>
-      <w:r>
-        <w:t xml:space="preserve"> </w:t>
-      </w:r>
-      <w:r>
-        <w:t xml:space="preserve">Default: </w:t>
-      </w:r>
-      <w:proofErr w:type="gramStart"/>
-      <w:r>
-        <w:t>‘ –</w:t>
-      </w:r>
-      <w:proofErr w:type="gramEnd"/>
-      <w:r>
-        <w:t xml:space="preserve"> ‘</w:t>
+      <w:r>
+        <w:t xml:space="preserve">( binary or UTF -8 integer ): character (s) used to replace spaces between words . </w:t>
+      </w:r>
+      <w:r>
+        <w:t>Default: ‘ – ‘</w:t>
       </w:r>
     </w:p>
     <w:p>
@@ -5878,48 +4318,19 @@
         </w:numPr>
       </w:pPr>
       <w:r>
-        <w:t xml:space="preserve">lowercase </w:t>
-      </w:r>
-      <w:proofErr w:type="gramStart"/>
-      <w:r>
-        <w:t xml:space="preserve">( </w:t>
-      </w:r>
-      <w:r>
-        <w:t>string</w:t>
-      </w:r>
-      <w:proofErr w:type="gramEnd"/>
+        <w:t xml:space="preserve">lowercase ( </w:t>
+      </w:r>
+      <w:r>
+        <w:t xml:space="preserve">string </w:t>
+      </w:r>
+      <w:r>
+        <w:t>) : whether to convert the result</w:t>
+      </w:r>
       <w:r>
         <w:t xml:space="preserve"> </w:t>
       </w:r>
-      <w:proofErr w:type="gramStart"/>
-      <w:r>
-        <w:t>) :</w:t>
-      </w:r>
-      <w:proofErr w:type="gramEnd"/>
-      <w:r>
-        <w:t xml:space="preserve"> whether to convert the result</w:t>
-      </w:r>
-      <w:r>
-        <w:t xml:space="preserve"> </w:t>
-      </w:r>
-      <w:r>
-        <w:t xml:space="preserve">to </w:t>
-      </w:r>
-      <w:proofErr w:type="gramStart"/>
-      <w:r>
-        <w:t>lowercase .</w:t>
-      </w:r>
-      <w:proofErr w:type="gramEnd"/>
-      <w:r>
-        <w:t xml:space="preserve"> </w:t>
-      </w:r>
-      <w:proofErr w:type="gramStart"/>
-      <w:r>
-        <w:t>Default :</w:t>
-      </w:r>
-      <w:proofErr w:type="gramEnd"/>
-      <w:r>
-        <w:t xml:space="preserve"> true</w:t>
+      <w:r>
+        <w:t>to lowercase . Default : true</w:t>
       </w:r>
     </w:p>
     <w:p>
@@ -5931,31 +4342,7 @@
         </w:numPr>
       </w:pPr>
       <w:r>
-        <w:t xml:space="preserve">ignore: </w:t>
-      </w:r>
-      <w:proofErr w:type="gramStart"/>
-      <w:r>
-        <w:t>( string</w:t>
-      </w:r>
-      <w:proofErr w:type="gramEnd"/>
-      <w:r>
-        <w:t xml:space="preserve"> or list of </w:t>
-      </w:r>
-      <w:proofErr w:type="gramStart"/>
-      <w:r>
-        <w:t>strings )</w:t>
-      </w:r>
-      <w:proofErr w:type="gramEnd"/>
-      <w:r>
-        <w:t xml:space="preserve">: characters to preserve in the slug and skip during cleanup. </w:t>
-      </w:r>
-      <w:proofErr w:type="spellStart"/>
-      <w:r>
-        <w:t>Defaullt</w:t>
-      </w:r>
-      <w:proofErr w:type="spellEnd"/>
-      <w:r>
-        <w:t>: None</w:t>
+        <w:t>ignore: ( string or list of strings ): characters to preserve in the slug and skip during cleanup. Defaullt: None</w:t>
       </w:r>
     </w:p>
     <w:p>
@@ -5967,37 +4354,8 @@
         </w:numPr>
       </w:pPr>
       <w:r>
-        <w:t xml:space="preserve">truncate: </w:t>
-      </w:r>
-      <w:proofErr w:type="gramStart"/>
-      <w:r>
-        <w:t>( positive</w:t>
-      </w:r>
-      <w:proofErr w:type="gramEnd"/>
-      <w:r>
-        <w:t xml:space="preserve"> </w:t>
-      </w:r>
-      <w:proofErr w:type="gramStart"/>
-      <w:r>
-        <w:t>integer )</w:t>
-      </w:r>
-      <w:proofErr w:type="gramEnd"/>
-      <w:r>
-        <w:t xml:space="preserve"> : maximum length of the </w:t>
-      </w:r>
-      <w:proofErr w:type="gramStart"/>
-      <w:r>
-        <w:t>slug ,</w:t>
-      </w:r>
-      <w:proofErr w:type="gramEnd"/>
-      <w:r>
-        <w:t xml:space="preserve"> truncating without breaking </w:t>
-      </w:r>
-      <w:proofErr w:type="gramStart"/>
-      <w:r>
-        <w:t>words .</w:t>
-      </w:r>
-      <w:proofErr w:type="gramEnd"/>
+        <w:t>truncate: ( positive integer ) : maximum length of the slug , truncating without breaking words .</w:t>
+      </w:r>
     </w:p>
     <w:p>
       <w:r>
@@ -6037,35 +4395,14 @@
         </w:numPr>
       </w:pPr>
       <w:r>
-        <w:t xml:space="preserve">A </w:t>
-      </w:r>
-      <w:proofErr w:type="spellStart"/>
-      <w:r>
-        <w:t>slugified</w:t>
-      </w:r>
-      <w:proofErr w:type="spellEnd"/>
-      <w:r>
-        <w:t xml:space="preserve"> string containing only </w:t>
-      </w:r>
-      <w:proofErr w:type="spellStart"/>
-      <w:r>
-        <w:t>alphanumerics</w:t>
-      </w:r>
-      <w:proofErr w:type="spellEnd"/>
-      <w:r>
-        <w:t xml:space="preserve"> and the</w:t>
+        <w:t>A slugified string containing only alphanumerics and the</w:t>
       </w:r>
       <w:r>
         <w:t xml:space="preserve"> </w:t>
       </w:r>
       <w:r>
-        <w:t xml:space="preserve">configured </w:t>
-      </w:r>
-      <w:proofErr w:type="gramStart"/>
-      <w:r>
-        <w:t>separator .</w:t>
-      </w:r>
-      <w:proofErr w:type="gramEnd"/>
+        <w:t>configured separator .</w:t>
+      </w:r>
     </w:p>
     <w:p>
       <w:pPr>
@@ -6076,28 +4413,7 @@
         </w:numPr>
       </w:pPr>
       <w:r>
-        <w:t>Returns nil if no valid slug can be generated (</w:t>
-      </w:r>
-      <w:proofErr w:type="spellStart"/>
-      <w:proofErr w:type="gramStart"/>
-      <w:r>
-        <w:t>e.g</w:t>
-      </w:r>
-      <w:proofErr w:type="spellEnd"/>
-      <w:r>
-        <w:t xml:space="preserve"> .input</w:t>
-      </w:r>
-      <w:proofErr w:type="gramEnd"/>
-      <w:r>
-        <w:t xml:space="preserve"> contains only invalid </w:t>
-      </w:r>
-      <w:proofErr w:type="gramStart"/>
-      <w:r>
-        <w:t>characters )</w:t>
-      </w:r>
-      <w:proofErr w:type="gramEnd"/>
-      <w:r>
-        <w:t>.</w:t>
+        <w:t>Returns nil if no valid slug can be generated (e.g .input contains only invalid characters ).</w:t>
       </w:r>
     </w:p>
     <w:p>
@@ -6120,15 +4436,7 @@
         <w:t xml:space="preserve"> </w:t>
       </w:r>
       <w:r>
-        <w:t xml:space="preserve">configured </w:t>
-      </w:r>
-      <w:proofErr w:type="gramStart"/>
-      <w:r>
-        <w:t>separator .</w:t>
-      </w:r>
-      <w:proofErr w:type="gramEnd"/>
-      <w:r>
-        <w:t xml:space="preserve"> </w:t>
+        <w:t xml:space="preserve">configured separator . </w:t>
       </w:r>
     </w:p>
     <w:p>
@@ -6140,21 +4448,8 @@
         </w:numPr>
       </w:pPr>
       <w:r>
-        <w:t xml:space="preserve">Characters listed </w:t>
-      </w:r>
-      <w:proofErr w:type="gramStart"/>
-      <w:r>
-        <w:t>in :</w:t>
-      </w:r>
-      <w:proofErr w:type="gramEnd"/>
-      <w:r>
-        <w:t xml:space="preserve"> ignore remain unchanged in the </w:t>
-      </w:r>
-      <w:proofErr w:type="gramStart"/>
-      <w:r>
-        <w:t>output .</w:t>
-      </w:r>
-      <w:proofErr w:type="gramEnd"/>
+        <w:t>Characters listed in : ignore remain unchanged in the output .</w:t>
+      </w:r>
     </w:p>
     <w:p>
       <w:pPr>
@@ -6165,15 +4460,7 @@
         </w:numPr>
       </w:pPr>
       <w:r>
-        <w:t xml:space="preserve">Punctuation is removed unless explicitly preserved </w:t>
-      </w:r>
-      <w:proofErr w:type="gramStart"/>
-      <w:r>
-        <w:t>via :ignore</w:t>
-      </w:r>
-      <w:proofErr w:type="gramEnd"/>
-      <w:r>
-        <w:t xml:space="preserve"> .</w:t>
+        <w:t>Punctuation is removed unless explicitly preserved via :ignore .</w:t>
       </w:r>
     </w:p>
     <w:p>
@@ -6191,7 +4478,6 @@
     <w:p/>
     <w:p>
       <w:r>
-        <w:lastRenderedPageBreak/>
         <w:t>Known Edge Cases</w:t>
       </w:r>
     </w:p>
@@ -6206,11 +4492,9 @@
       <w:r>
         <w:t xml:space="preserve">Empty input or punctuation - only input =&gt; returns </w:t>
       </w:r>
-      <w:proofErr w:type="gramStart"/>
       <w:r>
         <w:t>‘ ‘</w:t>
       </w:r>
-      <w:proofErr w:type="gramEnd"/>
     </w:p>
     <w:p>
       <w:pPr>
@@ -6221,29 +4505,8 @@
         </w:numPr>
       </w:pPr>
       <w:r>
-        <w:t xml:space="preserve">Very </w:t>
-      </w:r>
-      <w:proofErr w:type="gramStart"/>
-      <w:r>
-        <w:t>small :</w:t>
-      </w:r>
-      <w:proofErr w:type="gramEnd"/>
-      <w:r>
-        <w:t xml:space="preserve"> truncate values (</w:t>
-      </w:r>
-      <w:proofErr w:type="gramStart"/>
-      <w:r>
-        <w:t>e .</w:t>
-      </w:r>
-      <w:proofErr w:type="gramEnd"/>
-      <w:r>
-        <w:t xml:space="preserve">g., 1 or 2) may eliminate all words if none </w:t>
-      </w:r>
-      <w:proofErr w:type="gramStart"/>
-      <w:r>
-        <w:t>fit .</w:t>
-      </w:r>
-      <w:proofErr w:type="gramEnd"/>
+        <w:t>Very small : truncate values (e .g., 1 or 2) may eliminate all words if none fit .</w:t>
+      </w:r>
       <w:r>
         <w:cr/>
       </w:r>
@@ -6255,37 +4518,14 @@
       </w:r>
     </w:p>
     <w:p>
-      <w:proofErr w:type="spellStart"/>
-      <w:r>
-        <w:t>slugify_</w:t>
-      </w:r>
-      <w:proofErr w:type="gramStart"/>
-      <w:r>
-        <w:t>manual</w:t>
-      </w:r>
-      <w:proofErr w:type="spellEnd"/>
+      <w:r>
+        <w:t>slugify_manual</w:t>
+      </w:r>
       <w:r>
         <w:t>(</w:t>
       </w:r>
-      <w:proofErr w:type="gramEnd"/>
-      <w:r>
-        <w:t xml:space="preserve">" </w:t>
-      </w:r>
-      <w:proofErr w:type="gramStart"/>
-      <w:r>
-        <w:t>Hello ,</w:t>
-      </w:r>
-      <w:proofErr w:type="gramEnd"/>
-      <w:r>
-        <w:t xml:space="preserve"> </w:t>
-      </w:r>
-      <w:proofErr w:type="gramStart"/>
-      <w:r>
-        <w:t>World !</w:t>
-      </w:r>
-      <w:proofErr w:type="gramEnd"/>
-      <w:r>
-        <w:t>"</w:t>
+      <w:r>
+        <w:t>" Hello , World !"</w:t>
       </w:r>
       <w:r>
         <w:t>)</w:t>
@@ -6298,37 +4538,11 @@
       <w:r>
         <w:cr/>
       </w:r>
-      <w:proofErr w:type="spellStart"/>
-      <w:r>
-        <w:t>slugify_</w:t>
-      </w:r>
-      <w:proofErr w:type="gramStart"/>
-      <w:r>
-        <w:t>manual</w:t>
-      </w:r>
-      <w:proofErr w:type="spellEnd"/>
-      <w:r>
-        <w:t>(</w:t>
-      </w:r>
-      <w:proofErr w:type="gramEnd"/>
-      <w:r>
-        <w:t xml:space="preserve">" </w:t>
-      </w:r>
-      <w:proofErr w:type="gramStart"/>
-      <w:r>
-        <w:t>Madam ,</w:t>
-      </w:r>
-      <w:proofErr w:type="gramEnd"/>
-      <w:r>
-        <w:t xml:space="preserve"> I ’m Adam ", </w:t>
-      </w:r>
-      <w:proofErr w:type="gramStart"/>
-      <w:r>
-        <w:t>separator :</w:t>
-      </w:r>
-      <w:proofErr w:type="gramEnd"/>
-      <w:r>
-        <w:t xml:space="preserve"> ""</w:t>
+      <w:r>
+        <w:t>slugify_manual(</w:t>
+      </w:r>
+      <w:r>
+        <w:t>" Madam , I ’m Adam ", separator : ""</w:t>
       </w:r>
       <w:r>
         <w:t>)</w:t>
@@ -6336,102 +4550,26 @@
     </w:p>
     <w:p>
       <w:r>
-        <w:t xml:space="preserve"># =&gt; " </w:t>
-      </w:r>
-      <w:proofErr w:type="spellStart"/>
-      <w:r>
-        <w:t>madamimadam</w:t>
-      </w:r>
-      <w:proofErr w:type="spellEnd"/>
-      <w:r>
-        <w:t xml:space="preserve"> "</w:t>
-      </w:r>
-    </w:p>
-    <w:p>
-      <w:proofErr w:type="spellStart"/>
-      <w:r>
-        <w:t>slugify_</w:t>
-      </w:r>
-      <w:proofErr w:type="gramStart"/>
-      <w:r>
-        <w:t>manual</w:t>
-      </w:r>
-      <w:proofErr w:type="spellEnd"/>
-      <w:r>
-        <w:t>(</w:t>
-      </w:r>
-      <w:proofErr w:type="gramEnd"/>
-      <w:r>
-        <w:t xml:space="preserve">" </w:t>
-      </w:r>
-      <w:proofErr w:type="spellStart"/>
-      <w:r>
-        <w:t>StUdLy</w:t>
-      </w:r>
-      <w:proofErr w:type="spellEnd"/>
-      <w:r>
-        <w:t xml:space="preserve"> </w:t>
-      </w:r>
-      <w:proofErr w:type="spellStart"/>
-      <w:r>
-        <w:t>CaPs</w:t>
-      </w:r>
-      <w:proofErr w:type="spellEnd"/>
-      <w:r>
-        <w:t xml:space="preserve"> ", </w:t>
-      </w:r>
-      <w:proofErr w:type="gramStart"/>
-      <w:r>
-        <w:t>lowercase :</w:t>
-      </w:r>
-      <w:proofErr w:type="gramEnd"/>
-      <w:r>
-        <w:t xml:space="preserve"> </w:t>
-      </w:r>
-      <w:proofErr w:type="gramStart"/>
-      <w:r>
-        <w:t>false )</w:t>
-      </w:r>
-      <w:proofErr w:type="gramEnd"/>
+        <w:t># =&gt; " madamimadam "</w:t>
+      </w:r>
+    </w:p>
+    <w:p>
+      <w:r>
+        <w:t>slugify_manual(</w:t>
+      </w:r>
+      <w:r>
+        <w:t>" StUdLy CaPs ", lowercase : false )</w:t>
+      </w:r>
       <w:r>
         <w:cr/>
       </w:r>
       <w:r>
-        <w:t xml:space="preserve"># =&gt; " </w:t>
-      </w:r>
-      <w:proofErr w:type="spellStart"/>
-      <w:r>
-        <w:t>StUdLy</w:t>
-      </w:r>
-      <w:proofErr w:type="spellEnd"/>
-      <w:r>
-        <w:t xml:space="preserve"> - </w:t>
-      </w:r>
-      <w:proofErr w:type="spellStart"/>
-      <w:r>
-        <w:t>CaPs</w:t>
-      </w:r>
-      <w:proofErr w:type="spellEnd"/>
-      <w:r>
-        <w:t xml:space="preserve"> "</w:t>
-      </w:r>
-    </w:p>
-    <w:p>
-      <w:proofErr w:type="spellStart"/>
-      <w:r>
-        <w:t>slugify_manual</w:t>
-      </w:r>
-      <w:proofErr w:type="spellEnd"/>
-      <w:r>
-        <w:t xml:space="preserve"> (" Call me maybe ", </w:t>
-      </w:r>
-      <w:proofErr w:type="gramStart"/>
-      <w:r>
-        <w:t>truncate :</w:t>
-      </w:r>
-      <w:proofErr w:type="gramEnd"/>
-      <w:r>
-        <w:t xml:space="preserve"> 10)</w:t>
+        <w:t># =&gt; " StUdLy - CaPs "</w:t>
+      </w:r>
+    </w:p>
+    <w:p>
+      <w:r>
+        <w:t>slugify_manual (" Call me maybe ", truncate : 10)</w:t>
       </w:r>
     </w:p>
     <w:p>
@@ -6440,50 +4578,13 @@
       </w:r>
     </w:p>
     <w:p>
-      <w:proofErr w:type="spellStart"/>
-      <w:r>
-        <w:t>slugify_</w:t>
-      </w:r>
-      <w:proofErr w:type="gramStart"/>
-      <w:r>
-        <w:t>manual</w:t>
-      </w:r>
-      <w:proofErr w:type="spellEnd"/>
-      <w:r>
-        <w:t>(</w:t>
-      </w:r>
-      <w:proofErr w:type="gramEnd"/>
-      <w:r>
-        <w:t xml:space="preserve">"\ u4f60 \ u597d \ uff0c \ u4e16 \ u754c ", </w:t>
-      </w:r>
-      <w:proofErr w:type="gramStart"/>
-      <w:r>
-        <w:t>ignore :</w:t>
-      </w:r>
-      <w:proofErr w:type="gramEnd"/>
-      <w:r>
-        <w:t xml:space="preserve"> ["\ u4f60 ","\ u597d "])</w:t>
-      </w:r>
-    </w:p>
-    <w:p>
-      <w:r>
-        <w:t xml:space="preserve"># =&gt; "\ u4f60 \ u597d - </w:t>
-      </w:r>
-      <w:proofErr w:type="spellStart"/>
-      <w:r>
-        <w:t>shi</w:t>
-      </w:r>
-      <w:proofErr w:type="spellEnd"/>
-      <w:r>
-        <w:t xml:space="preserve"> - </w:t>
-      </w:r>
-      <w:proofErr w:type="spellStart"/>
-      <w:r>
-        <w:t>jie</w:t>
-      </w:r>
-      <w:proofErr w:type="spellEnd"/>
-      <w:r>
-        <w:t xml:space="preserve"> "</w:t>
+      <w:r>
+        <w:t>slugify_manual("\ u4f60 \ u597d \ uff0c \ u4e16 \ u754c ", ignore : ["\ u4f60 ","\ u597d "])</w:t>
+      </w:r>
+    </w:p>
+    <w:p>
+      <w:r>
+        <w:t># =&gt; "\ u4f60 \ u597d - shi - jie "</w:t>
       </w:r>
     </w:p>
     <w:p>
@@ -6584,14 +4685,8 @@
     </w:p>
     <w:p>
       <w:r>
-        <w:lastRenderedPageBreak/>
-        <w:t xml:space="preserve">Module Name: </w:t>
-      </w:r>
-      <w:proofErr w:type="spellStart"/>
-      <w:r>
-        <w:t>product_cache</w:t>
-      </w:r>
-      <w:proofErr w:type="spellEnd"/>
+        <w:t>Module Name: product_cache</w:t>
+      </w:r>
     </w:p>
     <w:p/>
     <w:p>
@@ -6608,13 +4703,8 @@
         </w:numPr>
       </w:pPr>
       <w:r>
-        <w:t xml:space="preserve">Stores product data in an in - memory ETS table for fast </w:t>
-      </w:r>
-      <w:proofErr w:type="gramStart"/>
-      <w:r>
-        <w:t>retrieval .</w:t>
-      </w:r>
-      <w:proofErr w:type="gramEnd"/>
+        <w:t>Stores product data in an in - memory ETS table for fast retrieval .</w:t>
+      </w:r>
     </w:p>
     <w:p>
       <w:pPr>
@@ -6625,37 +4715,8 @@
         </w:numPr>
       </w:pPr>
       <w:r>
-        <w:t xml:space="preserve">Provides functions to </w:t>
-      </w:r>
-      <w:proofErr w:type="gramStart"/>
-      <w:r>
-        <w:t>get ,</w:t>
-      </w:r>
-      <w:proofErr w:type="gramEnd"/>
-      <w:r>
-        <w:t xml:space="preserve"> </w:t>
-      </w:r>
-      <w:proofErr w:type="gramStart"/>
-      <w:r>
-        <w:t>set ,</w:t>
-      </w:r>
-      <w:proofErr w:type="gramEnd"/>
-      <w:r>
-        <w:t xml:space="preserve"> </w:t>
-      </w:r>
-      <w:proofErr w:type="gramStart"/>
-      <w:r>
-        <w:t>delete ,</w:t>
-      </w:r>
-      <w:proofErr w:type="gramEnd"/>
-      <w:r>
-        <w:t xml:space="preserve"> and reset cached </w:t>
-      </w:r>
-      <w:proofErr w:type="gramStart"/>
-      <w:r>
-        <w:t>products .</w:t>
-      </w:r>
-      <w:proofErr w:type="gramEnd"/>
+        <w:t>Provides functions to get , set , delete , and reset cached products .</w:t>
+      </w:r>
     </w:p>
     <w:p>
       <w:pPr>
@@ -6688,13 +4749,8 @@
         </w:numPr>
       </w:pPr>
       <w:r>
-        <w:t xml:space="preserve">For </w:t>
-      </w:r>
-      <w:proofErr w:type="spellStart"/>
-      <w:r>
-        <w:t>init</w:t>
-      </w:r>
-      <w:proofErr w:type="spellEnd"/>
+        <w:t>For init</w:t>
+      </w:r>
     </w:p>
     <w:p>
       <w:pPr>
@@ -6704,21 +4760,8 @@
           <w:numId w:val="14"/>
         </w:numPr>
       </w:pPr>
-      <w:proofErr w:type="spellStart"/>
-      <w:r>
-        <w:t>Expiry_</w:t>
-      </w:r>
-      <w:proofErr w:type="gramStart"/>
-      <w:r>
-        <w:t>time</w:t>
-      </w:r>
-      <w:proofErr w:type="spellEnd"/>
-      <w:r>
-        <w:t xml:space="preserve"> :</w:t>
-      </w:r>
-      <w:proofErr w:type="gramEnd"/>
-      <w:r>
-        <w:t xml:space="preserve"> </w:t>
+      <w:r>
+        <w:t xml:space="preserve">Expiry_time : </w:t>
       </w:r>
     </w:p>
     <w:p>
@@ -6741,11 +4784,9 @@
           <w:numId w:val="14"/>
         </w:numPr>
       </w:pPr>
-      <w:proofErr w:type="gramStart"/>
       <w:r>
         <w:t>Key :</w:t>
       </w:r>
-      <w:proofErr w:type="gramEnd"/>
       <w:r>
         <w:t xml:space="preserve"> unique identifier for the cached product</w:t>
       </w:r>
@@ -6770,11 +4811,9 @@
           <w:numId w:val="14"/>
         </w:numPr>
       </w:pPr>
-      <w:proofErr w:type="gramStart"/>
       <w:r>
         <w:t>Key :</w:t>
       </w:r>
-      <w:proofErr w:type="gramEnd"/>
       <w:r>
         <w:t xml:space="preserve"> unique identifier for the product</w:t>
       </w:r>
@@ -6787,13 +4826,8 @@
           <w:numId w:val="14"/>
         </w:numPr>
       </w:pPr>
-      <w:proofErr w:type="gramStart"/>
-      <w:r>
-        <w:t>Value :</w:t>
-      </w:r>
-      <w:proofErr w:type="gramEnd"/>
-      <w:r>
-        <w:t xml:space="preserve"> product data to be cached </w:t>
+      <w:r>
+        <w:t xml:space="preserve">Value : product data to be cached </w:t>
       </w:r>
     </w:p>
     <w:p>
@@ -6804,13 +4838,8 @@
           <w:numId w:val="14"/>
         </w:numPr>
       </w:pPr>
-      <w:proofErr w:type="spellStart"/>
-      <w:r>
-        <w:t>ttl</w:t>
-      </w:r>
-      <w:proofErr w:type="spellEnd"/>
-      <w:r>
-        <w:t xml:space="preserve"> (optional): custom TTL in milliseconds for this specific item</w:t>
+      <w:r>
+        <w:t>ttl (optional): custom TTL in milliseconds for this specific item</w:t>
       </w:r>
     </w:p>
     <w:p>
@@ -6834,23 +4863,7 @@
         </w:numPr>
       </w:pPr>
       <w:r>
-        <w:t xml:space="preserve">key </w:t>
-      </w:r>
-      <w:proofErr w:type="gramStart"/>
-      <w:r>
-        <w:t>( term</w:t>
-      </w:r>
-      <w:proofErr w:type="gramEnd"/>
-      <w:r>
-        <w:t xml:space="preserve"> </w:t>
-      </w:r>
-      <w:proofErr w:type="gramStart"/>
-      <w:r>
-        <w:t>) :</w:t>
-      </w:r>
-      <w:proofErr w:type="gramEnd"/>
-      <w:r>
-        <w:t xml:space="preserve"> unique identifier of the product to remove</w:t>
+        <w:t>key ( term ) : unique identifier of the product to remove</w:t>
       </w:r>
       <w:r>
         <w:t xml:space="preserve"> </w:t>
@@ -6938,15 +4951,7 @@
         </w:numPr>
       </w:pPr>
       <w:r>
-        <w:t xml:space="preserve">The </w:t>
-      </w:r>
-      <w:proofErr w:type="spellStart"/>
-      <w:r>
-        <w:t>GenServer</w:t>
-      </w:r>
-      <w:proofErr w:type="spellEnd"/>
-      <w:r>
-        <w:t xml:space="preserve"> should be supervised as part of the application</w:t>
+        <w:t>The GenServer should be supervised as part of the application</w:t>
       </w:r>
       <w:r>
         <w:t xml:space="preserve"> </w:t>
@@ -6993,20 +4998,8 @@
         </w:numPr>
       </w:pPr>
       <w:r>
-        <w:t xml:space="preserve">If a requested key </w:t>
-      </w:r>
-      <w:proofErr w:type="spellStart"/>
-      <w:proofErr w:type="gramStart"/>
-      <w:r>
-        <w:t>doesn</w:t>
-      </w:r>
-      <w:proofErr w:type="spellEnd"/>
-      <w:r>
-        <w:t xml:space="preserve"> ’</w:t>
-      </w:r>
-      <w:proofErr w:type="gramEnd"/>
-      <w:r>
-        <w:t xml:space="preserve"> t exist</w:t>
+        <w:lastRenderedPageBreak/>
+        <w:t>If a requested key doesn ’ t exist</w:t>
       </w:r>
       <w:r>
         <w:t xml:space="preserve"> return None</w:t>
@@ -7036,22 +5029,13 @@
         </w:numPr>
       </w:pPr>
       <w:r>
-        <w:lastRenderedPageBreak/>
         <w:t xml:space="preserve">Calling </w:t>
       </w:r>
       <w:r>
         <w:t xml:space="preserve">cleanup () </w:t>
       </w:r>
       <w:r>
-        <w:t xml:space="preserve">clears all cached </w:t>
-      </w:r>
-      <w:proofErr w:type="gramStart"/>
-      <w:r>
-        <w:t>items ,</w:t>
-      </w:r>
-      <w:proofErr w:type="gramEnd"/>
-      <w:r>
-        <w:t xml:space="preserve"> regardless of their</w:t>
+        <w:t>clears all cached items , regardless of their</w:t>
       </w:r>
       <w:r>
         <w:t xml:space="preserve"> </w:t>
@@ -7069,29 +5053,14 @@
         </w:numPr>
       </w:pPr>
       <w:r>
-        <w:t xml:space="preserve">If the process </w:t>
-      </w:r>
-      <w:proofErr w:type="gramStart"/>
-      <w:r>
-        <w:t>crashes ,</w:t>
-      </w:r>
-      <w:proofErr w:type="gramEnd"/>
-      <w:r>
-        <w:t xml:space="preserve"> all cached data is lost </w:t>
-      </w:r>
-      <w:proofErr w:type="gramStart"/>
-      <w:r>
-        <w:t>( no</w:t>
-      </w:r>
-      <w:proofErr w:type="gramEnd"/>
+        <w:t>If the process crashes , all cached data is lost ( no</w:t>
+      </w:r>
       <w:r>
         <w:t xml:space="preserve"> </w:t>
       </w:r>
-      <w:proofErr w:type="gramStart"/>
       <w:r>
         <w:t>persistence )</w:t>
       </w:r>
-      <w:proofErr w:type="gramEnd"/>
       <w:r>
         <w:cr/>
       </w:r>
@@ -7111,31 +5080,7 @@
     </w:p>
     <w:p>
       <w:r>
-        <w:t>cache=</w:t>
-      </w:r>
-      <w:proofErr w:type="spellStart"/>
-      <w:r>
-        <w:t>Product_cache_</w:t>
-      </w:r>
-      <w:proofErr w:type="gramStart"/>
-      <w:r>
-        <w:t>get</w:t>
-      </w:r>
-      <w:proofErr w:type="spellEnd"/>
-      <w:r>
-        <w:t xml:space="preserve">( </w:t>
-      </w:r>
-      <w:proofErr w:type="spellStart"/>
-      <w:r>
-        <w:t>expiry</w:t>
-      </w:r>
-      <w:proofErr w:type="gramEnd"/>
-      <w:r>
-        <w:t>_time</w:t>
-      </w:r>
-      <w:proofErr w:type="spellEnd"/>
-      <w:r>
-        <w:t>=60)</w:t>
+        <w:t>cache=Product_cache_get( expiry_time=60)</w:t>
       </w:r>
     </w:p>
     <w:p>
@@ -7169,21 +5114,8 @@
       </w:r>
     </w:p>
     <w:p>
-      <w:proofErr w:type="spellStart"/>
-      <w:r>
-        <w:t>cache.set</w:t>
-      </w:r>
-      <w:proofErr w:type="spellEnd"/>
-      <w:r>
-        <w:t>('</w:t>
-      </w:r>
-      <w:proofErr w:type="spellStart"/>
-      <w:r>
-        <w:t>a','apple</w:t>
-      </w:r>
-      <w:proofErr w:type="spellEnd"/>
-      <w:r>
-        <w:t>')</w:t>
+      <w:r>
+        <w:t>cache.set('a','apple')</w:t>
       </w:r>
     </w:p>
     <w:p>
@@ -7204,13 +5136,8 @@
       </w:r>
     </w:p>
     <w:p>
-      <w:proofErr w:type="spellStart"/>
-      <w:r>
-        <w:t>cache.get</w:t>
-      </w:r>
-      <w:proofErr w:type="spellEnd"/>
-      <w:r>
-        <w:t>('a')</w:t>
+      <w:r>
+        <w:t>cache.get('a')</w:t>
       </w:r>
     </w:p>
     <w:p>
@@ -7228,16 +5155,11 @@
       </w:r>
     </w:p>
     <w:p>
-      <w:proofErr w:type="spellStart"/>
       <w:r>
         <w:t>Cache.</w:t>
       </w:r>
       <w:r>
-        <w:t>get</w:t>
-      </w:r>
-      <w:proofErr w:type="spellEnd"/>
-      <w:r>
-        <w:t xml:space="preserve"> (" non - existent ")</w:t>
+        <w:t>get (" non - existent ")</w:t>
       </w:r>
     </w:p>
     <w:p>
@@ -7255,27 +5177,12 @@
         <w:t xml:space="preserve">5. </w:t>
       </w:r>
       <w:r>
-        <w:t xml:space="preserve">Setting with custom TTL (1 </w:t>
-      </w:r>
-      <w:proofErr w:type="gramStart"/>
-      <w:r>
-        <w:t>minute )</w:t>
-      </w:r>
-      <w:proofErr w:type="gramEnd"/>
-    </w:p>
-    <w:p>
-      <w:proofErr w:type="spellStart"/>
-      <w:proofErr w:type="gramStart"/>
-      <w:r>
-        <w:t>cache.set</w:t>
-      </w:r>
-      <w:proofErr w:type="spellEnd"/>
-      <w:r>
-        <w:t>(</w:t>
-      </w:r>
-      <w:proofErr w:type="gramEnd"/>
-      <w:r>
-        <w:t>"</w:t>
+        <w:t>Setting with custom TTL (1 minute )</w:t>
+      </w:r>
+    </w:p>
+    <w:p>
+      <w:r>
+        <w:t>cache.set("</w:t>
       </w:r>
       <w:r>
         <w:t>fruit</w:t>
@@ -7293,15 +5200,7 @@
         <w:t>apple</w:t>
       </w:r>
       <w:r>
-        <w:t xml:space="preserve">"}, </w:t>
-      </w:r>
-      <w:proofErr w:type="spellStart"/>
-      <w:r>
-        <w:t>ttl</w:t>
-      </w:r>
-      <w:proofErr w:type="spellEnd"/>
-      <w:r>
-        <w:t>=60</w:t>
+        <w:t>"}, ttl=60</w:t>
       </w:r>
       <w:r>
         <w:t>000</w:t>
@@ -7312,18 +5211,10 @@
     </w:p>
     <w:p>
       <w:r>
-        <w:t>#=</w:t>
-      </w:r>
-      <w:proofErr w:type="gramStart"/>
-      <w:r>
-        <w:t>&gt;</w:t>
-      </w:r>
-      <w:r>
-        <w:t>{</w:t>
-      </w:r>
-      <w:proofErr w:type="gramEnd"/>
-      <w:r>
-        <w:t xml:space="preserve">'id': </w:t>
+        <w:t>#=&gt;</w:t>
+      </w:r>
+      <w:r>
+        <w:t xml:space="preserve">{'id': </w:t>
       </w:r>
       <w:r>
         <w:t>fruit</w:t>
@@ -7349,19 +5240,13 @@
       <w:r>
         <w:cr/>
       </w:r>
-      <w:proofErr w:type="spellStart"/>
-      <w:proofErr w:type="gramStart"/>
-      <w:r>
-        <w:t>cache.delete</w:t>
-      </w:r>
-      <w:proofErr w:type="spellEnd"/>
-      <w:proofErr w:type="gramEnd"/>
-      <w:r>
-        <w:t>(“a”)</w:t>
-      </w:r>
-    </w:p>
-    <w:p>
-      <w:r>
+      <w:r>
+        <w:t>cache.delete(“a”)</w:t>
+      </w:r>
+    </w:p>
+    <w:p>
+      <w:r>
+        <w:lastRenderedPageBreak/>
         <w:t>#=&gt; deleted successfully</w:t>
       </w:r>
     </w:p>
@@ -7371,14 +5256,8 @@
       </w:r>
     </w:p>
     <w:p>
-      <w:proofErr w:type="spellStart"/>
-      <w:r>
-        <w:lastRenderedPageBreak/>
-        <w:t>Cache.cleanup</w:t>
-      </w:r>
-      <w:proofErr w:type="spellEnd"/>
-      <w:r>
-        <w:t>()</w:t>
+      <w:r>
+        <w:t>Cache.cleanup()</w:t>
       </w:r>
     </w:p>
     <w:p>
@@ -7409,7 +5288,7 @@
 </file>
 
 <file path=word/endnotes.xml><?xml version="1.0" encoding="utf-8"?>
-<w:endnotes xmlns:wpc="http://schemas.microsoft.com/office/word/2010/wordprocessingCanvas" xmlns:cx="http://schemas.microsoft.com/office/drawing/2014/chartex" xmlns:cx1="http://schemas.microsoft.com/office/drawing/2015/9/8/chartex" xmlns:cx2="http://schemas.microsoft.com/office/drawing/2015/10/21/chartex" xmlns:cx3="http://schemas.microsoft.com/office/drawing/2016/5/9/chartex" xmlns:cx4="http://schemas.microsoft.com/office/drawing/2016/5/10/chartex" xmlns:cx5="http://schemas.microsoft.com/office/drawing/2016/5/11/chartex" xmlns:cx6="http://schemas.microsoft.com/office/drawing/2016/5/12/chartex" xmlns:cx7="http://schemas.microsoft.com/office/drawing/2016/5/13/chartex" xmlns:cx8="http://schemas.microsoft.com/office/drawing/2016/5/14/chartex" xmlns:mc="http://schemas.openxmlformats.org/markup-compatibility/2006" xmlns:aink="http://schemas.microsoft.com/office/drawing/2016/ink" xmlns:am3d="http://schemas.microsoft.com/office/drawing/2017/model3d" xmlns:o="urn:schemas-microsoft-com:office:office" xmlns:oel="http://schemas.microsoft.com/office/2019/extlst" xmlns:r="http://schemas.openxmlformats.org/officeDocument/2006/relationships" xmlns:m="http://schemas.openxmlformats.org/officeDocument/2006/math" xmlns:v="urn:schemas-microsoft-com:vml" xmlns:wp14="http://schemas.microsoft.com/office/word/2010/wordprocessingDrawing" xmlns:wp="http://schemas.openxmlformats.org/drawingml/2006/wordprocessingDrawing" xmlns:w10="urn:schemas-microsoft-com:office:word" xmlns:w="http://schemas.openxmlformats.org/wordprocessingml/2006/main" xmlns:w14="http://schemas.microsoft.com/office/word/2010/wordml" xmlns:w15="http://schemas.microsoft.com/office/word/2012/wordml" xmlns:w16cex="http://schemas.microsoft.com/office/word/2018/wordml/cex" xmlns:w16cid="http://schemas.microsoft.com/office/word/2016/wordml/cid" xmlns:w16="http://schemas.microsoft.com/office/word/2018/wordml" xmlns:w16du="http://schemas.microsoft.com/office/word/2023/wordml/word16du" xmlns:w16sdtdh="http://schemas.microsoft.com/office/word/2020/wordml/sdtdatahash" xmlns:w16sdtfl="http://schemas.microsoft.com/office/word/2024/wordml/sdtformatlock" xmlns:w16se="http://schemas.microsoft.com/office/word/2015/wordml/symex" xmlns:wpg="http://schemas.microsoft.com/office/word/2010/wordprocessingGroup" xmlns:wpi="http://schemas.microsoft.com/office/word/2010/wordprocessingInk" xmlns:wne="http://schemas.microsoft.com/office/word/2006/wordml" xmlns:wps="http://schemas.microsoft.com/office/word/2010/wordprocessingShape" mc:Ignorable="w14 w15 w16se w16cid w16 w16cex w16sdtdh w16sdtfl w16du wp14">
+<w:endnotes xmlns:wpc="http://schemas.microsoft.com/office/word/2010/wordprocessingCanvas" xmlns:mc="http://schemas.openxmlformats.org/markup-compatibility/2006" xmlns:o="urn:schemas-microsoft-com:office:office" xmlns:r="http://schemas.openxmlformats.org/officeDocument/2006/relationships" xmlns:m="http://schemas.openxmlformats.org/officeDocument/2006/math" xmlns:v="urn:schemas-microsoft-com:vml" xmlns:wp14="http://schemas.microsoft.com/office/word/2010/wordprocessingDrawing" xmlns:wp="http://schemas.openxmlformats.org/drawingml/2006/wordprocessingDrawing" xmlns:w10="urn:schemas-microsoft-com:office:word" xmlns:w="http://schemas.openxmlformats.org/wordprocessingml/2006/main" xmlns:w14="http://schemas.microsoft.com/office/word/2010/wordml" xmlns:w15="http://schemas.microsoft.com/office/word/2012/wordml" xmlns:wpg="http://schemas.microsoft.com/office/word/2010/wordprocessingGroup" xmlns:wpi="http://schemas.microsoft.com/office/word/2010/wordprocessingInk" xmlns:wne="http://schemas.microsoft.com/office/word/2006/wordml" xmlns:wps="http://schemas.microsoft.com/office/word/2010/wordprocessingShape" mc:Ignorable="w14 w15 wp14">
   <w:endnote w:type="separator" w:id="-1">
     <w:p>
       <w:pPr>
@@ -7434,7 +5313,7 @@
 </file>
 
 <file path=word/footnotes.xml><?xml version="1.0" encoding="utf-8"?>
-<w:footnotes xmlns:wpc="http://schemas.microsoft.com/office/word/2010/wordprocessingCanvas" xmlns:cx="http://schemas.microsoft.com/office/drawing/2014/chartex" xmlns:cx1="http://schemas.microsoft.com/office/drawing/2015/9/8/chartex" xmlns:cx2="http://schemas.microsoft.com/office/drawing/2015/10/21/chartex" xmlns:cx3="http://schemas.microsoft.com/office/drawing/2016/5/9/chartex" xmlns:cx4="http://schemas.microsoft.com/office/drawing/2016/5/10/chartex" xmlns:cx5="http://schemas.microsoft.com/office/drawing/2016/5/11/chartex" xmlns:cx6="http://schemas.microsoft.com/office/drawing/2016/5/12/chartex" xmlns:cx7="http://schemas.microsoft.com/office/drawing/2016/5/13/chartex" xmlns:cx8="http://schemas.microsoft.com/office/drawing/2016/5/14/chartex" xmlns:mc="http://schemas.openxmlformats.org/markup-compatibility/2006" xmlns:aink="http://schemas.microsoft.com/office/drawing/2016/ink" xmlns:am3d="http://schemas.microsoft.com/office/drawing/2017/model3d" xmlns:o="urn:schemas-microsoft-com:office:office" xmlns:oel="http://schemas.microsoft.com/office/2019/extlst" xmlns:r="http://schemas.openxmlformats.org/officeDocument/2006/relationships" xmlns:m="http://schemas.openxmlformats.org/officeDocument/2006/math" xmlns:v="urn:schemas-microsoft-com:vml" xmlns:wp14="http://schemas.microsoft.com/office/word/2010/wordprocessingDrawing" xmlns:wp="http://schemas.openxmlformats.org/drawingml/2006/wordprocessingDrawing" xmlns:w10="urn:schemas-microsoft-com:office:word" xmlns:w="http://schemas.openxmlformats.org/wordprocessingml/2006/main" xmlns:w14="http://schemas.microsoft.com/office/word/2010/wordml" xmlns:w15="http://schemas.microsoft.com/office/word/2012/wordml" xmlns:w16cex="http://schemas.microsoft.com/office/word/2018/wordml/cex" xmlns:w16cid="http://schemas.microsoft.com/office/word/2016/wordml/cid" xmlns:w16="http://schemas.microsoft.com/office/word/2018/wordml" xmlns:w16du="http://schemas.microsoft.com/office/word/2023/wordml/word16du" xmlns:w16sdtdh="http://schemas.microsoft.com/office/word/2020/wordml/sdtdatahash" xmlns:w16sdtfl="http://schemas.microsoft.com/office/word/2024/wordml/sdtformatlock" xmlns:w16se="http://schemas.microsoft.com/office/word/2015/wordml/symex" xmlns:wpg="http://schemas.microsoft.com/office/word/2010/wordprocessingGroup" xmlns:wpi="http://schemas.microsoft.com/office/word/2010/wordprocessingInk" xmlns:wne="http://schemas.microsoft.com/office/word/2006/wordml" xmlns:wps="http://schemas.microsoft.com/office/word/2010/wordprocessingShape" mc:Ignorable="w14 w15 w16se w16cid w16 w16cex w16sdtdh w16sdtfl w16du wp14">
+<w:footnotes xmlns:wpc="http://schemas.microsoft.com/office/word/2010/wordprocessingCanvas" xmlns:mc="http://schemas.openxmlformats.org/markup-compatibility/2006" xmlns:o="urn:schemas-microsoft-com:office:office" xmlns:r="http://schemas.openxmlformats.org/officeDocument/2006/relationships" xmlns:m="http://schemas.openxmlformats.org/officeDocument/2006/math" xmlns:v="urn:schemas-microsoft-com:vml" xmlns:wp14="http://schemas.microsoft.com/office/word/2010/wordprocessingDrawing" xmlns:wp="http://schemas.openxmlformats.org/drawingml/2006/wordprocessingDrawing" xmlns:w10="urn:schemas-microsoft-com:office:word" xmlns:w="http://schemas.openxmlformats.org/wordprocessingml/2006/main" xmlns:w14="http://schemas.microsoft.com/office/word/2010/wordml" xmlns:w15="http://schemas.microsoft.com/office/word/2012/wordml" xmlns:wpg="http://schemas.microsoft.com/office/word/2010/wordprocessingGroup" xmlns:wpi="http://schemas.microsoft.com/office/word/2010/wordprocessingInk" xmlns:wne="http://schemas.microsoft.com/office/word/2006/wordml" xmlns:wps="http://schemas.microsoft.com/office/word/2010/wordprocessingShape" mc:Ignorable="w14 w15 wp14">
   <w:footnote w:type="separator" w:id="-1">
     <w:p>
       <w:pPr>
@@ -7459,8 +5338,8 @@
 </file>
 
 <file path=word/numbering.xml><?xml version="1.0" encoding="utf-8"?>
-<w:numbering xmlns:wpc="http://schemas.microsoft.com/office/word/2010/wordprocessingCanvas" xmlns:cx="http://schemas.microsoft.com/office/drawing/2014/chartex" xmlns:cx1="http://schemas.microsoft.com/office/drawing/2015/9/8/chartex" xmlns:cx2="http://schemas.microsoft.com/office/drawing/2015/10/21/chartex" xmlns:cx3="http://schemas.microsoft.com/office/drawing/2016/5/9/chartex" xmlns:cx4="http://schemas.microsoft.com/office/drawing/2016/5/10/chartex" xmlns:cx5="http://schemas.microsoft.com/office/drawing/2016/5/11/chartex" xmlns:cx6="http://schemas.microsoft.com/office/drawing/2016/5/12/chartex" xmlns:cx7="http://schemas.microsoft.com/office/drawing/2016/5/13/chartex" xmlns:cx8="http://schemas.microsoft.com/office/drawing/2016/5/14/chartex" xmlns:mc="http://schemas.openxmlformats.org/markup-compatibility/2006" xmlns:aink="http://schemas.microsoft.com/office/drawing/2016/ink" xmlns:am3d="http://schemas.microsoft.com/office/drawing/2017/model3d" xmlns:o="urn:schemas-microsoft-com:office:office" xmlns:oel="http://schemas.microsoft.com/office/2019/extlst" xmlns:r="http://schemas.openxmlformats.org/officeDocument/2006/relationships" xmlns:m="http://schemas.openxmlformats.org/officeDocument/2006/math" xmlns:v="urn:schemas-microsoft-com:vml" xmlns:wp14="http://schemas.microsoft.com/office/word/2010/wordprocessingDrawing" xmlns:wp="http://schemas.openxmlformats.org/drawingml/2006/wordprocessingDrawing" xmlns:w10="urn:schemas-microsoft-com:office:word" xmlns:w="http://schemas.openxmlformats.org/wordprocessingml/2006/main" xmlns:w14="http://schemas.microsoft.com/office/word/2010/wordml" xmlns:w15="http://schemas.microsoft.com/office/word/2012/wordml" xmlns:w16cex="http://schemas.microsoft.com/office/word/2018/wordml/cex" xmlns:w16cid="http://schemas.microsoft.com/office/word/2016/wordml/cid" xmlns:w16="http://schemas.microsoft.com/office/word/2018/wordml" xmlns:w16du="http://schemas.microsoft.com/office/word/2023/wordml/word16du" xmlns:w16sdtdh="http://schemas.microsoft.com/office/word/2020/wordml/sdtdatahash" xmlns:w16sdtfl="http://schemas.microsoft.com/office/word/2024/wordml/sdtformatlock" xmlns:w16se="http://schemas.microsoft.com/office/word/2015/wordml/symex" xmlns:wpg="http://schemas.microsoft.com/office/word/2010/wordprocessingGroup" xmlns:wpi="http://schemas.microsoft.com/office/word/2010/wordprocessingInk" xmlns:wne="http://schemas.microsoft.com/office/word/2006/wordml" xmlns:wps="http://schemas.microsoft.com/office/word/2010/wordprocessingShape" mc:Ignorable="w14 w15 w16se w16cid w16 w16cex w16sdtdh w16sdtfl w16du wp14">
-  <w:abstractNum w:abstractNumId="0" w15:restartNumberingAfterBreak="0">
+<w:numbering xmlns:wpc="http://schemas.microsoft.com/office/word/2010/wordprocessingCanvas" xmlns:mc="http://schemas.openxmlformats.org/markup-compatibility/2006" xmlns:o="urn:schemas-microsoft-com:office:office" xmlns:r="http://schemas.openxmlformats.org/officeDocument/2006/relationships" xmlns:m="http://schemas.openxmlformats.org/officeDocument/2006/math" xmlns:v="urn:schemas-microsoft-com:vml" xmlns:wp14="http://schemas.microsoft.com/office/word/2010/wordprocessingDrawing" xmlns:wp="http://schemas.openxmlformats.org/drawingml/2006/wordprocessingDrawing" xmlns:w10="urn:schemas-microsoft-com:office:word" xmlns:w="http://schemas.openxmlformats.org/wordprocessingml/2006/main" xmlns:w14="http://schemas.microsoft.com/office/word/2010/wordml" xmlns:w15="http://schemas.microsoft.com/office/word/2012/wordml" xmlns:wpg="http://schemas.microsoft.com/office/word/2010/wordprocessingGroup" xmlns:wpi="http://schemas.microsoft.com/office/word/2010/wordprocessingInk" xmlns:wne="http://schemas.microsoft.com/office/word/2006/wordml" xmlns:wps="http://schemas.microsoft.com/office/word/2010/wordprocessingShape" mc:Ignorable="w14 w15 wp14">
+  <w:abstractNum w:abstractNumId="0">
     <w:nsid w:val="089F6E13"/>
     <w:multiLevelType w:val="hybridMultilevel"/>
     <w:tmpl w:val="5B4E434A"/>
@@ -7573,7 +5452,7 @@
       </w:rPr>
     </w:lvl>
   </w:abstractNum>
-  <w:abstractNum w:abstractNumId="1" w15:restartNumberingAfterBreak="0">
+  <w:abstractNum w:abstractNumId="1">
     <w:nsid w:val="21947383"/>
     <w:multiLevelType w:val="hybridMultilevel"/>
     <w:tmpl w:val="7048DB08"/>
@@ -7686,7 +5565,7 @@
       </w:rPr>
     </w:lvl>
   </w:abstractNum>
-  <w:abstractNum w:abstractNumId="2" w15:restartNumberingAfterBreak="0">
+  <w:abstractNum w:abstractNumId="2">
     <w:nsid w:val="28091974"/>
     <w:multiLevelType w:val="hybridMultilevel"/>
     <w:tmpl w:val="41942F82"/>
@@ -7799,7 +5678,7 @@
       </w:rPr>
     </w:lvl>
   </w:abstractNum>
-  <w:abstractNum w:abstractNumId="3" w15:restartNumberingAfterBreak="0">
+  <w:abstractNum w:abstractNumId="3">
     <w:nsid w:val="298220DB"/>
     <w:multiLevelType w:val="hybridMultilevel"/>
     <w:tmpl w:val="6714DCB0"/>
@@ -7912,7 +5791,7 @@
       </w:rPr>
     </w:lvl>
   </w:abstractNum>
-  <w:abstractNum w:abstractNumId="4" w15:restartNumberingAfterBreak="0">
+  <w:abstractNum w:abstractNumId="4">
     <w:nsid w:val="3A5C23AB"/>
     <w:multiLevelType w:val="hybridMultilevel"/>
     <w:tmpl w:val="1076D02A"/>
@@ -8025,7 +5904,7 @@
       </w:rPr>
     </w:lvl>
   </w:abstractNum>
-  <w:abstractNum w:abstractNumId="5" w15:restartNumberingAfterBreak="0">
+  <w:abstractNum w:abstractNumId="5">
     <w:nsid w:val="3BEC7BC5"/>
     <w:multiLevelType w:val="hybridMultilevel"/>
     <w:tmpl w:val="02C47A04"/>
@@ -8138,7 +6017,7 @@
       </w:rPr>
     </w:lvl>
   </w:abstractNum>
-  <w:abstractNum w:abstractNumId="6" w15:restartNumberingAfterBreak="0">
+  <w:abstractNum w:abstractNumId="6">
     <w:nsid w:val="4FF2340C"/>
     <w:multiLevelType w:val="hybridMultilevel"/>
     <w:tmpl w:val="8BF4B6C0"/>
@@ -8227,7 +6106,7 @@
       </w:pPr>
     </w:lvl>
   </w:abstractNum>
-  <w:abstractNum w:abstractNumId="7" w15:restartNumberingAfterBreak="0">
+  <w:abstractNum w:abstractNumId="7">
     <w:nsid w:val="517C483D"/>
     <w:multiLevelType w:val="hybridMultilevel"/>
     <w:tmpl w:val="383E1912"/>
@@ -8340,7 +6219,7 @@
       </w:rPr>
     </w:lvl>
   </w:abstractNum>
-  <w:abstractNum w:abstractNumId="8" w15:restartNumberingAfterBreak="0">
+  <w:abstractNum w:abstractNumId="8">
     <w:nsid w:val="517E1140"/>
     <w:multiLevelType w:val="hybridMultilevel"/>
     <w:tmpl w:val="F32C71DE"/>
@@ -8453,7 +6332,7 @@
       </w:rPr>
     </w:lvl>
   </w:abstractNum>
-  <w:abstractNum w:abstractNumId="9" w15:restartNumberingAfterBreak="0">
+  <w:abstractNum w:abstractNumId="9">
     <w:nsid w:val="53A517C9"/>
     <w:multiLevelType w:val="hybridMultilevel"/>
     <w:tmpl w:val="84EE2A02"/>
@@ -8566,7 +6445,7 @@
       </w:rPr>
     </w:lvl>
   </w:abstractNum>
-  <w:abstractNum w:abstractNumId="10" w15:restartNumberingAfterBreak="0">
+  <w:abstractNum w:abstractNumId="10">
     <w:nsid w:val="597D60FB"/>
     <w:multiLevelType w:val="hybridMultilevel"/>
     <w:tmpl w:val="385CAF14"/>
@@ -8679,7 +6558,7 @@
       </w:rPr>
     </w:lvl>
   </w:abstractNum>
-  <w:abstractNum w:abstractNumId="11" w15:restartNumberingAfterBreak="0">
+  <w:abstractNum w:abstractNumId="11">
     <w:nsid w:val="5BD9707F"/>
     <w:multiLevelType w:val="hybridMultilevel"/>
     <w:tmpl w:val="12EC3138"/>
@@ -8792,7 +6671,7 @@
       </w:rPr>
     </w:lvl>
   </w:abstractNum>
-  <w:abstractNum w:abstractNumId="12" w15:restartNumberingAfterBreak="0">
+  <w:abstractNum w:abstractNumId="12">
     <w:nsid w:val="74646CD4"/>
     <w:multiLevelType w:val="hybridMultilevel"/>
     <w:tmpl w:val="C624F288"/>
@@ -8905,7 +6784,7 @@
       </w:rPr>
     </w:lvl>
   </w:abstractNum>
-  <w:abstractNum w:abstractNumId="13" w15:restartNumberingAfterBreak="0">
+  <w:abstractNum w:abstractNumId="13">
     <w:nsid w:val="7A014146"/>
     <w:multiLevelType w:val="hybridMultilevel"/>
     <w:tmpl w:val="CA6E5126"/>
@@ -9018,7 +6897,7 @@
       </w:rPr>
     </w:lvl>
   </w:abstractNum>
-  <w:abstractNum w:abstractNumId="14" w15:restartNumberingAfterBreak="0">
+  <w:abstractNum w:abstractNumId="14">
     <w:nsid w:val="7F5D64C2"/>
     <w:multiLevelType w:val="hybridMultilevel"/>
     <w:tmpl w:val="869EE0D4"/>
@@ -9131,59 +7010,59 @@
       </w:rPr>
     </w:lvl>
   </w:abstractNum>
-  <w:num w:numId="1" w16cid:durableId="959411867">
+  <w:num w:numId="1">
     <w:abstractNumId w:val="10"/>
   </w:num>
-  <w:num w:numId="2" w16cid:durableId="202056800">
+  <w:num w:numId="2">
     <w:abstractNumId w:val="1"/>
   </w:num>
-  <w:num w:numId="3" w16cid:durableId="1085684021">
+  <w:num w:numId="3">
     <w:abstractNumId w:val="12"/>
   </w:num>
-  <w:num w:numId="4" w16cid:durableId="711346451">
+  <w:num w:numId="4">
     <w:abstractNumId w:val="2"/>
   </w:num>
-  <w:num w:numId="5" w16cid:durableId="1287351355">
+  <w:num w:numId="5">
     <w:abstractNumId w:val="7"/>
   </w:num>
-  <w:num w:numId="6" w16cid:durableId="1149713333">
+  <w:num w:numId="6">
     <w:abstractNumId w:val="5"/>
   </w:num>
-  <w:num w:numId="7" w16cid:durableId="1385249673">
+  <w:num w:numId="7">
     <w:abstractNumId w:val="4"/>
   </w:num>
-  <w:num w:numId="8" w16cid:durableId="1092167015">
+  <w:num w:numId="8">
     <w:abstractNumId w:val="0"/>
   </w:num>
-  <w:num w:numId="9" w16cid:durableId="1934587943">
+  <w:num w:numId="9">
     <w:abstractNumId w:val="9"/>
   </w:num>
-  <w:num w:numId="10" w16cid:durableId="33817963">
+  <w:num w:numId="10">
     <w:abstractNumId w:val="13"/>
   </w:num>
-  <w:num w:numId="11" w16cid:durableId="1049959481">
+  <w:num w:numId="11">
     <w:abstractNumId w:val="11"/>
   </w:num>
-  <w:num w:numId="12" w16cid:durableId="1039009508">
+  <w:num w:numId="12">
     <w:abstractNumId w:val="11"/>
   </w:num>
-  <w:num w:numId="13" w16cid:durableId="330181197">
+  <w:num w:numId="13">
     <w:abstractNumId w:val="14"/>
   </w:num>
-  <w:num w:numId="14" w16cid:durableId="920483428">
+  <w:num w:numId="14">
     <w:abstractNumId w:val="3"/>
   </w:num>
-  <w:num w:numId="15" w16cid:durableId="1694724632">
+  <w:num w:numId="15">
     <w:abstractNumId w:val="8"/>
   </w:num>
-  <w:num w:numId="16" w16cid:durableId="566376313">
+  <w:num w:numId="16">
     <w:abstractNumId w:val="6"/>
   </w:num>
 </w:numbering>
 </file>
 
 <file path=word/styles.xml><?xml version="1.0" encoding="utf-8"?>
-<w:styles xmlns:mc="http://schemas.openxmlformats.org/markup-compatibility/2006" xmlns:r="http://schemas.openxmlformats.org/officeDocument/2006/relationships" xmlns:w="http://schemas.openxmlformats.org/wordprocessingml/2006/main" xmlns:w14="http://schemas.microsoft.com/office/word/2010/wordml" xmlns:w15="http://schemas.microsoft.com/office/word/2012/wordml" xmlns:w16cex="http://schemas.microsoft.com/office/word/2018/wordml/cex" xmlns:w16cid="http://schemas.microsoft.com/office/word/2016/wordml/cid" xmlns:w16="http://schemas.microsoft.com/office/word/2018/wordml" xmlns:w16du="http://schemas.microsoft.com/office/word/2023/wordml/word16du" xmlns:w16sdtdh="http://schemas.microsoft.com/office/word/2020/wordml/sdtdatahash" xmlns:w16sdtfl="http://schemas.microsoft.com/office/word/2024/wordml/sdtformatlock" xmlns:w16se="http://schemas.microsoft.com/office/word/2015/wordml/symex" mc:Ignorable="w14 w15 w16se w16cid w16 w16cex w16sdtdh w16sdtfl w16du">
+<w:styles xmlns:mc="http://schemas.openxmlformats.org/markup-compatibility/2006" xmlns:r="http://schemas.openxmlformats.org/officeDocument/2006/relationships" xmlns:w="http://schemas.openxmlformats.org/wordprocessingml/2006/main" xmlns:w14="http://schemas.microsoft.com/office/word/2010/wordml" xmlns:w15="http://schemas.microsoft.com/office/word/2012/wordml" mc:Ignorable="w14 w15">
   <w:docDefaults>
     <w:rPrDefault>
       <w:rPr>
@@ -9201,7 +7080,7 @@
       </w:pPr>
     </w:pPrDefault>
   </w:docDefaults>
-  <w:latentStyles w:defLockedState="0" w:defUIPriority="99" w:defSemiHidden="0" w:defUnhideWhenUsed="0" w:defQFormat="0" w:count="376">
+  <w:latentStyles w:defLockedState="0" w:defUIPriority="99" w:defSemiHidden="0" w:defUnhideWhenUsed="0" w:defQFormat="0" w:count="371">
     <w:lsdException w:name="Normal" w:uiPriority="0" w:qFormat="1"/>
     <w:lsdException w:name="heading 1" w:uiPriority="9" w:qFormat="1"/>
     <w:lsdException w:name="heading 2" w:semiHidden="1" w:uiPriority="9" w:unhideWhenUsed="1" w:qFormat="1"/>
@@ -9573,11 +7452,6 @@
     <w:lsdException w:name="List Table 5 Dark Accent 6" w:uiPriority="50"/>
     <w:lsdException w:name="List Table 6 Colorful Accent 6" w:uiPriority="51"/>
     <w:lsdException w:name="List Table 7 Colorful Accent 6" w:uiPriority="52"/>
-    <w:lsdException w:name="Mention" w:semiHidden="1" w:unhideWhenUsed="1"/>
-    <w:lsdException w:name="Smart Hyperlink" w:semiHidden="1" w:unhideWhenUsed="1"/>
-    <w:lsdException w:name="Hashtag" w:semiHidden="1" w:unhideWhenUsed="1"/>
-    <w:lsdException w:name="Unresolved Mention" w:semiHidden="1" w:unhideWhenUsed="1"/>
-    <w:lsdException w:name="Smart Link" w:semiHidden="1" w:unhideWhenUsed="1"/>
   </w:latentStyles>
   <w:style w:type="paragraph" w:default="1" w:styleId="Normal">
     <w:name w:val="Normal"/>
@@ -10155,7 +8029,7 @@
       <w:u w:val="single"/>
     </w:rPr>
   </w:style>
-  <w:style w:type="character" w:styleId="UnresolvedMention">
+  <w:style w:type="character" w:customStyle="1" w:styleId="UnresolvedMention">
     <w:name w:val="Unresolved Mention"/>
     <w:basedOn w:val="DefaultParagraphFont"/>
     <w:uiPriority w:val="99"/>
